--- a/docs/manuscript/Chloride_Fushe_Kuqe_Manuscript.docx
+++ b/docs/manuscript/Chloride_Fushe_Kuqe_Manuscript.docx
@@ -7023,7 +7023,7 @@
         <w:jc w:val="both"/>
       </w:pPr>
       <w:r>
-        <w:t xml:space="preserve">The chloride study is implemented twice. The MATLAB package (chloride_fk/matlab, 31 functions, base MATLAB only, written for R2026b) reads the workbook with readcell, runs the calibration, posterior, design and sections, and draws Figs. 1–8 with exportgraphics; fkcl_run_all reproduces everything and fkcl_selftest runs six checks (screen-average closed form, continuity of the Strack branches, the EIG closed form, the Henry ladder, the hydrochemical indices and agreement with the reference implementation). A Python implementation, written first, rendered the figures shown here. Given the same random draws, the two agree to a relative difference of 10⁻⁷ on 500 × 15 calibration summaries, and the MATLAB run reproduces the effective sample size (3249) and the posterior areas to the reported digits. The full MATLAB run takes about 4 min without the sections and 10–20 min with them; the decision modules were implemented in Python (experiments/ folder of the repository).</w:t>
+        <w:t xml:space="preserve">The chloride study is implemented twice. The MATLAB package (chloride_fk/matlab, 32 functions, base MATLAB only, written for R2026b) reads the workbook with readcell, runs the calibration, posterior, design and sections, and draws Figs. 1–8 with exportgraphics; fkcl_run_all reproduces everything and fkcl_selftest runs six checks (screen-average closed form, continuity of the Strack branches, the EIG closed form, the Henry ladder, the hydrochemical indices and agreement with the reference implementation). A Python implementation, written first, rendered the figures shown here. Given the same random draws, the two agree to a relative difference of 10⁻⁷ on 500 × 15 calibration summaries, and the MATLAB run reproduces the effective sample size (3249) and the posterior areas to the reported digits. The full MATLAB run takes about 4 min without the sections and 10–20 min with them; the decision modules were implemented in Python (experiments/ folder of the repository).</w:t>
       </w:r>
     </w:p>
     <w:p>
@@ -11933,7 +11933,7 @@
         <w:jc w:val="both"/>
       </w:pPr>
       <w:r>
-        <w:t xml:space="preserve">For threshold risk, a design built on the adjoint of the exceedance indicator reached 97–100 % of the optimal information on Henry's problem and 92–94 % on the companion field model (three wells), against 75–96 % for a design built for the salt mass and 23–36 % for one built for the intruded area. For tipping, the logger position that maximizes information on the recovery rate (1200 m from the coast, inside the range of the critical toe) predicts warning skill with ρ</w:t>
+        <w:t xml:space="preserve">For threshold risk, a design built on the adjoint of the exceedance indicator reached 97–100 % of the optimal information on Henry's problem and 92–94 % on the companion field model (three wells, full-margin sea boundary), against 75–96 % for a design built for the salt mass and 23–36 % for one built for the intruded area. Recomputed with the geolocated sea boundary, where the risk comes from pumping at the well field, recharge at three PRAG-MAR sites (5000 m³/d each) lowers the probability that one of two pumped supply wells is intruded from 0.56 to 0.06, close to the exact optimum (0.04); sites chosen for the intruded area reach 0.30, and the published sites, two of which lie in the southern plain without sea contact, 0.53 (Supplementary Section S7.2a and Fig. S1). For tipping, the logger position that maximizes information on the recovery rate (1200 m from the coast, inside the range of the critical toe) predicts warning skill with ρ</w:t>
       </w:r>
       <w:r>
         <w:rPr>
@@ -12135,7 +12135,7 @@
           <w:sz w:val="20"/>
           <w:szCs w:val="20"/>
         </w:rPr>
-        <w:t xml:space="preserve"> Decision modules: question, test and main result. All tests use models parameterized for Fushë-Kuqe with a known truth; full descriptions are in Supplementary Section S7.</w:t>
+        <w:t xml:space="preserve"> Decision modules: question, test and main result. All tests use models parameterized for Fushë-Kuqe with a known truth; full descriptions are in Supplementary Section S7. PRAG-GO used the companion model with its full-margin sea boundary; PRAG-MAR was recomputed with the geolocated boundary of Section 2.3.</w:t>
       </w:r>
     </w:p>
     <w:tbl>
@@ -12520,7 +12520,7 @@
                 <w:sz w:val="17"/>
                 <w:szCs w:val="17"/>
               </w:rPr>
-              <w:t xml:space="preserve">Companion field model</w:t>
+              <w:t xml:space="preserve">Companion physics with the geolocated sea boundary; two pumped wells of the Fushë-Kuqe field</w:t>
             </w:r>
           </w:p>
         </w:tc>
@@ -12552,7 +12552,7 @@
                 <w:sz w:val="17"/>
                 <w:szCs w:val="17"/>
               </w:rPr>
-              <w:t xml:space="preserve">P(well A or B intruded) falls from 0.79 to 0.04 with optimized recharge, against 0.62 with the published recharge sites.</w:t>
+              <w:t xml:space="preserve">P(A or B intruded) 0.56 → 0.06 with PRAG-MAR sites (exact optimum 0.04), against 0.30 for area-adjoint sites and 0.53 for the published sites (5000 m³/d per site).</w:t>
             </w:r>
           </w:p>
         </w:tc>
@@ -14243,7 +14243,7 @@
         <w:jc w:val="both"/>
       </w:pPr>
       <w:r>
-        <w:t xml:space="preserve">The geolocated shoreline refines the boundary of the companion study (Zeqiraj, 2026), which placed a seaward boundary along the whole western margin of the aquifer polygon. That choice was stated as an assumption, and it does not affect the methods of that paper (the discrete adjoint, the goal-oriented criterion and its closed form, the facies poolability), which are used again here. It does affect the site-specific design. Along the southern 29 km of the margin the aquifer meets the hills behind Lalëz Bay, not the sea, and the chloride maps show no intrusion there. Design recommendations of the companion study that rely on southern sea contact should be recomputed with the boundary of Section 2.3. The chloride goal of this paper places the information in the north-western coastal strip instead (Section 4.5). The general lesson is that a goal-oriented design inherits every boundary assumption of the model, and the boundary should be checked against independent geographic data before a design is recommended.</w:t>
+        <w:t xml:space="preserve">The geolocated shoreline refines the boundary of the companion study (Zeqiraj, 2026), which placed a seaward boundary along the whole western margin of the aquifer polygon. That choice was stated as an assumption, and it does not affect the methods of that paper (the discrete adjoint, the goal-oriented criterion and its closed form, the facies poolability), which are used again here. It does affect the site-specific design. Along the southern 29 km of the margin the aquifer meets the hills behind Lalëz Bay, not the sea, and the chloride maps show no intrusion there. Design recommendations of the companion study that rely on southern sea contact must be recomputed with the boundary of Section 2.3, and the recharge design shows why. With the full-margin boundary the companion model has an intruded area of 92.7 km² and supply wells at risk without any pumping. With the geolocated boundary and the same physics the intruded area is 10.1 km², confined to the northern coast, no well is at risk unless it is pumped, and two of the three published recharge sites lie in the southern plain, which has no sea contact. Recomputed for two pumped wells of the Fushë-Kuqe well field, PRAG-MAR still outperforms siting for the intruded area (Section 4.6), but its sites move to the well field and to inland cells up-gradient of it (Supplementary Fig. S1). The chloride goal of this paper places the information in the north-western coastal strip instead (Section 4.5). The general lesson is that a goal-oriented design inherits every boundary assumption of the model, and the boundary should be checked against independent geographic data before a design is recommended.</w:t>
       </w:r>
     </w:p>
     <w:p>
@@ -14643,7 +14643,7 @@
       <w:r>
         <w:t xml:space="preserve">The data workbook (aquifer polygon, well list, hydraulic conductivities, DRASTIC parameters and the compiled water chemistry) is the property of the Albanian Geological Survey and A. Beqiraj and is redistributed with their permission in the code repository; the water-chemistry data are published in Cenameri and Beqiraj (2016). The MATLAB and Python code, the derived inputs and all results are available at </w:t>
       </w:r>
-      <w:hyperlink w:history="1" r:id="rIdws40xapeglu1v9xbdwizj">
+      <w:hyperlink w:history="1" r:id="rId07kbvpjoh6rgehoxb1vlf">
         <w:r>
           <w:rPr>
             <w:color w:val="1D4ED8"/>
@@ -14747,7 +14747,7 @@
         </w:rPr>
         <w:t xml:space="preserve">Abarca, E., Carrera, J., Sánchez-Vila, X., Dentz, M., 2007. Anisotropic dispersive Henry problem. Adv. Water Resour. 30 (4), 913–926. </w:t>
       </w:r>
-      <w:hyperlink w:history="1" r:id="rIdgnqymvokvsdxridgygleb">
+      <w:hyperlink w:history="1" r:id="rIdzhbpbwd1tgaqqbhxzyr7s">
         <w:r>
           <w:rPr>
             <w:color w:val="1D4ED8"/>
@@ -14772,7 +14772,7 @@
         </w:rPr>
         <w:t xml:space="preserve">Alexanderian, A., 2021. Optimal experimental design for infinite-dimensional Bayesian inverse problems governed by PDEs: A review. Inverse Probl. 37 (4), 043001. </w:t>
       </w:r>
-      <w:hyperlink w:history="1" r:id="rIdr6bj_32ywc_6izr0ltos4">
+      <w:hyperlink w:history="1" r:id="rId2pz_glkmxm8m7d7retiyg">
         <w:r>
           <w:rPr>
             <w:color w:val="1D4ED8"/>
@@ -14811,7 +14811,7 @@
         </w:rPr>
         <w:t xml:space="preserve">Appelo, C.A.J., Postma, D., 2005. Geochemistry, Groundwater and Pollution, second ed. A.A. Balkema, Leiden. </w:t>
       </w:r>
-      <w:hyperlink w:history="1" r:id="rIdiludi0-ecxgw33d9r_-jg">
+      <w:hyperlink w:history="1" r:id="rIdikrjwcctqjd2ecpowxpgj">
         <w:r>
           <w:rPr>
             <w:color w:val="1D4ED8"/>
@@ -14836,7 +14836,7 @@
         </w:rPr>
         <w:t xml:space="preserve">Artegiani, A., Bregant, D., Paschini, E., Pinardi, N., Raicich, F., Russo, A., 1997. The Adriatic Sea general circulation. Part I: Air–sea interactions and water mass structure. J. Phys. Oceanogr. 27 (8), 1492–1514. </w:t>
       </w:r>
-      <w:hyperlink w:history="1" r:id="rIdhtqes4ky5r4s2yssujiud">
+      <w:hyperlink w:history="1" r:id="rIdgpbmrehoy-j6xtplabmbp">
         <w:r>
           <w:rPr>
             <w:color w:val="1D4ED8"/>
@@ -14861,7 +14861,7 @@
         </w:rPr>
         <w:t xml:space="preserve">Attia, A., Alexanderian, A., Saibaba, A.K., 2018. Goal-oriented optimal design of experiments for large-scale Bayesian linear inverse problems. Inverse Probl. 34 (9), 095009. </w:t>
       </w:r>
-      <w:hyperlink w:history="1" r:id="rIdhqlvea1j-wvlerx65cagw">
+      <w:hyperlink w:history="1" r:id="rIdyfoc7q8gmorj2mlvexfyg">
         <w:r>
           <w:rPr>
             <w:color w:val="1D4ED8"/>
@@ -14886,7 +14886,7 @@
         </w:rPr>
         <w:t xml:space="preserve">Ay, N., Polani, D., 2008. Information flows in causal networks. Adv. Complex Syst. 11 (1), 17–41. </w:t>
       </w:r>
-      <w:hyperlink w:history="1" r:id="rIdd02yvi8oy1gr_q2pgocnv">
+      <w:hyperlink w:history="1" r:id="rIdq6agewguvfnlfm6yzvxq4">
         <w:r>
           <w:rPr>
             <w:color w:val="1D4ED8"/>
@@ -14911,7 +14911,7 @@
         </w:rPr>
         <w:t xml:space="preserve">Bertschinger, N., Rauh, J., Olbrich, E., Jost, J., Ay, N., 2014. Quantifying unique information. Entropy 16 (4), 2161–2183. </w:t>
       </w:r>
-      <w:hyperlink w:history="1" r:id="rIdb3ldta5qlg9podrcqw1rm">
+      <w:hyperlink w:history="1" r:id="rIddasgsehhlerosgjqigme1">
         <w:r>
           <w:rPr>
             <w:color w:val="1D4ED8"/>
@@ -14936,7 +14936,7 @@
         </w:rPr>
         <w:t xml:space="preserve">Cenameri, S., Beqiraj, A., 2016. Assessment of seawater intrusion in Fushe Kuqe aquifer, Albania. Bull. Geol. Soc. Greece 50 (2), 665–670. </w:t>
       </w:r>
-      <w:hyperlink w:history="1" r:id="rIddwv794-tuyusm_xoynjwl">
+      <w:hyperlink w:history="1" r:id="rIdr-7lol8v7lvwssp7tmtgt">
         <w:r>
           <w:rPr>
             <w:color w:val="1D4ED8"/>
@@ -14961,7 +14961,7 @@
         </w:rPr>
         <w:t xml:space="preserve">Chaloner, K., Verdinelli, I., 1995. Bayesian experimental design: A review. Stat. Sci. 10 (3), 273–304. </w:t>
       </w:r>
-      <w:hyperlink w:history="1" r:id="rIdqu4gxw2mw70fmjt-oc6-q">
+      <w:hyperlink w:history="1" r:id="rIdfkshxmdkrp484sm90y1xi">
         <w:r>
           <w:rPr>
             <w:color w:val="1D4ED8"/>
@@ -14986,7 +14986,7 @@
         </w:rPr>
         <w:t xml:space="preserve">Custodio, E., 2010. Coastal aquifers of Europe: An overview. Hydrogeol. J. 18 (1), 269–280. </w:t>
       </w:r>
-      <w:hyperlink w:history="1" r:id="rIdudbdiyh0qsb1uuzag0chn">
+      <w:hyperlink w:history="1" r:id="rIdpwtxx-srcrvk-u4o__hzk">
         <w:r>
           <w:rPr>
             <w:color w:val="1D4ED8"/>
@@ -15053,7 +15053,7 @@
         </w:rPr>
         <w:t xml:space="preserve">Gelhar, L.W., Welty, C., Rehfeldt, K.R., 1992. A critical review of data on field-scale dispersion in aquifers. Water Resour. Res. 28 (7), 1955–1974. </w:t>
       </w:r>
-      <w:hyperlink w:history="1" r:id="rIdzrtyyzwh0v5lcdcly89dg">
+      <w:hyperlink w:history="1" r:id="rIdaa2posogtgpvcd7rzqnwf">
         <w:r>
           <w:rPr>
             <w:color w:val="1D4ED8"/>
@@ -15078,7 +15078,7 @@
         </w:rPr>
         <w:t xml:space="preserve">GLOBE Task Team and others (Hastings, D.A., Dunbar, P.K., Elphingstone, G.M., Bootz, M., Murakami, H., Maruyama, H., Masaharu, H., Holland, P., Payne, J., Bryant, N.A., Logan, T.L., Muller, J.-P., Schreier, G., MacDonald, J.S.), eds., 1999. The Global Land One-kilometer Base Elevation (GLOBE) Digital Elevation Model, Version 1.0. National Oceanic and Atmospheric Administration, National Geophysical Data Center, Boulder, Colorado. </w:t>
       </w:r>
-      <w:hyperlink w:history="1" r:id="rIdw7q1-lu1p4no_falowfjb">
+      <w:hyperlink w:history="1" r:id="rIda511jmobyyn8npy8gkjo0">
         <w:r>
           <w:rPr>
             <w:color w:val="1D4ED8"/>
@@ -15103,7 +15103,7 @@
         </w:rPr>
         <w:t xml:space="preserve">Grünwald, P., van Ommen, T., 2017. Inconsistency of Bayesian inference for misspecified linear models, and a proposal for repairing it. Bayesian Anal. 12 (4), 1069–1103. </w:t>
       </w:r>
-      <w:hyperlink w:history="1" r:id="rId13pzmizoh5bvzqgw1kbfr">
+      <w:hyperlink w:history="1" r:id="rIdtyupnqzumv6d80rc25jgm">
         <w:r>
           <w:rPr>
             <w:color w:val="1D4ED8"/>
@@ -15128,7 +15128,7 @@
         </w:rPr>
         <w:t xml:space="preserve">Hänggi, P., Talkner, P., Borkovec, M., 1990. Reaction-rate theory: Fifty years after Kramers. Rev. Mod. Phys. 62 (2), 251–341. </w:t>
       </w:r>
-      <w:hyperlink w:history="1" r:id="rIdxiph1t6rqhxbjnxqpsjuy">
+      <w:hyperlink w:history="1" r:id="rIdaldz5jwdg7074zamua-h2">
         <w:r>
           <w:rPr>
             <w:color w:val="1D4ED8"/>
@@ -15167,7 +15167,7 @@
         </w:rPr>
         <w:t xml:space="preserve">Huan, X., Jagalur, J., Marzouk, Y., 2024. Optimal experimental design: Formulations and computations. Acta Numer. 33, 715–840. </w:t>
       </w:r>
-      <w:hyperlink w:history="1" r:id="rId7x-ve7mhdib8jvzlqbh-p">
+      <w:hyperlink w:history="1" r:id="rId12ojoqbzfjzcam-2xksbz">
         <w:r>
           <w:rPr>
             <w:color w:val="1D4ED8"/>
@@ -15192,7 +15192,7 @@
         </w:rPr>
         <w:t xml:space="preserve">Ketabchi, H., Mahmoodzadeh, D., Ataie-Ashtiani, B., Simmons, C.T., 2016. Sea-level rise impacts on seawater intrusion in coastal aquifers: Review and integration. J. Hydrol. 535, 235–255. </w:t>
       </w:r>
-      <w:hyperlink w:history="1" r:id="rIdj1hw2_zszvqllk6oz4wdm">
+      <w:hyperlink w:history="1" r:id="rIdyrecafbsu5ezstajqppsl">
         <w:r>
           <w:rPr>
             <w:color w:val="1D4ED8"/>
@@ -15217,7 +15217,7 @@
         </w:rPr>
         <w:t xml:space="preserve">Kooi, H., Groen, J., Leijnse, A., 2000. Modes of seawater intrusion during transgressions. Water Resour. Res. 36 (12), 3581–3589. </w:t>
       </w:r>
-      <w:hyperlink w:history="1" r:id="rIdffjjjgggsyxenfx5a_61o">
+      <w:hyperlink w:history="1" r:id="rIdi_qdxio6w4o8yzytegrcz">
         <w:r>
           <w:rPr>
             <w:color w:val="1D4ED8"/>
@@ -15242,7 +15242,7 @@
         </w:rPr>
         <w:t xml:space="preserve">Kramers, H.A., 1940. Brownian motion in a field of force and the diffusion model of chemical reactions. Physica 7 (4), 284–304. </w:t>
       </w:r>
-      <w:hyperlink w:history="1" r:id="rId4q2_ntv1vzqbmemzdlbac">
+      <w:hyperlink w:history="1" r:id="rId8n0gscjqtajfqrqifzul5">
         <w:r>
           <w:rPr>
             <w:color w:val="1D4ED8"/>
@@ -15267,7 +15267,7 @@
         </w:rPr>
         <w:t xml:space="preserve">Kumanova, X., Marku, S., Fröjdö, S., Jacks, G., 2014. Recharge and sustainability of a coastal aquifer in northern Albania. Hydrogeol. J. 22, 883–892. </w:t>
       </w:r>
-      <w:hyperlink w:history="1" r:id="rIdtdj0wbkc_htru6nlbuozo">
+      <w:hyperlink w:history="1" r:id="rIdsycbpvcura-z1pbgiwdsm">
         <w:r>
           <w:rPr>
             <w:color w:val="1D4ED8"/>
@@ -15292,7 +15292,7 @@
         </w:rPr>
         <w:t xml:space="preserve">Lal, A., Datta, B., 2019. Application of monitoring network design and feedback information for adaptive management of coastal groundwater resources. Int. J. Environ. Res. Public Health 16 (22), 4365. </w:t>
       </w:r>
-      <w:hyperlink w:history="1" r:id="rIdflm5c9yr5xfz-bct0qwed">
+      <w:hyperlink w:history="1" r:id="rIduyuuuqr-lvxv_t6ryqbww">
         <w:r>
           <w:rPr>
             <w:color w:val="1D4ED8"/>
@@ -15317,7 +15317,7 @@
         </w:rPr>
         <w:t xml:space="preserve">Lindley, D.V., 1956. On a measure of the information provided by an experiment. Ann. Math. Stat. 27 (4), 986–1005. </w:t>
       </w:r>
-      <w:hyperlink w:history="1" r:id="rIdb5xbfle9-5xvewxeemrkv">
+      <w:hyperlink w:history="1" r:id="rIdyb_tck1avtzv_9keknqwp">
         <w:r>
           <w:rPr>
             <w:color w:val="1D4ED8"/>
@@ -15342,7 +15342,7 @@
         </w:rPr>
         <w:t xml:space="preserve">Lu, C., Werner, A.D., 2013. Timescales of seawater intrusion and retreat. Adv. Water Resour. 59, 39–51. </w:t>
       </w:r>
-      <w:hyperlink w:history="1" r:id="rId_zfu5ktk-snpe9n5uco4g">
+      <w:hyperlink w:history="1" r:id="rIdzealwm069kicgzrzyhzgu">
         <w:r>
           <w:rPr>
             <w:color w:val="1D4ED8"/>
@@ -15367,7 +15367,7 @@
         </w:rPr>
         <w:t xml:space="preserve">Mantoglou, A., 2003. Pumping management of coastal aquifers using analytical models of saltwater intrusion. Water Resour. Res. 39 (12), 1335. </w:t>
       </w:r>
-      <w:hyperlink w:history="1" r:id="rIdhzy6n8qejc3cqhyrdb0ga">
+      <w:hyperlink w:history="1" r:id="rId_e3v57qtaqgisjybfi4eb">
         <w:r>
           <w:rPr>
             <w:color w:val="1D4ED8"/>
@@ -15406,7 +15406,7 @@
         </w:rPr>
         <w:t xml:space="preserve">Millero, F.J., Feistel, R., Wright, D.G., McDougall, T.J., 2008. The composition of Standard Seawater and the definition of the Reference-Composition Salinity Scale. Deep Sea Res. Part I Oceanogr. Res. Pap. 55 (1), 50–72. </w:t>
       </w:r>
-      <w:hyperlink w:history="1" r:id="rIdgn2piyepgnbg7iyojj0t_">
+      <w:hyperlink w:history="1" r:id="rIduhsczegmmucalse_pc8mp">
         <w:r>
           <w:rPr>
             <w:color w:val="1D4ED8"/>
@@ -15431,7 +15431,7 @@
         </w:rPr>
         <w:t xml:space="preserve">Neuberger, J.N., Alexanderian, A., van Bloemen Waanders, B., 2025. Goal oriented optimal design of infinite-dimensional Bayesian inverse problems using quadratic approximations. J. Sci. Comput. 105 (2), 55. </w:t>
       </w:r>
-      <w:hyperlink w:history="1" r:id="rIdfcgubhm2trlumxffarxci">
+      <w:hyperlink w:history="1" r:id="rId9rk5fid7fuwv0jmk_sqwi">
         <w:r>
           <w:rPr>
             <w:color w:val="1D4ED8"/>
@@ -15456,7 +15456,7 @@
         </w:rPr>
         <w:t xml:space="preserve">Pearl, J., 2009. Causality: Models, Reasoning, and Inference, second ed. Cambridge University Press, Cambridge. </w:t>
       </w:r>
-      <w:hyperlink w:history="1" r:id="rIdwx3ms73wdz0seqpzamfgp">
+      <w:hyperlink w:history="1" r:id="rIdfcucin6k3k59txeiqgejy">
         <w:r>
           <w:rPr>
             <w:color w:val="1D4ED8"/>
@@ -15481,7 +15481,7 @@
         </w:rPr>
         <w:t xml:space="preserve">Pool, M., Carrera, J., 2011. A correction factor to account for mixing in Ghyben-Herzberg and critical pumping rate approximations of seawater intrusion in coastal aquifers. Water Resour. Res. 47 (5), W05506. </w:t>
       </w:r>
-      <w:hyperlink w:history="1" r:id="rIdttyt_4knujcbqgdaft3zm">
+      <w:hyperlink w:history="1" r:id="rId1ajcckvzm0vh5b1kfmv6r">
         <w:r>
           <w:rPr>
             <w:color w:val="1D4ED8"/>
@@ -15506,7 +15506,7 @@
         </w:rPr>
         <w:t xml:space="preserve">Rainforth, T., Foster, A., Ivanova, D.R., Bickford Smith, F., 2024. Modern Bayesian experimental design. Stat. Sci. 39 (1), 100–114. </w:t>
       </w:r>
-      <w:hyperlink w:history="1" r:id="rIdndcpcxbfrb8jdx00hnxno">
+      <w:hyperlink w:history="1" r:id="rId08gwp5396dck4cmsz7p2e">
         <w:r>
           <w:rPr>
             <w:color w:val="1D4ED8"/>
@@ -15531,7 +15531,7 @@
         </w:rPr>
         <w:t xml:space="preserve">Revelle, R., 1941. Criteria for recognition of the sea water in ground-waters. Trans. Am. Geophys. Union 22 (3), 593–597. </w:t>
       </w:r>
-      <w:hyperlink w:history="1" r:id="rIddsjwblguikl2pvapjroo4">
+      <w:hyperlink w:history="1" r:id="rIdbfjdrn2c2gvwwbh7ndbmn">
         <w:r>
           <w:rPr>
             <w:color w:val="1D4ED8"/>
@@ -15556,7 +15556,7 @@
         </w:rPr>
         <w:t xml:space="preserve">Robins, J.M., Hernán, M.A., Brumback, B., 2000. Marginal structural models and causal inference in epidemiology. Epidemiology 11 (5), 550–560. </w:t>
       </w:r>
-      <w:hyperlink w:history="1" r:id="rIdju6yn5ldc5unc8566biuf">
+      <w:hyperlink w:history="1" r:id="rIdvg3pexfa96msabydbirig">
         <w:r>
           <w:rPr>
             <w:color w:val="1D4ED8"/>
@@ -15581,7 +15581,7 @@
         </w:rPr>
         <w:t xml:space="preserve">Rytgaard, H.C., Gerds, T.A., van der Laan, M.J., 2022. Continuous-time targeted minimum loss-based estimation of intervention-specific mean outcomes. Ann. Stat. 50 (5), 2469–2491. </w:t>
       </w:r>
-      <w:hyperlink w:history="1" r:id="rIdcwfx5q5tsthgcqjk8nk-d">
+      <w:hyperlink w:history="1" r:id="rIdiobpdc3rrgipniopaxlge">
         <w:r>
           <w:rPr>
             <w:color w:val="1D4ED8"/>
@@ -15606,7 +15606,7 @@
         </w:rPr>
         <w:t xml:space="preserve">Scheffer, M., Bascompte, J., Brock, W.A., Brovkin, V., Carpenter, S.R., Dakos, V., Held, H., van Nes, E.H., Rietkerk, M., Sugihara, G., 2009. Early-warning signals for critical transitions. Nature 461 (7260), 53–59. </w:t>
       </w:r>
-      <w:hyperlink w:history="1" r:id="rIdzpxwozvid6g4j1subfqi0">
+      <w:hyperlink w:history="1" r:id="rIdbqtmfp9zmjcnn8dkbccjb">
         <w:r>
           <w:rPr>
             <w:color w:val="1D4ED8"/>
@@ -15631,7 +15631,7 @@
         </w:rPr>
         <w:t xml:space="preserve">Schreiber, T., 2000. Measuring information transfer. Phys. Rev. Lett. 85 (2), 461–464. </w:t>
       </w:r>
-      <w:hyperlink w:history="1" r:id="rIdvzw5ckjoxbv2etynt2qbx">
+      <w:hyperlink w:history="1" r:id="rIdjvzvxxlpgdfxzcledg1rn">
         <w:r>
           <w:rPr>
             <w:color w:val="1D4ED8"/>
@@ -15656,7 +15656,7 @@
         </w:rPr>
         <w:t xml:space="preserve">Sreekanth, J., Datta, B., 2010. Multi-objective management of saltwater intrusion in coastal aquifers using genetic programming and modular neural network based surrogate models. J. Hydrol. 393 (3–4), 245–256. </w:t>
       </w:r>
-      <w:hyperlink w:history="1" r:id="rIdvigilfb9lsgfqwa9gpzsq">
+      <w:hyperlink w:history="1" r:id="rIdjrxhuhsoy-6xbstarsssq">
         <w:r>
           <w:rPr>
             <w:color w:val="1D4ED8"/>
@@ -15681,7 +15681,7 @@
         </w:rPr>
         <w:t xml:space="preserve">Strack, O.D.L., 1976. A single-potential solution for regional interface problems in coastal aquifers. Water Resour. Res. 12 (6), 1165–1174. </w:t>
       </w:r>
-      <w:hyperlink w:history="1" r:id="rIdmivxrg4lqoamwva9aphif">
+      <w:hyperlink w:history="1" r:id="rIdxt90wr0oozukowp3awohh">
         <w:r>
           <w:rPr>
             <w:color w:val="1D4ED8"/>
@@ -15720,7 +15720,7 @@
         </w:rPr>
         <w:t xml:space="preserve">Syring, N., Martin, R., 2019. Calibrating general posterior credible regions. Biometrika 106 (2), 479–486. </w:t>
       </w:r>
-      <w:hyperlink w:history="1" r:id="rIdgxiihktl6gcpr0bf-6rhv">
+      <w:hyperlink w:history="1" r:id="rIdxkljtd3ef4rq7-mwmwzfu">
         <w:r>
           <w:rPr>
             <w:color w:val="1D4ED8"/>
@@ -15745,7 +15745,7 @@
         </w:rPr>
         <w:t xml:space="preserve">Tian, J., Pearl, J., 2000. Probabilities of causation: Bounds and identification. Ann. Math. Artif. Intell. 28, 287–313. </w:t>
       </w:r>
-      <w:hyperlink w:history="1" r:id="rIdvf7d2itt3k5iyixde8auy">
+      <w:hyperlink w:history="1" r:id="rIdpaczqdrgmaafqqagolipl">
         <w:r>
           <w:rPr>
             <w:color w:val="1D4ED8"/>
@@ -15770,7 +15770,7 @@
         </w:rPr>
         <w:t xml:space="preserve">van der Laan, M.J., Rose, S., 2011. Targeted Learning: Causal Inference for Observational and Experimental Data. Springer, New York. </w:t>
       </w:r>
-      <w:hyperlink w:history="1" r:id="rId2gkyfvsjvgsf5u7c0gkyd">
+      <w:hyperlink w:history="1" r:id="rIdpwlbmsgyplvsq5xwu-y_j">
         <w:r>
           <w:rPr>
             <w:color w:val="1D4ED8"/>
@@ -15795,7 +15795,7 @@
         </w:rPr>
         <w:t xml:space="preserve">Werner, A.D., Bakker, M., Post, V.E.A., Vandenbohede, A., Lu, C., Ataie-Ashtiani, B., Simmons, C.T., Barry, D.A., 2013. Seawater intrusion processes, investigation and management: Recent advances and future challenges. Adv. Water Resour. 51, 3–26. </w:t>
       </w:r>
-      <w:hyperlink w:history="1" r:id="rIdgsz6mm6rvgrczij4_raob">
+      <w:hyperlink w:history="1" r:id="rIdra48drkghrfiswox0xavo">
         <w:r>
           <w:rPr>
             <w:color w:val="1D4ED8"/>
@@ -15820,7 +15820,7 @@
         </w:rPr>
         <w:t xml:space="preserve">Williams, P.L., Beer, R.D., 2010. Nonnegative decomposition of multivariate information. arXiv preprint arXiv:1004.2515. </w:t>
       </w:r>
-      <w:hyperlink w:history="1" r:id="rIdzavwtxnusgdgogosjmyho">
+      <w:hyperlink w:history="1" r:id="rIdzavvordkvrbgdpoez7i6x">
         <w:r>
           <w:rPr>
             <w:color w:val="1D4ED8"/>
@@ -15859,7 +15859,7 @@
         </w:rPr>
         <w:t xml:space="preserve">Zeqiraj, D., 2026. Goal-oriented Bayesian experimental design for variable-density seawater intrusion: Adjoint expected information gain for joint monitoring and managed-aquifer-recharge placement. J. Hydrol. 680, 136559. </w:t>
       </w:r>
-      <w:hyperlink w:history="1" r:id="rIdjxfkupzisirmaxi4rd_x5">
+      <w:hyperlink w:history="1" r:id="rId3hrulfv0pwgydwsv78tlo">
         <w:r>
           <w:rPr>
             <w:color w:val="1D4ED8"/>

--- a/docs/manuscript/Chloride_Fushe_Kuqe_Manuscript.docx
+++ b/docs/manuscript/Chloride_Fushe_Kuqe_Manuscript.docx
@@ -6757,7 +6757,7 @@
         <w:t xml:space="preserve">c</w:t>
       </w:r>
       <w:r>
-        <w:t xml:space="preserve"> = 3651 m³/d, driven where needed by recharge fluctuations modelled as an Ornstein–Uhlenbeck process with correlation time 0.5 yr; the threshold-risk design also used the Henry problem and the companion field model, and the information-flow modules a simulated field of 200 000 wells operated over 10 years. The central quantity of each module is stated below; Table 5 gives the test results and the Supplementary Material the models, the experiments and the full results.</w:t>
+        <w:t xml:space="preserve"> = 3651 m³/d, driven where needed by recharge fluctuations modelled as an Ornstein–Uhlenbeck process with correlation time 0.5 yr; the threshold-risk design also used the Henry problem and the companion field model with the geolocated sea boundary, and the information-flow modules a simulated field of 200 000 wells operated over 10 years. The central quantity of each module is stated below; Table 5 gives the test results and the Supplementary Material the models, the experiments and the full results.</w:t>
       </w:r>
     </w:p>
     <w:p>
@@ -11933,7 +11933,7 @@
         <w:jc w:val="both"/>
       </w:pPr>
       <w:r>
-        <w:t xml:space="preserve">For threshold risk, a design built on the adjoint of the exceedance indicator reached 97–100 % of the optimal information on Henry's problem and 92–94 % on the companion field model (three wells, full-margin sea boundary), against 75–96 % for a design built for the salt mass and 23–36 % for one built for the intruded area. Recomputed with the geolocated sea boundary, where the risk comes from pumping at the well field, recharge at three PRAG-MAR sites (5000 m³/d each) lowers the probability that one of two pumped supply wells is intruded from 0.56 to 0.06, close to the exact optimum (0.04); sites chosen for the intruded area reach 0.30, and the published sites, two of which lie in the southern plain without sea contact, 0.53 (Supplementary Section S7.2a and Fig. S1). For tipping, the logger position that maximizes information on the recovery rate (1200 m from the coast, inside the range of the critical toe) predicts warning skill with ρ</w:t>
+        <w:t xml:space="preserve">For threshold risk, a design built on the adjoint of the exceedance indicator reached 97–100 % of the optimal information on Henry's problem, against 75–96 % for a design built for the salt mass. On the field model with the geolocated sea boundary, where the risk comes from pumping two wells of the Fushë-Kuqe field, the three-well design for the supply-well risk reaches 100 % of the optimal information about the risk, whereas the design built for the intruded area, as in the published pipeline, reaches 52–74 % (100 % against 48–69 % with five wells; Supplementary Section S7.2b and Fig. S2). Recomputed with the geolocated sea boundary, where the risk comes from pumping at the well field, recharge at three PRAG-MAR sites (5000 m³/d each) lowers the probability that one of two pumped supply wells is intruded from 0.56 to 0.06, close to the exact optimum (0.04); sites chosen for the intruded area reach 0.30, and the published sites, two of which lie in the southern plain without sea contact, 0.53 (Supplementary Section S7.2a and Fig. S1). For tipping, the logger position that maximizes information on the recovery rate (1200 m from the coast, inside the range of the critical toe) predicts warning skill with ρ</w:t>
       </w:r>
       <w:r>
         <w:rPr>
@@ -12135,7 +12135,7 @@
           <w:sz w:val="20"/>
           <w:szCs w:val="20"/>
         </w:rPr>
-        <w:t xml:space="preserve"> Decision modules: question, test and main result. All tests use models parameterized for Fushë-Kuqe with a known truth; full descriptions are in Supplementary Section S7. PRAG-GO used the companion model with its full-margin sea boundary; PRAG-MAR was recomputed with the geolocated boundary of Section 2.3.</w:t>
+        <w:t xml:space="preserve"> Decision modules: question, test and main result. All tests use models parameterized for Fushë-Kuqe with a known truth; full descriptions are in Supplementary Section S7. The field tests of PRAG-GO and PRAG-MAR use the companion model with the geolocated sea boundary of Section 2.3.</w:t>
       </w:r>
     </w:p>
     <w:tbl>
@@ -12387,7 +12387,7 @@
                 <w:sz w:val="17"/>
                 <w:szCs w:val="17"/>
               </w:rPr>
-              <w:t xml:space="preserve">Henry problem; companion field model</w:t>
+              <w:t xml:space="preserve">Henry problem; companion physics with the geolocated sea boundary, two pumped supply wells</w:t>
             </w:r>
           </w:p>
         </w:tc>
@@ -12419,7 +12419,7 @@
                 <w:sz w:val="17"/>
                 <w:szCs w:val="17"/>
               </w:rPr>
-              <w:t xml:space="preserve">Threshold-goal design reaches 97–100 % (Henry) and 92–94 % (field, three wells) of the optimal EIG; salt-mass (Henry) and area (field) designs reach 75–96 % and 23–36 %.</w:t>
+              <w:t xml:space="preserve">Threshold-goal design reaches 97–100 % (Henry) and 100 % (field, three wells; 100 % with five) of the optimal EIG; salt-mass (Henry) and intruded-area (field) designs reach 75–96 % and 52–74 % (48–69 % with five).</w:t>
             </w:r>
           </w:p>
         </w:tc>
@@ -14243,7 +14243,7 @@
         <w:jc w:val="both"/>
       </w:pPr>
       <w:r>
-        <w:t xml:space="preserve">The geolocated shoreline refines the boundary of the companion study (Zeqiraj, 2026), which placed a seaward boundary along the whole western margin of the aquifer polygon. That choice was stated as an assumption, and it does not affect the methods of that paper (the discrete adjoint, the goal-oriented criterion and its closed form, the facies poolability), which are used again here. It does affect the site-specific design. Along the southern 29 km of the margin the aquifer meets the hills behind Lalëz Bay, not the sea, and the chloride maps show no intrusion there. Design recommendations of the companion study that rely on southern sea contact must be recomputed with the boundary of Section 2.3, and the recharge design shows why. With the full-margin boundary the companion model has an intruded area of 92.7 km² and supply wells at risk without any pumping. With the geolocated boundary and the same physics the intruded area is 10.1 km², confined to the northern coast, no well is at risk unless it is pumped, and two of the three published recharge sites lie in the southern plain, which has no sea contact. Recomputed for two pumped wells of the Fushë-Kuqe well field, PRAG-MAR still outperforms siting for the intruded area (Section 4.6), but its sites move to the well field and to inland cells up-gradient of it (Supplementary Fig. S1). The chloride goal of this paper places the information in the north-western coastal strip instead (Section 4.5). The general lesson is that a goal-oriented design inherits every boundary assumption of the model, and the boundary should be checked against independent geographic data before a design is recommended.</w:t>
+        <w:t xml:space="preserve">The geolocated shoreline refines the boundary of the companion study (Zeqiraj, 2026), which placed a seaward boundary along the whole western margin of the aquifer polygon. That choice was stated as an assumption, and it does not affect the methods of that paper (the discrete adjoint, the goal-oriented criterion and its closed form, the facies poolability), which are used again here. It does affect the site-specific design. Along the southern 29 km of the margin the aquifer meets the hills behind Lalëz Bay, not the sea, and the chloride maps show no intrusion there. Design recommendations of the companion study that rely on southern sea contact must be recomputed with the boundary of Section 2.3, and the recharge design shows why. With the full-margin boundary the companion model has an intruded area of 92.7 km² and supply wells at risk without any pumping. With the geolocated boundary and the same physics the intruded area is 10.1 km², confined to the northern coast, no well is at risk unless it is pumped, and two of the three published recharge sites lie in the southern plain, which has no sea contact. Recomputed for two pumped wells of the Fushë-Kuqe well field, the threshold-risk designs keep their advantage over designs for the intruded area, for monitoring as for recharge (Section 4.6), but their wells and sites move to the well field and to inland cells up-gradient of it (Supplementary Figs. S1 and S2). The chloride goal of this paper places the information in the north-western coastal strip instead (Section 4.5). The general lesson is that a goal-oriented design inherits every boundary assumption of the model, and the boundary should be checked against independent geographic data before a design is recommended.</w:t>
       </w:r>
     </w:p>
     <w:p>
@@ -14643,7 +14643,7 @@
       <w:r>
         <w:t xml:space="preserve">The data workbook (aquifer polygon, well list, hydraulic conductivities, DRASTIC parameters and the compiled water chemistry) is the property of the Albanian Geological Survey and A. Beqiraj and is redistributed with their permission in the code repository; the water-chemistry data are published in Cenameri and Beqiraj (2016). The MATLAB and Python code, the derived inputs and all results are available at </w:t>
       </w:r>
-      <w:hyperlink w:history="1" r:id="rId07kbvpjoh6rgehoxb1vlf">
+      <w:hyperlink w:history="1" r:id="rId5lusyreoxm75-3wneawam">
         <w:r>
           <w:rPr>
             <w:color w:val="1D4ED8"/>
@@ -14747,7 +14747,7 @@
         </w:rPr>
         <w:t xml:space="preserve">Abarca, E., Carrera, J., Sánchez-Vila, X., Dentz, M., 2007. Anisotropic dispersive Henry problem. Adv. Water Resour. 30 (4), 913–926. </w:t>
       </w:r>
-      <w:hyperlink w:history="1" r:id="rIdzhbpbwd1tgaqqbhxzyr7s">
+      <w:hyperlink w:history="1" r:id="rIdhlbpo6hnm1oc8ykmpnhy8">
         <w:r>
           <w:rPr>
             <w:color w:val="1D4ED8"/>
@@ -14772,7 +14772,7 @@
         </w:rPr>
         <w:t xml:space="preserve">Alexanderian, A., 2021. Optimal experimental design for infinite-dimensional Bayesian inverse problems governed by PDEs: A review. Inverse Probl. 37 (4), 043001. </w:t>
       </w:r>
-      <w:hyperlink w:history="1" r:id="rId2pz_glkmxm8m7d7retiyg">
+      <w:hyperlink w:history="1" r:id="rIdtsqxkhuea7-no0pndvkkq">
         <w:r>
           <w:rPr>
             <w:color w:val="1D4ED8"/>
@@ -14811,7 +14811,7 @@
         </w:rPr>
         <w:t xml:space="preserve">Appelo, C.A.J., Postma, D., 2005. Geochemistry, Groundwater and Pollution, second ed. A.A. Balkema, Leiden. </w:t>
       </w:r>
-      <w:hyperlink w:history="1" r:id="rIdikrjwcctqjd2ecpowxpgj">
+      <w:hyperlink w:history="1" r:id="rIdnfiui5yvwxmy2tfbygylv">
         <w:r>
           <w:rPr>
             <w:color w:val="1D4ED8"/>
@@ -14836,7 +14836,7 @@
         </w:rPr>
         <w:t xml:space="preserve">Artegiani, A., Bregant, D., Paschini, E., Pinardi, N., Raicich, F., Russo, A., 1997. The Adriatic Sea general circulation. Part I: Air–sea interactions and water mass structure. J. Phys. Oceanogr. 27 (8), 1492–1514. </w:t>
       </w:r>
-      <w:hyperlink w:history="1" r:id="rIdgpbmrehoy-j6xtplabmbp">
+      <w:hyperlink w:history="1" r:id="rIdrvnf54n4ecbnmsmc6jz3u">
         <w:r>
           <w:rPr>
             <w:color w:val="1D4ED8"/>
@@ -14861,7 +14861,7 @@
         </w:rPr>
         <w:t xml:space="preserve">Attia, A., Alexanderian, A., Saibaba, A.K., 2018. Goal-oriented optimal design of experiments for large-scale Bayesian linear inverse problems. Inverse Probl. 34 (9), 095009. </w:t>
       </w:r>
-      <w:hyperlink w:history="1" r:id="rIdyfoc7q8gmorj2mlvexfyg">
+      <w:hyperlink w:history="1" r:id="rIdffjdddl4nzmdzkigmqe3i">
         <w:r>
           <w:rPr>
             <w:color w:val="1D4ED8"/>
@@ -14886,7 +14886,7 @@
         </w:rPr>
         <w:t xml:space="preserve">Ay, N., Polani, D., 2008. Information flows in causal networks. Adv. Complex Syst. 11 (1), 17–41. </w:t>
       </w:r>
-      <w:hyperlink w:history="1" r:id="rIdq6agewguvfnlfm6yzvxq4">
+      <w:hyperlink w:history="1" r:id="rId58qfpy3j1squvygkri_im">
         <w:r>
           <w:rPr>
             <w:color w:val="1D4ED8"/>
@@ -14911,7 +14911,7 @@
         </w:rPr>
         <w:t xml:space="preserve">Bertschinger, N., Rauh, J., Olbrich, E., Jost, J., Ay, N., 2014. Quantifying unique information. Entropy 16 (4), 2161–2183. </w:t>
       </w:r>
-      <w:hyperlink w:history="1" r:id="rIddasgsehhlerosgjqigme1">
+      <w:hyperlink w:history="1" r:id="rId9s3c9pd0jnaknonho9a0z">
         <w:r>
           <w:rPr>
             <w:color w:val="1D4ED8"/>
@@ -14936,7 +14936,7 @@
         </w:rPr>
         <w:t xml:space="preserve">Cenameri, S., Beqiraj, A., 2016. Assessment of seawater intrusion in Fushe Kuqe aquifer, Albania. Bull. Geol. Soc. Greece 50 (2), 665–670. </w:t>
       </w:r>
-      <w:hyperlink w:history="1" r:id="rIdr-7lol8v7lvwssp7tmtgt">
+      <w:hyperlink w:history="1" r:id="rIdr5vhowf6nslhq5eit0qgq">
         <w:r>
           <w:rPr>
             <w:color w:val="1D4ED8"/>
@@ -14961,7 +14961,7 @@
         </w:rPr>
         <w:t xml:space="preserve">Chaloner, K., Verdinelli, I., 1995. Bayesian experimental design: A review. Stat. Sci. 10 (3), 273–304. </w:t>
       </w:r>
-      <w:hyperlink w:history="1" r:id="rIdfkshxmdkrp484sm90y1xi">
+      <w:hyperlink w:history="1" r:id="rIdvckghy4qhax_njkiiah3e">
         <w:r>
           <w:rPr>
             <w:color w:val="1D4ED8"/>
@@ -14986,7 +14986,7 @@
         </w:rPr>
         <w:t xml:space="preserve">Custodio, E., 2010. Coastal aquifers of Europe: An overview. Hydrogeol. J. 18 (1), 269–280. </w:t>
       </w:r>
-      <w:hyperlink w:history="1" r:id="rIdpwtxx-srcrvk-u4o__hzk">
+      <w:hyperlink w:history="1" r:id="rIdtd_lwrbpllcrfzzjhdhzi">
         <w:r>
           <w:rPr>
             <w:color w:val="1D4ED8"/>
@@ -15053,7 +15053,7 @@
         </w:rPr>
         <w:t xml:space="preserve">Gelhar, L.W., Welty, C., Rehfeldt, K.R., 1992. A critical review of data on field-scale dispersion in aquifers. Water Resour. Res. 28 (7), 1955–1974. </w:t>
       </w:r>
-      <w:hyperlink w:history="1" r:id="rIdaa2posogtgpvcd7rzqnwf">
+      <w:hyperlink w:history="1" r:id="rIdy-kelwv-i_zv9huyfuakj">
         <w:r>
           <w:rPr>
             <w:color w:val="1D4ED8"/>
@@ -15078,7 +15078,7 @@
         </w:rPr>
         <w:t xml:space="preserve">GLOBE Task Team and others (Hastings, D.A., Dunbar, P.K., Elphingstone, G.M., Bootz, M., Murakami, H., Maruyama, H., Masaharu, H., Holland, P., Payne, J., Bryant, N.A., Logan, T.L., Muller, J.-P., Schreier, G., MacDonald, J.S.), eds., 1999. The Global Land One-kilometer Base Elevation (GLOBE) Digital Elevation Model, Version 1.0. National Oceanic and Atmospheric Administration, National Geophysical Data Center, Boulder, Colorado. </w:t>
       </w:r>
-      <w:hyperlink w:history="1" r:id="rIda511jmobyyn8npy8gkjo0">
+      <w:hyperlink w:history="1" r:id="rIdmrdkrwnbjkvxeqqwo1xbi">
         <w:r>
           <w:rPr>
             <w:color w:val="1D4ED8"/>
@@ -15103,7 +15103,7 @@
         </w:rPr>
         <w:t xml:space="preserve">Grünwald, P., van Ommen, T., 2017. Inconsistency of Bayesian inference for misspecified linear models, and a proposal for repairing it. Bayesian Anal. 12 (4), 1069–1103. </w:t>
       </w:r>
-      <w:hyperlink w:history="1" r:id="rIdtyupnqzumv6d80rc25jgm">
+      <w:hyperlink w:history="1" r:id="rIdxmxjmuc4ji8ow8ucrdlnk">
         <w:r>
           <w:rPr>
             <w:color w:val="1D4ED8"/>
@@ -15128,7 +15128,7 @@
         </w:rPr>
         <w:t xml:space="preserve">Hänggi, P., Talkner, P., Borkovec, M., 1990. Reaction-rate theory: Fifty years after Kramers. Rev. Mod. Phys. 62 (2), 251–341. </w:t>
       </w:r>
-      <w:hyperlink w:history="1" r:id="rIdaldz5jwdg7074zamua-h2">
+      <w:hyperlink w:history="1" r:id="rId_jvnxm-zjbu-soofud0ik">
         <w:r>
           <w:rPr>
             <w:color w:val="1D4ED8"/>
@@ -15167,7 +15167,7 @@
         </w:rPr>
         <w:t xml:space="preserve">Huan, X., Jagalur, J., Marzouk, Y., 2024. Optimal experimental design: Formulations and computations. Acta Numer. 33, 715–840. </w:t>
       </w:r>
-      <w:hyperlink w:history="1" r:id="rId12ojoqbzfjzcam-2xksbz">
+      <w:hyperlink w:history="1" r:id="rIdrntiwgxuarc-avejyydxo">
         <w:r>
           <w:rPr>
             <w:color w:val="1D4ED8"/>
@@ -15192,7 +15192,7 @@
         </w:rPr>
         <w:t xml:space="preserve">Ketabchi, H., Mahmoodzadeh, D., Ataie-Ashtiani, B., Simmons, C.T., 2016. Sea-level rise impacts on seawater intrusion in coastal aquifers: Review and integration. J. Hydrol. 535, 235–255. </w:t>
       </w:r>
-      <w:hyperlink w:history="1" r:id="rIdyrecafbsu5ezstajqppsl">
+      <w:hyperlink w:history="1" r:id="rIdmluphro_eks4krubbtjlm">
         <w:r>
           <w:rPr>
             <w:color w:val="1D4ED8"/>
@@ -15217,7 +15217,7 @@
         </w:rPr>
         <w:t xml:space="preserve">Kooi, H., Groen, J., Leijnse, A., 2000. Modes of seawater intrusion during transgressions. Water Resour. Res. 36 (12), 3581–3589. </w:t>
       </w:r>
-      <w:hyperlink w:history="1" r:id="rIdi_qdxio6w4o8yzytegrcz">
+      <w:hyperlink w:history="1" r:id="rId6idlwoqql7dfevgg4dza9">
         <w:r>
           <w:rPr>
             <w:color w:val="1D4ED8"/>
@@ -15242,7 +15242,7 @@
         </w:rPr>
         <w:t xml:space="preserve">Kramers, H.A., 1940. Brownian motion in a field of force and the diffusion model of chemical reactions. Physica 7 (4), 284–304. </w:t>
       </w:r>
-      <w:hyperlink w:history="1" r:id="rId8n0gscjqtajfqrqifzul5">
+      <w:hyperlink w:history="1" r:id="rIdhyankemor6g9gatwzswtl">
         <w:r>
           <w:rPr>
             <w:color w:val="1D4ED8"/>
@@ -15267,7 +15267,7 @@
         </w:rPr>
         <w:t xml:space="preserve">Kumanova, X., Marku, S., Fröjdö, S., Jacks, G., 2014. Recharge and sustainability of a coastal aquifer in northern Albania. Hydrogeol. J. 22, 883–892. </w:t>
       </w:r>
-      <w:hyperlink w:history="1" r:id="rIdsycbpvcura-z1pbgiwdsm">
+      <w:hyperlink w:history="1" r:id="rIdghbbahwa0kqxevomzy3ky">
         <w:r>
           <w:rPr>
             <w:color w:val="1D4ED8"/>
@@ -15292,7 +15292,7 @@
         </w:rPr>
         <w:t xml:space="preserve">Lal, A., Datta, B., 2019. Application of monitoring network design and feedback information for adaptive management of coastal groundwater resources. Int. J. Environ. Res. Public Health 16 (22), 4365. </w:t>
       </w:r>
-      <w:hyperlink w:history="1" r:id="rIduyuuuqr-lvxv_t6ryqbww">
+      <w:hyperlink w:history="1" r:id="rIdwhfebh45gaebqev76nhq1">
         <w:r>
           <w:rPr>
             <w:color w:val="1D4ED8"/>
@@ -15317,7 +15317,7 @@
         </w:rPr>
         <w:t xml:space="preserve">Lindley, D.V., 1956. On a measure of the information provided by an experiment. Ann. Math. Stat. 27 (4), 986–1005. </w:t>
       </w:r>
-      <w:hyperlink w:history="1" r:id="rIdyb_tck1avtzv_9keknqwp">
+      <w:hyperlink w:history="1" r:id="rId_zzsdkr3l3vzdgh0a3wdd">
         <w:r>
           <w:rPr>
             <w:color w:val="1D4ED8"/>
@@ -15342,7 +15342,7 @@
         </w:rPr>
         <w:t xml:space="preserve">Lu, C., Werner, A.D., 2013. Timescales of seawater intrusion and retreat. Adv. Water Resour. 59, 39–51. </w:t>
       </w:r>
-      <w:hyperlink w:history="1" r:id="rIdzealwm069kicgzrzyhzgu">
+      <w:hyperlink w:history="1" r:id="rIda4o28wnanv4dyl68rtejn">
         <w:r>
           <w:rPr>
             <w:color w:val="1D4ED8"/>
@@ -15367,7 +15367,7 @@
         </w:rPr>
         <w:t xml:space="preserve">Mantoglou, A., 2003. Pumping management of coastal aquifers using analytical models of saltwater intrusion. Water Resour. Res. 39 (12), 1335. </w:t>
       </w:r>
-      <w:hyperlink w:history="1" r:id="rId_e3v57qtaqgisjybfi4eb">
+      <w:hyperlink w:history="1" r:id="rIdnkcp31qu-67gyo4q05ny1">
         <w:r>
           <w:rPr>
             <w:color w:val="1D4ED8"/>
@@ -15406,7 +15406,7 @@
         </w:rPr>
         <w:t xml:space="preserve">Millero, F.J., Feistel, R., Wright, D.G., McDougall, T.J., 2008. The composition of Standard Seawater and the definition of the Reference-Composition Salinity Scale. Deep Sea Res. Part I Oceanogr. Res. Pap. 55 (1), 50–72. </w:t>
       </w:r>
-      <w:hyperlink w:history="1" r:id="rIduhsczegmmucalse_pc8mp">
+      <w:hyperlink w:history="1" r:id="rIdrynhyte8iyj43sh-jai0-">
         <w:r>
           <w:rPr>
             <w:color w:val="1D4ED8"/>
@@ -15431,7 +15431,7 @@
         </w:rPr>
         <w:t xml:space="preserve">Neuberger, J.N., Alexanderian, A., van Bloemen Waanders, B., 2025. Goal oriented optimal design of infinite-dimensional Bayesian inverse problems using quadratic approximations. J. Sci. Comput. 105 (2), 55. </w:t>
       </w:r>
-      <w:hyperlink w:history="1" r:id="rId9rk5fid7fuwv0jmk_sqwi">
+      <w:hyperlink w:history="1" r:id="rId_pq2fcz06qr52ulc2wqys">
         <w:r>
           <w:rPr>
             <w:color w:val="1D4ED8"/>
@@ -15456,7 +15456,7 @@
         </w:rPr>
         <w:t xml:space="preserve">Pearl, J., 2009. Causality: Models, Reasoning, and Inference, second ed. Cambridge University Press, Cambridge. </w:t>
       </w:r>
-      <w:hyperlink w:history="1" r:id="rIdfcucin6k3k59txeiqgejy">
+      <w:hyperlink w:history="1" r:id="rIdsq3jzkyznt5tv_mizuf50">
         <w:r>
           <w:rPr>
             <w:color w:val="1D4ED8"/>
@@ -15481,7 +15481,7 @@
         </w:rPr>
         <w:t xml:space="preserve">Pool, M., Carrera, J., 2011. A correction factor to account for mixing in Ghyben-Herzberg and critical pumping rate approximations of seawater intrusion in coastal aquifers. Water Resour. Res. 47 (5), W05506. </w:t>
       </w:r>
-      <w:hyperlink w:history="1" r:id="rId1ajcckvzm0vh5b1kfmv6r">
+      <w:hyperlink w:history="1" r:id="rIdjgjehl1hxpqhprira1pyr">
         <w:r>
           <w:rPr>
             <w:color w:val="1D4ED8"/>
@@ -15506,7 +15506,7 @@
         </w:rPr>
         <w:t xml:space="preserve">Rainforth, T., Foster, A., Ivanova, D.R., Bickford Smith, F., 2024. Modern Bayesian experimental design. Stat. Sci. 39 (1), 100–114. </w:t>
       </w:r>
-      <w:hyperlink w:history="1" r:id="rId08gwp5396dck4cmsz7p2e">
+      <w:hyperlink w:history="1" r:id="rIdhujd-wshmqrfjvzbkn7um">
         <w:r>
           <w:rPr>
             <w:color w:val="1D4ED8"/>
@@ -15531,7 +15531,7 @@
         </w:rPr>
         <w:t xml:space="preserve">Revelle, R., 1941. Criteria for recognition of the sea water in ground-waters. Trans. Am. Geophys. Union 22 (3), 593–597. </w:t>
       </w:r>
-      <w:hyperlink w:history="1" r:id="rIdbfjdrn2c2gvwwbh7ndbmn">
+      <w:hyperlink w:history="1" r:id="rId7izpcvmp6k7zqs3jlex5j">
         <w:r>
           <w:rPr>
             <w:color w:val="1D4ED8"/>
@@ -15556,7 +15556,7 @@
         </w:rPr>
         <w:t xml:space="preserve">Robins, J.M., Hernán, M.A., Brumback, B., 2000. Marginal structural models and causal inference in epidemiology. Epidemiology 11 (5), 550–560. </w:t>
       </w:r>
-      <w:hyperlink w:history="1" r:id="rIdvg3pexfa96msabydbirig">
+      <w:hyperlink w:history="1" r:id="rId4yls3uqvyxr4joit7qgcq">
         <w:r>
           <w:rPr>
             <w:color w:val="1D4ED8"/>
@@ -15581,7 +15581,7 @@
         </w:rPr>
         <w:t xml:space="preserve">Rytgaard, H.C., Gerds, T.A., van der Laan, M.J., 2022. Continuous-time targeted minimum loss-based estimation of intervention-specific mean outcomes. Ann. Stat. 50 (5), 2469–2491. </w:t>
       </w:r>
-      <w:hyperlink w:history="1" r:id="rIdiobpdc3rrgipniopaxlge">
+      <w:hyperlink w:history="1" r:id="rIdxhd38wkiivbk61qkbzo5o">
         <w:r>
           <w:rPr>
             <w:color w:val="1D4ED8"/>
@@ -15606,7 +15606,7 @@
         </w:rPr>
         <w:t xml:space="preserve">Scheffer, M., Bascompte, J., Brock, W.A., Brovkin, V., Carpenter, S.R., Dakos, V., Held, H., van Nes, E.H., Rietkerk, M., Sugihara, G., 2009. Early-warning signals for critical transitions. Nature 461 (7260), 53–59. </w:t>
       </w:r>
-      <w:hyperlink w:history="1" r:id="rIdbqtmfp9zmjcnn8dkbccjb">
+      <w:hyperlink w:history="1" r:id="rIdbejilyqgimjxwl_ozkolf">
         <w:r>
           <w:rPr>
             <w:color w:val="1D4ED8"/>
@@ -15631,7 +15631,7 @@
         </w:rPr>
         <w:t xml:space="preserve">Schreiber, T., 2000. Measuring information transfer. Phys. Rev. Lett. 85 (2), 461–464. </w:t>
       </w:r>
-      <w:hyperlink w:history="1" r:id="rIdjvzvxxlpgdfxzcledg1rn">
+      <w:hyperlink w:history="1" r:id="rIdta0w0gugzmo0iaddwxkty">
         <w:r>
           <w:rPr>
             <w:color w:val="1D4ED8"/>
@@ -15656,7 +15656,7 @@
         </w:rPr>
         <w:t xml:space="preserve">Sreekanth, J., Datta, B., 2010. Multi-objective management of saltwater intrusion in coastal aquifers using genetic programming and modular neural network based surrogate models. J. Hydrol. 393 (3–4), 245–256. </w:t>
       </w:r>
-      <w:hyperlink w:history="1" r:id="rIdjrxhuhsoy-6xbstarsssq">
+      <w:hyperlink w:history="1" r:id="rId6icqxo0mgcknizrzbrkrr">
         <w:r>
           <w:rPr>
             <w:color w:val="1D4ED8"/>
@@ -15681,7 +15681,7 @@
         </w:rPr>
         <w:t xml:space="preserve">Strack, O.D.L., 1976. A single-potential solution for regional interface problems in coastal aquifers. Water Resour. Res. 12 (6), 1165–1174. </w:t>
       </w:r>
-      <w:hyperlink w:history="1" r:id="rIdxt90wr0oozukowp3awohh">
+      <w:hyperlink w:history="1" r:id="rIdayruc36bsckvw77bma_ql">
         <w:r>
           <w:rPr>
             <w:color w:val="1D4ED8"/>
@@ -15720,7 +15720,7 @@
         </w:rPr>
         <w:t xml:space="preserve">Syring, N., Martin, R., 2019. Calibrating general posterior credible regions. Biometrika 106 (2), 479–486. </w:t>
       </w:r>
-      <w:hyperlink w:history="1" r:id="rIdxkljtd3ef4rq7-mwmwzfu">
+      <w:hyperlink w:history="1" r:id="rIdaptzf2s_qtvgt6nvweksr">
         <w:r>
           <w:rPr>
             <w:color w:val="1D4ED8"/>
@@ -15745,7 +15745,7 @@
         </w:rPr>
         <w:t xml:space="preserve">Tian, J., Pearl, J., 2000. Probabilities of causation: Bounds and identification. Ann. Math. Artif. Intell. 28, 287–313. </w:t>
       </w:r>
-      <w:hyperlink w:history="1" r:id="rIdpaczqdrgmaafqqagolipl">
+      <w:hyperlink w:history="1" r:id="rIdcjce1_cksbmzo2rvjca4s">
         <w:r>
           <w:rPr>
             <w:color w:val="1D4ED8"/>
@@ -15770,7 +15770,7 @@
         </w:rPr>
         <w:t xml:space="preserve">van der Laan, M.J., Rose, S., 2011. Targeted Learning: Causal Inference for Observational and Experimental Data. Springer, New York. </w:t>
       </w:r>
-      <w:hyperlink w:history="1" r:id="rIdpwlbmsgyplvsq5xwu-y_j">
+      <w:hyperlink w:history="1" r:id="rIdzm8z5ipzlwbet9h0ntz_o">
         <w:r>
           <w:rPr>
             <w:color w:val="1D4ED8"/>
@@ -15795,7 +15795,7 @@
         </w:rPr>
         <w:t xml:space="preserve">Werner, A.D., Bakker, M., Post, V.E.A., Vandenbohede, A., Lu, C., Ataie-Ashtiani, B., Simmons, C.T., Barry, D.A., 2013. Seawater intrusion processes, investigation and management: Recent advances and future challenges. Adv. Water Resour. 51, 3–26. </w:t>
       </w:r>
-      <w:hyperlink w:history="1" r:id="rIdra48drkghrfiswox0xavo">
+      <w:hyperlink w:history="1" r:id="rIdhxwwu92-pfcghm_txm75t">
         <w:r>
           <w:rPr>
             <w:color w:val="1D4ED8"/>
@@ -15820,7 +15820,7 @@
         </w:rPr>
         <w:t xml:space="preserve">Williams, P.L., Beer, R.D., 2010. Nonnegative decomposition of multivariate information. arXiv preprint arXiv:1004.2515. </w:t>
       </w:r>
-      <w:hyperlink w:history="1" r:id="rIdzavvordkvrbgdpoez7i6x">
+      <w:hyperlink w:history="1" r:id="rIdzjd1thm9jps5hqpbjd-ps">
         <w:r>
           <w:rPr>
             <w:color w:val="1D4ED8"/>
@@ -15859,7 +15859,7 @@
         </w:rPr>
         <w:t xml:space="preserve">Zeqiraj, D., 2026. Goal-oriented Bayesian experimental design for variable-density seawater intrusion: Adjoint expected information gain for joint monitoring and managed-aquifer-recharge placement. J. Hydrol. 680, 136559. </w:t>
       </w:r>
-      <w:hyperlink w:history="1" r:id="rId3hrulfv0pwgydwsv78tlo">
+      <w:hyperlink w:history="1" r:id="rIdpfildxixqgwirap_t79xi">
         <w:r>
           <w:rPr>
             <w:color w:val="1D4ED8"/>

--- a/docs/manuscript/Chloride_Fushe_Kuqe_Manuscript.docx
+++ b/docs/manuscript/Chloride_Fushe_Kuqe_Manuscript.docx
@@ -7023,7 +7023,7 @@
         <w:jc w:val="both"/>
       </w:pPr>
       <w:r>
-        <w:t xml:space="preserve">The chloride study is implemented twice. The MATLAB package (chloride_fk/matlab, 32 functions, base MATLAB only, written for R2026b) reads the workbook with readcell, runs the calibration, posterior, design and sections, and draws Figs. 1–8 with exportgraphics; fkcl_run_all reproduces everything and fkcl_selftest runs six checks (screen-average closed form, continuity of the Strack branches, the EIG closed form, the Henry ladder, the hydrochemical indices and agreement with the reference implementation). A Python implementation, written first, rendered the figures shown here. Given the same random draws, the two agree to a relative difference of 10⁻⁷ on 500 × 15 calibration summaries, and the MATLAB run reproduces the effective sample size (3249) and the posterior areas to the reported digits. The full MATLAB run takes about 4 min without the sections and 10–20 min with them; the decision modules were implemented in Python (experiments/ folder of the repository).</w:t>
+        <w:t xml:space="preserve">The chloride study is implemented twice. The MATLAB package (chloride_fk/matlab, 34 functions, base MATLAB only, written for R2026b) reads the workbook with readcell, runs the calibration, posterior, design and sections, and draws Figs. 1–8 with exportgraphics; fkcl_run_all reproduces everything and fkcl_selftest runs six checks (screen-average closed form, continuity of the Strack branches, the EIG closed form, the Henry ladder, the hydrochemical indices and agreement with the reference implementation). A Python implementation, written first, rendered the figures shown here. Given the same random draws, the two agree to a relative difference of 10⁻⁷ on 500 × 15 calibration summaries, and the MATLAB run reproduces the effective sample size (3249) and the posterior areas to the reported digits. The full MATLAB run takes about 4 min without the sections and 10–20 min with them; the decision modules were implemented in Python (experiments/ folder of the repository), and PRAG-MAR and PRAG-GO with the geolocated sea boundary also in MATLAB (fkcl_prag_mar, fkcl_prag_go), which reproduce the Python results from the same random draws.</w:t>
       </w:r>
     </w:p>
     <w:p>
@@ -14643,7 +14643,7 @@
       <w:r>
         <w:t xml:space="preserve">The data workbook (aquifer polygon, well list, hydraulic conductivities, DRASTIC parameters and the compiled water chemistry) is the property of the Albanian Geological Survey and A. Beqiraj and is redistributed with their permission in the code repository; the water-chemistry data are published in Cenameri and Beqiraj (2016). The MATLAB and Python code, the derived inputs and all results are available at </w:t>
       </w:r>
-      <w:hyperlink w:history="1" r:id="rId5lusyreoxm75-3wneawam">
+      <w:hyperlink w:history="1" r:id="rId9whhhnw_1iiiz8gzf_mjd">
         <w:r>
           <w:rPr>
             <w:color w:val="1D4ED8"/>
@@ -14747,7 +14747,7 @@
         </w:rPr>
         <w:t xml:space="preserve">Abarca, E., Carrera, J., Sánchez-Vila, X., Dentz, M., 2007. Anisotropic dispersive Henry problem. Adv. Water Resour. 30 (4), 913–926. </w:t>
       </w:r>
-      <w:hyperlink w:history="1" r:id="rIdhlbpo6hnm1oc8ykmpnhy8">
+      <w:hyperlink w:history="1" r:id="rIdoimfnmylikx918tlvrzve">
         <w:r>
           <w:rPr>
             <w:color w:val="1D4ED8"/>
@@ -14772,7 +14772,7 @@
         </w:rPr>
         <w:t xml:space="preserve">Alexanderian, A., 2021. Optimal experimental design for infinite-dimensional Bayesian inverse problems governed by PDEs: A review. Inverse Probl. 37 (4), 043001. </w:t>
       </w:r>
-      <w:hyperlink w:history="1" r:id="rIdtsqxkhuea7-no0pndvkkq">
+      <w:hyperlink w:history="1" r:id="rIdretthbbrv7y7-oofuo8tm">
         <w:r>
           <w:rPr>
             <w:color w:val="1D4ED8"/>
@@ -14811,7 +14811,7 @@
         </w:rPr>
         <w:t xml:space="preserve">Appelo, C.A.J., Postma, D., 2005. Geochemistry, Groundwater and Pollution, second ed. A.A. Balkema, Leiden. </w:t>
       </w:r>
-      <w:hyperlink w:history="1" r:id="rIdnfiui5yvwxmy2tfbygylv">
+      <w:hyperlink w:history="1" r:id="rId8-ehhrft0adnht6_zvaxu">
         <w:r>
           <w:rPr>
             <w:color w:val="1D4ED8"/>
@@ -14836,7 +14836,7 @@
         </w:rPr>
         <w:t xml:space="preserve">Artegiani, A., Bregant, D., Paschini, E., Pinardi, N., Raicich, F., Russo, A., 1997. The Adriatic Sea general circulation. Part I: Air–sea interactions and water mass structure. J. Phys. Oceanogr. 27 (8), 1492–1514. </w:t>
       </w:r>
-      <w:hyperlink w:history="1" r:id="rIdrvnf54n4ecbnmsmc6jz3u">
+      <w:hyperlink w:history="1" r:id="rIdvi1bnomrlodygupvtytie">
         <w:r>
           <w:rPr>
             <w:color w:val="1D4ED8"/>
@@ -14861,7 +14861,7 @@
         </w:rPr>
         <w:t xml:space="preserve">Attia, A., Alexanderian, A., Saibaba, A.K., 2018. Goal-oriented optimal design of experiments for large-scale Bayesian linear inverse problems. Inverse Probl. 34 (9), 095009. </w:t>
       </w:r>
-      <w:hyperlink w:history="1" r:id="rIdffjdddl4nzmdzkigmqe3i">
+      <w:hyperlink w:history="1" r:id="rIdut017wu7pqso1_fjqbtp5">
         <w:r>
           <w:rPr>
             <w:color w:val="1D4ED8"/>
@@ -14886,7 +14886,7 @@
         </w:rPr>
         <w:t xml:space="preserve">Ay, N., Polani, D., 2008. Information flows in causal networks. Adv. Complex Syst. 11 (1), 17–41. </w:t>
       </w:r>
-      <w:hyperlink w:history="1" r:id="rId58qfpy3j1squvygkri_im">
+      <w:hyperlink w:history="1" r:id="rIdlzrdryacudjlxv2u33ypo">
         <w:r>
           <w:rPr>
             <w:color w:val="1D4ED8"/>
@@ -14911,7 +14911,7 @@
         </w:rPr>
         <w:t xml:space="preserve">Bertschinger, N., Rauh, J., Olbrich, E., Jost, J., Ay, N., 2014. Quantifying unique information. Entropy 16 (4), 2161–2183. </w:t>
       </w:r>
-      <w:hyperlink w:history="1" r:id="rId9s3c9pd0jnaknonho9a0z">
+      <w:hyperlink w:history="1" r:id="rIdflqfxasqffeg5q1hsn7y-">
         <w:r>
           <w:rPr>
             <w:color w:val="1D4ED8"/>
@@ -14936,7 +14936,7 @@
         </w:rPr>
         <w:t xml:space="preserve">Cenameri, S., Beqiraj, A., 2016. Assessment of seawater intrusion in Fushe Kuqe aquifer, Albania. Bull. Geol. Soc. Greece 50 (2), 665–670. </w:t>
       </w:r>
-      <w:hyperlink w:history="1" r:id="rIdr5vhowf6nslhq5eit0qgq">
+      <w:hyperlink w:history="1" r:id="rIdpd9dz8zq_z-trkhldum2g">
         <w:r>
           <w:rPr>
             <w:color w:val="1D4ED8"/>
@@ -14961,7 +14961,7 @@
         </w:rPr>
         <w:t xml:space="preserve">Chaloner, K., Verdinelli, I., 1995. Bayesian experimental design: A review. Stat. Sci. 10 (3), 273–304. </w:t>
       </w:r>
-      <w:hyperlink w:history="1" r:id="rIdvckghy4qhax_njkiiah3e">
+      <w:hyperlink w:history="1" r:id="rIdgegw-vky7bzot5o8tsnze">
         <w:r>
           <w:rPr>
             <w:color w:val="1D4ED8"/>
@@ -14986,7 +14986,7 @@
         </w:rPr>
         <w:t xml:space="preserve">Custodio, E., 2010. Coastal aquifers of Europe: An overview. Hydrogeol. J. 18 (1), 269–280. </w:t>
       </w:r>
-      <w:hyperlink w:history="1" r:id="rIdtd_lwrbpllcrfzzjhdhzi">
+      <w:hyperlink w:history="1" r:id="rIdfctd2kwdo5eus2lpckqzz">
         <w:r>
           <w:rPr>
             <w:color w:val="1D4ED8"/>
@@ -15053,7 +15053,7 @@
         </w:rPr>
         <w:t xml:space="preserve">Gelhar, L.W., Welty, C., Rehfeldt, K.R., 1992. A critical review of data on field-scale dispersion in aquifers. Water Resour. Res. 28 (7), 1955–1974. </w:t>
       </w:r>
-      <w:hyperlink w:history="1" r:id="rIdy-kelwv-i_zv9huyfuakj">
+      <w:hyperlink w:history="1" r:id="rId3uxubbf_wnbj9w_qwuomz">
         <w:r>
           <w:rPr>
             <w:color w:val="1D4ED8"/>
@@ -15078,7 +15078,7 @@
         </w:rPr>
         <w:t xml:space="preserve">GLOBE Task Team and others (Hastings, D.A., Dunbar, P.K., Elphingstone, G.M., Bootz, M., Murakami, H., Maruyama, H., Masaharu, H., Holland, P., Payne, J., Bryant, N.A., Logan, T.L., Muller, J.-P., Schreier, G., MacDonald, J.S.), eds., 1999. The Global Land One-kilometer Base Elevation (GLOBE) Digital Elevation Model, Version 1.0. National Oceanic and Atmospheric Administration, National Geophysical Data Center, Boulder, Colorado. </w:t>
       </w:r>
-      <w:hyperlink w:history="1" r:id="rIdmrdkrwnbjkvxeqqwo1xbi">
+      <w:hyperlink w:history="1" r:id="rId9h40jexgppfnk9oz3jrpt">
         <w:r>
           <w:rPr>
             <w:color w:val="1D4ED8"/>
@@ -15103,7 +15103,7 @@
         </w:rPr>
         <w:t xml:space="preserve">Grünwald, P., van Ommen, T., 2017. Inconsistency of Bayesian inference for misspecified linear models, and a proposal for repairing it. Bayesian Anal. 12 (4), 1069–1103. </w:t>
       </w:r>
-      <w:hyperlink w:history="1" r:id="rIdxmxjmuc4ji8ow8ucrdlnk">
+      <w:hyperlink w:history="1" r:id="rIdpbs5ic02lwom8gum4fwdq">
         <w:r>
           <w:rPr>
             <w:color w:val="1D4ED8"/>
@@ -15128,7 +15128,7 @@
         </w:rPr>
         <w:t xml:space="preserve">Hänggi, P., Talkner, P., Borkovec, M., 1990. Reaction-rate theory: Fifty years after Kramers. Rev. Mod. Phys. 62 (2), 251–341. </w:t>
       </w:r>
-      <w:hyperlink w:history="1" r:id="rId_jvnxm-zjbu-soofud0ik">
+      <w:hyperlink w:history="1" r:id="rIdfzlq_6-abtlaquo2wpsyb">
         <w:r>
           <w:rPr>
             <w:color w:val="1D4ED8"/>
@@ -15167,7 +15167,7 @@
         </w:rPr>
         <w:t xml:space="preserve">Huan, X., Jagalur, J., Marzouk, Y., 2024. Optimal experimental design: Formulations and computations. Acta Numer. 33, 715–840. </w:t>
       </w:r>
-      <w:hyperlink w:history="1" r:id="rIdrntiwgxuarc-avejyydxo">
+      <w:hyperlink w:history="1" r:id="rIdccku99dvt4ly4kra3grmz">
         <w:r>
           <w:rPr>
             <w:color w:val="1D4ED8"/>
@@ -15192,7 +15192,7 @@
         </w:rPr>
         <w:t xml:space="preserve">Ketabchi, H., Mahmoodzadeh, D., Ataie-Ashtiani, B., Simmons, C.T., 2016. Sea-level rise impacts on seawater intrusion in coastal aquifers: Review and integration. J. Hydrol. 535, 235–255. </w:t>
       </w:r>
-      <w:hyperlink w:history="1" r:id="rIdmluphro_eks4krubbtjlm">
+      <w:hyperlink w:history="1" r:id="rIdmzrqcutgddcxwd_bkadqs">
         <w:r>
           <w:rPr>
             <w:color w:val="1D4ED8"/>
@@ -15217,7 +15217,7 @@
         </w:rPr>
         <w:t xml:space="preserve">Kooi, H., Groen, J., Leijnse, A., 2000. Modes of seawater intrusion during transgressions. Water Resour. Res. 36 (12), 3581–3589. </w:t>
       </w:r>
-      <w:hyperlink w:history="1" r:id="rId6idlwoqql7dfevgg4dza9">
+      <w:hyperlink w:history="1" r:id="rIdg5m7zirtj7nn-lihcujc2">
         <w:r>
           <w:rPr>
             <w:color w:val="1D4ED8"/>
@@ -15242,7 +15242,7 @@
         </w:rPr>
         <w:t xml:space="preserve">Kramers, H.A., 1940. Brownian motion in a field of force and the diffusion model of chemical reactions. Physica 7 (4), 284–304. </w:t>
       </w:r>
-      <w:hyperlink w:history="1" r:id="rIdhyankemor6g9gatwzswtl">
+      <w:hyperlink w:history="1" r:id="rIdm4mxe95enr5hfndbbkjy0">
         <w:r>
           <w:rPr>
             <w:color w:val="1D4ED8"/>
@@ -15267,7 +15267,7 @@
         </w:rPr>
         <w:t xml:space="preserve">Kumanova, X., Marku, S., Fröjdö, S., Jacks, G., 2014. Recharge and sustainability of a coastal aquifer in northern Albania. Hydrogeol. J. 22, 883–892. </w:t>
       </w:r>
-      <w:hyperlink w:history="1" r:id="rIdghbbahwa0kqxevomzy3ky">
+      <w:hyperlink w:history="1" r:id="rIdvybku-hjfqmeymdrzinhu">
         <w:r>
           <w:rPr>
             <w:color w:val="1D4ED8"/>
@@ -15292,7 +15292,7 @@
         </w:rPr>
         <w:t xml:space="preserve">Lal, A., Datta, B., 2019. Application of monitoring network design and feedback information for adaptive management of coastal groundwater resources. Int. J. Environ. Res. Public Health 16 (22), 4365. </w:t>
       </w:r>
-      <w:hyperlink w:history="1" r:id="rIdwhfebh45gaebqev76nhq1">
+      <w:hyperlink w:history="1" r:id="rIdh1h0mxrtxdobazcgtq4xq">
         <w:r>
           <w:rPr>
             <w:color w:val="1D4ED8"/>
@@ -15317,7 +15317,7 @@
         </w:rPr>
         <w:t xml:space="preserve">Lindley, D.V., 1956. On a measure of the information provided by an experiment. Ann. Math. Stat. 27 (4), 986–1005. </w:t>
       </w:r>
-      <w:hyperlink w:history="1" r:id="rId_zzsdkr3l3vzdgh0a3wdd">
+      <w:hyperlink w:history="1" r:id="rIdgxzdnx8-az0urw2d12fs_">
         <w:r>
           <w:rPr>
             <w:color w:val="1D4ED8"/>
@@ -15342,7 +15342,7 @@
         </w:rPr>
         <w:t xml:space="preserve">Lu, C., Werner, A.D., 2013. Timescales of seawater intrusion and retreat. Adv. Water Resour. 59, 39–51. </w:t>
       </w:r>
-      <w:hyperlink w:history="1" r:id="rIda4o28wnanv4dyl68rtejn">
+      <w:hyperlink w:history="1" r:id="rIdiql2e1psebyikukszw6af">
         <w:r>
           <w:rPr>
             <w:color w:val="1D4ED8"/>
@@ -15367,7 +15367,7 @@
         </w:rPr>
         <w:t xml:space="preserve">Mantoglou, A., 2003. Pumping management of coastal aquifers using analytical models of saltwater intrusion. Water Resour. Res. 39 (12), 1335. </w:t>
       </w:r>
-      <w:hyperlink w:history="1" r:id="rIdnkcp31qu-67gyo4q05ny1">
+      <w:hyperlink w:history="1" r:id="rId2_rumdhax297_4vjrquut">
         <w:r>
           <w:rPr>
             <w:color w:val="1D4ED8"/>
@@ -15406,7 +15406,7 @@
         </w:rPr>
         <w:t xml:space="preserve">Millero, F.J., Feistel, R., Wright, D.G., McDougall, T.J., 2008. The composition of Standard Seawater and the definition of the Reference-Composition Salinity Scale. Deep Sea Res. Part I Oceanogr. Res. Pap. 55 (1), 50–72. </w:t>
       </w:r>
-      <w:hyperlink w:history="1" r:id="rIdrynhyte8iyj43sh-jai0-">
+      <w:hyperlink w:history="1" r:id="rIdbrxws-9h66y6bue8kwywl">
         <w:r>
           <w:rPr>
             <w:color w:val="1D4ED8"/>
@@ -15431,7 +15431,7 @@
         </w:rPr>
         <w:t xml:space="preserve">Neuberger, J.N., Alexanderian, A., van Bloemen Waanders, B., 2025. Goal oriented optimal design of infinite-dimensional Bayesian inverse problems using quadratic approximations. J. Sci. Comput. 105 (2), 55. </w:t>
       </w:r>
-      <w:hyperlink w:history="1" r:id="rId_pq2fcz06qr52ulc2wqys">
+      <w:hyperlink w:history="1" r:id="rIdfiwpecfz2xpfzawvqhx9w">
         <w:r>
           <w:rPr>
             <w:color w:val="1D4ED8"/>
@@ -15456,7 +15456,7 @@
         </w:rPr>
         <w:t xml:space="preserve">Pearl, J., 2009. Causality: Models, Reasoning, and Inference, second ed. Cambridge University Press, Cambridge. </w:t>
       </w:r>
-      <w:hyperlink w:history="1" r:id="rIdsq3jzkyznt5tv_mizuf50">
+      <w:hyperlink w:history="1" r:id="rIdvxlieuey6ya7hvlmiv_te">
         <w:r>
           <w:rPr>
             <w:color w:val="1D4ED8"/>
@@ -15481,7 +15481,7 @@
         </w:rPr>
         <w:t xml:space="preserve">Pool, M., Carrera, J., 2011. A correction factor to account for mixing in Ghyben-Herzberg and critical pumping rate approximations of seawater intrusion in coastal aquifers. Water Resour. Res. 47 (5), W05506. </w:t>
       </w:r>
-      <w:hyperlink w:history="1" r:id="rIdjgjehl1hxpqhprira1pyr">
+      <w:hyperlink w:history="1" r:id="rIdy56ffnlqtdkq276gmor6e">
         <w:r>
           <w:rPr>
             <w:color w:val="1D4ED8"/>
@@ -15506,7 +15506,7 @@
         </w:rPr>
         <w:t xml:space="preserve">Rainforth, T., Foster, A., Ivanova, D.R., Bickford Smith, F., 2024. Modern Bayesian experimental design. Stat. Sci. 39 (1), 100–114. </w:t>
       </w:r>
-      <w:hyperlink w:history="1" r:id="rIdhujd-wshmqrfjvzbkn7um">
+      <w:hyperlink w:history="1" r:id="rIdqkiywpdlivuicppo8iqft">
         <w:r>
           <w:rPr>
             <w:color w:val="1D4ED8"/>
@@ -15531,7 +15531,7 @@
         </w:rPr>
         <w:t xml:space="preserve">Revelle, R., 1941. Criteria for recognition of the sea water in ground-waters. Trans. Am. Geophys. Union 22 (3), 593–597. </w:t>
       </w:r>
-      <w:hyperlink w:history="1" r:id="rId7izpcvmp6k7zqs3jlex5j">
+      <w:hyperlink w:history="1" r:id="rIdqb9soxzjujptqgih5xs_v">
         <w:r>
           <w:rPr>
             <w:color w:val="1D4ED8"/>
@@ -15556,7 +15556,7 @@
         </w:rPr>
         <w:t xml:space="preserve">Robins, J.M., Hernán, M.A., Brumback, B., 2000. Marginal structural models and causal inference in epidemiology. Epidemiology 11 (5), 550–560. </w:t>
       </w:r>
-      <w:hyperlink w:history="1" r:id="rId4yls3uqvyxr4joit7qgcq">
+      <w:hyperlink w:history="1" r:id="rIdj8xtzm8kcziieixhxqf_j">
         <w:r>
           <w:rPr>
             <w:color w:val="1D4ED8"/>
@@ -15581,7 +15581,7 @@
         </w:rPr>
         <w:t xml:space="preserve">Rytgaard, H.C., Gerds, T.A., van der Laan, M.J., 2022. Continuous-time targeted minimum loss-based estimation of intervention-specific mean outcomes. Ann. Stat. 50 (5), 2469–2491. </w:t>
       </w:r>
-      <w:hyperlink w:history="1" r:id="rIdxhd38wkiivbk61qkbzo5o">
+      <w:hyperlink w:history="1" r:id="rIdmnxkgflaabovzraskgw4d">
         <w:r>
           <w:rPr>
             <w:color w:val="1D4ED8"/>
@@ -15606,7 +15606,7 @@
         </w:rPr>
         <w:t xml:space="preserve">Scheffer, M., Bascompte, J., Brock, W.A., Brovkin, V., Carpenter, S.R., Dakos, V., Held, H., van Nes, E.H., Rietkerk, M., Sugihara, G., 2009. Early-warning signals for critical transitions. Nature 461 (7260), 53–59. </w:t>
       </w:r>
-      <w:hyperlink w:history="1" r:id="rIdbejilyqgimjxwl_ozkolf">
+      <w:hyperlink w:history="1" r:id="rIdz1yafiqcxlfa4bmri4qti">
         <w:r>
           <w:rPr>
             <w:color w:val="1D4ED8"/>
@@ -15631,7 +15631,7 @@
         </w:rPr>
         <w:t xml:space="preserve">Schreiber, T., 2000. Measuring information transfer. Phys. Rev. Lett. 85 (2), 461–464. </w:t>
       </w:r>
-      <w:hyperlink w:history="1" r:id="rIdta0w0gugzmo0iaddwxkty">
+      <w:hyperlink w:history="1" r:id="rIdn16i-s--tcgsx-wmwfaur">
         <w:r>
           <w:rPr>
             <w:color w:val="1D4ED8"/>
@@ -15656,7 +15656,7 @@
         </w:rPr>
         <w:t xml:space="preserve">Sreekanth, J., Datta, B., 2010. Multi-objective management of saltwater intrusion in coastal aquifers using genetic programming and modular neural network based surrogate models. J. Hydrol. 393 (3–4), 245–256. </w:t>
       </w:r>
-      <w:hyperlink w:history="1" r:id="rId6icqxo0mgcknizrzbrkrr">
+      <w:hyperlink w:history="1" r:id="rId7do7ssesr7anhsheci8xi">
         <w:r>
           <w:rPr>
             <w:color w:val="1D4ED8"/>
@@ -15681,7 +15681,7 @@
         </w:rPr>
         <w:t xml:space="preserve">Strack, O.D.L., 1976. A single-potential solution for regional interface problems in coastal aquifers. Water Resour. Res. 12 (6), 1165–1174. </w:t>
       </w:r>
-      <w:hyperlink w:history="1" r:id="rIdayruc36bsckvw77bma_ql">
+      <w:hyperlink w:history="1" r:id="rIdcarp7et3jrl44-d8qvj9l">
         <w:r>
           <w:rPr>
             <w:color w:val="1D4ED8"/>
@@ -15720,7 +15720,7 @@
         </w:rPr>
         <w:t xml:space="preserve">Syring, N., Martin, R., 2019. Calibrating general posterior credible regions. Biometrika 106 (2), 479–486. </w:t>
       </w:r>
-      <w:hyperlink w:history="1" r:id="rIdaptzf2s_qtvgt6nvweksr">
+      <w:hyperlink w:history="1" r:id="rIdfrkjjssmxgcrtdlwrglf5">
         <w:r>
           <w:rPr>
             <w:color w:val="1D4ED8"/>
@@ -15745,7 +15745,7 @@
         </w:rPr>
         <w:t xml:space="preserve">Tian, J., Pearl, J., 2000. Probabilities of causation: Bounds and identification. Ann. Math. Artif. Intell. 28, 287–313. </w:t>
       </w:r>
-      <w:hyperlink w:history="1" r:id="rIdcjce1_cksbmzo2rvjca4s">
+      <w:hyperlink w:history="1" r:id="rIdwsvgq9cc6zsnpct5tciy6">
         <w:r>
           <w:rPr>
             <w:color w:val="1D4ED8"/>
@@ -15770,7 +15770,7 @@
         </w:rPr>
         <w:t xml:space="preserve">van der Laan, M.J., Rose, S., 2011. Targeted Learning: Causal Inference for Observational and Experimental Data. Springer, New York. </w:t>
       </w:r>
-      <w:hyperlink w:history="1" r:id="rIdzm8z5ipzlwbet9h0ntz_o">
+      <w:hyperlink w:history="1" r:id="rId9uqh4y4xbgwpn5booqmy_">
         <w:r>
           <w:rPr>
             <w:color w:val="1D4ED8"/>
@@ -15795,7 +15795,7 @@
         </w:rPr>
         <w:t xml:space="preserve">Werner, A.D., Bakker, M., Post, V.E.A., Vandenbohede, A., Lu, C., Ataie-Ashtiani, B., Simmons, C.T., Barry, D.A., 2013. Seawater intrusion processes, investigation and management: Recent advances and future challenges. Adv. Water Resour. 51, 3–26. </w:t>
       </w:r>
-      <w:hyperlink w:history="1" r:id="rIdhxwwu92-pfcghm_txm75t">
+      <w:hyperlink w:history="1" r:id="rIdccgqab4owp8adbu_cmbqy">
         <w:r>
           <w:rPr>
             <w:color w:val="1D4ED8"/>
@@ -15820,7 +15820,7 @@
         </w:rPr>
         <w:t xml:space="preserve">Williams, P.L., Beer, R.D., 2010. Nonnegative decomposition of multivariate information. arXiv preprint arXiv:1004.2515. </w:t>
       </w:r>
-      <w:hyperlink w:history="1" r:id="rIdzjd1thm9jps5hqpbjd-ps">
+      <w:hyperlink w:history="1" r:id="rIdgzu_duky8yjqkfoov0nom">
         <w:r>
           <w:rPr>
             <w:color w:val="1D4ED8"/>
@@ -15859,7 +15859,7 @@
         </w:rPr>
         <w:t xml:space="preserve">Zeqiraj, D., 2026. Goal-oriented Bayesian experimental design for variable-density seawater intrusion: Adjoint expected information gain for joint monitoring and managed-aquifer-recharge placement. J. Hydrol. 680, 136559. </w:t>
       </w:r>
-      <w:hyperlink w:history="1" r:id="rIdpfildxixqgwirap_t79xi">
+      <w:hyperlink w:history="1" r:id="rIdskgvmacaaaiz0c-sbwt_b">
         <w:r>
           <w:rPr>
             <w:color w:val="1D4ED8"/>

--- a/docs/manuscript/Chloride_Fushe_Kuqe_Manuscript.docx
+++ b/docs/manuscript/Chloride_Fushe_Kuqe_Manuscript.docx
@@ -163,11 +163,17 @@
         <w:spacing w:after="60" w:line="360"/>
       </w:pPr>
       <w:r>
-        <w:t xml:space="preserve">Ion exchange separates active salinization (</w:t>
+        <w:t xml:space="preserve">Ion exchange separates active salinization </w:t>
       </w:r>
       <m:oMath>
         <m:r>
           <m:rPr>
+            <m:sty m:val="p"/>
+          </m:rPr>
+          <m:t>(</m:t>
+        </m:r>
+        <m:r>
+          <m:rPr>
             <m:nor/>
           </m:rPr>
           <m:t xml:space="preserve">BEX</m:t>
@@ -181,13 +187,25 @@
         <m:r>
           <m:t>0</m:t>
         </m:r>
+        <m:r>
+          <m:rPr>
+            <m:sty m:val="p"/>
+          </m:rPr>
+          <m:t>)</m:t>
+        </m:r>
       </m:oMath>
       <w:r>
-        <w:t xml:space="preserve">) from freshening (</w:t>
+        <w:t xml:space="preserve"> from freshening </w:t>
       </w:r>
       <m:oMath>
         <m:r>
           <m:rPr>
+            <m:sty m:val="p"/>
+          </m:rPr>
+          <m:t>(</m:t>
+        </m:r>
+        <m:r>
+          <m:rPr>
             <m:nor/>
           </m:rPr>
           <m:t xml:space="preserve">BEX</m:t>
@@ -201,10 +219,13 @@
         <m:r>
           <m:t>0</m:t>
         </m:r>
+        <m:r>
+          <m:rPr>
+            <m:sty m:val="p"/>
+          </m:rPr>
+          <m:t>)</m:t>
+        </m:r>
       </m:oMath>
-      <w:r>
-        <w:t xml:space="preserve">)</w:t>
-      </w:r>
     </w:p>
     <w:p>
       <w:pPr>
@@ -2115,13 +2136,24 @@
           </w:rPr>
           <m:t>m</m:t>
         </m:r>
+        <m:r>
+          <m:rPr>
+            <m:sty m:val="p"/>
+          </m:rPr>
+          <w:rPr>
+            <w:rFonts w:ascii="Cambria Math" w:hAnsi="Cambria Math"/>
+            <w:sz w:val="20"/>
+            <w:szCs w:val="20"/>
+          </w:rPr>
+          <m:t>)</m:t>
+        </m:r>
       </m:oMath>
       <w:r>
         <w:rPr>
           <w:sz w:val="20"/>
           <w:szCs w:val="20"/>
         </w:rPr>
-        <w:t xml:space="preserve">).</w:t>
+        <w:t xml:space="preserve">.</w:t>
       </w:r>
     </w:p>
     <w:p>
@@ -2287,9 +2319,15 @@
           </m:rPr>
           <m:t>L</m:t>
         </m:r>
+        <m:r>
+          <m:rPr>
+            <m:sty m:val="p"/>
+          </m:rPr>
+          <m:t>)</m:t>
+        </m:r>
       </m:oMath>
       <w:r>
-        <w:t xml:space="preserve">) and Adriatic seawater. The seawater fraction from chloride is</w:t>
+        <w:t xml:space="preserve"> and Adriatic seawater. The seawater fraction from chloride is</w:t>
       </w:r>
     </w:p>
     <w:tbl>
@@ -2382,10 +2420,10 @@
                       </m:e>
                       <m:sub>
                         <m:r>
-                          <m:t>s</m:t>
-                        </m:r>
-                        <m:r>
-                          <m:t>w</m:t>
+                          <m:rPr>
+                            <m:nor/>
+                          </m:rPr>
+                          <m:t xml:space="preserve">sw</m:t>
                         </m:r>
                       </m:sub>
                     </m:sSub>
@@ -2478,6 +2516,9 @@
               </m:oMathParaPr>
               <m:oMath>
                 <m:r>
+                  <m:rPr>
+                    <m:sty m:val="p"/>
+                  </m:rPr>
                   <m:t>Δ</m:t>
                 </m:r>
                 <m:r>
@@ -2497,13 +2538,10 @@
                   </m:e>
                   <m:sub>
                     <m:r>
-                      <m:t>o</m:t>
-                    </m:r>
-                    <m:r>
-                      <m:t>b</m:t>
-                    </m:r>
-                    <m:r>
-                      <m:t>s</m:t>
+                      <m:rPr>
+                        <m:nor/>
+                      </m:rPr>
+                      <m:t xml:space="preserve">obs</m:t>
                     </m:r>
                   </m:sub>
                 </m:sSub>
@@ -2558,10 +2596,10 @@
                           </m:e>
                           <m:sub>
                             <m:r>
-                              <m:t>s</m:t>
-                            </m:r>
-                            <m:r>
-                              <m:t>w</m:t>
+                              <m:rPr>
+                                <m:nor/>
+                              </m:rPr>
+                              <m:t xml:space="preserve">sw</m:t>
                             </m:r>
                           </m:sub>
                         </m:sSub>
@@ -2713,7 +2751,10 @@
                   <m:t xml:space="preserve">Cl</m:t>
                 </m:r>
                 <m:r>
-                  <m:t>  </m:t>
+                  <m:rPr>
+                    <m:nor/>
+                  </m:rPr>
+                  <m:t xml:space="preserve"> </m:t>
                 </m:r>
                 <m:d>
                   <m:dPr>
@@ -2769,9 +2810,21 @@
         <w:jc w:val="both"/>
       </w:pPr>
       <w:r>
-        <w:t xml:space="preserve">is negative under salinization and positive under freshening, and the Revelle (1941) ratio Cl/</w:t>
+        <w:t xml:space="preserve">is negative under salinization and positive under freshening, and the Revelle (1941) ratio </w:t>
       </w:r>
       <m:oMath>
+        <m:r>
+          <m:rPr>
+            <m:nor/>
+          </m:rPr>
+          <m:t xml:space="preserve">Cl</m:t>
+        </m:r>
+        <m:r>
+          <m:rPr>
+            <m:sty m:val="p"/>
+          </m:rPr>
+          <m:t>/</m:t>
+        </m:r>
         <m:sSub>
           <m:e>
             <m:r>
@@ -2820,10 +2873,10 @@
           </m:e>
           <m:sub>
             <m:r>
-              <m:t>s</m:t>
-            </m:r>
-            <m:r>
-              <m:t>w</m:t>
+              <m:rPr>
+                <m:nor/>
+              </m:rPr>
+              <m:t xml:space="preserve">sw</m:t>
             </m:r>
           </m:sub>
         </m:sSub>
@@ -2986,7 +3039,10 @@
                   <m:t>,</m:t>
                 </m:r>
                 <m:r>
-                  <m:t>  </m:t>
+                  <m:rPr>
+                    <m:nor/>
+                  </m:rPr>
+                  <m:t xml:space="preserve"> </m:t>
                 </m:r>
                 <m:r>
                   <m:t>ϕ</m:t>
@@ -3327,7 +3383,10 @@
                   </m:e>
                 </m:rad>
                 <m:r>
-                  <m:t>  </m:t>
+                  <m:rPr>
+                    <m:nor/>
+                  </m:rPr>
+                  <m:t xml:space="preserve"> </m:t>
                 </m:r>
                 <m:d>
                   <m:dPr>
@@ -3348,7 +3407,7 @@
                     </m:r>
                     <m:f>
                       <m:fPr>
-                        <m:type m:val="lin"/>
+                        <m:type m:val="bar"/>
                       </m:fPr>
                       <m:num>
                         <m:r>
@@ -3535,7 +3594,10 @@
                   </m:den>
                 </m:f>
                 <m:r>
-                  <m:t>  </m:t>
+                  <m:rPr>
+                    <m:nor/>
+                  </m:rPr>
+                  <m:t xml:space="preserve"> </m:t>
                 </m:r>
                 <m:d>
                   <m:dPr>
@@ -3556,7 +3618,7 @@
                     </m:r>
                     <m:f>
                       <m:fPr>
-                        <m:type m:val="lin"/>
+                        <m:type m:val="bar"/>
                       </m:fPr>
                       <m:num>
                         <m:r>
@@ -3991,7 +4053,10 @@
                   <m:t>,</m:t>
                 </m:r>
                 <m:r>
-                  <m:t>  </m:t>
+                  <m:rPr>
+                    <m:nor/>
+                  </m:rPr>
+                  <m:t xml:space="preserve"> </m:t>
                 </m:r>
                 <m:r>
                   <m:t>G</m:t>
@@ -4648,10 +4713,16 @@
         </m:r>
       </m:oMath>
       <w:r>
-        <w:t xml:space="preserve"> have the priors of Table 2. Four documented facts serve as data, each with a deliberately generous error: (T1) the area whose first-aquifer chloride exceeds 250 mg/L is about 15 % of the aquifer, taken relative to the 349 km² polygon as in Zeqiraj (2026), with standard deviation 5 %; (T2) the median littoral head, 0.5–2.5 km from the shore in the Fushë-Kuqe sector (</w:t>
+        <w:t xml:space="preserve"> have the priors of Table 2. Four documented facts serve as data, each with a deliberately generous error: (T1) the area whose first-aquifer chloride exceeds 250 mg/L is about 15 % of the aquifer, taken relative to the 349 km² polygon as in Zeqiraj (2026), with standard deviation 5 %; (T2) the median littoral head, 0.5–2.5 km from the shore in the Fushë-Kuqe sector </w:t>
       </w:r>
       <m:oMath>
         <m:r>
+          <m:rPr>
+            <m:sty m:val="p"/>
+          </m:rPr>
+          <m:t>(</m:t>
+        </m:r>
+        <m:r>
           <m:t>y</m:t>
         </m:r>
         <m:r>
@@ -4661,16 +4732,10 @@
           <m:t>=</m:t>
         </m:r>
         <m:r>
-          <m:t>30</m:t>
-        </m:r>
-        <m:r>
           <m:rPr>
             <m:nor/>
           </m:rPr>
-          <m:t>–</m:t>
-        </m:r>
-        <m:r>
-          <m:t>40</m:t>
+          <m:t>30–40</m:t>
         </m:r>
         <m:r>
           <m:t> </m:t>
@@ -4681,9 +4746,15 @@
           </m:rPr>
           <m:t xml:space="preserve">km</m:t>
         </m:r>
+        <m:r>
+          <m:rPr>
+            <m:sty m:val="p"/>
+          </m:rPr>
+          <m:t>)</m:t>
+        </m:r>
       </m:oMath>
       <w:r>
-        <w:t xml:space="preserve">), is about </w:t>
+        <w:t xml:space="preserve">, is about </w:t>
       </w:r>
       <m:oMath>
         <m:r>
@@ -4709,9 +4780,15 @@
         </m:r>
       </m:oMath>
       <w:r>
-        <w:t xml:space="preserve">; (T3a) wells 341 and 503 in the south-western coastal sector have a seawater fraction of 4.7 %, matched in logarithm with a standard deviation of 0.7; and (T3c) upper-aquifer chloride in the north-eastern recharge band (</w:t>
+        <w:t xml:space="preserve">; (T3a) wells 341 and 503 in the south-western coastal sector have a seawater fraction of 4.7 %, matched in logarithm with a standard deviation of 0.7; and (T3c) upper-aquifer chloride in the north-eastern recharge band </w:t>
       </w:r>
       <m:oMath>
+        <m:r>
+          <m:rPr>
+            <m:sty m:val="p"/>
+          </m:rPr>
+          <m:t>(</m:t>
+        </m:r>
         <m:r>
           <m:rPr>
             <m:nor/>
@@ -5069,12 +5146,9 @@
                   <m:sup>
                     <m:r>
                       <m:rPr>
-                        <m:sty m:val="p"/>
+                        <m:nor/>
                       </m:rPr>
-                      <m:t>−</m:t>
-                    </m:r>
-                    <m:r>
-                      <m:t>1</m:t>
+                      <m:t>−1</m:t>
                     </m:r>
                   </m:sup>
                 </m:sSup>
@@ -5085,7 +5159,10 @@
                   <m:t>,</m:t>
                 </m:r>
                 <m:r>
-                  <m:t>  </m:t>
+                  <m:rPr>
+                    <m:nor/>
+                  </m:rPr>
+                  <m:t xml:space="preserve"> </m:t>
                 </m:r>
                 <m:r>
                   <m:rPr>
@@ -7249,9 +7326,15 @@
         <w:jc w:val="both"/>
       </w:pPr>
       <w:r>
-        <w:t xml:space="preserve">To check the transition zone, steady variable-density flow and transport are solved on section A–A′ (</w:t>
+        <w:t xml:space="preserve">To check the transition zone, steady variable-density flow and transport are solved on section A–A′ </w:t>
       </w:r>
       <m:oMath>
+        <m:r>
+          <m:rPr>
+            <m:sty m:val="p"/>
+          </m:rPr>
+          <m:t>(</m:t>
+        </m:r>
         <m:r>
           <m:t>y</m:t>
         </m:r>
@@ -7336,9 +7419,9 @@
                   <m:e>
                     <m:r>
                       <m:rPr>
-                        <m:sty m:val="b"/>
+                        <m:nor/>
                       </m:rPr>
-                      <m:t>K</m:t>
+                      <m:t>𝐊</m:t>
                     </m:r>
                     <m:d>
                       <m:dPr>
@@ -7385,9 +7468,9 @@
                           <m:e>
                             <m:r>
                               <m:rPr>
-                                <m:sty m:val="b"/>
+                                <m:nor/>
                               </m:rPr>
-                              <m:t>e</m:t>
+                              <m:t>𝐞</m:t>
                             </m:r>
                           </m:e>
                           <m:sub>
@@ -7416,13 +7499,16 @@
                   <m:t>,</m:t>
                 </m:r>
                 <m:r>
-                  <m:t>  </m:t>
+                  <m:rPr>
+                    <m:nor/>
+                  </m:rPr>
+                  <m:t xml:space="preserve"> </m:t>
                 </m:r>
                 <m:r>
                   <m:rPr>
-                    <m:sty m:val="b"/>
+                    <m:nor/>
                   </m:rPr>
-                  <m:t>q</m:t>
+                  <m:t>𝐪</m:t>
                 </m:r>
                 <m:r>
                   <m:rPr>
@@ -7438,9 +7524,9 @@
                 </m:r>
                 <m:r>
                   <m:rPr>
-                    <m:sty m:val="b"/>
+                    <m:nor/>
                   </m:rPr>
-                  <m:t>K</m:t>
+                  <m:t>𝐊</m:t>
                 </m:r>
                 <m:d>
                   <m:dPr>
@@ -7487,9 +7573,9 @@
                       <m:e>
                         <m:r>
                           <m:rPr>
-                            <m:sty m:val="b"/>
+                            <m:nor/>
                           </m:rPr>
-                          <m:t>e</m:t>
+                          <m:t>𝐞</m:t>
                         </m:r>
                       </m:e>
                       <m:sub>
@@ -7578,9 +7664,9 @@
                   <m:e>
                     <m:r>
                       <m:rPr>
-                        <m:sty m:val="b"/>
+                        <m:nor/>
                       </m:rPr>
-                      <m:t>q</m:t>
+                      <m:t>𝐪</m:t>
                     </m:r>
                     <m:r>
                       <m:t> </m:t>
@@ -7624,9 +7710,9 @@
                     </m:r>
                     <m:r>
                       <m:rPr>
-                        <m:sty m:val="b"/>
+                        <m:nor/>
                       </m:rPr>
-                      <m:t>D</m:t>
+                      <m:t>𝐃</m:t>
                     </m:r>
                     <m:r>
                       <m:rPr>
@@ -7655,13 +7741,16 @@
                   <m:t>,</m:t>
                 </m:r>
                 <m:r>
-                  <m:t>  </m:t>
+                  <m:rPr>
+                    <m:nor/>
+                  </m:rPr>
+                  <m:t xml:space="preserve"> </m:t>
                 </m:r>
                 <m:r>
                   <m:rPr>
-                    <m:sty m:val="b"/>
+                    <m:nor/>
                   </m:rPr>
-                  <m:t>D</m:t>
+                  <m:t>𝐃</m:t>
                 </m:r>
                 <m:r>
                   <m:rPr>
@@ -7683,9 +7772,9 @@
                 </m:sSub>
                 <m:r>
                   <m:rPr>
-                    <m:sty m:val="b"/>
+                    <m:nor/>
                   </m:rPr>
-                  <m:t>I</m:t>
+                  <m:t>𝐈</m:t>
                 </m:r>
                 <m:r>
                   <m:rPr>
@@ -7715,17 +7804,17 @@
                   <m:e>
                     <m:r>
                       <m:rPr>
-                        <m:sty m:val="b"/>
+                        <m:nor/>
                       </m:rPr>
-                      <m:t>q</m:t>
+                      <m:t>𝐪</m:t>
                     </m:r>
                   </m:e>
                 </m:d>
                 <m:r>
                   <m:rPr>
-                    <m:sty m:val="b"/>
+                    <m:nor/>
                   </m:rPr>
-                  <m:t>I</m:t>
+                  <m:t>𝐈</m:t>
                 </m:r>
                 <m:r>
                   <m:rPr>
@@ -7780,17 +7869,17 @@
                   <m:num>
                     <m:r>
                       <m:rPr>
-                        <m:sty m:val="b"/>
+                        <m:nor/>
                       </m:rPr>
-                      <m:t>q</m:t>
+                      <m:t>𝐪</m:t>
                     </m:r>
                     <m:sSup>
                       <m:e>
                         <m:r>
                           <m:rPr>
-                            <m:sty m:val="b"/>
+                            <m:nor/>
                           </m:rPr>
-                          <m:t>q</m:t>
+                          <m:t>𝐪</m:t>
                         </m:r>
                       </m:e>
                       <m:sup>
@@ -7814,9 +7903,9 @@
                       <m:e>
                         <m:r>
                           <m:rPr>
-                            <m:sty m:val="b"/>
+                            <m:nor/>
                           </m:rPr>
-                          <m:t>q</m:t>
+                          <m:t>𝐪</m:t>
                         </m:r>
                       </m:e>
                     </m:d>
@@ -8025,12 +8114,9 @@
           <m:sup>
             <m:r>
               <m:rPr>
-                <m:sty m:val="p"/>
+                <m:nor/>
               </m:rPr>
-              <m:t>−</m:t>
-            </m:r>
-            <m:r>
-              <m:t>6</m:t>
+              <m:t>−6</m:t>
             </m:r>
           </m:sup>
         </m:sSup>
@@ -8068,9 +8154,15 @@
         <m:r>
           <m:t>31</m:t>
         </m:r>
+        <m:r>
+          <m:rPr>
+            <m:sty m:val="p"/>
+          </m:rPr>
+          <m:t>)</m:t>
+        </m:r>
       </m:oMath>
       <w:r>
-        <w:t xml:space="preserve">). Sections are solved at </w:t>
+        <w:t xml:space="preserve">. Sections are solved at </w:t>
       </w:r>
       <m:oMath>
         <m:r>
@@ -8236,9 +8328,9 @@
                 </m:r>
                 <m:r>
                   <m:rPr>
-                    <m:sty m:val="b"/>
+                    <m:sty m:val="p"/>
                   </m:rPr>
-                  <m:t>1</m:t>
+                  <m:t>𝟏</m:t>
                 </m:r>
                 <m:d>
                   <m:dPr>
@@ -8596,7 +8688,10 @@
                   <m:t>,</m:t>
                 </m:r>
                 <m:r>
-                  <m:t>  </m:t>
+                  <m:rPr>
+                    <m:nor/>
+                  </m:rPr>
+                  <m:t xml:space="preserve"> </m:t>
                 </m:r>
                 <m:sSubSup>
                   <m:e>
@@ -8643,9 +8738,9 @@
                       <m:e>
                         <m:r>
                           <m:rPr>
-                            <m:sty m:val="b"/>
+                            <m:nor/>
                           </m:rPr>
-                          <m:t>b</m:t>
+                          <m:t>𝐛</m:t>
                         </m:r>
                       </m:e>
                       <m:sub>
@@ -8676,9 +8771,9 @@
                               <m:e>
                                 <m:r>
                                   <m:rPr>
-                                    <m:sty m:val="b"/>
+                                    <m:nor/>
                                   </m:rPr>
-                                  <m:t>C</m:t>
+                                  <m:t>𝐂</m:t>
                                 </m:r>
                               </m:e>
                               <m:sub>
@@ -8710,9 +8805,9 @@
                             </m:sSup>
                             <m:r>
                               <m:rPr>
-                                <m:sty m:val="b"/>
+                                <m:nor/>
                               </m:rPr>
-                              <m:t>I</m:t>
+                              <m:t>𝐈</m:t>
                             </m:r>
                           </m:e>
                         </m:d>
@@ -8720,12 +8815,9 @@
                       <m:sup>
                         <m:r>
                           <m:rPr>
-                            <m:sty m:val="p"/>
+                            <m:nor/>
                           </m:rPr>
-                          <m:t>−</m:t>
-                        </m:r>
-                        <m:r>
-                          <m:t>1</m:t>
+                          <m:t>−1</m:t>
                         </m:r>
                       </m:sup>
                     </m:sSup>
@@ -8733,9 +8825,9 @@
                       <m:e>
                         <m:r>
                           <m:rPr>
-                            <m:sty m:val="b"/>
+                            <m:nor/>
                           </m:rPr>
-                          <m:t>b</m:t>
+                          <m:t>𝐛</m:t>
                         </m:r>
                       </m:e>
                       <m:sub>
@@ -8800,9 +8892,9 @@
           <m:e>
             <m:r>
               <m:rPr>
-                <m:sty m:val="b"/>
+                <m:nor/>
               </m:rPr>
-              <m:t>C</m:t>
+              <m:t>𝐂</m:t>
             </m:r>
           </m:e>
           <m:sub>
@@ -8823,9 +8915,9 @@
           <m:e>
             <m:r>
               <m:rPr>
-                <m:sty m:val="b"/>
+                <m:nor/>
               </m:rPr>
-              <m:t>b</m:t>
+              <m:t>𝐛</m:t>
             </m:r>
           </m:e>
           <m:sub>
@@ -8956,7 +9048,7 @@
                       <m:rPr>
                         <m:nor/>
                       </m:rPr>
-                      <m:t>E</m:t>
+                      <m:t>𝔼</m:t>
                     </m:r>
                   </m:e>
                   <m:sub>
@@ -9927,12 +10019,9 @@
         </m:r>
         <m:r>
           <m:rPr>
-            <m:sty m:val="p"/>
-          </m:rPr>
-          <m:t>−</m:t>
-        </m:r>
-        <m:r>
-          <m:t>1</m:t>
+            <m:nor/>
+          </m:rPr>
+          <m:t>−1</m:t>
         </m:r>
       </m:oMath>
       <w:r>
@@ -10289,7 +10378,7 @@
           <m:rPr>
             <m:nor/>
           </m:rPr>
-          <m:t>E</m:t>
+          <m:t>𝔼</m:t>
         </m:r>
         <m:r>
           <m:rPr>
@@ -10358,6 +10447,9 @@
       </w:r>
       <m:oMath>
         <m:r>
+          <m:rPr>
+            <m:sty m:val="p"/>
+          </m:rPr>
           <m:t>Δ</m:t>
         </m:r>
         <m:r>
@@ -10395,7 +10487,7 @@
         <m:nary>
           <m:naryPr>
             <m:chr m:val="∑"/>
-            <m:limLoc m:val="undOvr"/>
+            <m:limLoc m:val="subSup"/>
             <m:subHide m:val="off"/>
             <m:supHide m:val="on"/>
           </m:naryPr>
@@ -10433,7 +10525,7 @@
         <m:nary>
           <m:naryPr>
             <m:chr m:val="∑"/>
-            <m:limLoc m:val="undOvr"/>
+            <m:limLoc m:val="subSup"/>
             <m:subHide m:val="off"/>
             <m:supHide m:val="on"/>
           </m:naryPr>
@@ -10502,6 +10594,9 @@
           <m:t>(</m:t>
         </m:r>
         <m:r>
+          <m:rPr>
+            <m:sty m:val="p"/>
+          </m:rPr>
           <m:t>Δ</m:t>
         </m:r>
         <m:r>
@@ -10854,12 +10949,9 @@
           <m:sup>
             <m:r>
               <m:rPr>
-                <m:sty m:val="p"/>
+                <m:nor/>
               </m:rPr>
-              <m:t>−</m:t>
-            </m:r>
-            <m:r>
-              <m:t>7</m:t>
+              <m:t>−7</m:t>
             </m:r>
           </m:sup>
         </m:sSup>
@@ -10951,9 +11043,21 @@
         </m:sSub>
       </m:oMath>
       <w:r>
-        <w:t xml:space="preserve"> water, its sodium is taken up by the exchanger and calcium is released (Appelo and Postma, 2005). The sulphate deficit of both wells (−3.7 and −1.7 meq/L) is consistent with sulphate reduction under the silt–clay cover. Their Cl/</w:t>
+        <w:t xml:space="preserve"> water, its sodium is taken up by the exchanger and calcium is released (Appelo and Postma, 2005). The sulphate deficit of both wells (−3.7 and −1.7 meq/L) is consistent with sulphate reduction under the silt–clay cover. Their </w:t>
       </w:r>
       <m:oMath>
+        <m:r>
+          <m:rPr>
+            <m:nor/>
+          </m:rPr>
+          <m:t xml:space="preserve">Cl</m:t>
+        </m:r>
+        <m:r>
+          <m:rPr>
+            <m:sty m:val="p"/>
+          </m:rPr>
+          <m:t>/</m:t>
+        </m:r>
         <m:sSub>
           <m:e>
             <m:r>
@@ -11071,9 +11175,31 @@
           <w:sz w:val="20"/>
           <w:szCs w:val="20"/>
         </w:rPr>
-        <w:t xml:space="preserve"> Seawater fraction and deviations from conservative mixing (meq/L) of the four analyses. Cl in mg/L; Na/Cl is molar; Cl/</w:t>
+        <w:t xml:space="preserve"> Seawater fraction and deviations from conservative mixing (meq/L) of the four analyses. Cl in mg/L; Na/Cl is molar; </w:t>
       </w:r>
       <m:oMath>
+        <m:r>
+          <m:rPr>
+            <m:nor/>
+          </m:rPr>
+          <w:rPr>
+            <w:rFonts w:ascii="Cambria Math" w:hAnsi="Cambria Math"/>
+            <w:sz w:val="20"/>
+            <w:szCs w:val="20"/>
+          </w:rPr>
+          <m:t xml:space="preserve">Cl</m:t>
+        </m:r>
+        <m:r>
+          <m:rPr>
+            <m:sty m:val="p"/>
+          </m:rPr>
+          <w:rPr>
+            <w:rFonts w:ascii="Cambria Math" w:hAnsi="Cambria Math"/>
+            <w:sz w:val="20"/>
+            <w:szCs w:val="20"/>
+          </w:rPr>
+          <m:t>/</m:t>
+        </m:r>
         <m:sSub>
           <m:e>
             <m:r>
@@ -11366,7 +11492,7 @@
             <m:oMath>
               <m:r>
                 <m:rPr>
-                  <m:sty m:val="bi"/>
+                  <m:sty m:val="b"/>
                 </m:rPr>
                 <w:rPr>
                   <w:rFonts w:ascii="Cambria Math" w:hAnsi="Cambria Math"/>
@@ -11414,7 +11540,7 @@
             <m:oMath>
               <m:r>
                 <m:rPr>
-                  <m:sty m:val="bi"/>
+                  <m:sty m:val="b"/>
                 </m:rPr>
                 <w:rPr>
                   <w:rFonts w:ascii="Cambria Math" w:hAnsi="Cambria Math"/>
@@ -11462,7 +11588,7 @@
             <m:oMath>
               <m:r>
                 <m:rPr>
-                  <m:sty m:val="bi"/>
+                  <m:sty m:val="b"/>
                 </m:rPr>
                 <w:rPr>
                   <w:rFonts w:ascii="Cambria Math" w:hAnsi="Cambria Math"/>
@@ -11510,7 +11636,7 @@
             <m:oMath>
               <m:r>
                 <m:rPr>
-                  <m:sty m:val="bi"/>
+                  <m:sty m:val="b"/>
                 </m:rPr>
                 <w:rPr>
                   <w:rFonts w:ascii="Cambria Math" w:hAnsi="Cambria Math"/>
@@ -11604,16 +11730,30 @@
               <w:spacing w:line="240"/>
               <w:jc w:val="left"/>
             </w:pPr>
-            <w:r>
-              <w:rPr>
-                <w:b/>
-                <w:bCs/>
-                <w:sz w:val="18"/>
-                <w:szCs w:val="18"/>
-              </w:rPr>
-              <w:t xml:space="preserve">Cl/</w:t>
-            </w:r>
             <m:oMath>
+              <m:r>
+                <m:rPr>
+                  <m:nor/>
+                </m:rPr>
+                <w:rPr>
+                  <w:rFonts w:ascii="Cambria Math" w:hAnsi="Cambria Math"/>
+                  <w:b/>
+                  <w:sz w:val="18"/>
+                  <w:szCs w:val="18"/>
+                </w:rPr>
+                <m:t xml:space="preserve">Cl</m:t>
+              </m:r>
+              <m:r>
+                <m:rPr>
+                  <m:sty m:val="b"/>
+                </m:rPr>
+                <w:rPr>
+                  <w:rFonts w:ascii="Cambria Math" w:hAnsi="Cambria Math"/>
+                  <w:sz w:val="18"/>
+                  <w:szCs w:val="18"/>
+                </w:rPr>
+                <m:t>/</m:t>
+              </m:r>
               <m:sSub>
                 <m:e>
                   <m:r>
@@ -13467,10 +13607,16 @@
         </m:r>
       </m:oMath>
       <w:r>
-        <w:t xml:space="preserve"> and 3 km near Lezhë, and to a small area at the mouth of the Ishëm (</w:t>
+        <w:t xml:space="preserve"> and 3 km near Lezhë, and to a small area at the mouth of the Ishëm </w:t>
       </w:r>
       <m:oMath>
         <m:r>
+          <m:rPr>
+            <m:sty m:val="p"/>
+          </m:rPr>
+          <m:t>(</m:t>
+        </m:r>
+        <m:r>
           <m:t>y</m:t>
         </m:r>
         <m:r>
@@ -13480,16 +13626,10 @@
           <m:t>=</m:t>
         </m:r>
         <m:r>
-          <m:t>32</m:t>
-        </m:r>
-        <m:r>
           <m:rPr>
             <m:nor/>
           </m:rPr>
-          <m:t>–</m:t>
-        </m:r>
-        <m:r>
-          <m:t>35</m:t>
+          <m:t>32–35</m:t>
         </m:r>
         <m:r>
           <m:t> </m:t>
@@ -13500,9 +13640,15 @@
           </m:rPr>
           <m:t xml:space="preserve">km</m:t>
         </m:r>
+        <m:r>
+          <m:rPr>
+            <m:sty m:val="p"/>
+          </m:rPr>
+          <m:t>)</m:t>
+        </m:r>
       </m:oMath>
       <w:r>
-        <w:t xml:space="preserve">). The median affected area is 31.4 (9.6–62.0) km² (9.0 (2.8–17.8) % of the polygon). In the second aquifer the 50 % exceedance line runs 3 km inland at section A–A′ and 5–6 km inland between </w:t>
+        <w:t xml:space="preserve">. The median affected area is 31.4 (9.6–62.0) km² (9.0 (2.8–17.8) % of the polygon). In the second aquifer the 50 % exceedance line runs 3 km inland at section A–A′ and 5–6 km inland between </w:t>
       </w:r>
       <m:oMath>
         <m:r>
@@ -13532,16 +13678,10 @@
           <m:t>=</m:t>
         </m:r>
         <m:r>
-          <m:t>45</m:t>
-        </m:r>
-        <m:r>
           <m:rPr>
             <m:nor/>
           </m:rPr>
-          <m:t>–</m:t>
-        </m:r>
-        <m:r>
-          <m:t>50</m:t>
+          <m:t>45–50</m:t>
         </m:r>
         <m:r>
           <m:t> </m:t>
@@ -13563,10 +13703,16 @@
         <w:jc w:val="both"/>
       </w:pPr>
       <w:r>
-        <w:t xml:space="preserve">Two features matter for management. First, south of the sea contact (</w:t>
+        <w:t xml:space="preserve">Two features matter for management. First, south of the sea contact </w:t>
       </w:r>
       <m:oMath>
         <m:r>
+          <m:rPr>
+            <m:sty m:val="p"/>
+          </m:rPr>
+          <m:t>(</m:t>
+        </m:r>
+        <m:r>
           <m:t>y</m:t>
         </m:r>
         <m:r>
@@ -13587,9 +13733,15 @@
           </m:rPr>
           <m:t xml:space="preserve">km</m:t>
         </m:r>
+        <m:r>
+          <m:rPr>
+            <m:sty m:val="p"/>
+          </m:rPr>
+          <m:t>)</m:t>
+        </m:r>
       </m:oMath>
       <w:r>
-        <w:t xml:space="preserve">) the first and second aquifers are fresh in every member, and only the base carries salt water a short distance south of the contact. The southern half of the western margin, which the companion model treated as a sea boundary, does not contribute to the intrusion. Second, the uncertainty is concentrated in narrow bands. The area where the exceedance probability lies between 0.1 and 0.9 is 44.5, 48.6 and 45.8 km² at the three depths. Its first-aquifer part, a 2–4 km wide band along the inland edge of the coastal strip between </w:t>
+        <w:t xml:space="preserve"> the first and second aquifers are fresh in every member, and only the base carries salt water a short distance south of the contact. The southern half of the western margin, which the companion model treated as a sea boundary, does not contribute to the intrusion. Second, the uncertainty is concentrated in narrow bands. The area where the exceedance probability lies between 0.1 and 0.9 is 44.5, 48.6 and 45.8 km² at the three depths. Its first-aquifer part, a 2–4 km wide band along the inland edge of the coastal strip between </w:t>
       </w:r>
       <m:oMath>
         <m:r>
@@ -13619,16 +13771,10 @@
           <m:t>=</m:t>
         </m:r>
         <m:r>
-          <m:t>35</m:t>
-        </m:r>
-        <m:r>
           <m:rPr>
             <m:nor/>
           </m:rPr>
-          <m:t>–</m:t>
-        </m:r>
-        <m:r>
-          <m:t>38</m:t>
+          <m:t>35–38</m:t>
         </m:r>
         <m:r>
           <m:t> </m:t>
@@ -13653,7 +13799,7 @@
       <w:r>
         <w:drawing>
           <wp:inline distT="0" distB="0" distL="0" distR="0">
-            <wp:extent cx="5581650" cy="5191125"/>
+            <wp:extent cx="5581650" cy="5362575"/>
             <wp:effectExtent t="0" r="0" b="0" l="0"/>
             <wp:docPr id="1" name="" descr="" title=""/>
             <wp:cNvGraphicFramePr>
@@ -13678,7 +13824,7 @@
                   <pic:spPr bwMode="auto">
                     <a:xfrm>
                       <a:off x="0" y="0"/>
-                      <a:ext cx="5581650" cy="5191125"/>
+                      <a:ext cx="5581650" cy="5362575"/>
                     </a:xfrm>
                     <a:prstGeom prst="rect">
                       <a:avLst/>
@@ -14008,9 +14154,20 @@
           <w:sz w:val="20"/>
           <w:szCs w:val="20"/>
         </w:rPr>
-        <w:t xml:space="preserve"> Variable-density section A–A′ (</w:t>
+        <w:t xml:space="preserve"> Variable-density section A–A′ </w:t>
       </w:r>
       <m:oMath>
+        <m:r>
+          <m:rPr>
+            <m:sty m:val="p"/>
+          </m:rPr>
+          <w:rPr>
+            <w:rFonts w:ascii="Cambria Math" w:hAnsi="Cambria Math"/>
+            <w:sz w:val="20"/>
+            <w:szCs w:val="20"/>
+          </w:rPr>
+          <m:t>(</m:t>
+        </m:r>
         <m:r>
           <w:rPr>
             <w:rFonts w:ascii="Cambria Math" w:hAnsi="Cambria Math"/>
@@ -14057,15 +14214,37 @@
           </w:rPr>
           <m:t xml:space="preserve">km</m:t>
         </m:r>
+        <m:r>
+          <m:rPr>
+            <m:sty m:val="p"/>
+          </m:rPr>
+          <w:rPr>
+            <w:rFonts w:ascii="Cambria Math" w:hAnsi="Cambria Math"/>
+            <w:sz w:val="20"/>
+            <w:szCs w:val="20"/>
+          </w:rPr>
+          <m:t>)</m:t>
+        </m:r>
       </m:oMath>
       <w:r>
         <w:rPr>
           <w:sz w:val="20"/>
           <w:szCs w:val="20"/>
         </w:rPr>
-        <w:t xml:space="preserve">). (a) Steady chloride of the median member (</w:t>
+        <w:t xml:space="preserve">. (a) Steady chloride of the median member </w:t>
       </w:r>
       <m:oMath>
+        <m:r>
+          <m:rPr>
+            <m:sty m:val="p"/>
+          </m:rPr>
+          <w:rPr>
+            <w:rFonts w:ascii="Cambria Math" w:hAnsi="Cambria Math"/>
+            <w:sz w:val="20"/>
+            <w:szCs w:val="20"/>
+          </w:rPr>
+          <m:t>(</m:t>
+        </m:r>
         <m:r>
           <w:rPr>
             <w:rFonts w:ascii="Cambria Math" w:hAnsi="Cambria Math"/>
@@ -14250,13 +14429,24 @@
           </w:rPr>
           <m:t>m</m:t>
         </m:r>
+        <m:r>
+          <m:rPr>
+            <m:sty m:val="p"/>
+          </m:rPr>
+          <w:rPr>
+            <w:rFonts w:ascii="Cambria Math" w:hAnsi="Cambria Math"/>
+            <w:sz w:val="20"/>
+            <w:szCs w:val="20"/>
+          </w:rPr>
+          <m:t>)</m:t>
+        </m:r>
       </m:oMath>
       <w:r>
         <w:rPr>
           <w:sz w:val="20"/>
           <w:szCs w:val="20"/>
         </w:rPr>
-        <w:t xml:space="preserve">) with the 250, 1000, 5000 and 10 000 mg/L isochlors, the sharp interface of the same member in the areal model and its calibrated transition zone </w:t>
+        <w:t xml:space="preserve"> with the 250, 1000, 5000 and 10 000 mg/L isochlors, the sharp interface of the same member in the areal model and its calibrated transition zone </w:t>
       </w:r>
       <m:oMath>
         <m:r>
@@ -14380,9 +14570,15 @@
         </m:r>
       </m:oMath>
       <w:r>
-        <w:t xml:space="preserve"> and 50 km, the inland edge of the uncertain zone of Fig. 5d, and close to zero in the south, at the coast and inland of the well field, where chloride is certain in every member. The best single sample, the upper screen of well L102, has a linear gain of 1.32 nats (</w:t>
+        <w:t xml:space="preserve"> and 50 km, the inland edge of the uncertain zone of Fig. 5d, and close to zero in the south, at the coast and inland of the well field, where chloride is certain in every member. The best single sample, the upper screen of well L102, has a linear gain of 1.32 nats </w:t>
       </w:r>
       <m:oMath>
+        <m:r>
+          <m:rPr>
+            <m:sty m:val="p"/>
+          </m:rPr>
+          <m:t>(</m:t>
+        </m:r>
         <m:sSubSup>
           <m:e>
             <m:r>
@@ -14409,9 +14605,15 @@
         <m:r>
           <m:t>0.93</m:t>
         </m:r>
+        <m:r>
+          <m:rPr>
+            <m:sty m:val="p"/>
+          </m:rPr>
+          <m:t>)</m:t>
+        </m:r>
       </m:oMath>
       <w:r>
-        <w:t xml:space="preserve">) and an exact gain of 1.26 nats.</w:t>
+        <w:t xml:space="preserve"> and an exact gain of 1.26 nats.</w:t>
       </w:r>
     </w:p>
     <w:p>
@@ -14429,11 +14631,17 @@
         <w:jc w:val="both"/>
       </w:pPr>
       <w:r>
-        <w:t xml:space="preserve">Pairs and triples show the synergy that greedy selection misses (Fig. 7b, Table 4). Greedy selection keeps L102 and adds L109, for 1.40 nats, whereas the pairwise-greedy search finds E52 and L117, 1.47 nats, which is also the exhaustive optimum among the 40 best single samples. Neither well of that pair is the best single sample: they are informative together because they constrain the affected strip at two latitudes, and their errors partly cancel. For three samples the exhaustive optimum, the upper screens of L110, L117 and H31, gives 1.55 nats against 1.45 for the greedy triple. In Gaussian terms its linear gain of 1.77 nats reduces the standard deviation of the affected area from 16.6 to 2.8 km². Beyond three samples the searches converge (1.64–1.67 nats for four and five samples) and the gain saturates. The exact gain is bounded by the entropy of the eight goal classes (</w:t>
+        <w:t xml:space="preserve">Pairs and triples show the synergy that greedy selection misses (Fig. 7b, Table 4). Greedy selection keeps L102 and adds L109, for 1.40 nats, whereas the pairwise-greedy search finds E52 and L117, 1.47 nats, which is also the exhaustive optimum among the 40 best single samples. Neither well of that pair is the best single sample: they are informative together because they constrain the affected strip at two latitudes, and their errors partly cancel. For three samples the exhaustive optimum, the upper screens of L110, L117 and H31, gives 1.55 nats against 1.45 for the greedy triple. In Gaussian terms its linear gain of 1.77 nats reduces the standard deviation of the affected area from 16.6 to 2.8 km². Beyond three samples the searches converge (1.64–1.67 nats for four and five samples) and the gain saturates. The exact gain is bounded by the entropy of the eight goal classes </w:t>
       </w:r>
       <m:oMath>
         <m:r>
           <m:rPr>
+            <m:sty m:val="p"/>
+          </m:rPr>
+          <m:t>(</m:t>
+        </m:r>
+        <m:r>
+          <m:rPr>
             <m:nor/>
           </m:rPr>
           <m:t>ln</m:t>
@@ -14465,9 +14673,15 @@
           </m:rPr>
           <m:t xml:space="preserve">nats</m:t>
         </m:r>
+        <m:r>
+          <m:rPr>
+            <m:sty m:val="p"/>
+          </m:rPr>
+          <m:t>)</m:t>
+        </m:r>
       </m:oMath>
       <w:r>
-        <w:t xml:space="preserve">) and grows more slowly than the linear one; the two criteria rank single samples alike (Spearman </w:t>
+        <w:t xml:space="preserve"> and grows more slowly than the linear one; the two criteria rank single samples alike (Spearman </w:t>
       </w:r>
       <m:oMath>
         <m:r>
@@ -17119,20 +17333,20 @@
         </m:sSub>
       </m:oMath>
       <w:r>
-        <w:t xml:space="preserve"> (</w:t>
+        <w:t xml:space="preserve"> </w:t>
       </w:r>
       <m:oMath>
         <m:r>
-          <m:t>0.62</m:t>
-        </m:r>
-        <m:r>
-          <m:rPr>
-            <m:sty m:val="p"/>
-          </m:rPr>
-          <m:t>–</m:t>
-        </m:r>
-        <m:r>
-          <m:t>0.89</m:t>
+          <m:rPr>
+            <m:sty m:val="p"/>
+          </m:rPr>
+          <m:t>(</m:t>
+        </m:r>
+        <m:r>
+          <m:rPr>
+            <m:nor/>
+          </m:rPr>
+          <m:t>0.62–0.89</m:t>
         </m:r>
         <m:r>
           <m:t> </m:t>
@@ -17160,9 +17374,15 @@
         <w:jc w:val="both"/>
       </w:pPr>
       <w:r>
-        <w:t xml:space="preserve">For learning, standard Bayesian regression with 240 exact shoreline readings covers the toe in 48 % of the cases with a nominal 90 % interval, against 96 % for SafeBayes and 87 % for the goal-calibrated rate, close to an oracle (91 %). For attribution, toe monitoring settles fewer than 6 % of the events, whereas quarterly recharge records do so for 92 %: the data that attribute an event are those that describe the counterfactual, not the event. For regime risk and thresholds, targeted estimation removes the bias of the naive estimate (+0.157 to −0.006), and a threshold chosen with a simultaneous band is unsafe in 5–10 % of the cases against 57–72 % for the plug-in choice. For information flow, transfer entropy from pumping records overstates the causal flow by a factor of 1.9, a 50/50 randomized pumping experiment measures it best (</w:t>
+        <w:t xml:space="preserve">For learning, standard Bayesian regression with 240 exact shoreline readings covers the toe in 48 % of the cases with a nominal 90 % interval, against 96 % for SafeBayes and 87 % for the goal-calibrated rate, close to an oracle (91 %). For attribution, toe monitoring settles fewer than 6 % of the events, whereas quarterly recharge records do so for 92 %: the data that attribute an event are those that describe the counterfactual, not the event. For regime risk and thresholds, targeted estimation removes the bias of the naive estimate (+0.157 to −0.006), and a threshold chosen with a simultaneous band is unsafe in 5–10 % of the cases against 57–72 % for the plug-in choice. For information flow, transfer entropy from pumping records overstates the causal flow by a factor of 1.9, a 50/50 randomized pumping experiment measures it best </w:t>
       </w:r>
       <m:oMath>
+        <m:r>
+          <m:rPr>
+            <m:sty m:val="p"/>
+          </m:rPr>
+          <m:t>(</m:t>
+        </m:r>
         <m:sSub>
           <m:e>
             <m:r>
@@ -17220,11 +17440,23 @@
         <m:r>
           <m:t>C</m:t>
         </m:r>
+        <m:r>
+          <m:rPr>
+            <m:sty m:val="p"/>
+          </m:rPr>
+          <m:t>)</m:t>
+        </m:r>
       </m:oMath>
       <w:r>
-        <w:t xml:space="preserve">), while a partial information decomposition (Williams and Beer, 2010; Bertschinger et al., 2014) assigns pumping almost no unique information (0–1.8 mbit) although its causal flow is 13 mbit, so its atoms cannot be read as causal contributions; and among monitoring designs the feedback information from the toe to the pumping decision predicts the salinization risk (</w:t>
+        <w:t xml:space="preserve">, while a partial information decomposition (Williams and Beer, 2010; Bertschinger et al., 2014) assigns pumping almost no unique information (0–1.8 mbit) although its causal flow is 13 mbit, so its atoms cannot be read as causal contributions; and among monitoring designs the feedback information from the toe to the pumping decision predicts the salinization risk </w:t>
       </w:r>
       <m:oMath>
+        <m:r>
+          <m:rPr>
+            <m:sty m:val="p"/>
+          </m:rPr>
+          <m:t>(</m:t>
+        </m:r>
         <m:sSub>
           <m:e>
             <m:r>
@@ -17245,18 +17477,27 @@
         </m:r>
         <m:r>
           <m:rPr>
-            <m:sty m:val="p"/>
-          </m:rPr>
-          <m:t>−</m:t>
-        </m:r>
-        <m:r>
-          <m:t>0.97</m:t>
+            <m:nor/>
+          </m:rPr>
+          <m:t>−0.97</m:t>
+        </m:r>
+        <m:r>
+          <m:rPr>
+            <m:sty m:val="p"/>
+          </m:rPr>
+          <m:t>)</m:t>
         </m:r>
       </m:oMath>
       <w:r>
-        <w:t xml:space="preserve">) whereas the sensor information does not (</w:t>
+        <w:t xml:space="preserve"> whereas the sensor information does not </w:t>
       </w:r>
       <m:oMath>
+        <m:r>
+          <m:rPr>
+            <m:sty m:val="p"/>
+          </m:rPr>
+          <m:t>(</m:t>
+        </m:r>
         <m:sSub>
           <m:e>
             <m:r>
@@ -17277,16 +17518,19 @@
         </m:r>
         <m:r>
           <m:rPr>
-            <m:sty m:val="p"/>
-          </m:rPr>
-          <m:t>−</m:t>
-        </m:r>
-        <m:r>
-          <m:t>0.16</m:t>
+            <m:nor/>
+          </m:rPr>
+          <m:t>−0.16</m:t>
+        </m:r>
+        <m:r>
+          <m:rPr>
+            <m:sty m:val="p"/>
+          </m:rPr>
+          <m:t>)</m:t>
         </m:r>
       </m:oMath>
       <w:r>
-        <w:t xml:space="preserve">).</w:t>
+        <w:t xml:space="preserve">.</w:t>
       </w:r>
     </w:p>
     <w:p>
@@ -18776,17 +19020,9 @@
                 <w:sz w:val="17"/>
                 <w:szCs w:val="17"/>
               </w:rPr>
-              <w:t xml:space="preserve"> (</w:t>
+              <w:t xml:space="preserve"> </w:t>
             </w:r>
             <m:oMath>
-              <m:r>
-                <w:rPr>
-                  <w:rFonts w:ascii="Cambria Math" w:hAnsi="Cambria Math"/>
-                  <w:sz w:val="17"/>
-                  <w:szCs w:val="17"/>
-                </w:rPr>
-                <m:t>0.62</m:t>
-              </m:r>
               <m:r>
                 <m:rPr>
                   <m:sty m:val="p"/>
@@ -18796,15 +19032,18 @@
                   <w:sz w:val="17"/>
                   <w:szCs w:val="17"/>
                 </w:rPr>
-                <m:t>–</m:t>
+                <m:t>(</m:t>
               </m:r>
               <m:r>
+                <m:rPr>
+                  <m:nor/>
+                </m:rPr>
                 <w:rPr>
                   <w:rFonts w:ascii="Cambria Math" w:hAnsi="Cambria Math"/>
                   <w:sz w:val="17"/>
                   <w:szCs w:val="17"/>
                 </w:rPr>
-                <m:t>0.89</m:t>
+                <m:t>0.62–0.89</m:t>
               </m:r>
               <m:r>
                 <w:rPr>
@@ -19847,9 +20086,20 @@
                 <w:sz w:val="17"/>
                 <w:szCs w:val="17"/>
               </w:rPr>
-              <w:t xml:space="preserve">TE from records 24.9 vs interventional 13.0 mbit (</w:t>
+              <w:t xml:space="preserve">TE from records 24.9 vs interventional 13.0 mbit </w:t>
             </w:r>
             <m:oMath>
+              <m:r>
+                <m:rPr>
+                  <m:sty m:val="p"/>
+                </m:rPr>
+                <w:rPr>
+                  <w:rFonts w:ascii="Cambria Math" w:hAnsi="Cambria Math"/>
+                  <w:sz w:val="17"/>
+                  <w:szCs w:val="17"/>
+                </w:rPr>
+                <m:t>(</m:t>
+              </m:r>
               <m:r>
                 <w:rPr>
                   <w:rFonts w:ascii="Cambria Math" w:hAnsi="Cambria Math"/>
@@ -19869,6 +20119,17 @@
                 </w:rPr>
                 <m:t>×</m:t>
               </m:r>
+              <m:r>
+                <m:rPr>
+                  <m:sty m:val="p"/>
+                </m:rPr>
+                <w:rPr>
+                  <w:rFonts w:ascii="Cambria Math" w:hAnsi="Cambria Math"/>
+                  <w:sz w:val="17"/>
+                  <w:szCs w:val="17"/>
+                </w:rPr>
+                <m:t>)</m:t>
+              </m:r>
             </m:oMath>
             <w:r>
               <w:rPr>
@@ -19877,7 +20138,7 @@
                 <w:sz w:val="17"/>
                 <w:szCs w:val="17"/>
               </w:rPr>
-              <w:t xml:space="preserve">); back-door adjusted 12.5 mbit; randomized rotation halves the estimator SD (2.4 vs 5.5 mbit).</w:t>
+              <w:t xml:space="preserve">; back-door adjusted 12.5 mbit; randomized rotation halves the estimator SD (2.4 vs 5.5 mbit).</w:t>
             </w:r>
           </w:p>
         </w:tc>
@@ -20194,31 +20455,15 @@
             </w:r>
             <m:oMath>
               <m:r>
-                <w:rPr>
-                  <w:rFonts w:ascii="Cambria Math" w:hAnsi="Cambria Math"/>
-                  <w:sz w:val="17"/>
-                  <w:szCs w:val="17"/>
-                </w:rPr>
-                <m:t>3.8</m:t>
-              </m:r>
-              <m:r>
                 <m:rPr>
-                  <m:sty m:val="p"/>
+                  <m:nor/>
                 </m:rPr>
                 <w:rPr>
                   <w:rFonts w:ascii="Cambria Math" w:hAnsi="Cambria Math"/>
                   <w:sz w:val="17"/>
                   <w:szCs w:val="17"/>
                 </w:rPr>
-                <m:t>–</m:t>
-              </m:r>
-              <m:r>
-                <w:rPr>
-                  <w:rFonts w:ascii="Cambria Math" w:hAnsi="Cambria Math"/>
-                  <w:sz w:val="17"/>
-                  <w:szCs w:val="17"/>
-                </w:rPr>
-                <m:t>5.1</m:t>
+                <m:t>3.8–5.1</m:t>
               </m:r>
               <m:r>
                 <m:rPr>
@@ -20445,22 +20690,14 @@
               </m:r>
               <m:r>
                 <m:rPr>
-                  <m:sty m:val="p"/>
+                  <m:nor/>
                 </m:rPr>
                 <w:rPr>
                   <w:rFonts w:ascii="Cambria Math" w:hAnsi="Cambria Math"/>
                   <w:sz w:val="17"/>
                   <w:szCs w:val="17"/>
                 </w:rPr>
-                <m:t>−</m:t>
-              </m:r>
-              <m:r>
-                <w:rPr>
-                  <w:rFonts w:ascii="Cambria Math" w:hAnsi="Cambria Math"/>
-                  <w:sz w:val="17"/>
-                  <w:szCs w:val="17"/>
-                </w:rPr>
-                <m:t>0.97</m:t>
+                <m:t>−0.97</m:t>
               </m:r>
             </m:oMath>
             <w:r>
@@ -20880,11 +21117,17 @@
         <w:jc w:val="both"/>
       </w:pPr>
       <w:r>
-        <w:t xml:space="preserve">Ion exchange separates active salinization at the south-western coast (</w:t>
+        <w:t xml:space="preserve">Ion exchange separates active salinization at the south-western coast </w:t>
       </w:r>
       <m:oMath>
         <m:r>
           <m:rPr>
+            <m:sty m:val="p"/>
+          </m:rPr>
+          <m:t>(</m:t>
+        </m:r>
+        <m:r>
+          <m:rPr>
             <m:nor/>
           </m:rPr>
           <m:t xml:space="preserve">BEX</m:t>
@@ -20897,12 +21140,9 @@
         </m:r>
         <m:r>
           <m:rPr>
-            <m:sty m:val="p"/>
-          </m:rPr>
-          <m:t>−</m:t>
-        </m:r>
-        <m:r>
-          <m:t>2.7</m:t>
+            <m:nor/>
+          </m:rPr>
+          <m:t>−2.7</m:t>
         </m:r>
         <m:r>
           <m:t> </m:t>
@@ -20925,13 +21165,25 @@
           </m:rPr>
           <m:t>L</m:t>
         </m:r>
+        <m:r>
+          <m:rPr>
+            <m:sty m:val="p"/>
+          </m:rPr>
+          <m:t>)</m:t>
+        </m:r>
       </m:oMath>
       <w:r>
-        <w:t xml:space="preserve">) from freshening in the central well field (</w:t>
+        <w:t xml:space="preserve"> from freshening in the central well field </w:t>
       </w:r>
       <m:oMath>
         <m:r>
           <m:rPr>
+            <m:sty m:val="p"/>
+          </m:rPr>
+          <m:t>(</m:t>
+        </m:r>
+        <m:r>
+          <m:rPr>
             <m:nor/>
           </m:rPr>
           <m:t xml:space="preserve">BEX</m:t>
@@ -20972,9 +21224,15 @@
           </m:rPr>
           <m:t>L</m:t>
         </m:r>
+        <m:r>
+          <m:rPr>
+            <m:sty m:val="p"/>
+          </m:rPr>
+          <m:t>)</m:t>
+        </m:r>
       </m:oMath>
       <w:r>
-        <w:t xml:space="preserve">). Together with a predictive check that fails, this identifies the chloride of the central well as legacy salinity.</w:t>
+        <w:t xml:space="preserve">. Together with a predictive check that fails, this identifies the chloride of the central well as legacy salinity.</w:t>
       </w:r>
     </w:p>
     <w:p>
@@ -21155,7 +21413,7 @@
       <w:r>
         <w:t xml:space="preserve">The data workbook (aquifer polygon, well list, hydraulic conductivities, DRASTIC parameters and the compiled water chemistry) is the property of the Albanian Geological Survey and A. Beqiraj and is redistributed with their permission in the code repository; the water-chemistry data are published in Cenameri and Beqiraj (2016). The MATLAB and Python code, the derived inputs and all results are available at </w:t>
       </w:r>
-      <w:hyperlink w:history="1" r:id="rIdvxc6vck8de6wxcjtt4ex4">
+      <w:hyperlink w:history="1" r:id="rIdobioiongmxv1mqjkmo4om">
         <w:r>
           <w:rPr>
             <w:color w:val="1D4ED8"/>
@@ -21259,7 +21517,7 @@
         </w:rPr>
         <w:t xml:space="preserve">Abarca, E., Carrera, J., Sánchez-Vila, X., Dentz, M., 2007. Anisotropic dispersive Henry problem. Adv. Water Resour. 30 (4), 913–926. </w:t>
       </w:r>
-      <w:hyperlink w:history="1" r:id="rId1b6hosopctojfb3cyfdne">
+      <w:hyperlink w:history="1" r:id="rId3z0jg75wcvthtnzjvechj">
         <w:r>
           <w:rPr>
             <w:color w:val="1D4ED8"/>
@@ -21284,7 +21542,7 @@
         </w:rPr>
         <w:t xml:space="preserve">Alexanderian, A., 2021. Optimal experimental design for infinite-dimensional Bayesian inverse problems governed by PDEs: A review. Inverse Probl. 37 (4), 043001. </w:t>
       </w:r>
-      <w:hyperlink w:history="1" r:id="rIdcxknheg7yxk8nebgoi0aj">
+      <w:hyperlink w:history="1" r:id="rIdt4dzltd_kx-qru6zj-wdw">
         <w:r>
           <w:rPr>
             <w:color w:val="1D4ED8"/>
@@ -21323,7 +21581,7 @@
         </w:rPr>
         <w:t xml:space="preserve">Appelo, C.A.J., Postma, D., 2005. Geochemistry, Groundwater and Pollution, second ed. A.A. Balkema, Leiden. </w:t>
       </w:r>
-      <w:hyperlink w:history="1" r:id="rIdnnvn5_qqxl7d2xblhv3k-">
+      <w:hyperlink w:history="1" r:id="rIduzdzumc27wug1kuwiegta">
         <w:r>
           <w:rPr>
             <w:color w:val="1D4ED8"/>
@@ -21348,7 +21606,7 @@
         </w:rPr>
         <w:t xml:space="preserve">Artegiani, A., Bregant, D., Paschini, E., Pinardi, N., Raicich, F., Russo, A., 1997. The Adriatic Sea general circulation. Part I: Air–sea interactions and water mass structure. J. Phys. Oceanogr. 27 (8), 1492–1514. </w:t>
       </w:r>
-      <w:hyperlink w:history="1" r:id="rIdgvcrqv3pl6s3tt-z-87_a">
+      <w:hyperlink w:history="1" r:id="rIdwjqszyh8ncilt-h1gc4mr">
         <w:r>
           <w:rPr>
             <w:color w:val="1D4ED8"/>
@@ -21373,7 +21631,7 @@
         </w:rPr>
         <w:t xml:space="preserve">Attia, A., Alexanderian, A., Saibaba, A.K., 2018. Goal-oriented optimal design of experiments for large-scale Bayesian linear inverse problems. Inverse Probl. 34 (9), 095009. </w:t>
       </w:r>
-      <w:hyperlink w:history="1" r:id="rIdzcqpgop8ci4s7u4wbr-mq">
+      <w:hyperlink w:history="1" r:id="rIdpscmpyp2qv4bfvardpahy">
         <w:r>
           <w:rPr>
             <w:color w:val="1D4ED8"/>
@@ -21398,7 +21656,7 @@
         </w:rPr>
         <w:t xml:space="preserve">Ay, N., Polani, D., 2008. Information flows in causal networks. Adv. Complex Syst. 11 (1), 17–41. </w:t>
       </w:r>
-      <w:hyperlink w:history="1" r:id="rIdbzkcwavt-zsxzcnlpkckm">
+      <w:hyperlink w:history="1" r:id="rId6f5j0cgmipvbbpurs0mct">
         <w:r>
           <w:rPr>
             <w:color w:val="1D4ED8"/>
@@ -21423,7 +21681,7 @@
         </w:rPr>
         <w:t xml:space="preserve">Bertschinger, N., Rauh, J., Olbrich, E., Jost, J., Ay, N., 2014. Quantifying unique information. Entropy 16 (4), 2161–2183. </w:t>
       </w:r>
-      <w:hyperlink w:history="1" r:id="rId2ydgvmplvhwkrwjvaklqq">
+      <w:hyperlink w:history="1" r:id="rIdm4gqi7_5anorbfzbpvaol">
         <w:r>
           <w:rPr>
             <w:color w:val="1D4ED8"/>
@@ -21448,7 +21706,7 @@
         </w:rPr>
         <w:t xml:space="preserve">Cenameri, S., Beqiraj, A., 2016. Assessment of seawater intrusion in Fushe Kuqe aquifer, Albania. Bull. Geol. Soc. Greece 50 (2), 665–670. </w:t>
       </w:r>
-      <w:hyperlink w:history="1" r:id="rIdcjdf9krad8qmdd4maeayl">
+      <w:hyperlink w:history="1" r:id="rIdw_ckogxyxsi5hsru_lutd">
         <w:r>
           <w:rPr>
             <w:color w:val="1D4ED8"/>
@@ -21473,7 +21731,7 @@
         </w:rPr>
         <w:t xml:space="preserve">Chaloner, K., Verdinelli, I., 1995. Bayesian experimental design: A review. Stat. Sci. 10 (3), 273–304. </w:t>
       </w:r>
-      <w:hyperlink w:history="1" r:id="rIduw4kkicd0mzdywqavcrxd">
+      <w:hyperlink w:history="1" r:id="rIdqpy_vwqggmwdofmec0vz-">
         <w:r>
           <w:rPr>
             <w:color w:val="1D4ED8"/>
@@ -21498,7 +21756,7 @@
         </w:rPr>
         <w:t xml:space="preserve">Custodio, E., 2010. Coastal aquifers of Europe: An overview. Hydrogeol. J. 18 (1), 269–280. </w:t>
       </w:r>
-      <w:hyperlink w:history="1" r:id="rIdyf0nvqulkivqmnssek5av">
+      <w:hyperlink w:history="1" r:id="rIds7mkbqy2acs-2hewyv1dk">
         <w:r>
           <w:rPr>
             <w:color w:val="1D4ED8"/>
@@ -21565,7 +21823,7 @@
         </w:rPr>
         <w:t xml:space="preserve">Gelhar, L.W., Welty, C., Rehfeldt, K.R., 1992. A critical review of data on field-scale dispersion in aquifers. Water Resour. Res. 28 (7), 1955–1974. </w:t>
       </w:r>
-      <w:hyperlink w:history="1" r:id="rIdktngmer9gex91bufyhk7l">
+      <w:hyperlink w:history="1" r:id="rIdatrj6xuudykijb-kyoqjo">
         <w:r>
           <w:rPr>
             <w:color w:val="1D4ED8"/>
@@ -21590,7 +21848,7 @@
         </w:rPr>
         <w:t xml:space="preserve">GLOBE Task Team and others (Hastings, D.A., Dunbar, P.K., Elphingstone, G.M., Bootz, M., Murakami, H., Maruyama, H., Masaharu, H., Holland, P., Payne, J., Bryant, N.A., Logan, T.L., Muller, J.-P., Schreier, G., MacDonald, J.S.), eds., 1999. The Global Land One-kilometer Base Elevation (GLOBE) Digital Elevation Model, Version 1.0. National Oceanic and Atmospheric Administration, National Geophysical Data Center, Boulder, Colorado. </w:t>
       </w:r>
-      <w:hyperlink w:history="1" r:id="rIda2cfvoz42xeiynbtowrqd">
+      <w:hyperlink w:history="1" r:id="rIdmxbgnfcoxjjuekookufdt">
         <w:r>
           <w:rPr>
             <w:color w:val="1D4ED8"/>
@@ -21615,7 +21873,7 @@
         </w:rPr>
         <w:t xml:space="preserve">Grünwald, P., van Ommen, T., 2017. Inconsistency of Bayesian inference for misspecified linear models, and a proposal for repairing it. Bayesian Anal. 12 (4), 1069–1103. </w:t>
       </w:r>
-      <w:hyperlink w:history="1" r:id="rIdprhy8pilihnjm257inkzh">
+      <w:hyperlink w:history="1" r:id="rIddbzz7blnuhvsvuo7ufegg">
         <w:r>
           <w:rPr>
             <w:color w:val="1D4ED8"/>
@@ -21640,7 +21898,7 @@
         </w:rPr>
         <w:t xml:space="preserve">Hänggi, P., Talkner, P., Borkovec, M., 1990. Reaction-rate theory: Fifty years after Kramers. Rev. Mod. Phys. 62 (2), 251–341. </w:t>
       </w:r>
-      <w:hyperlink w:history="1" r:id="rIdi1qroupwonvyhtkikzkdt">
+      <w:hyperlink w:history="1" r:id="rIdbq35x1acm0v5khm1-ye9s">
         <w:r>
           <w:rPr>
             <w:color w:val="1D4ED8"/>
@@ -21679,7 +21937,7 @@
         </w:rPr>
         <w:t xml:space="preserve">Huan, X., Jagalur, J., Marzouk, Y., 2024. Optimal experimental design: Formulations and computations. Acta Numer. 33, 715–840. </w:t>
       </w:r>
-      <w:hyperlink w:history="1" r:id="rIdjb9v8vm_kmla70n96zc7c">
+      <w:hyperlink w:history="1" r:id="rIdal8grzvuk2vzh-85pk8on">
         <w:r>
           <w:rPr>
             <w:color w:val="1D4ED8"/>
@@ -21704,7 +21962,7 @@
         </w:rPr>
         <w:t xml:space="preserve">Ketabchi, H., Mahmoodzadeh, D., Ataie-Ashtiani, B., Simmons, C.T., 2016. Sea-level rise impacts on seawater intrusion in coastal aquifers: Review and integration. J. Hydrol. 535, 235–255. </w:t>
       </w:r>
-      <w:hyperlink w:history="1" r:id="rIdiw44y1hzhjept5ikmcbtk">
+      <w:hyperlink w:history="1" r:id="rIdq28kw_pqhimfulol7xoxq">
         <w:r>
           <w:rPr>
             <w:color w:val="1D4ED8"/>
@@ -21729,7 +21987,7 @@
         </w:rPr>
         <w:t xml:space="preserve">Kooi, H., Groen, J., Leijnse, A., 2000. Modes of seawater intrusion during transgressions. Water Resour. Res. 36 (12), 3581–3589. </w:t>
       </w:r>
-      <w:hyperlink w:history="1" r:id="rIdfswji_u99nic9xa3-asnw">
+      <w:hyperlink w:history="1" r:id="rIddtx-dk7y0fizi50vr6wlc">
         <w:r>
           <w:rPr>
             <w:color w:val="1D4ED8"/>
@@ -21754,7 +22012,7 @@
         </w:rPr>
         <w:t xml:space="preserve">Kramers, H.A., 1940. Brownian motion in a field of force and the diffusion model of chemical reactions. Physica 7 (4), 284–304. </w:t>
       </w:r>
-      <w:hyperlink w:history="1" r:id="rIdjh4dw9kou3ce7jzvk7dwe">
+      <w:hyperlink w:history="1" r:id="rIdpbsovjnrdnqs7yjgqdo0b">
         <w:r>
           <w:rPr>
             <w:color w:val="1D4ED8"/>
@@ -21779,7 +22037,7 @@
         </w:rPr>
         <w:t xml:space="preserve">Kumanova, X., Marku, S., Fröjdö, S., Jacks, G., 2014. Recharge and sustainability of a coastal aquifer in northern Albania. Hydrogeol. J. 22, 883–892. </w:t>
       </w:r>
-      <w:hyperlink w:history="1" r:id="rIdnjyfxvciwzzdugexrsqoe">
+      <w:hyperlink w:history="1" r:id="rIdf_wg-kwtrcgvmagiemc0a">
         <w:r>
           <w:rPr>
             <w:color w:val="1D4ED8"/>
@@ -21804,7 +22062,7 @@
         </w:rPr>
         <w:t xml:space="preserve">Lal, A., Datta, B., 2019. Application of monitoring network design and feedback information for adaptive management of coastal groundwater resources. Int. J. Environ. Res. Public Health 16 (22), 4365. </w:t>
       </w:r>
-      <w:hyperlink w:history="1" r:id="rIdm5xadr3kuno7ofosfz_pw">
+      <w:hyperlink w:history="1" r:id="rIdsm14uc2qaxv6w6dd6sh4o">
         <w:r>
           <w:rPr>
             <w:color w:val="1D4ED8"/>
@@ -21829,7 +22087,7 @@
         </w:rPr>
         <w:t xml:space="preserve">Lindley, D.V., 1956. On a measure of the information provided by an experiment. Ann. Math. Stat. 27 (4), 986–1005. </w:t>
       </w:r>
-      <w:hyperlink w:history="1" r:id="rId0hexn_hwiuijj3dfqufxp">
+      <w:hyperlink w:history="1" r:id="rIdmgdxitosl-ap3wb0hgiiw">
         <w:r>
           <w:rPr>
             <w:color w:val="1D4ED8"/>
@@ -21854,7 +22112,7 @@
         </w:rPr>
         <w:t xml:space="preserve">Lu, C., Werner, A.D., 2013. Timescales of seawater intrusion and retreat. Adv. Water Resour. 59, 39–51. </w:t>
       </w:r>
-      <w:hyperlink w:history="1" r:id="rId1xby_yez8eswsxv_yfgwx">
+      <w:hyperlink w:history="1" r:id="rIdshu4imuu0-dub1cwq_00d">
         <w:r>
           <w:rPr>
             <w:color w:val="1D4ED8"/>
@@ -21879,7 +22137,7 @@
         </w:rPr>
         <w:t xml:space="preserve">Mantoglou, A., 2003. Pumping management of coastal aquifers using analytical models of saltwater intrusion. Water Resour. Res. 39 (12), 1335. </w:t>
       </w:r>
-      <w:hyperlink w:history="1" r:id="rIdqcogvewx4pp4xhkpkycmo">
+      <w:hyperlink w:history="1" r:id="rIdsis34gsjcit05x4kpqpls">
         <w:r>
           <w:rPr>
             <w:color w:val="1D4ED8"/>
@@ -21918,7 +22176,7 @@
         </w:rPr>
         <w:t xml:space="preserve">Millero, F.J., Feistel, R., Wright, D.G., McDougall, T.J., 2008. The composition of Standard Seawater and the definition of the Reference-Composition Salinity Scale. Deep Sea Res. Part I Oceanogr. Res. Pap. 55 (1), 50–72. </w:t>
       </w:r>
-      <w:hyperlink w:history="1" r:id="rIdbffsjad8bvbzsrbmq9p1o">
+      <w:hyperlink w:history="1" r:id="rId6m8bbtrtoxw4xydy58zhs">
         <w:r>
           <w:rPr>
             <w:color w:val="1D4ED8"/>
@@ -21943,7 +22201,7 @@
         </w:rPr>
         <w:t xml:space="preserve">Neuberger, J.N., Alexanderian, A., van Bloemen Waanders, B., 2025. Goal oriented optimal design of infinite-dimensional Bayesian inverse problems using quadratic approximations. J. Sci. Comput. 105 (2), 55. </w:t>
       </w:r>
-      <w:hyperlink w:history="1" r:id="rIddovvwusbi1wc0kstwry1_">
+      <w:hyperlink w:history="1" r:id="rId6kwrg-uhhwyclajs_ecrz">
         <w:r>
           <w:rPr>
             <w:color w:val="1D4ED8"/>
@@ -21968,7 +22226,7 @@
         </w:rPr>
         <w:t xml:space="preserve">Pearl, J., 2009. Causality: Models, Reasoning, and Inference, second ed. Cambridge University Press, Cambridge. </w:t>
       </w:r>
-      <w:hyperlink w:history="1" r:id="rId6zcfsb1ipvmkv8c8hjoab">
+      <w:hyperlink w:history="1" r:id="rIdgxd28n4byb9ibbb7u4olo">
         <w:r>
           <w:rPr>
             <w:color w:val="1D4ED8"/>
@@ -21993,7 +22251,7 @@
         </w:rPr>
         <w:t xml:space="preserve">Pool, M., Carrera, J., 2011. A correction factor to account for mixing in Ghyben-Herzberg and critical pumping rate approximations of seawater intrusion in coastal aquifers. Water Resour. Res. 47 (5), W05506. </w:t>
       </w:r>
-      <w:hyperlink w:history="1" r:id="rIdbte6o0vyrgx-lbkdgolbh">
+      <w:hyperlink w:history="1" r:id="rIdtnka6nopkbrgrbngomert">
         <w:r>
           <w:rPr>
             <w:color w:val="1D4ED8"/>
@@ -22018,7 +22276,7 @@
         </w:rPr>
         <w:t xml:space="preserve">Rainforth, T., Foster, A., Ivanova, D.R., Bickford Smith, F., 2024. Modern Bayesian experimental design. Stat. Sci. 39 (1), 100–114. </w:t>
       </w:r>
-      <w:hyperlink w:history="1" r:id="rIdhe1egtvbmdxc2it2610v5">
+      <w:hyperlink w:history="1" r:id="rIdtcl9bxbqwtrczwa-lxxe2">
         <w:r>
           <w:rPr>
             <w:color w:val="1D4ED8"/>
@@ -22043,7 +22301,7 @@
         </w:rPr>
         <w:t xml:space="preserve">Revelle, R., 1941. Criteria for recognition of the sea water in ground-waters. Trans. Am. Geophys. Union 22 (3), 593–597. </w:t>
       </w:r>
-      <w:hyperlink w:history="1" r:id="rId9gmlcy0bshyrui1wmkcol">
+      <w:hyperlink w:history="1" r:id="rIdceeef9whrdnxnizcrivsa">
         <w:r>
           <w:rPr>
             <w:color w:val="1D4ED8"/>
@@ -22068,7 +22326,7 @@
         </w:rPr>
         <w:t xml:space="preserve">Robins, J.M., Hernán, M.A., Brumback, B., 2000. Marginal structural models and causal inference in epidemiology. Epidemiology 11 (5), 550–560. </w:t>
       </w:r>
-      <w:hyperlink w:history="1" r:id="rIdbepi5mng26wnrlgjc-40l">
+      <w:hyperlink w:history="1" r:id="rIdmjw3w-63tytej6gfp3zrd">
         <w:r>
           <w:rPr>
             <w:color w:val="1D4ED8"/>
@@ -22093,7 +22351,7 @@
         </w:rPr>
         <w:t xml:space="preserve">Rytgaard, H.C., Gerds, T.A., van der Laan, M.J., 2022. Continuous-time targeted minimum loss-based estimation of intervention-specific mean outcomes. Ann. Stat. 50 (5), 2469–2491. </w:t>
       </w:r>
-      <w:hyperlink w:history="1" r:id="rIdc6hem0qphkttmnbvyuuyy">
+      <w:hyperlink w:history="1" r:id="rId7kc2pezfpqorq_1nuidoa">
         <w:r>
           <w:rPr>
             <w:color w:val="1D4ED8"/>
@@ -22118,7 +22376,7 @@
         </w:rPr>
         <w:t xml:space="preserve">Scheffer, M., Bascompte, J., Brock, W.A., Brovkin, V., Carpenter, S.R., Dakos, V., Held, H., van Nes, E.H., Rietkerk, M., Sugihara, G., 2009. Early-warning signals for critical transitions. Nature 461 (7260), 53–59. </w:t>
       </w:r>
-      <w:hyperlink w:history="1" r:id="rIdn64aor-hq0xhxqa5hymcs">
+      <w:hyperlink w:history="1" r:id="rId4ecyt_cepmr_rtxpx1iac">
         <w:r>
           <w:rPr>
             <w:color w:val="1D4ED8"/>
@@ -22143,7 +22401,7 @@
         </w:rPr>
         <w:t xml:space="preserve">Schreiber, T., 2000. Measuring information transfer. Phys. Rev. Lett. 85 (2), 461–464. </w:t>
       </w:r>
-      <w:hyperlink w:history="1" r:id="rId2htkwnyfou5fckkrydvwp">
+      <w:hyperlink w:history="1" r:id="rIdv9oh5tzbqphkof-dasrez">
         <w:r>
           <w:rPr>
             <w:color w:val="1D4ED8"/>
@@ -22168,7 +22426,7 @@
         </w:rPr>
         <w:t xml:space="preserve">Sreekanth, J., Datta, B., 2010. Multi-objective management of saltwater intrusion in coastal aquifers using genetic programming and modular neural network based surrogate models. J. Hydrol. 393 (3–4), 245–256. </w:t>
       </w:r>
-      <w:hyperlink w:history="1" r:id="rIdlp3gynkyvhmhod75mw330">
+      <w:hyperlink w:history="1" r:id="rIdaytdlzibqfwlnduru62s9">
         <w:r>
           <w:rPr>
             <w:color w:val="1D4ED8"/>
@@ -22193,7 +22451,7 @@
         </w:rPr>
         <w:t xml:space="preserve">Strack, O.D.L., 1976. A single-potential solution for regional interface problems in coastal aquifers. Water Resour. Res. 12 (6), 1165–1174. </w:t>
       </w:r>
-      <w:hyperlink w:history="1" r:id="rIdq-i4uvnn-g5xe31omf6rl">
+      <w:hyperlink w:history="1" r:id="rIdus8m_dyw9iawrm9v4zirw">
         <w:r>
           <w:rPr>
             <w:color w:val="1D4ED8"/>
@@ -22232,7 +22490,7 @@
         </w:rPr>
         <w:t xml:space="preserve">Syring, N., Martin, R., 2019. Calibrating general posterior credible regions. Biometrika 106 (2), 479–486. </w:t>
       </w:r>
-      <w:hyperlink w:history="1" r:id="rIdsltnw_c2vsjz1i-sb8yti">
+      <w:hyperlink w:history="1" r:id="rIdydro03cx7dcklvvoeln04">
         <w:r>
           <w:rPr>
             <w:color w:val="1D4ED8"/>
@@ -22257,7 +22515,7 @@
         </w:rPr>
         <w:t xml:space="preserve">Tian, J., Pearl, J., 2000. Probabilities of causation: Bounds and identification. Ann. Math. Artif. Intell. 28, 287–313. </w:t>
       </w:r>
-      <w:hyperlink w:history="1" r:id="rIdgq3cfx_f3smdoephwer2q">
+      <w:hyperlink w:history="1" r:id="rIdfjhaaion2ejhqq1jf97sx">
         <w:r>
           <w:rPr>
             <w:color w:val="1D4ED8"/>
@@ -22282,7 +22540,7 @@
         </w:rPr>
         <w:t xml:space="preserve">van der Laan, M.J., Rose, S., 2011. Targeted Learning: Causal Inference for Observational and Experimental Data. Springer, New York. </w:t>
       </w:r>
-      <w:hyperlink w:history="1" r:id="rIdjwv1tfwfctuxmk_doizyy">
+      <w:hyperlink w:history="1" r:id="rIdsulmr4n37pzmfnlgi509k">
         <w:r>
           <w:rPr>
             <w:color w:val="1D4ED8"/>
@@ -22307,7 +22565,7 @@
         </w:rPr>
         <w:t xml:space="preserve">Werner, A.D., Bakker, M., Post, V.E.A., Vandenbohede, A., Lu, C., Ataie-Ashtiani, B., Simmons, C.T., Barry, D.A., 2013. Seawater intrusion processes, investigation and management: Recent advances and future challenges. Adv. Water Resour. 51, 3–26. </w:t>
       </w:r>
-      <w:hyperlink w:history="1" r:id="rId9vhsncssn_08mlfzwdlrz">
+      <w:hyperlink w:history="1" r:id="rIdk5gjhps8caq37ekbmomfu">
         <w:r>
           <w:rPr>
             <w:color w:val="1D4ED8"/>
@@ -22332,7 +22590,7 @@
         </w:rPr>
         <w:t xml:space="preserve">Williams, P.L., Beer, R.D., 2010. Nonnegative decomposition of multivariate information. arXiv preprint arXiv:1004.2515. </w:t>
       </w:r>
-      <w:hyperlink w:history="1" r:id="rId9i58tjagrcsnxtomhmio_">
+      <w:hyperlink w:history="1" r:id="rIdbvbfmigkhtxk-caa5-vui">
         <w:r>
           <w:rPr>
             <w:color w:val="1D4ED8"/>
@@ -22371,7 +22629,7 @@
         </w:rPr>
         <w:t xml:space="preserve">Zeqiraj, D., 2026. Goal-oriented Bayesian experimental design for variable-density seawater intrusion: Adjoint expected information gain for joint monitoring and managed-aquifer-recharge placement. J. Hydrol. 680, 136559. </w:t>
       </w:r>
-      <w:hyperlink w:history="1" r:id="rIdrqikx6wom0ls-mcwydsns">
+      <w:hyperlink w:history="1" r:id="rId2yeztxhsz-0aszyiculuy">
         <w:r>
           <w:rPr>
             <w:color w:val="1D4ED8"/>

--- a/docs/manuscript/Chloride_Fushe_Kuqe_Manuscript.docx
+++ b/docs/manuscript/Chloride_Fushe_Kuqe_Manuscript.docx
@@ -292,7 +292,7 @@
         <w:jc w:val="both"/>
       </w:pPr>
       <w:r>
-        <w:t xml:space="preserve">Coastal alluvial aquifers are monitored to protect supply wells from seawater intrusion, but monitoring networks are usually designed to describe the saline wedge rather than to inform the decisions that depend on it, and many intruded aquifers have too few chloride data to calibrate a model. This paper develops a decision-centred, data-constrained framework and applies it to chloride in the Fushë-Kuqe–Lezhë sector of the Tirana–Fushë-Kuqe–Lezhë aquifer (Albania), where four hydrochemical analyses, two chloride time series and a set of documented facts are available. Geolocating the Adriatic shoreline against the 349 km² aquifer polygon restricts sea contact to the northern 23 km of the western margin, and DRASTIC depth values at 43 wells, read as the depth to the top of the confined aquifer, give the cover geometry. Deviations from conservative mixing separate active salinization in the coastal wells (seawater fraction 4.7–4.8 %, base-exchange index −2.8 to −2.6 meq/L) from freshening in the central well field (1.9 %, +2.4 meq/L). A Strack single-potential model with a dispersive transition zone, calibrated by importance weighting to four documented facts (20,000 prior draws, effective sample size 3,249), maps the probability that chloride exceeds 250 mg/L: the median affected areas are 31, 94 and 132 km² in the first aquifer, the second aquifer and at the aquifer base (90 % intervals 10–62, 67–126 and 111–165 km²). The held-out central analysis is not reproduced, consistent with legacy salinity being flushed. A variable-density section, verified against the Henry benchmark, gives a mixing-zone half-width of 27 m against a calibrated posterior median of 29 m. Goal-oriented expected information gain then selects where and at which depth to sample chloride next: three upper-screen samples at wells found by exhaustive or pairwise-greedy search carry 1.55 nats about the first-aquifer affected area, against 0.02 nats for the two in-sector wells of an earlier design. The goal-oriented principle is then extended to twelve decision modules (threshold-risk design, early warning of tipping, return-period-safe pumping, robust learning rates, causal attribution, targeted regime risk, safe threshold selection, and the information flows between pumping, interface and operator), each tested on models parameterized for the site. MATLAB R2026b code reproduces every number and figure.</w:t>
+        <w:t xml:space="preserve">Coastal alluvial aquifers are monitored to protect supply wells from seawater intrusion, but monitoring networks are usually designed to describe the saline wedge rather than to inform the decisions that depend on it, and many intruded aquifers have too few chloride data to calibrate a model. This paper develops a decision-centred, data-constrained framework and applies it to chloride in the Fushë-Kuqe–Lezhë sector of the Tirana–Fushë-Kuqe–Lezhë aquifer (Albania), where four hydrochemical analyses, two chloride time series and a set of documented facts are available. Geolocating the Adriatic shoreline against the 349 km² aquifer polygon restricts sea contact to the northern 23 km of the western margin, and DRASTIC depth values at 43 wells, read as the depth to the top of the confined aquifer, give the cover geometry. Deviations from conservative mixing separate active salinization in the coastal wells (seawater fraction 4.7–4.8 %, base-exchange index −2.8 to −2.6 meq/L) from freshening in the central well field (1.9 %, +2.4 meq/L). A Strack single-potential model with a dispersive transition zone, calibrated by importance weighting to four documented facts (20,000 prior draws, effective sample size 3,249), maps the probability that chloride exceeds 250 mg/L: the median affected areas are 31, 94 and 132 km² in the first aquifer, the second aquifer and at the aquifer base (90 % intervals 10–62, 67–126 and 111–165 km²). The held-out central analysis is not reproduced, consistent with legacy salinity being flushed. A variable-density section, verified against the Henry benchmark, gives a mixing-zone half-width of 27 m against a calibrated posterior median of 29 m. Goal-oriented expected information gain then selects where and at which depth to sample chloride next: three upper-screen samples at wells found by exhaustive or pairwise-greedy search carry 1.55 nats about the first-aquifer affected area, against 0.02 nats for the two in-sector wells of an earlier design. At two pumped wells of the Fushë-Kuqe field, monitoring aimed at their intrusion captures all the optimal information (52–74 % if aimed at the intruded area), and recharge sited for the wells lowers their intrusion probability from 0.56 to 0.06 (0.30 if sited for the area). The goal-oriented principle is then extended to twelve decision modules (threshold-risk design, early warning of tipping, return-period-safe pumping, robust learning rates, causal attribution, targeted regime risk, safe threshold selection, and the information flows between pumping, interface and operator), each tested on site-parameterized models. MATLAB R2026b code reproduces every number and figure.</w:t>
       </w:r>
     </w:p>
     <w:p>
@@ -2242,7 +2242,7 @@
           <w:sz w:val="20"/>
           <w:szCs w:val="20"/>
         </w:rPr>
-        <w:t xml:space="preserve"> The decision chain of this paper. Five questions that a manager of a coastal well field asks, the modules that answer them and the decision-relevant quantity each returns. The chloride state (first column) and the chloride sampling design (second column) are developed and applied to Fushë-Kuqe here; the other modules were tested on models parameterized for the site and are summarized in Section 4.6 and the Supplementary Material.</w:t>
+        <w:t xml:space="preserve"> The decision chain of this paper. Five questions that a manager of a coastal well field asks, the modules that answer them and the decision-relevant quantity each returns. The chloride state (first column) and the chloride sampling design (second column) are developed and applied to Fushë-Kuqe here; the other modules were tested on models parameterized for the site and are summarized in Sections 4.6–4.7 and the Supplementary Material.</w:t>
       </w:r>
     </w:p>
     <w:p>
@@ -9687,7 +9687,7 @@
         </m:r>
       </m:oMath>
       <w:r>
-        <w:t xml:space="preserve">, driven where needed by recharge fluctuations modelled as an Ornstein–Uhlenbeck process with correlation time 0.5 yr; the threshold-risk design also used the Henry problem and the companion field model with the geolocated sea boundary, and the information-flow modules a simulated field of 200 000 wells operated over 10 years. The central quantity of each module is stated below; Table 5 gives the test results and the Supplementary Material the models, the experiments and the full results.</w:t>
+        <w:t xml:space="preserve">, driven where needed by recharge fluctuations modelled as an Ornstein–Uhlenbeck process with correlation time 0.5 yr; the threshold-risk design also used the Henry problem and the companion field model with the geolocated sea boundary (Section 3.7), and the information-flow modules a simulated field of 200 000 wells operated over 10 years. The central quantity of each module is stated below; Table 5 gives the test results and the Supplementary Material the models, the experiments and the full results.</w:t>
       </w:r>
     </w:p>
     <w:p>
@@ -9708,7 +9708,7 @@
         <w:t xml:space="preserve">Threshold-risk design (PRAG-GO, PRAG-MAR).</w:t>
       </w:r>
       <w:r>
-        <w:t xml:space="preserve"> The goal is the indicator that a supply well exceeds a threshold rather than a property of the wedge; its expected information gain is approximated in closed form from the two adjoint sensitivities of the companion operator and checked against the exact gain over all designs. PRAG-MAR places recharge to minimize the probability that a supply well is intruded, using the same adjoint.</w:t>
+        <w:t xml:space="preserve"> The goal is the indicator that a supply well exceeds a threshold rather than a property of the wedge; its expected information gain is approximated in closed form from the two adjoint sensitivities of the companion operator and checked against the exact gain over all designs. PRAG-MAR places recharge to minimize the probability that a supply well is intruded, using the same adjoint. Both are formulated for the field in Section 3.7.</w:t>
       </w:r>
     </w:p>
     <w:p>
@@ -10928,7 +10928,7 @@
           <w:sz w:val="23"/>
           <w:szCs w:val="23"/>
         </w:rPr>
-        <w:t xml:space="preserve">3.7. Implementation and verification</w:t>
+        <w:t xml:space="preserve">3.7. Threshold-risk design at the Fushë-Kuqe well field</w:t>
       </w:r>
     </w:p>
     <w:p>
@@ -10937,7 +10937,3526 @@
         <w:jc w:val="both"/>
       </w:pPr>
       <w:r>
-        <w:t xml:space="preserve">The chloride study is implemented twice. The MATLAB package (chloride_fk/matlab, 34 functions, base MATLAB only, written for R2026b) reads the workbook with readcell, runs the calibration, posterior, design and sections, and draws Figs. 1–8 with exportgraphics; fkcl_run_all reproduces everything and fkcl_selftest runs six checks (screen-average closed form, continuity of the Strack branches, the EIG closed form, the Henry ladder, the hydrochemical indices and agreement with the reference implementation). A Python implementation, written first, rendered the figures shown here. Given the same random draws, the two agree to a relative difference of </w:t>
+        <w:t xml:space="preserve">The threshold-risk modules were also tested at the scale of the field, on the design model of the companion study (Zeqiraj, 2026) with the sea boundary of Section 2.3. That model solves steady confined flow on the aquifer polygon,</w:t>
+      </w:r>
+    </w:p>
+    <w:tbl>
+      <w:tblPr>
+        <w:tblW w:type="dxa" w:w="9070"/>
+        <w:tblBorders>
+          <w:top w:val="none" w:color="FFFFFF" w:sz="0"/>
+          <w:left w:val="none" w:color="FFFFFF" w:sz="0"/>
+          <w:bottom w:val="none" w:color="FFFFFF" w:sz="0"/>
+          <w:right w:val="none" w:color="FFFFFF" w:sz="0"/>
+          <w:insideH w:val="none" w:color="FFFFFF" w:sz="0"/>
+          <w:insideV w:val="none" w:color="FFFFFF" w:sz="0"/>
+        </w:tblBorders>
+        <w:tblLayout w:type="fixed"/>
+      </w:tblPr>
+      <w:tblGrid>
+        <w:gridCol w:w="8170"/>
+        <w:gridCol w:w="900"/>
+      </w:tblGrid>
+      <w:tr>
+        <w:trPr>
+          <w:cantSplit/>
+        </w:trPr>
+        <w:tc>
+          <w:tcPr>
+            <w:tcW w:type="dxa" w:w="8170"/>
+            <w:vAlign w:val="center"/>
+          </w:tcPr>
+          <w:p>
+            <w:pPr>
+              <w:spacing w:after="60" w:before="60"/>
+              <w:jc w:val="center"/>
+            </w:pPr>
+            <m:oMathPara>
+              <m:oMathParaPr>
+                <m:jc m:val="center"/>
+              </m:oMathParaPr>
+              <m:oMath>
+                <m:r>
+                  <m:rPr>
+                    <m:sty m:val="p"/>
+                  </m:rPr>
+                  <m:t>∇</m:t>
+                </m:r>
+                <m:r>
+                  <m:rPr>
+                    <m:sty m:val="p"/>
+                  </m:rPr>
+                  <m:t>⋅</m:t>
+                </m:r>
+                <m:d>
+                  <m:dPr>
+                    <m:begChr m:val="("/>
+                    <m:sepChr m:val=""/>
+                    <m:endChr m:val=")"/>
+                    <m:grow/>
+                  </m:dPr>
+                  <m:e>
+                    <m:r>
+                      <m:t>T</m:t>
+                    </m:r>
+                    <m:r>
+                      <m:rPr>
+                        <m:sty m:val="p"/>
+                      </m:rPr>
+                      <m:t>∇</m:t>
+                    </m:r>
+                    <m:r>
+                      <m:t>h</m:t>
+                    </m:r>
+                  </m:e>
+                </m:d>
+                <m:r>
+                  <m:rPr>
+                    <m:sty m:val="p"/>
+                  </m:rPr>
+                  <m:t>+</m:t>
+                </m:r>
+                <m:r>
+                  <m:t>R</m:t>
+                </m:r>
+                <m:r>
+                  <m:rPr>
+                    <m:sty m:val="p"/>
+                  </m:rPr>
+                  <m:t>=</m:t>
+                </m:r>
+                <m:r>
+                  <m:t>0</m:t>
+                </m:r>
+                <m:r>
+                  <m:rPr>
+                    <m:sty m:val="p"/>
+                  </m:rPr>
+                  <m:t>,</m:t>
+                </m:r>
+                <m:r>
+                  <m:rPr>
+                    <m:nor/>
+                  </m:rPr>
+                  <m:t xml:space="preserve"> </m:t>
+                </m:r>
+                <m:r>
+                  <m:t>T</m:t>
+                </m:r>
+                <m:r>
+                  <m:rPr>
+                    <m:sty m:val="p"/>
+                  </m:rPr>
+                  <m:t>=</m:t>
+                </m:r>
+                <m:sSub>
+                  <m:e>
+                    <m:r>
+                      <m:t>K</m:t>
+                    </m:r>
+                  </m:e>
+                  <m:sub>
+                    <m:r>
+                      <m:rPr>
+                        <m:nor/>
+                      </m:rPr>
+                      <m:t xml:space="preserve">IDW</m:t>
+                    </m:r>
+                  </m:sub>
+                </m:sSub>
+                <m:r>
+                  <m:t> </m:t>
+                </m:r>
+                <m:r>
+                  <m:t>b</m:t>
+                </m:r>
+                <m:r>
+                  <m:t> </m:t>
+                </m:r>
+                <m:sSup>
+                  <m:e>
+                    <m:r>
+                      <m:t>e</m:t>
+                    </m:r>
+                  </m:e>
+                  <m:sup>
+                    <m:sSub>
+                      <m:e>
+                        <m:r>
+                          <m:t>θ</m:t>
+                        </m:r>
+                      </m:e>
+                      <m:sub>
+                        <m:r>
+                          <m:t>z</m:t>
+                        </m:r>
+                      </m:sub>
+                    </m:sSub>
+                  </m:sup>
+                </m:sSup>
+              </m:oMath>
+            </m:oMathPara>
+          </w:p>
+        </w:tc>
+        <w:tc>
+          <w:tcPr>
+            <w:tcW w:type="dxa" w:w="900"/>
+            <w:vAlign w:val="center"/>
+          </w:tcPr>
+          <w:p>
+            <w:pPr>
+              <w:jc w:val="right"/>
+            </w:pPr>
+            <w:r>
+              <w:t xml:space="preserve">(14)</w:t>
+            </w:r>
+          </w:p>
+        </w:tc>
+      </w:tr>
+    </w:tbl>
+    <w:p>
+      <w:pPr>
+        <w:spacing w:after="120" w:line="360"/>
+        <w:jc w:val="both"/>
+      </w:pPr>
+      <w:r>
+        <w:t xml:space="preserve">with </w:t>
+      </w:r>
+      <m:oMath>
+        <m:r>
+          <m:t>b</m:t>
+        </m:r>
+        <m:r>
+          <m:rPr>
+            <m:sty m:val="p"/>
+          </m:rPr>
+          <m:t>=</m:t>
+        </m:r>
+        <m:r>
+          <m:t>30</m:t>
+        </m:r>
+        <m:r>
+          <m:t> </m:t>
+        </m:r>
+        <m:r>
+          <m:rPr>
+            <m:nor/>
+          </m:rPr>
+          <m:t>m</m:t>
+        </m:r>
+      </m:oMath>
+      <w:r>
+        <w:t xml:space="preserve">, </w:t>
+      </w:r>
+      <m:oMath>
+        <m:r>
+          <m:t>R</m:t>
+        </m:r>
+        <m:r>
+          <m:rPr>
+            <m:sty m:val="p"/>
+          </m:rPr>
+          <m:t>=</m:t>
+        </m:r>
+        <m:r>
+          <m:t>5</m:t>
+        </m:r>
+        <m:r>
+          <m:rPr>
+            <m:sty m:val="p"/>
+          </m:rPr>
+          <m:t>⋅</m:t>
+        </m:r>
+        <m:sSup>
+          <m:e>
+            <m:r>
+              <m:t>10</m:t>
+            </m:r>
+          </m:e>
+          <m:sup>
+            <m:r>
+              <m:rPr>
+                <m:nor/>
+              </m:rPr>
+              <m:t>−4</m:t>
+            </m:r>
+          </m:sup>
+        </m:sSup>
+        <m:r>
+          <m:t> </m:t>
+        </m:r>
+        <m:r>
+          <m:rPr>
+            <m:nor/>
+          </m:rPr>
+          <m:t>m</m:t>
+        </m:r>
+        <m:r>
+          <m:rPr>
+            <m:sty m:val="p"/>
+          </m:rPr>
+          <m:t>/</m:t>
+        </m:r>
+        <m:r>
+          <m:rPr>
+            <m:nor/>
+          </m:rPr>
+          <m:t>d</m:t>
+        </m:r>
+      </m:oMath>
+      <w:r>
+        <w:t xml:space="preserve">, the conductivity </w:t>
+      </w:r>
+      <m:oMath>
+        <m:sSub>
+          <m:e>
+            <m:r>
+              <m:t>K</m:t>
+            </m:r>
+          </m:e>
+          <m:sub>
+            <m:r>
+              <m:rPr>
+                <m:nor/>
+              </m:rPr>
+              <m:t xml:space="preserve">IDW</m:t>
+            </m:r>
+          </m:sub>
+        </m:sSub>
+      </m:oMath>
+      <w:r>
+        <w:t xml:space="preserve"> interpolated from the 43 wells and 12 pilot zones </w:t>
+      </w:r>
+      <m:oMath>
+        <m:sSub>
+          <m:e>
+            <m:r>
+              <m:t>θ</m:t>
+            </m:r>
+          </m:e>
+          <m:sub>
+            <m:r>
+              <m:t>z</m:t>
+            </m:r>
+          </m:sub>
+        </m:sSub>
+      </m:oMath>
+      <w:r>
+        <w:t xml:space="preserve"> with the facies prior of that study </w:t>
+      </w:r>
+      <m:oMath>
+        <m:r>
+          <m:rPr>
+            <m:sty m:val="p"/>
+          </m:rPr>
+          <m:t>(</m:t>
+        </m:r>
+        <m:sSub>
+          <m:e>
+            <m:r>
+              <m:t>ρ</m:t>
+            </m:r>
+          </m:e>
+          <m:sub>
+            <m:r>
+              <m:t>F</m:t>
+            </m:r>
+          </m:sub>
+        </m:sSub>
+        <m:r>
+          <m:rPr>
+            <m:sty m:val="p"/>
+          </m:rPr>
+          <m:t>=</m:t>
+        </m:r>
+        <m:r>
+          <m:t>0.6</m:t>
+        </m:r>
+        <m:r>
+          <m:rPr>
+            <m:sty m:val="p"/>
+          </m:rPr>
+          <m:t>)</m:t>
+        </m:r>
+      </m:oMath>
+      <w:r>
+        <w:t xml:space="preserve">. A well is intruded when the Ghyben–Herzberg interface reaches the aquifer base beneath it, </w:t>
+      </w:r>
+      <m:oMath>
+        <m:sSub>
+          <m:e>
+            <m:r>
+              <m:t>q</m:t>
+            </m:r>
+          </m:e>
+          <m:sub>
+            <m:r>
+              <m:t>w</m:t>
+            </m:r>
+          </m:sub>
+        </m:sSub>
+        <m:r>
+          <m:rPr>
+            <m:sty m:val="p"/>
+          </m:rPr>
+          <m:t>=</m:t>
+        </m:r>
+        <m:r>
+          <m:rPr>
+            <m:nor/>
+          </m:rPr>
+          <m:t>I</m:t>
+        </m:r>
+        <m:r>
+          <m:rPr>
+            <m:sty m:val="p"/>
+          </m:rPr>
+          <m:t>(</m:t>
+        </m:r>
+        <m:sSub>
+          <m:e>
+            <m:r>
+              <m:t>h</m:t>
+            </m:r>
+          </m:e>
+          <m:sub>
+            <m:r>
+              <m:t>w</m:t>
+            </m:r>
+          </m:sub>
+        </m:sSub>
+        <m:r>
+          <m:rPr>
+            <m:sty m:val="p"/>
+          </m:rPr>
+          <m:t>&lt;</m:t>
+        </m:r>
+        <m:sSub>
+          <m:e>
+            <m:r>
+              <m:t>h</m:t>
+            </m:r>
+          </m:e>
+          <m:sub>
+            <m:r>
+              <m:t>c</m:t>
+            </m:r>
+          </m:sub>
+        </m:sSub>
+        <m:r>
+          <m:rPr>
+            <m:sty m:val="p"/>
+          </m:rPr>
+          <m:t>)</m:t>
+        </m:r>
+      </m:oMath>
+      <w:r>
+        <w:t xml:space="preserve">, with </w:t>
+      </w:r>
+      <m:oMath>
+        <m:sSub>
+          <m:e>
+            <m:r>
+              <m:t>h</m:t>
+            </m:r>
+          </m:e>
+          <m:sub>
+            <m:r>
+              <m:t>c</m:t>
+            </m:r>
+          </m:sub>
+        </m:sSub>
+        <m:r>
+          <m:rPr>
+            <m:sty m:val="p"/>
+          </m:rPr>
+          <m:t>=</m:t>
+        </m:r>
+        <m:r>
+          <m:t>δ</m:t>
+        </m:r>
+        <m:r>
+          <m:t> </m:t>
+        </m:r>
+        <m:sSub>
+          <m:e>
+            <m:r>
+              <m:t>b</m:t>
+            </m:r>
+          </m:e>
+          <m:sub>
+            <m:r>
+              <m:t>0</m:t>
+            </m:r>
+          </m:sub>
+        </m:sSub>
+        <m:r>
+          <m:rPr>
+            <m:sty m:val="p"/>
+          </m:rPr>
+          <m:t>=</m:t>
+        </m:r>
+        <m:r>
+          <m:t>1.0</m:t>
+        </m:r>
+        <m:r>
+          <m:t> </m:t>
+        </m:r>
+        <m:r>
+          <m:rPr>
+            <m:nor/>
+          </m:rPr>
+          <m:t>m</m:t>
+        </m:r>
+      </m:oMath>
+      <w:r>
+        <w:t xml:space="preserve"> for a base at </w:t>
+      </w:r>
+      <m:oMath>
+        <m:sSub>
+          <m:e>
+            <m:r>
+              <m:t>b</m:t>
+            </m:r>
+          </m:e>
+          <m:sub>
+            <m:r>
+              <m:t>0</m:t>
+            </m:r>
+          </m:sub>
+        </m:sSub>
+        <m:r>
+          <m:rPr>
+            <m:sty m:val="p"/>
+          </m:rPr>
+          <m:t>=</m:t>
+        </m:r>
+        <m:r>
+          <m:t>40</m:t>
+        </m:r>
+        <m:r>
+          <m:t> </m:t>
+        </m:r>
+        <m:r>
+          <m:rPr>
+            <m:nor/>
+          </m:rPr>
+          <m:t>m</m:t>
+        </m:r>
+      </m:oMath>
+      <w:r>
+        <w:t xml:space="preserve">. In the companion model every row of the polygon drains to </w:t>
+      </w:r>
+      <m:oMath>
+        <m:r>
+          <m:t>h</m:t>
+        </m:r>
+        <m:r>
+          <m:rPr>
+            <m:sty m:val="p"/>
+          </m:rPr>
+          <m:t>=</m:t>
+        </m:r>
+        <m:r>
+          <m:t>0</m:t>
+        </m:r>
+      </m:oMath>
+      <w:r>
+        <w:t xml:space="preserve"> at its western edge. Here only the 92 rows in contact with the Adriatic drain, through a link across the gap </w:t>
+      </w:r>
+      <m:oMath>
+        <m:sSub>
+          <m:e>
+            <m:r>
+              <m:t>g</m:t>
+            </m:r>
+          </m:e>
+          <m:sub>
+            <m:r>
+              <m:t>k</m:t>
+            </m:r>
+          </m:sub>
+        </m:sSub>
+      </m:oMath>
+      <w:r>
+        <w:t xml:space="preserve"> between the polygon and the GLOBE shoreline,</w:t>
+      </w:r>
+    </w:p>
+    <w:tbl>
+      <w:tblPr>
+        <w:tblW w:type="dxa" w:w="9070"/>
+        <w:tblBorders>
+          <w:top w:val="none" w:color="FFFFFF" w:sz="0"/>
+          <w:left w:val="none" w:color="FFFFFF" w:sz="0"/>
+          <w:bottom w:val="none" w:color="FFFFFF" w:sz="0"/>
+          <w:right w:val="none" w:color="FFFFFF" w:sz="0"/>
+          <w:insideH w:val="none" w:color="FFFFFF" w:sz="0"/>
+          <w:insideV w:val="none" w:color="FFFFFF" w:sz="0"/>
+        </w:tblBorders>
+        <w:tblLayout w:type="fixed"/>
+      </w:tblPr>
+      <w:tblGrid>
+        <w:gridCol w:w="8170"/>
+        <w:gridCol w:w="900"/>
+      </w:tblGrid>
+      <w:tr>
+        <w:trPr>
+          <w:cantSplit/>
+        </w:trPr>
+        <w:tc>
+          <w:tcPr>
+            <w:tcW w:type="dxa" w:w="8170"/>
+            <w:vAlign w:val="center"/>
+          </w:tcPr>
+          <w:p>
+            <w:pPr>
+              <w:spacing w:after="60" w:before="60"/>
+              <w:jc w:val="center"/>
+            </w:pPr>
+            <m:oMathPara>
+              <m:oMathParaPr>
+                <m:jc m:val="center"/>
+              </m:oMathParaPr>
+              <m:oMath>
+                <m:sSub>
+                  <m:e>
+                    <m:r>
+                      <m:t>q</m:t>
+                    </m:r>
+                  </m:e>
+                  <m:sub>
+                    <m:r>
+                      <m:rPr>
+                        <m:nor/>
+                      </m:rPr>
+                      <m:t xml:space="preserve">sea</m:t>
+                    </m:r>
+                    <m:r>
+                      <m:rPr>
+                        <m:sty m:val="p"/>
+                      </m:rPr>
+                      <m:t>,</m:t>
+                    </m:r>
+                    <m:r>
+                      <m:t>k</m:t>
+                    </m:r>
+                  </m:sub>
+                </m:sSub>
+                <m:r>
+                  <m:rPr>
+                    <m:sty m:val="p"/>
+                  </m:rPr>
+                  <m:t>=</m:t>
+                </m:r>
+                <m:f>
+                  <m:fPr>
+                    <m:type m:val="bar"/>
+                  </m:fPr>
+                  <m:num>
+                    <m:sSub>
+                      <m:e>
+                        <m:r>
+                          <m:t>T</m:t>
+                        </m:r>
+                      </m:e>
+                      <m:sub>
+                        <m:r>
+                          <m:t>k</m:t>
+                        </m:r>
+                      </m:sub>
+                    </m:sSub>
+                    <m:r>
+                      <m:t> </m:t>
+                    </m:r>
+                    <m:r>
+                      <m:rPr>
+                        <m:sty m:val="p"/>
+                      </m:rPr>
+                      <m:t>Δ</m:t>
+                    </m:r>
+                    <m:r>
+                      <m:t>x</m:t>
+                    </m:r>
+                  </m:num>
+                  <m:den>
+                    <m:sSub>
+                      <m:e>
+                        <m:r>
+                          <m:t>g</m:t>
+                        </m:r>
+                      </m:e>
+                      <m:sub>
+                        <m:r>
+                          <m:t>k</m:t>
+                        </m:r>
+                      </m:sub>
+                    </m:sSub>
+                    <m:r>
+                      <m:rPr>
+                        <m:sty m:val="p"/>
+                      </m:rPr>
+                      <m:t>+</m:t>
+                    </m:r>
+                    <m:r>
+                      <m:rPr>
+                        <m:sty m:val="p"/>
+                      </m:rPr>
+                      <m:t>Δ</m:t>
+                    </m:r>
+                    <m:r>
+                      <m:t>x</m:t>
+                    </m:r>
+                    <m:r>
+                      <m:rPr>
+                        <m:sty m:val="p"/>
+                      </m:rPr>
+                      <m:t>/</m:t>
+                    </m:r>
+                    <m:r>
+                      <m:t>2</m:t>
+                    </m:r>
+                  </m:den>
+                </m:f>
+                <m:r>
+                  <m:t> </m:t>
+                </m:r>
+                <m:sSub>
+                  <m:e>
+                    <m:r>
+                      <m:t>h</m:t>
+                    </m:r>
+                  </m:e>
+                  <m:sub>
+                    <m:r>
+                      <m:t>k</m:t>
+                    </m:r>
+                  </m:sub>
+                </m:sSub>
+                <m:r>
+                  <m:rPr>
+                    <m:sty m:val="p"/>
+                  </m:rPr>
+                  <m:t>,</m:t>
+                </m:r>
+                <m:r>
+                  <m:rPr>
+                    <m:nor/>
+                  </m:rPr>
+                  <m:t xml:space="preserve"> </m:t>
+                </m:r>
+                <m:r>
+                  <m:t>k</m:t>
+                </m:r>
+                <m:r>
+                  <m:rPr>
+                    <m:sty m:val="p"/>
+                  </m:rPr>
+                  <m:t>∈</m:t>
+                </m:r>
+                <m:r>
+                  <m:rPr>
+                    <m:scr m:val="script"/>
+                    <m:sty m:val="p"/>
+                  </m:rPr>
+                  <m:t>C</m:t>
+                </m:r>
+                <m:r>
+                  <m:rPr>
+                    <m:sty m:val="p"/>
+                  </m:rPr>
+                  <m:t>,</m:t>
+                </m:r>
+                <m:r>
+                  <m:rPr>
+                    <m:nor/>
+                  </m:rPr>
+                  <m:t xml:space="preserve"> </m:t>
+                </m:r>
+                <m:d>
+                  <m:dPr>
+                    <m:begChr m:val="|"/>
+                    <m:sepChr m:val=""/>
+                    <m:endChr m:val="|"/>
+                    <m:grow/>
+                  </m:dPr>
+                  <m:e>
+                    <m:r>
+                      <m:rPr>
+                        <m:scr m:val="script"/>
+                        <m:sty m:val="p"/>
+                      </m:rPr>
+                      <m:t>C</m:t>
+                    </m:r>
+                  </m:e>
+                </m:d>
+                <m:r>
+                  <m:rPr>
+                    <m:sty m:val="p"/>
+                  </m:rPr>
+                  <m:t>=</m:t>
+                </m:r>
+                <m:r>
+                  <m:t>92</m:t>
+                </m:r>
+              </m:oMath>
+            </m:oMathPara>
+          </w:p>
+        </w:tc>
+        <w:tc>
+          <w:tcPr>
+            <w:tcW w:type="dxa" w:w="900"/>
+            <w:vAlign w:val="center"/>
+          </w:tcPr>
+          <w:p>
+            <w:pPr>
+              <w:jc w:val="right"/>
+            </w:pPr>
+            <w:r>
+              <w:t xml:space="preserve">(15)</w:t>
+            </w:r>
+          </w:p>
+        </w:tc>
+      </w:tr>
+    </w:tbl>
+    <w:p>
+      <w:pPr>
+        <w:spacing w:after="120" w:line="360"/>
+        <w:jc w:val="both"/>
+      </w:pPr>
+      <w:r>
+        <w:t xml:space="preserve">and the model covers the coastal sector </w:t>
+      </w:r>
+      <m:oMath>
+        <m:r>
+          <m:t>y</m:t>
+        </m:r>
+        <m:r>
+          <m:rPr>
+            <m:sty m:val="p"/>
+          </m:rPr>
+          <m:t>≥</m:t>
+        </m:r>
+        <m:r>
+          <m:t>24</m:t>
+        </m:r>
+        <m:r>
+          <m:t> </m:t>
+        </m:r>
+        <m:r>
+          <m:rPr>
+            <m:nor/>
+          </m:rPr>
+          <m:t xml:space="preserve">km</m:t>
+        </m:r>
+      </m:oMath>
+      <w:r>
+        <w:t xml:space="preserve">, with every other margin no-flow. Nothing else is changed.</w:t>
+      </w:r>
+    </w:p>
+    <w:p>
+      <w:pPr>
+        <w:spacing w:after="120" w:line="360"/>
+        <w:jc w:val="both"/>
+      </w:pPr>
+      <w:r>
+        <w:rPr>
+          <w:b/>
+          <w:bCs/>
+        </w:rPr>
+        <w:t xml:space="preserve">Supply wells and pumping.</w:t>
+      </w:r>
+      <w:r>
+        <w:t xml:space="preserve"> With this boundary no inside well is at risk without pumping (Section 4.7), so the pumping of the well field is part of the problem. The following rules were fixed before any design was compared. The sector is split at section A–A′ </w:t>
+      </w:r>
+      <m:oMath>
+        <m:r>
+          <m:rPr>
+            <m:sty m:val="p"/>
+          </m:rPr>
+          <m:t>(</m:t>
+        </m:r>
+        <m:r>
+          <m:t>y</m:t>
+        </m:r>
+        <m:r>
+          <m:rPr>
+            <m:sty m:val="p"/>
+          </m:rPr>
+          <m:t>=</m:t>
+        </m:r>
+        <m:r>
+          <m:t>36.5</m:t>
+        </m:r>
+        <m:r>
+          <m:t> </m:t>
+        </m:r>
+        <m:r>
+          <m:rPr>
+            <m:nor/>
+          </m:rPr>
+          <m:t xml:space="preserve">km</m:t>
+        </m:r>
+        <m:r>
+          <m:rPr>
+            <m:sty m:val="p"/>
+          </m:rPr>
+          <m:t>)</m:t>
+        </m:r>
+      </m:oMath>
+      <w:r>
+        <w:t xml:space="preserve">, which crosses the Fushë-Kuqe well field, and in each half the supply well is the inside well with a measured conductivity and the lowest prior-mean head that is not in the published monitoring design: </w:t>
+      </w:r>
+      <m:oMath>
+        <m:r>
+          <m:rPr>
+            <m:nor/>
+          </m:rPr>
+          <m:t>A</m:t>
+        </m:r>
+        <m:r>
+          <m:rPr>
+            <m:sty m:val="p"/>
+          </m:rPr>
+          <m:t>=</m:t>
+        </m:r>
+        <m:r>
+          <m:rPr>
+            <m:nor/>
+          </m:rPr>
+          <m:t xml:space="preserve">A1</m:t>
+        </m:r>
+      </m:oMath>
+      <w:r>
+        <w:t xml:space="preserve"> and </w:t>
+      </w:r>
+      <m:oMath>
+        <m:r>
+          <m:rPr>
+            <m:nor/>
+          </m:rPr>
+          <m:t>B</m:t>
+        </m:r>
+        <m:r>
+          <m:rPr>
+            <m:sty m:val="p"/>
+          </m:rPr>
+          <m:t>=</m:t>
+        </m:r>
+        <m:r>
+          <m:rPr>
+            <m:nor/>
+          </m:rPr>
+          <m:t xml:space="preserve">P10</m:t>
+        </m:r>
+      </m:oMath>
+      <w:r>
+        <w:t xml:space="preserve">. For fixed </w:t>
+      </w:r>
+      <m:oMath>
+        <m:r>
+          <m:t>θ</m:t>
+        </m:r>
+      </m:oMath>
+      <w:r>
+        <w:t xml:space="preserve"> the head is linear in the pumping rates,</w:t>
+      </w:r>
+    </w:p>
+    <w:tbl>
+      <w:tblPr>
+        <w:tblW w:type="dxa" w:w="9070"/>
+        <w:tblBorders>
+          <w:top w:val="none" w:color="FFFFFF" w:sz="0"/>
+          <w:left w:val="none" w:color="FFFFFF" w:sz="0"/>
+          <w:bottom w:val="none" w:color="FFFFFF" w:sz="0"/>
+          <w:right w:val="none" w:color="FFFFFF" w:sz="0"/>
+          <w:insideH w:val="none" w:color="FFFFFF" w:sz="0"/>
+          <w:insideV w:val="none" w:color="FFFFFF" w:sz="0"/>
+        </w:tblBorders>
+        <w:tblLayout w:type="fixed"/>
+      </w:tblPr>
+      <w:tblGrid>
+        <w:gridCol w:w="8170"/>
+        <w:gridCol w:w="900"/>
+      </w:tblGrid>
+      <w:tr>
+        <w:trPr>
+          <w:cantSplit/>
+        </w:trPr>
+        <w:tc>
+          <w:tcPr>
+            <w:tcW w:type="dxa" w:w="8170"/>
+            <w:vAlign w:val="center"/>
+          </w:tcPr>
+          <w:p>
+            <w:pPr>
+              <w:spacing w:after="60" w:before="60"/>
+              <w:jc w:val="center"/>
+            </w:pPr>
+            <m:oMathPara>
+              <m:oMathParaPr>
+                <m:jc m:val="center"/>
+              </m:oMathParaPr>
+              <m:oMath>
+                <m:r>
+                  <m:t>h</m:t>
+                </m:r>
+                <m:d>
+                  <m:dPr>
+                    <m:begChr m:val="("/>
+                    <m:sepChr m:val=""/>
+                    <m:endChr m:val=")"/>
+                    <m:grow/>
+                  </m:dPr>
+                  <m:e>
+                    <m:r>
+                      <m:t>θ</m:t>
+                    </m:r>
+                    <m:r>
+                      <m:rPr>
+                        <m:sty m:val="p"/>
+                      </m:rPr>
+                      <m:t>;</m:t>
+                    </m:r>
+                    <m:sSub>
+                      <m:e>
+                        <m:r>
+                          <m:t>Q</m:t>
+                        </m:r>
+                      </m:e>
+                      <m:sub>
+                        <m:r>
+                          <m:t>A</m:t>
+                        </m:r>
+                      </m:sub>
+                    </m:sSub>
+                    <m:r>
+                      <m:rPr>
+                        <m:sty m:val="p"/>
+                      </m:rPr>
+                      <m:t>,</m:t>
+                    </m:r>
+                    <m:sSub>
+                      <m:e>
+                        <m:r>
+                          <m:t>Q</m:t>
+                        </m:r>
+                      </m:e>
+                      <m:sub>
+                        <m:r>
+                          <m:t>B</m:t>
+                        </m:r>
+                      </m:sub>
+                    </m:sSub>
+                  </m:e>
+                </m:d>
+                <m:r>
+                  <m:rPr>
+                    <m:sty m:val="p"/>
+                  </m:rPr>
+                  <m:t>=</m:t>
+                </m:r>
+                <m:r>
+                  <m:t>h</m:t>
+                </m:r>
+                <m:d>
+                  <m:dPr>
+                    <m:begChr m:val="("/>
+                    <m:sepChr m:val=""/>
+                    <m:endChr m:val=")"/>
+                    <m:grow/>
+                  </m:dPr>
+                  <m:e>
+                    <m:r>
+                      <m:t>θ</m:t>
+                    </m:r>
+                  </m:e>
+                </m:d>
+                <m:r>
+                  <m:rPr>
+                    <m:sty m:val="p"/>
+                  </m:rPr>
+                  <m:t>−</m:t>
+                </m:r>
+                <m:sSub>
+                  <m:e>
+                    <m:r>
+                      <m:t>Q</m:t>
+                    </m:r>
+                  </m:e>
+                  <m:sub>
+                    <m:r>
+                      <m:t>A</m:t>
+                    </m:r>
+                  </m:sub>
+                </m:sSub>
+                <m:r>
+                  <m:t> </m:t>
+                </m:r>
+                <m:sSub>
+                  <m:e>
+                    <m:r>
+                      <m:t>u</m:t>
+                    </m:r>
+                  </m:e>
+                  <m:sub>
+                    <m:r>
+                      <m:t>A</m:t>
+                    </m:r>
+                  </m:sub>
+                </m:sSub>
+                <m:d>
+                  <m:dPr>
+                    <m:begChr m:val="("/>
+                    <m:sepChr m:val=""/>
+                    <m:endChr m:val=")"/>
+                    <m:grow/>
+                  </m:dPr>
+                  <m:e>
+                    <m:r>
+                      <m:t>θ</m:t>
+                    </m:r>
+                  </m:e>
+                </m:d>
+                <m:r>
+                  <m:rPr>
+                    <m:sty m:val="p"/>
+                  </m:rPr>
+                  <m:t>−</m:t>
+                </m:r>
+                <m:sSub>
+                  <m:e>
+                    <m:r>
+                      <m:t>Q</m:t>
+                    </m:r>
+                  </m:e>
+                  <m:sub>
+                    <m:r>
+                      <m:t>B</m:t>
+                    </m:r>
+                  </m:sub>
+                </m:sSub>
+                <m:r>
+                  <m:t> </m:t>
+                </m:r>
+                <m:sSub>
+                  <m:e>
+                    <m:r>
+                      <m:t>u</m:t>
+                    </m:r>
+                  </m:e>
+                  <m:sub>
+                    <m:r>
+                      <m:t>B</m:t>
+                    </m:r>
+                  </m:sub>
+                </m:sSub>
+                <m:d>
+                  <m:dPr>
+                    <m:begChr m:val="("/>
+                    <m:sepChr m:val=""/>
+                    <m:endChr m:val=")"/>
+                    <m:grow/>
+                  </m:dPr>
+                  <m:e>
+                    <m:r>
+                      <m:t>θ</m:t>
+                    </m:r>
+                  </m:e>
+                </m:d>
+                <m:r>
+                  <m:rPr>
+                    <m:sty m:val="p"/>
+                  </m:rPr>
+                  <m:t>,</m:t>
+                </m:r>
+                <m:r>
+                  <m:rPr>
+                    <m:nor/>
+                  </m:rPr>
+                  <m:t xml:space="preserve"> </m:t>
+                </m:r>
+                <m:sSub>
+                  <m:e>
+                    <m:r>
+                      <m:t>u</m:t>
+                    </m:r>
+                  </m:e>
+                  <m:sub>
+                    <m:r>
+                      <m:t>w</m:t>
+                    </m:r>
+                  </m:sub>
+                </m:sSub>
+                <m:r>
+                  <m:rPr>
+                    <m:sty m:val="p"/>
+                  </m:rPr>
+                  <m:t>=</m:t>
+                </m:r>
+                <m:sSubSup>
+                  <m:e>
+                    <m:r>
+                      <m:t>A</m:t>
+                    </m:r>
+                  </m:e>
+                  <m:sub>
+                    <m:r>
+                      <m:t>θ</m:t>
+                    </m:r>
+                  </m:sub>
+                  <m:sup>
+                    <m:r>
+                      <m:rPr>
+                        <m:nor/>
+                      </m:rPr>
+                      <m:t>−1</m:t>
+                    </m:r>
+                  </m:sup>
+                </m:sSubSup>
+                <m:sSub>
+                  <m:e>
+                    <m:r>
+                      <m:t>e</m:t>
+                    </m:r>
+                  </m:e>
+                  <m:sub>
+                    <m:r>
+                      <m:t>w</m:t>
+                    </m:r>
+                  </m:sub>
+                </m:sSub>
+              </m:oMath>
+            </m:oMathPara>
+          </w:p>
+        </w:tc>
+        <w:tc>
+          <w:tcPr>
+            <w:tcW w:type="dxa" w:w="900"/>
+            <w:vAlign w:val="center"/>
+          </w:tcPr>
+          <w:p>
+            <w:pPr>
+              <w:jc w:val="right"/>
+            </w:pPr>
+            <w:r>
+              <w:t xml:space="preserve">(16)</w:t>
+            </w:r>
+          </w:p>
+        </w:tc>
+      </w:tr>
+    </w:tbl>
+    <w:p>
+      <w:pPr>
+        <w:spacing w:after="120" w:line="360"/>
+        <w:jc w:val="both"/>
+      </w:pPr>
+      <w:r>
+        <w:t xml:space="preserve">where </w:t>
+      </w:r>
+      <m:oMath>
+        <m:sSub>
+          <m:e>
+            <m:r>
+              <m:t>A</m:t>
+            </m:r>
+          </m:e>
+          <m:sub>
+            <m:r>
+              <m:t>θ</m:t>
+            </m:r>
+          </m:sub>
+        </m:sSub>
+      </m:oMath>
+      <w:r>
+        <w:t xml:space="preserve"> is the flow operator and </w:t>
+      </w:r>
+      <m:oMath>
+        <m:sSub>
+          <m:e>
+            <m:r>
+              <m:t>e</m:t>
+            </m:r>
+          </m:e>
+          <m:sub>
+            <m:r>
+              <m:t>w</m:t>
+            </m:r>
+          </m:sub>
+        </m:sSub>
+      </m:oMath>
+      <w:r>
+        <w:t xml:space="preserve"> a unit source at well </w:t>
+      </w:r>
+      <m:oMath>
+        <m:r>
+          <m:t>w</m:t>
+        </m:r>
+      </m:oMath>
+      <w:r>
+        <w:t xml:space="preserve">. </w:t>
+      </w:r>
+      <m:oMath>
+        <m:sSub>
+          <m:e>
+            <m:r>
+              <m:t>Q</m:t>
+            </m:r>
+          </m:e>
+          <m:sub>
+            <m:r>
+              <m:t>A</m:t>
+            </m:r>
+          </m:sub>
+        </m:sSub>
+      </m:oMath>
+      <w:r>
+        <w:t xml:space="preserve"> and </w:t>
+      </w:r>
+      <m:oMath>
+        <m:sSub>
+          <m:e>
+            <m:r>
+              <m:t>Q</m:t>
+            </m:r>
+          </m:e>
+          <m:sub>
+            <m:r>
+              <m:t>B</m:t>
+            </m:r>
+          </m:sub>
+        </m:sSub>
+      </m:oMath>
+      <w:r>
+        <w:t xml:space="preserve"> are set so that the prior intrusion probability of each well is </w:t>
+      </w:r>
+      <m:oMath>
+        <m:r>
+          <m:t>1</m:t>
+        </m:r>
+        <m:r>
+          <m:rPr>
+            <m:sty m:val="p"/>
+          </m:rPr>
+          <m:t>/</m:t>
+        </m:r>
+        <m:r>
+          <m:t>2</m:t>
+        </m:r>
+      </m:oMath>
+      <w:r>
+        <w:t xml:space="preserve"> with both wells pumping, on a calibration ensemble of 2000 prior draws that is independent of the evaluation ensemble.</w:t>
+      </w:r>
+    </w:p>
+    <w:p>
+      <w:pPr>
+        <w:spacing w:after="120" w:line="360"/>
+        <w:jc w:val="both"/>
+      </w:pPr>
+      <w:r>
+        <w:rPr>
+          <w:b/>
+          <w:bCs/>
+        </w:rPr>
+        <w:t xml:space="preserve">Goals and exact information.</w:t>
+      </w:r>
+      <w:r>
+        <w:t xml:space="preserve"> Three binary goals are considered: A intruded, </w:t>
+      </w:r>
+      <m:oMath>
+        <m:sSub>
+          <m:e>
+            <m:r>
+              <m:t>q</m:t>
+            </m:r>
+          </m:e>
+          <m:sub>
+            <m:r>
+              <m:t>A</m:t>
+            </m:r>
+          </m:sub>
+        </m:sSub>
+        <m:r>
+          <m:rPr>
+            <m:sty m:val="p"/>
+          </m:rPr>
+          <m:t>=</m:t>
+        </m:r>
+        <m:r>
+          <m:rPr>
+            <m:nor/>
+          </m:rPr>
+          <m:t>I</m:t>
+        </m:r>
+        <m:r>
+          <m:rPr>
+            <m:sty m:val="p"/>
+          </m:rPr>
+          <m:t>(</m:t>
+        </m:r>
+        <m:sSub>
+          <m:e>
+            <m:r>
+              <m:t>h</m:t>
+            </m:r>
+          </m:e>
+          <m:sub>
+            <m:r>
+              <m:t>A</m:t>
+            </m:r>
+          </m:sub>
+        </m:sSub>
+        <m:r>
+          <m:rPr>
+            <m:sty m:val="p"/>
+          </m:rPr>
+          <m:t>&lt;</m:t>
+        </m:r>
+        <m:sSub>
+          <m:e>
+            <m:r>
+              <m:t>h</m:t>
+            </m:r>
+          </m:e>
+          <m:sub>
+            <m:r>
+              <m:t>c</m:t>
+            </m:r>
+          </m:sub>
+        </m:sSub>
+        <m:r>
+          <m:rPr>
+            <m:sty m:val="p"/>
+          </m:rPr>
+          <m:t>)</m:t>
+        </m:r>
+      </m:oMath>
+      <w:r>
+        <w:t xml:space="preserve">; A or B intruded, </w:t>
+      </w:r>
+      <m:oMath>
+        <m:sSub>
+          <m:e>
+            <m:r>
+              <m:t>q</m:t>
+            </m:r>
+          </m:e>
+          <m:sub>
+            <m:r>
+              <m:t>A</m:t>
+            </m:r>
+            <m:r>
+              <m:t>B</m:t>
+            </m:r>
+          </m:sub>
+        </m:sSub>
+        <m:r>
+          <m:rPr>
+            <m:sty m:val="p"/>
+          </m:rPr>
+          <m:t>=</m:t>
+        </m:r>
+        <m:r>
+          <m:rPr>
+            <m:nor/>
+          </m:rPr>
+          <m:t>I</m:t>
+        </m:r>
+        <m:r>
+          <m:rPr>
+            <m:sty m:val="p"/>
+          </m:rPr>
+          <m:t>(</m:t>
+        </m:r>
+        <m:r>
+          <m:rPr>
+            <m:nor/>
+          </m:rPr>
+          <m:t>min</m:t>
+        </m:r>
+        <m:r>
+          <m:rPr>
+            <m:sty m:val="p"/>
+          </m:rPr>
+          <m:t>(</m:t>
+        </m:r>
+        <m:sSub>
+          <m:e>
+            <m:r>
+              <m:t>h</m:t>
+            </m:r>
+          </m:e>
+          <m:sub>
+            <m:r>
+              <m:t>A</m:t>
+            </m:r>
+          </m:sub>
+        </m:sSub>
+        <m:r>
+          <m:rPr>
+            <m:sty m:val="p"/>
+          </m:rPr>
+          <m:t>,</m:t>
+        </m:r>
+        <m:sSub>
+          <m:e>
+            <m:r>
+              <m:t>h</m:t>
+            </m:r>
+          </m:e>
+          <m:sub>
+            <m:r>
+              <m:t>B</m:t>
+            </m:r>
+          </m:sub>
+        </m:sSub>
+        <m:r>
+          <m:rPr>
+            <m:sty m:val="p"/>
+          </m:rPr>
+          <m:t>)</m:t>
+        </m:r>
+        <m:r>
+          <m:rPr>
+            <m:sty m:val="p"/>
+          </m:rPr>
+          <m:t>&lt;</m:t>
+        </m:r>
+        <m:sSub>
+          <m:e>
+            <m:r>
+              <m:t>h</m:t>
+            </m:r>
+          </m:e>
+          <m:sub>
+            <m:r>
+              <m:t>c</m:t>
+            </m:r>
+          </m:sub>
+        </m:sSub>
+        <m:r>
+          <m:rPr>
+            <m:sty m:val="p"/>
+          </m:rPr>
+          <m:t>)</m:t>
+        </m:r>
+      </m:oMath>
+      <w:r>
+        <w:t xml:space="preserve">; and an intruded area of the sector above its prior median, 12 km². The 16 other inside wells of the sector with a measured conductivity are candidate head observations with an error </w:t>
+      </w:r>
+      <m:oMath>
+        <m:sSub>
+          <m:e>
+            <m:r>
+              <m:t>σ</m:t>
+            </m:r>
+          </m:e>
+          <m:sub>
+            <m:r>
+              <m:t>ε</m:t>
+            </m:r>
+          </m:sub>
+        </m:sSub>
+        <m:r>
+          <m:rPr>
+            <m:sty m:val="p"/>
+          </m:rPr>
+          <m:t>=</m:t>
+        </m:r>
+        <m:r>
+          <m:t>0.2</m:t>
+        </m:r>
+        <m:r>
+          <m:t> </m:t>
+        </m:r>
+        <m:r>
+          <m:rPr>
+            <m:nor/>
+          </m:rPr>
+          <m:t>m</m:t>
+        </m:r>
+      </m:oMath>
+      <w:r>
+        <w:t xml:space="preserve">, so all 120 two-well, 560 three-well and 4368 five-well designs can be scored by their exact expected information gain about each goal. It is estimated by re-weighting 12 000 prior solutions </w:t>
+      </w:r>
+      <m:oMath>
+        <m:sSub>
+          <m:e>
+            <m:r>
+              <m:t>θ</m:t>
+            </m:r>
+          </m:e>
+          <m:sub>
+            <m:r>
+              <m:t>i</m:t>
+            </m:r>
+          </m:sub>
+        </m:sSub>
+      </m:oMath>
+      <w:r>
+        <w:t xml:space="preserve"> with 2000 synthetic data sets </w:t>
+      </w:r>
+      <m:oMath>
+        <m:sSub>
+          <m:e>
+            <m:r>
+              <m:t>y</m:t>
+            </m:r>
+          </m:e>
+          <m:sub>
+            <m:r>
+              <m:t>j</m:t>
+            </m:r>
+          </m:sub>
+        </m:sSub>
+      </m:oMath>
+      <w:r>
+        <w:t xml:space="preserve">,</w:t>
+      </w:r>
+    </w:p>
+    <w:tbl>
+      <w:tblPr>
+        <w:tblW w:type="dxa" w:w="9070"/>
+        <w:tblBorders>
+          <w:top w:val="none" w:color="FFFFFF" w:sz="0"/>
+          <w:left w:val="none" w:color="FFFFFF" w:sz="0"/>
+          <w:bottom w:val="none" w:color="FFFFFF" w:sz="0"/>
+          <w:right w:val="none" w:color="FFFFFF" w:sz="0"/>
+          <w:insideH w:val="none" w:color="FFFFFF" w:sz="0"/>
+          <w:insideV w:val="none" w:color="FFFFFF" w:sz="0"/>
+        </w:tblBorders>
+        <w:tblLayout w:type="fixed"/>
+      </w:tblPr>
+      <w:tblGrid>
+        <w:gridCol w:w="8170"/>
+        <w:gridCol w:w="900"/>
+      </w:tblGrid>
+      <w:tr>
+        <w:trPr>
+          <w:cantSplit/>
+        </w:trPr>
+        <w:tc>
+          <w:tcPr>
+            <w:tcW w:type="dxa" w:w="8170"/>
+            <w:vAlign w:val="center"/>
+          </w:tcPr>
+          <w:p>
+            <w:pPr>
+              <w:spacing w:after="60" w:before="60"/>
+              <w:jc w:val="center"/>
+            </w:pPr>
+            <m:oMathPara>
+              <m:oMathParaPr>
+                <m:jc m:val="center"/>
+              </m:oMathParaPr>
+              <m:oMath>
+                <m:acc>
+                  <m:accPr>
+                    <m:chr m:val="̂"/>
+                  </m:accPr>
+                  <m:e>
+                    <m:r>
+                      <m:rPr>
+                        <m:nor/>
+                      </m:rPr>
+                      <m:t xml:space="preserve">EIG</m:t>
+                    </m:r>
+                  </m:e>
+                </m:acc>
+                <m:d>
+                  <m:dPr>
+                    <m:begChr m:val="("/>
+                    <m:sepChr m:val=""/>
+                    <m:endChr m:val=")"/>
+                    <m:grow/>
+                  </m:dPr>
+                  <m:e>
+                    <m:r>
+                      <m:t>d</m:t>
+                    </m:r>
+                  </m:e>
+                </m:d>
+                <m:r>
+                  <m:rPr>
+                    <m:sty m:val="p"/>
+                  </m:rPr>
+                  <m:t>=</m:t>
+                </m:r>
+                <m:r>
+                  <m:t>H</m:t>
+                </m:r>
+                <m:d>
+                  <m:dPr>
+                    <m:begChr m:val="("/>
+                    <m:sepChr m:val=""/>
+                    <m:endChr m:val=")"/>
+                    <m:grow/>
+                  </m:dPr>
+                  <m:e>
+                    <m:acc>
+                      <m:accPr>
+                        <m:chr m:val="̅"/>
+                      </m:accPr>
+                      <m:e>
+                        <m:r>
+                          <m:t>q</m:t>
+                        </m:r>
+                      </m:e>
+                    </m:acc>
+                  </m:e>
+                </m:d>
+                <m:r>
+                  <m:rPr>
+                    <m:sty m:val="p"/>
+                  </m:rPr>
+                  <m:t>−</m:t>
+                </m:r>
+                <m:f>
+                  <m:fPr>
+                    <m:type m:val="bar"/>
+                  </m:fPr>
+                  <m:num>
+                    <m:r>
+                      <m:t>1</m:t>
+                    </m:r>
+                  </m:num>
+                  <m:den>
+                    <m:sSub>
+                      <m:e>
+                        <m:r>
+                          <m:t>N</m:t>
+                        </m:r>
+                      </m:e>
+                      <m:sub>
+                        <m:r>
+                          <m:t>y</m:t>
+                        </m:r>
+                      </m:sub>
+                    </m:sSub>
+                  </m:den>
+                </m:f>
+                <m:nary>
+                  <m:naryPr>
+                    <m:chr m:val="∑"/>
+                    <m:limLoc m:val="undOvr"/>
+                    <m:subHide m:val="off"/>
+                    <m:supHide m:val="off"/>
+                  </m:naryPr>
+                  <m:sub>
+                    <m:r>
+                      <m:t>j</m:t>
+                    </m:r>
+                    <m:r>
+                      <m:rPr>
+                        <m:sty m:val="p"/>
+                      </m:rPr>
+                      <m:t>=</m:t>
+                    </m:r>
+                    <m:r>
+                      <m:t>1</m:t>
+                    </m:r>
+                  </m:sub>
+                  <m:sup>
+                    <m:sSub>
+                      <m:e>
+                        <m:r>
+                          <m:t>N</m:t>
+                        </m:r>
+                      </m:e>
+                      <m:sub>
+                        <m:r>
+                          <m:t>y</m:t>
+                        </m:r>
+                      </m:sub>
+                    </m:sSub>
+                  </m:sup>
+                  <m:e>
+                    <m:r>
+                      <m:t>H</m:t>
+                    </m:r>
+                  </m:e>
+                </m:nary>
+                <m:d>
+                  <m:dPr>
+                    <m:begChr m:val="("/>
+                    <m:sepChr m:val=""/>
+                    <m:endChr m:val=")"/>
+                    <m:grow/>
+                  </m:dPr>
+                  <m:e>
+                    <m:sSub>
+                      <m:e>
+                        <m:acc>
+                          <m:accPr>
+                            <m:chr m:val="̂"/>
+                          </m:accPr>
+                          <m:e>
+                            <m:r>
+                              <m:t>p</m:t>
+                            </m:r>
+                          </m:e>
+                        </m:acc>
+                      </m:e>
+                      <m:sub>
+                        <m:r>
+                          <m:t>j</m:t>
+                        </m:r>
+                      </m:sub>
+                    </m:sSub>
+                  </m:e>
+                </m:d>
+                <m:r>
+                  <m:rPr>
+                    <m:sty m:val="p"/>
+                  </m:rPr>
+                  <m:t>,</m:t>
+                </m:r>
+                <m:r>
+                  <m:rPr>
+                    <m:nor/>
+                  </m:rPr>
+                  <m:t xml:space="preserve"> </m:t>
+                </m:r>
+                <m:sSub>
+                  <m:e>
+                    <m:acc>
+                      <m:accPr>
+                        <m:chr m:val="̂"/>
+                      </m:accPr>
+                      <m:e>
+                        <m:r>
+                          <m:t>p</m:t>
+                        </m:r>
+                      </m:e>
+                    </m:acc>
+                  </m:e>
+                  <m:sub>
+                    <m:r>
+                      <m:t>j</m:t>
+                    </m:r>
+                  </m:sub>
+                </m:sSub>
+                <m:r>
+                  <m:rPr>
+                    <m:sty m:val="p"/>
+                  </m:rPr>
+                  <m:t>=</m:t>
+                </m:r>
+                <m:f>
+                  <m:fPr>
+                    <m:type m:val="bar"/>
+                  </m:fPr>
+                  <m:num>
+                    <m:nary>
+                      <m:naryPr>
+                        <m:chr m:val="∑"/>
+                        <m:limLoc m:val="undOvr"/>
+                        <m:subHide m:val="off"/>
+                        <m:supHide m:val="on"/>
+                      </m:naryPr>
+                      <m:sub>
+                        <m:r>
+                          <m:t>i</m:t>
+                        </m:r>
+                      </m:sub>
+                      <m:sup>
+                        <m:r>
+                          <m:t>​</m:t>
+                        </m:r>
+                      </m:sup>
+                      <m:e>
+                        <m:sSub>
+                          <m:e>
+                            <m:r>
+                              <m:t>w</m:t>
+                            </m:r>
+                          </m:e>
+                          <m:sub>
+                            <m:r>
+                              <m:t>i</m:t>
+                            </m:r>
+                            <m:r>
+                              <m:t>j</m:t>
+                            </m:r>
+                          </m:sub>
+                        </m:sSub>
+                      </m:e>
+                    </m:nary>
+                    <m:r>
+                      <m:t> </m:t>
+                    </m:r>
+                    <m:sSub>
+                      <m:e>
+                        <m:r>
+                          <m:t>q</m:t>
+                        </m:r>
+                      </m:e>
+                      <m:sub>
+                        <m:r>
+                          <m:t>i</m:t>
+                        </m:r>
+                      </m:sub>
+                    </m:sSub>
+                  </m:num>
+                  <m:den>
+                    <m:nary>
+                      <m:naryPr>
+                        <m:chr m:val="∑"/>
+                        <m:limLoc m:val="undOvr"/>
+                        <m:subHide m:val="off"/>
+                        <m:supHide m:val="on"/>
+                      </m:naryPr>
+                      <m:sub>
+                        <m:r>
+                          <m:t>i</m:t>
+                        </m:r>
+                      </m:sub>
+                      <m:sup>
+                        <m:r>
+                          <m:t>​</m:t>
+                        </m:r>
+                      </m:sup>
+                      <m:e>
+                        <m:sSub>
+                          <m:e>
+                            <m:r>
+                              <m:t>w</m:t>
+                            </m:r>
+                          </m:e>
+                          <m:sub>
+                            <m:r>
+                              <m:t>i</m:t>
+                            </m:r>
+                            <m:r>
+                              <m:t>j</m:t>
+                            </m:r>
+                          </m:sub>
+                        </m:sSub>
+                      </m:e>
+                    </m:nary>
+                  </m:den>
+                </m:f>
+                <m:r>
+                  <m:rPr>
+                    <m:sty m:val="p"/>
+                  </m:rPr>
+                  <m:t>,</m:t>
+                </m:r>
+                <m:r>
+                  <m:rPr>
+                    <m:nor/>
+                  </m:rPr>
+                  <m:t xml:space="preserve"> </m:t>
+                </m:r>
+                <m:sSub>
+                  <m:e>
+                    <m:r>
+                      <m:t>w</m:t>
+                    </m:r>
+                  </m:e>
+                  <m:sub>
+                    <m:r>
+                      <m:t>i</m:t>
+                    </m:r>
+                    <m:r>
+                      <m:t>j</m:t>
+                    </m:r>
+                  </m:sub>
+                </m:sSub>
+                <m:r>
+                  <m:rPr>
+                    <m:sty m:val="p"/>
+                  </m:rPr>
+                  <m:t>=</m:t>
+                </m:r>
+                <m:r>
+                  <m:rPr>
+                    <m:nor/>
+                  </m:rPr>
+                  <m:t>exp</m:t>
+                </m:r>
+                <m:d>
+                  <m:dPr>
+                    <m:begChr m:val="("/>
+                    <m:sepChr m:val=""/>
+                    <m:endChr m:val=")"/>
+                    <m:grow/>
+                  </m:dPr>
+                  <m:e>
+                    <m:r>
+                      <m:rPr>
+                        <m:sty m:val="p"/>
+                      </m:rPr>
+                      <m:t>−</m:t>
+                    </m:r>
+                    <m:f>
+                      <m:fPr>
+                        <m:type m:val="bar"/>
+                      </m:fPr>
+                      <m:num>
+                        <m:sSup>
+                          <m:e>
+                            <m:d>
+                              <m:dPr>
+                                <m:begChr m:val="∥"/>
+                                <m:sepChr m:val=""/>
+                                <m:endChr m:val="∥"/>
+                                <m:grow/>
+                              </m:dPr>
+                              <m:e>
+                                <m:sSub>
+                                  <m:e>
+                                    <m:r>
+                                      <m:t>y</m:t>
+                                    </m:r>
+                                  </m:e>
+                                  <m:sub>
+                                    <m:r>
+                                      <m:t>j</m:t>
+                                    </m:r>
+                                  </m:sub>
+                                </m:sSub>
+                                <m:r>
+                                  <m:rPr>
+                                    <m:sty m:val="p"/>
+                                  </m:rPr>
+                                  <m:t>−</m:t>
+                                </m:r>
+                                <m:sSub>
+                                  <m:e>
+                                    <m:r>
+                                      <m:rPr>
+                                        <m:nor/>
+                                      </m:rPr>
+                                      <m:t>𝐡</m:t>
+                                    </m:r>
+                                  </m:e>
+                                  <m:sub>
+                                    <m:r>
+                                      <m:t>d</m:t>
+                                    </m:r>
+                                  </m:sub>
+                                </m:sSub>
+                                <m:d>
+                                  <m:dPr>
+                                    <m:begChr m:val="("/>
+                                    <m:sepChr m:val=""/>
+                                    <m:endChr m:val=")"/>
+                                    <m:grow/>
+                                  </m:dPr>
+                                  <m:e>
+                                    <m:sSub>
+                                      <m:e>
+                                        <m:r>
+                                          <m:t>θ</m:t>
+                                        </m:r>
+                                      </m:e>
+                                      <m:sub>
+                                        <m:r>
+                                          <m:t>i</m:t>
+                                        </m:r>
+                                      </m:sub>
+                                    </m:sSub>
+                                  </m:e>
+                                </m:d>
+                              </m:e>
+                            </m:d>
+                          </m:e>
+                          <m:sup>
+                            <m:r>
+                              <m:t>2</m:t>
+                            </m:r>
+                          </m:sup>
+                        </m:sSup>
+                      </m:num>
+                      <m:den>
+                        <m:r>
+                          <m:t>2</m:t>
+                        </m:r>
+                        <m:sSubSup>
+                          <m:e>
+                            <m:r>
+                              <m:t>σ</m:t>
+                            </m:r>
+                          </m:e>
+                          <m:sub>
+                            <m:r>
+                              <m:t>ε</m:t>
+                            </m:r>
+                          </m:sub>
+                          <m:sup>
+                            <m:r>
+                              <m:t>2</m:t>
+                            </m:r>
+                          </m:sup>
+                        </m:sSubSup>
+                      </m:den>
+                    </m:f>
+                  </m:e>
+                </m:d>
+              </m:oMath>
+            </m:oMathPara>
+          </w:p>
+        </w:tc>
+        <w:tc>
+          <w:tcPr>
+            <w:tcW w:type="dxa" w:w="900"/>
+            <w:vAlign w:val="center"/>
+          </w:tcPr>
+          <w:p>
+            <w:pPr>
+              <w:jc w:val="right"/>
+            </w:pPr>
+            <w:r>
+              <w:t xml:space="preserve">(17)</w:t>
+            </w:r>
+          </w:p>
+        </w:tc>
+      </w:tr>
+    </w:tbl>
+    <w:p>
+      <w:pPr>
+        <w:spacing w:after="120" w:line="360"/>
+        <w:jc w:val="both"/>
+      </w:pPr>
+      <w:r>
+        <w:t xml:space="preserve">where </w:t>
+      </w:r>
+      <m:oMath>
+        <m:r>
+          <m:t>H</m:t>
+        </m:r>
+      </m:oMath>
+      <w:r>
+        <w:t xml:space="preserve"> is the binary entropy and </w:t>
+      </w:r>
+      <m:oMath>
+        <m:sSub>
+          <m:e>
+            <m:r>
+              <m:rPr>
+                <m:nor/>
+              </m:rPr>
+              <m:t>𝐡</m:t>
+            </m:r>
+          </m:e>
+          <m:sub>
+            <m:r>
+              <m:t>d</m:t>
+            </m:r>
+          </m:sub>
+        </m:sSub>
+      </m:oMath>
+      <w:r>
+        <w:t xml:space="preserve"> the heads at the wells of design </w:t>
+      </w:r>
+      <m:oMath>
+        <m:r>
+          <m:t>d</m:t>
+        </m:r>
+      </m:oMath>
+      <w:r>
+        <w:t xml:space="preserve">.</w:t>
+      </w:r>
+    </w:p>
+    <w:p>
+      <w:pPr>
+        <w:spacing w:after="120" w:line="360"/>
+        <w:jc w:val="both"/>
+      </w:pPr>
+      <w:r>
+        <w:rPr>
+          <w:b/>
+          <w:bCs/>
+        </w:rPr>
+        <w:t xml:space="preserve">PRAG-GO.</w:t>
+      </w:r>
+      <w:r>
+        <w:t xml:space="preserve"> The threshold-risk criterion scores a design in closed form from the linear moments of the two supply-well heads,</w:t>
+      </w:r>
+    </w:p>
+    <w:tbl>
+      <w:tblPr>
+        <w:tblW w:type="dxa" w:w="9070"/>
+        <w:tblBorders>
+          <w:top w:val="none" w:color="FFFFFF" w:sz="0"/>
+          <w:left w:val="none" w:color="FFFFFF" w:sz="0"/>
+          <w:bottom w:val="none" w:color="FFFFFF" w:sz="0"/>
+          <w:right w:val="none" w:color="FFFFFF" w:sz="0"/>
+          <w:insideH w:val="none" w:color="FFFFFF" w:sz="0"/>
+          <w:insideV w:val="none" w:color="FFFFFF" w:sz="0"/>
+        </w:tblBorders>
+        <w:tblLayout w:type="fixed"/>
+      </w:tblPr>
+      <w:tblGrid>
+        <w:gridCol w:w="8170"/>
+        <w:gridCol w:w="900"/>
+      </w:tblGrid>
+      <w:tr>
+        <w:trPr>
+          <w:cantSplit/>
+        </w:trPr>
+        <w:tc>
+          <w:tcPr>
+            <w:tcW w:type="dxa" w:w="8170"/>
+            <w:vAlign w:val="center"/>
+          </w:tcPr>
+          <w:p>
+            <w:pPr>
+              <w:spacing w:after="60" w:before="60"/>
+              <w:jc w:val="center"/>
+            </w:pPr>
+            <m:oMathPara>
+              <m:oMathParaPr>
+                <m:jc m:val="center"/>
+              </m:oMathParaPr>
+              <m:oMath>
+                <m:sSub>
+                  <m:e>
+                    <m:r>
+                      <m:rPr>
+                        <m:nor/>
+                      </m:rPr>
+                      <m:t xml:space="preserve">EIG</m:t>
+                    </m:r>
+                  </m:e>
+                  <m:sub>
+                    <m:r>
+                      <m:t>A</m:t>
+                    </m:r>
+                    <m:r>
+                      <m:t>B</m:t>
+                    </m:r>
+                  </m:sub>
+                </m:sSub>
+                <m:d>
+                  <m:dPr>
+                    <m:begChr m:val="("/>
+                    <m:sepChr m:val=""/>
+                    <m:endChr m:val=")"/>
+                    <m:grow/>
+                  </m:dPr>
+                  <m:e>
+                    <m:r>
+                      <m:t>d</m:t>
+                    </m:r>
+                  </m:e>
+                </m:d>
+                <m:r>
+                  <m:rPr>
+                    <m:sty m:val="p"/>
+                  </m:rPr>
+                  <m:t>=</m:t>
+                </m:r>
+                <m:r>
+                  <m:t>H</m:t>
+                </m:r>
+                <m:d>
+                  <m:dPr>
+                    <m:begChr m:val="("/>
+                    <m:sepChr m:val=""/>
+                    <m:endChr m:val=")"/>
+                    <m:grow/>
+                  </m:dPr>
+                  <m:e>
+                    <m:sSub>
+                      <m:e>
+                        <m:r>
+                          <m:t>p</m:t>
+                        </m:r>
+                      </m:e>
+                      <m:sub>
+                        <m:r>
+                          <m:t>0</m:t>
+                        </m:r>
+                      </m:sub>
+                    </m:sSub>
+                  </m:e>
+                </m:d>
+                <m:r>
+                  <m:rPr>
+                    <m:sty m:val="p"/>
+                  </m:rPr>
+                  <m:t>−</m:t>
+                </m:r>
+                <m:sSub>
+                  <m:e>
+                    <m:r>
+                      <m:rPr>
+                        <m:nor/>
+                      </m:rPr>
+                      <m:t>𝔼</m:t>
+                    </m:r>
+                  </m:e>
+                  <m:sub>
+                    <m:acc>
+                      <m:accPr>
+                        <m:chr m:val="̂"/>
+                      </m:accPr>
+                      <m:e>
+                        <m:r>
+                          <m:t>z</m:t>
+                        </m:r>
+                      </m:e>
+                    </m:acc>
+                    <m:r>
+                      <m:rPr>
+                        <m:sty m:val="p"/>
+                      </m:rPr>
+                      <m:t>∼</m:t>
+                    </m:r>
+                    <m:r>
+                      <m:rPr>
+                        <m:scr m:val="script"/>
+                        <m:sty m:val="p"/>
+                      </m:rPr>
+                      <m:t>N</m:t>
+                    </m:r>
+                    <m:d>
+                      <m:dPr>
+                        <m:begChr m:val="("/>
+                        <m:sepChr m:val=""/>
+                        <m:endChr m:val=")"/>
+                        <m:grow/>
+                      </m:dPr>
+                      <m:e>
+                        <m:r>
+                          <m:t>0</m:t>
+                        </m:r>
+                        <m:r>
+                          <m:rPr>
+                            <m:sty m:val="p"/>
+                          </m:rPr>
+                          <m:t>,</m:t>
+                        </m:r>
+                        <m:sSub>
+                          <m:e>
+                            <m:r>
+                              <m:t>K</m:t>
+                            </m:r>
+                          </m:e>
+                          <m:sub>
+                            <m:r>
+                              <m:t>d</m:t>
+                            </m:r>
+                          </m:sub>
+                        </m:sSub>
+                      </m:e>
+                    </m:d>
+                  </m:sub>
+                </m:sSub>
+                <m:d>
+                  <m:dPr>
+                    <m:begChr m:val="["/>
+                    <m:sepChr m:val=""/>
+                    <m:endChr m:val="]"/>
+                    <m:grow/>
+                  </m:dPr>
+                  <m:e>
+                    <m:r>
+                      <m:t>H</m:t>
+                    </m:r>
+                    <m:d>
+                      <m:dPr>
+                        <m:begChr m:val="("/>
+                        <m:sepChr m:val=""/>
+                        <m:endChr m:val=")"/>
+                        <m:grow/>
+                      </m:dPr>
+                      <m:e>
+                        <m:r>
+                          <m:t>1</m:t>
+                        </m:r>
+                        <m:r>
+                          <m:rPr>
+                            <m:sty m:val="p"/>
+                          </m:rPr>
+                          <m:t>−</m:t>
+                        </m:r>
+                        <m:sSub>
+                          <m:e>
+                            <m:r>
+                              <m:t>Φ</m:t>
+                            </m:r>
+                          </m:e>
+                          <m:sub>
+                            <m:r>
+                              <m:t>2</m:t>
+                            </m:r>
+                          </m:sub>
+                        </m:sSub>
+                        <m:d>
+                          <m:dPr>
+                            <m:begChr m:val="("/>
+                            <m:sepChr m:val=""/>
+                            <m:endChr m:val=")"/>
+                            <m:grow/>
+                          </m:dPr>
+                          <m:e>
+                            <m:f>
+                              <m:fPr>
+                                <m:type m:val="bar"/>
+                              </m:fPr>
+                              <m:num>
+                                <m:sSub>
+                                  <m:e>
+                                    <m:r>
+                                      <m:t>μ</m:t>
+                                    </m:r>
+                                  </m:e>
+                                  <m:sub>
+                                    <m:r>
+                                      <m:t>A</m:t>
+                                    </m:r>
+                                  </m:sub>
+                                </m:sSub>
+                                <m:r>
+                                  <m:rPr>
+                                    <m:sty m:val="p"/>
+                                  </m:rPr>
+                                  <m:t>+</m:t>
+                                </m:r>
+                                <m:sSub>
+                                  <m:e>
+                                    <m:acc>
+                                      <m:accPr>
+                                        <m:chr m:val="̂"/>
+                                      </m:accPr>
+                                      <m:e>
+                                        <m:r>
+                                          <m:t>z</m:t>
+                                        </m:r>
+                                      </m:e>
+                                    </m:acc>
+                                  </m:e>
+                                  <m:sub>
+                                    <m:r>
+                                      <m:t>1</m:t>
+                                    </m:r>
+                                  </m:sub>
+                                </m:sSub>
+                                <m:r>
+                                  <m:rPr>
+                                    <m:sty m:val="p"/>
+                                  </m:rPr>
+                                  <m:t>−</m:t>
+                                </m:r>
+                                <m:sSub>
+                                  <m:e>
+                                    <m:r>
+                                      <m:t>h</m:t>
+                                    </m:r>
+                                  </m:e>
+                                  <m:sub>
+                                    <m:r>
+                                      <m:t>c</m:t>
+                                    </m:r>
+                                  </m:sub>
+                                </m:sSub>
+                              </m:num>
+                              <m:den>
+                                <m:sSub>
+                                  <m:e>
+                                    <m:r>
+                                      <m:t>s</m:t>
+                                    </m:r>
+                                  </m:e>
+                                  <m:sub>
+                                    <m:r>
+                                      <m:t>A</m:t>
+                                    </m:r>
+                                  </m:sub>
+                                </m:sSub>
+                              </m:den>
+                            </m:f>
+                            <m:r>
+                              <m:rPr>
+                                <m:sty m:val="p"/>
+                              </m:rPr>
+                              <m:t>,</m:t>
+                            </m:r>
+                            <m:f>
+                              <m:fPr>
+                                <m:type m:val="bar"/>
+                              </m:fPr>
+                              <m:num>
+                                <m:sSub>
+                                  <m:e>
+                                    <m:r>
+                                      <m:t>μ</m:t>
+                                    </m:r>
+                                  </m:e>
+                                  <m:sub>
+                                    <m:r>
+                                      <m:t>B</m:t>
+                                    </m:r>
+                                  </m:sub>
+                                </m:sSub>
+                                <m:r>
+                                  <m:rPr>
+                                    <m:sty m:val="p"/>
+                                  </m:rPr>
+                                  <m:t>+</m:t>
+                                </m:r>
+                                <m:sSub>
+                                  <m:e>
+                                    <m:acc>
+                                      <m:accPr>
+                                        <m:chr m:val="̂"/>
+                                      </m:accPr>
+                                      <m:e>
+                                        <m:r>
+                                          <m:t>z</m:t>
+                                        </m:r>
+                                      </m:e>
+                                    </m:acc>
+                                  </m:e>
+                                  <m:sub>
+                                    <m:r>
+                                      <m:t>2</m:t>
+                                    </m:r>
+                                  </m:sub>
+                                </m:sSub>
+                                <m:r>
+                                  <m:rPr>
+                                    <m:sty m:val="p"/>
+                                  </m:rPr>
+                                  <m:t>−</m:t>
+                                </m:r>
+                                <m:sSub>
+                                  <m:e>
+                                    <m:r>
+                                      <m:t>h</m:t>
+                                    </m:r>
+                                  </m:e>
+                                  <m:sub>
+                                    <m:r>
+                                      <m:t>c</m:t>
+                                    </m:r>
+                                  </m:sub>
+                                </m:sSub>
+                              </m:num>
+                              <m:den>
+                                <m:sSub>
+                                  <m:e>
+                                    <m:r>
+                                      <m:t>s</m:t>
+                                    </m:r>
+                                  </m:e>
+                                  <m:sub>
+                                    <m:r>
+                                      <m:t>B</m:t>
+                                    </m:r>
+                                  </m:sub>
+                                </m:sSub>
+                              </m:den>
+                            </m:f>
+                            <m:r>
+                              <m:rPr>
+                                <m:sty m:val="p"/>
+                              </m:rPr>
+                              <m:t>;</m:t>
+                            </m:r>
+                            <m:r>
+                              <m:t>r</m:t>
+                            </m:r>
+                          </m:e>
+                        </m:d>
+                      </m:e>
+                    </m:d>
+                  </m:e>
+                </m:d>
+              </m:oMath>
+            </m:oMathPara>
+          </w:p>
+        </w:tc>
+        <w:tc>
+          <w:tcPr>
+            <w:tcW w:type="dxa" w:w="900"/>
+            <w:vAlign w:val="center"/>
+          </w:tcPr>
+          <w:p>
+            <w:pPr>
+              <w:jc w:val="right"/>
+            </w:pPr>
+            <w:r>
+              <w:t xml:space="preserve">(18)</w:t>
+            </w:r>
+          </w:p>
+        </w:tc>
+      </w:tr>
+    </w:tbl>
+    <w:p>
+      <w:pPr>
+        <w:spacing w:after="120" w:line="360"/>
+        <w:jc w:val="both"/>
+      </w:pPr>
+      <w:r>
+        <w:t xml:space="preserve">where </w:t>
+      </w:r>
+      <m:oMath>
+        <m:sSub>
+          <m:e>
+            <m:r>
+              <m:t>K</m:t>
+            </m:r>
+          </m:e>
+          <m:sub>
+            <m:r>
+              <m:t>d</m:t>
+            </m:r>
+          </m:sub>
+        </m:sSub>
+      </m:oMath>
+      <w:r>
+        <w:t xml:space="preserve"> is the information operator of the two heads for design </w:t>
+      </w:r>
+      <m:oMath>
+        <m:r>
+          <m:t>d</m:t>
+        </m:r>
+      </m:oMath>
+      <w:r>
+        <w:t xml:space="preserve">, </w:t>
+      </w:r>
+      <m:oMath>
+        <m:sSub>
+          <m:e>
+            <m:r>
+              <m:t>μ</m:t>
+            </m:r>
+          </m:e>
+          <m:sub>
+            <m:r>
+              <m:t>A</m:t>
+            </m:r>
+          </m:sub>
+        </m:sSub>
+      </m:oMath>
+      <w:r>
+        <w:t xml:space="preserve"> and </w:t>
+      </w:r>
+      <m:oMath>
+        <m:sSub>
+          <m:e>
+            <m:r>
+              <m:t>μ</m:t>
+            </m:r>
+          </m:e>
+          <m:sub>
+            <m:r>
+              <m:t>B</m:t>
+            </m:r>
+          </m:sub>
+        </m:sSub>
+      </m:oMath>
+      <w:r>
+        <w:t xml:space="preserve"> their prior means, </w:t>
+      </w:r>
+      <m:oMath>
+        <m:sSub>
+          <m:e>
+            <m:r>
+              <m:t>s</m:t>
+            </m:r>
+          </m:e>
+          <m:sub>
+            <m:r>
+              <m:t>A</m:t>
+            </m:r>
+          </m:sub>
+        </m:sSub>
+      </m:oMath>
+      <w:r>
+        <w:t xml:space="preserve">, </w:t>
+      </w:r>
+      <m:oMath>
+        <m:sSub>
+          <m:e>
+            <m:r>
+              <m:t>s</m:t>
+            </m:r>
+          </m:e>
+          <m:sub>
+            <m:r>
+              <m:t>B</m:t>
+            </m:r>
+          </m:sub>
+        </m:sSub>
+      </m:oMath>
+      <w:r>
+        <w:t xml:space="preserve"> and </w:t>
+      </w:r>
+      <m:oMath>
+        <m:r>
+          <m:t>r</m:t>
+        </m:r>
+      </m:oMath>
+      <w:r>
+        <w:t xml:space="preserve"> their posterior standard deviations and correlation, and </w:t>
+      </w:r>
+      <m:oMath>
+        <m:sSub>
+          <m:e>
+            <m:r>
+              <m:t>Φ</m:t>
+            </m:r>
+          </m:e>
+          <m:sub>
+            <m:r>
+              <m:t>2</m:t>
+            </m:r>
+          </m:sub>
+        </m:sSub>
+      </m:oMath>
+      <w:r>
+        <w:t xml:space="preserve"> the bivariate normal distribution function; the expectation is computed by </w:t>
+      </w:r>
+      <m:oMath>
+        <m:r>
+          <m:t>24</m:t>
+        </m:r>
+        <m:r>
+          <m:rPr>
+            <m:sty m:val="p"/>
+          </m:rPr>
+          <m:t>×</m:t>
+        </m:r>
+        <m:r>
+          <m:t>24</m:t>
+        </m:r>
+      </m:oMath>
+      <w:r>
+        <w:t xml:space="preserve"> Gauss–Hermite quadrature. PRAG-GO is compared with the linear EIG of the intruded area (the published pipeline), of the head at A and of the mean head at A and B, and with variants that use ensemble moments or normal scores. The best design of each criterion is scored by its exact EIG as a percentage of the exact optimum.</w:t>
+      </w:r>
+    </w:p>
+    <w:p>
+      <w:pPr>
+        <w:spacing w:after="120" w:line="360"/>
+        <w:jc w:val="both"/>
+      </w:pPr>
+      <w:r>
+        <w:rPr>
+          <w:b/>
+          <w:bCs/>
+        </w:rPr>
+        <w:t xml:space="preserve">PRAG-MAR.</w:t>
+      </w:r>
+      <w:r>
+        <w:t xml:space="preserve"> For fixed conductivity the head is linear in a point recharge </w:t>
+      </w:r>
+      <m:oMath>
+        <m:r>
+          <m:t>Q</m:t>
+        </m:r>
+      </m:oMath>
+      <w:r>
+        <w:t xml:space="preserve"> at cell </w:t>
+      </w:r>
+      <m:oMath>
+        <m:r>
+          <m:t>k</m:t>
+        </m:r>
+      </m:oMath>
+      <w:r>
+        <w:t xml:space="preserve">, </w:t>
+      </w:r>
+      <m:oMath>
+        <m:r>
+          <m:t>h</m:t>
+        </m:r>
+        <m:r>
+          <m:rPr>
+            <m:sty m:val="p"/>
+          </m:rPr>
+          <m:t>(</m:t>
+        </m:r>
+        <m:r>
+          <m:t>θ</m:t>
+        </m:r>
+        <m:r>
+          <m:rPr>
+            <m:sty m:val="p"/>
+          </m:rPr>
+          <m:t>,</m:t>
+        </m:r>
+        <m:r>
+          <m:t>Q</m:t>
+        </m:r>
+        <m:r>
+          <m:rPr>
+            <m:sty m:val="p"/>
+          </m:rPr>
+          <m:t>)</m:t>
+        </m:r>
+        <m:r>
+          <m:rPr>
+            <m:sty m:val="p"/>
+          </m:rPr>
+          <m:t>=</m:t>
+        </m:r>
+        <m:r>
+          <m:t>h</m:t>
+        </m:r>
+        <m:r>
+          <m:rPr>
+            <m:sty m:val="p"/>
+          </m:rPr>
+          <m:t>(</m:t>
+        </m:r>
+        <m:r>
+          <m:t>θ</m:t>
+        </m:r>
+        <m:r>
+          <m:rPr>
+            <m:sty m:val="p"/>
+          </m:rPr>
+          <m:t>)</m:t>
+        </m:r>
+        <m:r>
+          <m:rPr>
+            <m:sty m:val="p"/>
+          </m:rPr>
+          <m:t>+</m:t>
+        </m:r>
+        <m:r>
+          <m:t>Q</m:t>
+        </m:r>
+        <m:r>
+          <m:t> </m:t>
+        </m:r>
+        <m:sSub>
+          <m:e>
+            <m:r>
+              <m:t>g</m:t>
+            </m:r>
+          </m:e>
+          <m:sub>
+            <m:r>
+              <m:t>k</m:t>
+            </m:r>
+          </m:sub>
+        </m:sSub>
+        <m:r>
+          <m:rPr>
+            <m:sty m:val="p"/>
+          </m:rPr>
+          <m:t>(</m:t>
+        </m:r>
+        <m:r>
+          <m:t>θ</m:t>
+        </m:r>
+        <m:r>
+          <m:rPr>
+            <m:sty m:val="p"/>
+          </m:rPr>
+          <m:t>)</m:t>
+        </m:r>
+      </m:oMath>
+      <w:r>
+        <w:t xml:space="preserve"> with </w:t>
+      </w:r>
+      <m:oMath>
+        <m:sSub>
+          <m:e>
+            <m:r>
+              <m:t>g</m:t>
+            </m:r>
+          </m:e>
+          <m:sub>
+            <m:r>
+              <m:t>A</m:t>
+            </m:r>
+          </m:sub>
+        </m:sSub>
+        <m:r>
+          <m:rPr>
+            <m:sty m:val="p"/>
+          </m:rPr>
+          <m:t>=</m:t>
+        </m:r>
+        <m:sSubSup>
+          <m:e>
+            <m:r>
+              <m:t>A</m:t>
+            </m:r>
+          </m:e>
+          <m:sub>
+            <m:r>
+              <m:t>θ</m:t>
+            </m:r>
+          </m:sub>
+          <m:sup>
+            <m:r>
+              <m:rPr>
+                <m:sty m:val="p"/>
+              </m:rPr>
+              <m:t>−</m:t>
+            </m:r>
+            <m:r>
+              <m:rPr>
+                <m:nor/>
+              </m:rPr>
+              <m:t>T</m:t>
+            </m:r>
+          </m:sup>
+        </m:sSubSup>
+        <m:sSub>
+          <m:e>
+            <m:r>
+              <m:t>e</m:t>
+            </m:r>
+          </m:e>
+          <m:sub>
+            <m:r>
+              <m:t>A</m:t>
+            </m:r>
+          </m:sub>
+        </m:sSub>
+      </m:oMath>
+      <w:r>
+        <w:t xml:space="preserve">, so one transposed solve per supply well gives the effect of recharge in every cell. With the linear moments of the two heads, the probability that either well is intruded is </w:t>
+      </w:r>
+      <m:oMath>
+        <m:sSub>
+          <m:e>
+            <m:r>
+              <m:t>P</m:t>
+            </m:r>
+          </m:e>
+          <m:sub>
+            <m:r>
+              <m:t>A</m:t>
+            </m:r>
+            <m:r>
+              <m:t>B</m:t>
+            </m:r>
+          </m:sub>
+        </m:sSub>
+        <m:r>
+          <m:rPr>
+            <m:sty m:val="p"/>
+          </m:rPr>
+          <m:t>=</m:t>
+        </m:r>
+        <m:r>
+          <m:t>1</m:t>
+        </m:r>
+        <m:r>
+          <m:rPr>
+            <m:sty m:val="p"/>
+          </m:rPr>
+          <m:t>−</m:t>
+        </m:r>
+        <m:sSub>
+          <m:e>
+            <m:r>
+              <m:t>Φ</m:t>
+            </m:r>
+          </m:e>
+          <m:sub>
+            <m:r>
+              <m:t>2</m:t>
+            </m:r>
+          </m:sub>
+        </m:sSub>
+        <m:r>
+          <m:rPr>
+            <m:sty m:val="p"/>
+          </m:rPr>
+          <m:t>(</m:t>
+        </m:r>
+        <m:r>
+          <m:t>a</m:t>
+        </m:r>
+        <m:r>
+          <m:rPr>
+            <m:sty m:val="p"/>
+          </m:rPr>
+          <m:t>,</m:t>
+        </m:r>
+        <m:r>
+          <m:t>b</m:t>
+        </m:r>
+        <m:r>
+          <m:rPr>
+            <m:sty m:val="p"/>
+          </m:rPr>
+          <m:t>;</m:t>
+        </m:r>
+        <m:r>
+          <m:t>r</m:t>
+        </m:r>
+        <m:r>
+          <m:rPr>
+            <m:sty m:val="p"/>
+          </m:rPr>
+          <m:t>)</m:t>
+        </m:r>
+      </m:oMath>
+      <w:r>
+        <w:t xml:space="preserve">, with </w:t>
+      </w:r>
+      <m:oMath>
+        <m:r>
+          <m:t>a</m:t>
+        </m:r>
+        <m:r>
+          <m:rPr>
+            <m:sty m:val="p"/>
+          </m:rPr>
+          <m:t>=</m:t>
+        </m:r>
+        <m:r>
+          <m:rPr>
+            <m:sty m:val="p"/>
+          </m:rPr>
+          <m:t>(</m:t>
+        </m:r>
+        <m:sSub>
+          <m:e>
+            <m:r>
+              <m:t>μ</m:t>
+            </m:r>
+          </m:e>
+          <m:sub>
+            <m:r>
+              <m:t>A</m:t>
+            </m:r>
+          </m:sub>
+        </m:sSub>
+        <m:r>
+          <m:rPr>
+            <m:sty m:val="p"/>
+          </m:rPr>
+          <m:t>−</m:t>
+        </m:r>
+        <m:sSub>
+          <m:e>
+            <m:r>
+              <m:t>h</m:t>
+            </m:r>
+          </m:e>
+          <m:sub>
+            <m:r>
+              <m:t>c</m:t>
+            </m:r>
+          </m:sub>
+        </m:sSub>
+        <m:r>
+          <m:rPr>
+            <m:sty m:val="p"/>
+          </m:rPr>
+          <m:t>)</m:t>
+        </m:r>
+        <m:r>
+          <m:rPr>
+            <m:sty m:val="p"/>
+          </m:rPr>
+          <m:t>/</m:t>
+        </m:r>
+        <m:sSub>
+          <m:e>
+            <m:r>
+              <m:t>s</m:t>
+            </m:r>
+          </m:e>
+          <m:sub>
+            <m:r>
+              <m:t>A</m:t>
+            </m:r>
+          </m:sub>
+        </m:sSub>
+      </m:oMath>
+      <w:r>
+        <w:t xml:space="preserve"> and </w:t>
+      </w:r>
+      <m:oMath>
+        <m:r>
+          <m:t>b</m:t>
+        </m:r>
+        <m:r>
+          <m:rPr>
+            <m:sty m:val="p"/>
+          </m:rPr>
+          <m:t>=</m:t>
+        </m:r>
+        <m:r>
+          <m:rPr>
+            <m:sty m:val="p"/>
+          </m:rPr>
+          <m:t>(</m:t>
+        </m:r>
+        <m:sSub>
+          <m:e>
+            <m:r>
+              <m:t>μ</m:t>
+            </m:r>
+          </m:e>
+          <m:sub>
+            <m:r>
+              <m:t>B</m:t>
+            </m:r>
+          </m:sub>
+        </m:sSub>
+        <m:r>
+          <m:rPr>
+            <m:sty m:val="p"/>
+          </m:rPr>
+          <m:t>−</m:t>
+        </m:r>
+        <m:sSub>
+          <m:e>
+            <m:r>
+              <m:t>h</m:t>
+            </m:r>
+          </m:e>
+          <m:sub>
+            <m:r>
+              <m:t>c</m:t>
+            </m:r>
+          </m:sub>
+        </m:sSub>
+        <m:r>
+          <m:rPr>
+            <m:sty m:val="p"/>
+          </m:rPr>
+          <m:t>)</m:t>
+        </m:r>
+        <m:r>
+          <m:rPr>
+            <m:sty m:val="p"/>
+          </m:rPr>
+          <m:t>/</m:t>
+        </m:r>
+        <m:sSub>
+          <m:e>
+            <m:r>
+              <m:t>s</m:t>
+            </m:r>
+          </m:e>
+          <m:sub>
+            <m:r>
+              <m:t>B</m:t>
+            </m:r>
+          </m:sub>
+        </m:sSub>
+      </m:oMath>
+      <w:r>
+        <w:t xml:space="preserve">, and its gradient is</w:t>
+      </w:r>
+    </w:p>
+    <w:tbl>
+      <w:tblPr>
+        <w:tblW w:type="dxa" w:w="9070"/>
+        <w:tblBorders>
+          <w:top w:val="none" w:color="FFFFFF" w:sz="0"/>
+          <w:left w:val="none" w:color="FFFFFF" w:sz="0"/>
+          <w:bottom w:val="none" w:color="FFFFFF" w:sz="0"/>
+          <w:right w:val="none" w:color="FFFFFF" w:sz="0"/>
+          <w:insideH w:val="none" w:color="FFFFFF" w:sz="0"/>
+          <w:insideV w:val="none" w:color="FFFFFF" w:sz="0"/>
+        </w:tblBorders>
+        <w:tblLayout w:type="fixed"/>
+      </w:tblPr>
+      <w:tblGrid>
+        <w:gridCol w:w="8170"/>
+        <w:gridCol w:w="900"/>
+      </w:tblGrid>
+      <w:tr>
+        <w:trPr>
+          <w:cantSplit/>
+        </w:trPr>
+        <w:tc>
+          <w:tcPr>
+            <w:tcW w:type="dxa" w:w="8170"/>
+            <w:vAlign w:val="center"/>
+          </w:tcPr>
+          <w:p>
+            <w:pPr>
+              <w:spacing w:after="60" w:before="60"/>
+              <w:jc w:val="center"/>
+            </w:pPr>
+            <m:oMathPara>
+              <m:oMathParaPr>
+                <m:jc m:val="center"/>
+              </m:oMathParaPr>
+              <m:oMath>
+                <m:r>
+                  <m:rPr>
+                    <m:sty m:val="p"/>
+                  </m:rPr>
+                  <m:t>−</m:t>
+                </m:r>
+                <m:f>
+                  <m:fPr>
+                    <m:type m:val="bar"/>
+                  </m:fPr>
+                  <m:num>
+                    <m:r>
+                      <m:rPr>
+                        <m:sty m:val="p"/>
+                      </m:rPr>
+                      <m:t>∂</m:t>
+                    </m:r>
+                    <m:sSub>
+                      <m:e>
+                        <m:r>
+                          <m:t>P</m:t>
+                        </m:r>
+                      </m:e>
+                      <m:sub>
+                        <m:r>
+                          <m:t>A</m:t>
+                        </m:r>
+                        <m:r>
+                          <m:t>B</m:t>
+                        </m:r>
+                      </m:sub>
+                    </m:sSub>
+                  </m:num>
+                  <m:den>
+                    <m:r>
+                      <m:rPr>
+                        <m:sty m:val="p"/>
+                      </m:rPr>
+                      <m:t>∂</m:t>
+                    </m:r>
+                    <m:sSub>
+                      <m:e>
+                        <m:r>
+                          <m:t>Q</m:t>
+                        </m:r>
+                      </m:e>
+                      <m:sub>
+                        <m:r>
+                          <m:t>k</m:t>
+                        </m:r>
+                      </m:sub>
+                    </m:sSub>
+                  </m:den>
+                </m:f>
+                <m:r>
+                  <m:rPr>
+                    <m:sty m:val="p"/>
+                  </m:rPr>
+                  <m:t>=</m:t>
+                </m:r>
+                <m:f>
+                  <m:fPr>
+                    <m:type m:val="bar"/>
+                  </m:fPr>
+                  <m:num>
+                    <m:r>
+                      <m:t>φ</m:t>
+                    </m:r>
+                    <m:d>
+                      <m:dPr>
+                        <m:begChr m:val="("/>
+                        <m:sepChr m:val=""/>
+                        <m:endChr m:val=")"/>
+                        <m:grow/>
+                      </m:dPr>
+                      <m:e>
+                        <m:r>
+                          <m:t>a</m:t>
+                        </m:r>
+                      </m:e>
+                    </m:d>
+                  </m:num>
+                  <m:den>
+                    <m:sSub>
+                      <m:e>
+                        <m:r>
+                          <m:t>s</m:t>
+                        </m:r>
+                      </m:e>
+                      <m:sub>
+                        <m:r>
+                          <m:t>A</m:t>
+                        </m:r>
+                      </m:sub>
+                    </m:sSub>
+                  </m:den>
+                </m:f>
+                <m:r>
+                  <m:t> </m:t>
+                </m:r>
+                <m:r>
+                  <m:t>Φ</m:t>
+                </m:r>
+                <m:d>
+                  <m:dPr>
+                    <m:begChr m:val="("/>
+                    <m:sepChr m:val=""/>
+                    <m:endChr m:val=")"/>
+                    <m:grow/>
+                  </m:dPr>
+                  <m:e>
+                    <m:f>
+                      <m:fPr>
+                        <m:type m:val="bar"/>
+                      </m:fPr>
+                      <m:num>
+                        <m:r>
+                          <m:t>b</m:t>
+                        </m:r>
+                        <m:r>
+                          <m:rPr>
+                            <m:sty m:val="p"/>
+                          </m:rPr>
+                          <m:t>−</m:t>
+                        </m:r>
+                        <m:r>
+                          <m:t>r</m:t>
+                        </m:r>
+                        <m:r>
+                          <m:t>a</m:t>
+                        </m:r>
+                      </m:num>
+                      <m:den>
+                        <m:rad>
+                          <m:radPr>
+                            <m:degHide m:val="on"/>
+                          </m:radPr>
+                          <m:deg/>
+                          <m:e>
+                            <m:r>
+                              <m:t>1</m:t>
+                            </m:r>
+                            <m:r>
+                              <m:rPr>
+                                <m:sty m:val="p"/>
+                              </m:rPr>
+                              <m:t>−</m:t>
+                            </m:r>
+                            <m:sSup>
+                              <m:e>
+                                <m:r>
+                                  <m:t>r</m:t>
+                                </m:r>
+                              </m:e>
+                              <m:sup>
+                                <m:r>
+                                  <m:t>2</m:t>
+                                </m:r>
+                              </m:sup>
+                            </m:sSup>
+                          </m:e>
+                        </m:rad>
+                      </m:den>
+                    </m:f>
+                  </m:e>
+                </m:d>
+                <m:sSub>
+                  <m:e>
+                    <m:r>
+                      <m:t>g</m:t>
+                    </m:r>
+                  </m:e>
+                  <m:sub>
+                    <m:r>
+                      <m:t>A</m:t>
+                    </m:r>
+                    <m:r>
+                      <m:rPr>
+                        <m:sty m:val="p"/>
+                      </m:rPr>
+                      <m:t>,</m:t>
+                    </m:r>
+                    <m:r>
+                      <m:t>k</m:t>
+                    </m:r>
+                  </m:sub>
+                </m:sSub>
+                <m:r>
+                  <m:rPr>
+                    <m:sty m:val="p"/>
+                  </m:rPr>
+                  <m:t>+</m:t>
+                </m:r>
+                <m:f>
+                  <m:fPr>
+                    <m:type m:val="bar"/>
+                  </m:fPr>
+                  <m:num>
+                    <m:r>
+                      <m:t>φ</m:t>
+                    </m:r>
+                    <m:d>
+                      <m:dPr>
+                        <m:begChr m:val="("/>
+                        <m:sepChr m:val=""/>
+                        <m:endChr m:val=")"/>
+                        <m:grow/>
+                      </m:dPr>
+                      <m:e>
+                        <m:r>
+                          <m:t>b</m:t>
+                        </m:r>
+                      </m:e>
+                    </m:d>
+                  </m:num>
+                  <m:den>
+                    <m:sSub>
+                      <m:e>
+                        <m:r>
+                          <m:t>s</m:t>
+                        </m:r>
+                      </m:e>
+                      <m:sub>
+                        <m:r>
+                          <m:t>B</m:t>
+                        </m:r>
+                      </m:sub>
+                    </m:sSub>
+                  </m:den>
+                </m:f>
+                <m:r>
+                  <m:t> </m:t>
+                </m:r>
+                <m:r>
+                  <m:t>Φ</m:t>
+                </m:r>
+                <m:d>
+                  <m:dPr>
+                    <m:begChr m:val="("/>
+                    <m:sepChr m:val=""/>
+                    <m:endChr m:val=")"/>
+                    <m:grow/>
+                  </m:dPr>
+                  <m:e>
+                    <m:f>
+                      <m:fPr>
+                        <m:type m:val="bar"/>
+                      </m:fPr>
+                      <m:num>
+                        <m:r>
+                          <m:t>a</m:t>
+                        </m:r>
+                        <m:r>
+                          <m:rPr>
+                            <m:sty m:val="p"/>
+                          </m:rPr>
+                          <m:t>−</m:t>
+                        </m:r>
+                        <m:r>
+                          <m:t>r</m:t>
+                        </m:r>
+                        <m:r>
+                          <m:t>b</m:t>
+                        </m:r>
+                      </m:num>
+                      <m:den>
+                        <m:rad>
+                          <m:radPr>
+                            <m:degHide m:val="on"/>
+                          </m:radPr>
+                          <m:deg/>
+                          <m:e>
+                            <m:r>
+                              <m:t>1</m:t>
+                            </m:r>
+                            <m:r>
+                              <m:rPr>
+                                <m:sty m:val="p"/>
+                              </m:rPr>
+                              <m:t>−</m:t>
+                            </m:r>
+                            <m:sSup>
+                              <m:e>
+                                <m:r>
+                                  <m:t>r</m:t>
+                                </m:r>
+                              </m:e>
+                              <m:sup>
+                                <m:r>
+                                  <m:t>2</m:t>
+                                </m:r>
+                              </m:sup>
+                            </m:sSup>
+                          </m:e>
+                        </m:rad>
+                      </m:den>
+                    </m:f>
+                  </m:e>
+                </m:d>
+                <m:sSub>
+                  <m:e>
+                    <m:r>
+                      <m:t>g</m:t>
+                    </m:r>
+                  </m:e>
+                  <m:sub>
+                    <m:r>
+                      <m:t>B</m:t>
+                    </m:r>
+                    <m:r>
+                      <m:rPr>
+                        <m:sty m:val="p"/>
+                      </m:rPr>
+                      <m:t>,</m:t>
+                    </m:r>
+                    <m:r>
+                      <m:t>k</m:t>
+                    </m:r>
+                  </m:sub>
+                </m:sSub>
+              </m:oMath>
+            </m:oMathPara>
+          </w:p>
+        </w:tc>
+        <w:tc>
+          <w:tcPr>
+            <w:tcW w:type="dxa" w:w="900"/>
+            <w:vAlign w:val="center"/>
+          </w:tcPr>
+          <w:p>
+            <w:pPr>
+              <w:jc w:val="right"/>
+            </w:pPr>
+            <w:r>
+              <w:t xml:space="preserve">(19)</w:t>
+            </w:r>
+          </w:p>
+        </w:tc>
+      </w:tr>
+    </w:tbl>
+    <w:p>
+      <w:pPr>
+        <w:spacing w:after="120" w:line="360"/>
+        <w:jc w:val="both"/>
+      </w:pPr>
+      <w:r>
+        <w:t xml:space="preserve">Each well is weighted by the probability density of its head at the threshold. Recharge candidates are the sector cells at least 1 km from both supply wells, and every design takes three cells at least 6 km apart in northing, the rule of the published pipeline. The PRAG-MAR sites are compared, on 2000 prior realizations, with the published sites, with the area adjoint recomputed for the new boundary and with the greedy optimum of the exact ensemble risk.</w:t>
+      </w:r>
+    </w:p>
+    <w:p>
+      <w:pPr>
+        <w:pStyle w:val="Heading2"/>
+        <w:keepNext/>
+        <w:spacing w:after="120" w:before="200" w:line="360"/>
+      </w:pPr>
+      <w:r>
+        <w:rPr>
+          <w:rFonts w:ascii="Times New Roman" w:cs="Times New Roman" w:eastAsia="Times New Roman" w:hAnsi="Times New Roman"/>
+          <w:b/>
+          <w:bCs/>
+          <w:i w:val="false"/>
+          <w:iCs w:val="false"/>
+          <w:color w:val="000000"/>
+          <w:sz w:val="23"/>
+          <w:szCs w:val="23"/>
+        </w:rPr>
+        <w:t xml:space="preserve">3.8. Implementation and verification</w:t>
+      </w:r>
+    </w:p>
+    <w:p>
+      <w:pPr>
+        <w:spacing w:after="120" w:line="360"/>
+        <w:jc w:val="both"/>
+      </w:pPr>
+      <w:r>
+        <w:t xml:space="preserve">The chloride study is implemented twice. The MATLAB package (chloride_fk/matlab, 35 functions, base MATLAB only, written for R2026b) reads the workbook with readcell, runs the calibration, posterior, design and sections, and draws Figs. 1–8 with exportgraphics (Fig. 9 with fkcl_boundary_figure); fkcl_run_all reproduces everything and fkcl_selftest runs six checks (screen-average closed form, continuity of the Strack branches, the EIG closed form, the Henry ladder, the hydrochemical indices and agreement with the reference implementation). A Python implementation, written first, rendered the figures shown here. Given the same random draws, the two agree to a relative difference of </w:t>
       </w:r>
       <m:oMath>
         <m:sSup>
@@ -17235,7 +20754,7 @@
         <w:jc w:val="both"/>
       </w:pPr>
       <w:r>
-        <w:t xml:space="preserve">For threshold risk, a design built on the adjoint of the exceedance indicator reached 97–100 % of the optimal information on Henry's problem, against 75–96 % for a design built for the salt mass. On the field model with the geolocated sea boundary, where the risk comes from pumping two wells of the Fushë-Kuqe field, the three-well design for the supply-well risk reaches 100 % of the optimal information about the risk, whereas the design built for the intruded area, as in the published pipeline, reaches 52–74 % (100 % against 48–69 % with five wells; Supplementary Section S7.2b and Fig. S2). Recomputed with the geolocated sea boundary, where the risk comes from pumping at the well field, recharge at three PRAG-MAR sites (5000 m³/d each) lowers the probability that one of two pumped supply wells is intruded from 0.56 to 0.06, close to the exact optimum (0.04); sites chosen for the intruded area reach 0.30, and the published sites, two of which lie in the southern plain without sea contact, 0.53 (Supplementary Section S7.2a and Fig. S1). For tipping, the logger position that maximizes information on the recovery rate (1200 m from the coast, inside the range of the critical toe) predicts warning skill with </w:t>
+        <w:t xml:space="preserve">For threshold risk, a design built on the adjoint of the exceedance indicator reached 97–100 % of the optimal information on Henry's problem, against 75–96 % for a design built for the salt mass; the field tests at the Fushë-Kuqe well field are reported in Section 4.7. For tipping, the logger position that maximizes information on the recovery rate (1200 m from the coast, inside the range of the critical toe) predicts warning skill with </w:t>
       </w:r>
       <m:oMath>
         <m:sSub>
@@ -17765,7 +21284,7 @@
           <w:sz w:val="20"/>
           <w:szCs w:val="20"/>
         </w:rPr>
-        <w:t xml:space="preserve"> Decision modules: question, test and main result. All tests use models parameterized for Fushë-Kuqe with a known truth; full descriptions are in Supplementary Section S7. The field tests of PRAG-GO and PRAG-MAR use the companion model with the geolocated sea boundary of Section 2.3.</w:t>
+        <w:t xml:space="preserve"> Decision modules: question, test and main result. All tests use models parameterized for Fushë-Kuqe with a known truth; full descriptions are in Supplementary Section S7. The field tests of PRAG-GO and PRAG-MAR use the companion model with the geolocated sea boundary of Section 2.3 (Section 4.7, Tables 6 and 7).</w:t>
       </w:r>
     </w:p>
     <w:tbl>
@@ -20796,6 +24315,3772 @@
     </w:p>
     <w:p>
       <w:pPr>
+        <w:pStyle w:val="Heading2"/>
+        <w:keepNext/>
+        <w:spacing w:after="120" w:before="200" w:line="360"/>
+      </w:pPr>
+      <w:r>
+        <w:rPr>
+          <w:rFonts w:ascii="Times New Roman" w:cs="Times New Roman" w:eastAsia="Times New Roman" w:hAnsi="Times New Roman"/>
+          <w:b/>
+          <w:bCs/>
+          <w:i w:val="false"/>
+          <w:iCs w:val="false"/>
+          <w:color w:val="000000"/>
+          <w:sz w:val="23"/>
+          <w:szCs w:val="23"/>
+        </w:rPr>
+        <w:t xml:space="preserve">4.7. Threshold risk at the Fushë-Kuqe well field</w:t>
+      </w:r>
+    </w:p>
+    <w:p>
+      <w:pPr>
+        <w:spacing w:after="120" w:line="360"/>
+        <w:jc w:val="both"/>
+      </w:pPr>
+      <w:r>
+        <w:t xml:space="preserve">Fig. 9 compares the two sea boundaries. With the full-margin boundary of the companion model the intruded zone at the prior mean covers 92.7 km² along the whole western margin, and supply wells in both halves of the plain are at risk without any pumping; the companion test used A23 and R16 (Supplementary Sections S7.1–S7.2). With the geolocated boundary and the same physics the intruded area is 10.1 km², confined to the northern coast. The lowest prior-mean head of an inside well in the sector is 2.56 m (A1), so no well is at risk unless it is pumped, and two of the three published recharge sites (A18, P21) lie in the southern plain, outside the sector. Pumping A1 and P10 at </w:t>
+      </w:r>
+      <m:oMath>
+        <m:sSub>
+          <m:e>
+            <m:r>
+              <m:t>Q</m:t>
+            </m:r>
+          </m:e>
+          <m:sub>
+            <m:r>
+              <m:t>A</m:t>
+            </m:r>
+          </m:sub>
+        </m:sSub>
+        <m:r>
+          <m:rPr>
+            <m:sty m:val="p"/>
+          </m:rPr>
+          <m:t>=</m:t>
+        </m:r>
+        <m:r>
+          <m:t>3757</m:t>
+        </m:r>
+      </m:oMath>
+      <w:r>
+        <w:t xml:space="preserve"> and </w:t>
+      </w:r>
+      <m:oMath>
+        <m:sSub>
+          <m:e>
+            <m:r>
+              <m:t>Q</m:t>
+            </m:r>
+          </m:e>
+          <m:sub>
+            <m:r>
+              <m:t>B</m:t>
+            </m:r>
+          </m:sub>
+        </m:sSub>
+        <m:r>
+          <m:rPr>
+            <m:sty m:val="p"/>
+          </m:rPr>
+          <m:t>=</m:t>
+        </m:r>
+        <m:r>
+          <m:t>17</m:t>
+        </m:r>
+        <m:r>
+          <m:t> </m:t>
+        </m:r>
+        <m:r>
+          <m:t>183</m:t>
+        </m:r>
+        <m:r>
+          <m:t> </m:t>
+        </m:r>
+        <m:sSup>
+          <m:e>
+            <m:r>
+              <m:rPr>
+                <m:nor/>
+              </m:rPr>
+              <m:t>m</m:t>
+            </m:r>
+          </m:e>
+          <m:sup>
+            <m:r>
+              <m:rPr>
+                <m:sty m:val="p"/>
+              </m:rPr>
+              <m:t>3</m:t>
+            </m:r>
+          </m:sup>
+        </m:sSup>
+        <m:r>
+          <m:rPr>
+            <m:sty m:val="p"/>
+          </m:rPr>
+          <m:t>/</m:t>
+        </m:r>
+        <m:r>
+          <m:rPr>
+            <m:nor/>
+          </m:rPr>
+          <m:t>d</m:t>
+        </m:r>
+      </m:oMath>
+      <w:r>
+        <w:t xml:space="preserve"> (mean drawdowns 1.56 and 3.25 m) brings each well to an intrusion probability of </w:t>
+      </w:r>
+      <m:oMath>
+        <m:r>
+          <m:t>1</m:t>
+        </m:r>
+        <m:r>
+          <m:rPr>
+            <m:sty m:val="p"/>
+          </m:rPr>
+          <m:t>/</m:t>
+        </m:r>
+        <m:r>
+          <m:t>2</m:t>
+        </m:r>
+      </m:oMath>
+      <w:r>
+        <w:t xml:space="preserve"> and enlarges the intruded area at the prior mean to 11.6 km². The two heads are then strongly correlated </w:t>
+      </w:r>
+      <m:oMath>
+        <m:r>
+          <m:rPr>
+            <m:sty m:val="p"/>
+          </m:rPr>
+          <m:t>(</m:t>
+        </m:r>
+        <m:r>
+          <m:t>r</m:t>
+        </m:r>
+        <m:r>
+          <m:rPr>
+            <m:sty m:val="p"/>
+          </m:rPr>
+          <m:t>=</m:t>
+        </m:r>
+        <m:r>
+          <m:t>0.87</m:t>
+        </m:r>
+      </m:oMath>
+      <w:r>
+        <w:t xml:space="preserve"> at the prior mean, </w:t>
+      </w:r>
+      <m:oMath>
+        <m:sSub>
+          <m:e>
+            <m:r>
+              <m:t>μ</m:t>
+            </m:r>
+          </m:e>
+          <m:sub>
+            <m:r>
+              <m:t>A</m:t>
+            </m:r>
+          </m:sub>
+        </m:sSub>
+        <m:r>
+          <m:rPr>
+            <m:sty m:val="p"/>
+          </m:rPr>
+          <m:t>=</m:t>
+        </m:r>
+        <m:r>
+          <m:t>1.05</m:t>
+        </m:r>
+      </m:oMath>
+      <w:r>
+        <w:t xml:space="preserve"> and </w:t>
+      </w:r>
+      <m:oMath>
+        <m:sSub>
+          <m:e>
+            <m:r>
+              <m:t>μ</m:t>
+            </m:r>
+          </m:e>
+          <m:sub>
+            <m:r>
+              <m:t>B</m:t>
+            </m:r>
+          </m:sub>
+        </m:sSub>
+        <m:r>
+          <m:rPr>
+            <m:sty m:val="p"/>
+          </m:rPr>
+          <m:t>=</m:t>
+        </m:r>
+        <m:r>
+          <m:t>1.07</m:t>
+        </m:r>
+        <m:r>
+          <m:t> </m:t>
+        </m:r>
+        <m:r>
+          <m:rPr>
+            <m:nor/>
+          </m:rPr>
+          <m:t>m</m:t>
+        </m:r>
+        <m:r>
+          <m:rPr>
+            <m:sty m:val="p"/>
+          </m:rPr>
+          <m:t>)</m:t>
+        </m:r>
+      </m:oMath>
+      <w:r>
+        <w:t xml:space="preserve">.</w:t>
+      </w:r>
+    </w:p>
+    <w:p>
+      <w:pPr>
+        <w:keepNext/>
+        <w:spacing w:after="60" w:before="120"/>
+        <w:jc w:val="center"/>
+      </w:pPr>
+      <w:r>
+        <w:drawing>
+          <wp:inline distT="0" distB="0" distL="0" distR="0">
+            <wp:extent cx="4495800" cy="5295900"/>
+            <wp:effectExtent t="0" r="0" b="0" l="0"/>
+            <wp:docPr id="1" name="" descr="" title=""/>
+            <wp:cNvGraphicFramePr>
+              <a:graphicFrameLocks xmlns:a="http://schemas.openxmlformats.org/drawingml/2006/main" noChangeAspect="1"/>
+            </wp:cNvGraphicFramePr>
+            <a:graphic xmlns:a="http://schemas.openxmlformats.org/drawingml/2006/main">
+              <a:graphicData uri="http://schemas.openxmlformats.org/drawingml/2006/picture">
+                <pic:pic xmlns:pic="http://schemas.openxmlformats.org/drawingml/2006/picture">
+                  <pic:nvPicPr>
+                    <pic:cNvPr id="0" name="" descr=""/>
+                    <pic:cNvPicPr>
+                      <a:picLocks noChangeAspect="1" noChangeArrowheads="1"/>
+                    </pic:cNvPicPr>
+                  </pic:nvPicPr>
+                  <pic:blipFill>
+                    <a:blip r:embed="rId17" cstate="none"/>
+                    <a:srcRect/>
+                    <a:stretch>
+                      <a:fillRect/>
+                    </a:stretch>
+                  </pic:blipFill>
+                  <pic:spPr bwMode="auto">
+                    <a:xfrm>
+                      <a:off x="0" y="0"/>
+                      <a:ext cx="4495800" cy="5295900"/>
+                    </a:xfrm>
+                    <a:prstGeom prst="rect">
+                      <a:avLst/>
+                    </a:prstGeom>
+                  </pic:spPr>
+                </pic:pic>
+              </a:graphicData>
+            </a:graphic>
+          </wp:inline>
+        </w:drawing>
+      </w:r>
+    </w:p>
+    <w:p>
+      <w:pPr>
+        <w:spacing w:after="240" w:line="276"/>
+        <w:jc w:val="both"/>
+      </w:pPr>
+      <w:r>
+        <w:rPr>
+          <w:b/>
+          <w:bCs/>
+          <w:sz w:val="20"/>
+          <w:szCs w:val="20"/>
+        </w:rPr>
+        <w:t xml:space="preserve">Fig. 9.</w:t>
+      </w:r>
+      <w:r>
+        <w:rPr>
+          <w:sz w:val="20"/>
+          <w:szCs w:val="20"/>
+        </w:rPr>
+        <w:t xml:space="preserve"> The sea boundary of the design model. (a) Companion model (Zeqiraj, 2026): every row of the aquifer polygon drains to the sea at its western edge. Zone intruded at the prior mean </w:t>
+      </w:r>
+      <m:oMath>
+        <m:r>
+          <m:rPr>
+            <m:sty m:val="p"/>
+          </m:rPr>
+          <w:rPr>
+            <w:rFonts w:ascii="Cambria Math" w:hAnsi="Cambria Math"/>
+            <w:sz w:val="20"/>
+            <w:szCs w:val="20"/>
+          </w:rPr>
+          <m:t>(</m:t>
+        </m:r>
+        <m:r>
+          <w:rPr>
+            <w:rFonts w:ascii="Cambria Math" w:hAnsi="Cambria Math"/>
+            <w:sz w:val="20"/>
+            <w:szCs w:val="20"/>
+          </w:rPr>
+          <m:t>h</m:t>
+        </m:r>
+        <m:r>
+          <m:rPr>
+            <m:sty m:val="p"/>
+          </m:rPr>
+          <w:rPr>
+            <w:rFonts w:ascii="Cambria Math" w:hAnsi="Cambria Math"/>
+            <w:sz w:val="20"/>
+            <w:szCs w:val="20"/>
+          </w:rPr>
+          <m:t>&lt;</m:t>
+        </m:r>
+        <m:r>
+          <w:rPr>
+            <w:rFonts w:ascii="Cambria Math" w:hAnsi="Cambria Math"/>
+            <w:sz w:val="20"/>
+            <w:szCs w:val="20"/>
+          </w:rPr>
+          <m:t>1</m:t>
+        </m:r>
+        <m:r>
+          <w:rPr>
+            <w:rFonts w:ascii="Cambria Math" w:hAnsi="Cambria Math"/>
+            <w:sz w:val="20"/>
+            <w:szCs w:val="20"/>
+          </w:rPr>
+          <m:t> </m:t>
+        </m:r>
+        <m:r>
+          <m:rPr>
+            <m:nor/>
+          </m:rPr>
+          <w:rPr>
+            <w:rFonts w:ascii="Cambria Math" w:hAnsi="Cambria Math"/>
+            <w:sz w:val="20"/>
+            <w:szCs w:val="20"/>
+          </w:rPr>
+          <m:t>m</m:t>
+        </m:r>
+        <m:r>
+          <m:rPr>
+            <m:sty m:val="p"/>
+          </m:rPr>
+          <w:rPr>
+            <w:rFonts w:ascii="Cambria Math" w:hAnsi="Cambria Math"/>
+            <w:sz w:val="20"/>
+            <w:szCs w:val="20"/>
+          </w:rPr>
+          <m:t>)</m:t>
+        </m:r>
+      </m:oMath>
+      <w:r>
+        <w:rPr>
+          <w:sz w:val="20"/>
+          <w:szCs w:val="20"/>
+        </w:rPr>
+        <w:t xml:space="preserve">, the supply wells of the companion threshold-risk test (A23, R16) and the published MAR sites (A18, P21, P16). (b) The same physics with the Adriatic contact of Section 2.3 (23 km) on the coastal sector </w:t>
+      </w:r>
+      <m:oMath>
+        <m:r>
+          <w:rPr>
+            <w:rFonts w:ascii="Cambria Math" w:hAnsi="Cambria Math"/>
+            <w:sz w:val="20"/>
+            <w:szCs w:val="20"/>
+          </w:rPr>
+          <m:t>y</m:t>
+        </m:r>
+        <m:r>
+          <m:rPr>
+            <m:sty m:val="p"/>
+          </m:rPr>
+          <w:rPr>
+            <w:rFonts w:ascii="Cambria Math" w:hAnsi="Cambria Math"/>
+            <w:sz w:val="20"/>
+            <w:szCs w:val="20"/>
+          </w:rPr>
+          <m:t>≥</m:t>
+        </m:r>
+        <m:r>
+          <w:rPr>
+            <w:rFonts w:ascii="Cambria Math" w:hAnsi="Cambria Math"/>
+            <w:sz w:val="20"/>
+            <w:szCs w:val="20"/>
+          </w:rPr>
+          <m:t>24</m:t>
+        </m:r>
+        <m:r>
+          <w:rPr>
+            <w:rFonts w:ascii="Cambria Math" w:hAnsi="Cambria Math"/>
+            <w:sz w:val="20"/>
+            <w:szCs w:val="20"/>
+          </w:rPr>
+          <m:t> </m:t>
+        </m:r>
+        <m:r>
+          <m:rPr>
+            <m:nor/>
+          </m:rPr>
+          <w:rPr>
+            <w:rFonts w:ascii="Cambria Math" w:hAnsi="Cambria Math"/>
+            <w:sz w:val="20"/>
+            <w:szCs w:val="20"/>
+          </w:rPr>
+          <m:t xml:space="preserve">km</m:t>
+        </m:r>
+      </m:oMath>
+      <w:r>
+        <w:rPr>
+          <w:sz w:val="20"/>
+          <w:szCs w:val="20"/>
+        </w:rPr>
+        <w:t xml:space="preserve">. The intruded zone shrinks to 10.1 km² along the northern coast; pumping the supply wells A1 and P10 to an intrusion probability of </w:t>
+      </w:r>
+      <m:oMath>
+        <m:r>
+          <w:rPr>
+            <w:rFonts w:ascii="Cambria Math" w:hAnsi="Cambria Math"/>
+            <w:sz w:val="20"/>
+            <w:szCs w:val="20"/>
+          </w:rPr>
+          <m:t>1</m:t>
+        </m:r>
+        <m:r>
+          <m:rPr>
+            <m:sty m:val="p"/>
+          </m:rPr>
+          <w:rPr>
+            <w:rFonts w:ascii="Cambria Math" w:hAnsi="Cambria Math"/>
+            <w:sz w:val="20"/>
+            <w:szCs w:val="20"/>
+          </w:rPr>
+          <m:t>/</m:t>
+        </m:r>
+        <m:r>
+          <w:rPr>
+            <w:rFonts w:ascii="Cambria Math" w:hAnsi="Cambria Math"/>
+            <w:sz w:val="20"/>
+            <w:szCs w:val="20"/>
+          </w:rPr>
+          <m:t>2</m:t>
+        </m:r>
+      </m:oMath>
+      <w:r>
+        <w:rPr>
+          <w:sz w:val="20"/>
+          <w:szCs w:val="20"/>
+        </w:rPr>
+        <w:t xml:space="preserve"> each adds the light-blue cells (11.6 km² in total), and two of the published MAR sites lie in the southern plain, which has no sea contact. Areas are those of the smoothed intrusion indicator of the companion code.</w:t>
+      </w:r>
+    </w:p>
+    <w:p>
+      <w:pPr>
+        <w:spacing w:after="120" w:line="360"/>
+        <w:jc w:val="both"/>
+      </w:pPr>
+      <w:r>
+        <w:t xml:space="preserve">For monitoring (Table 6), the PRAG-GO design of three wells, A3, A10, A23, is the exact optimum for both supply-well goals, whereas the design chosen for the intruded area, A3, A10, A28, reaches 74 % and 52 % of the optimal information. The area criterion ranks the 560 three-well designs almost at random for "A or B intruded" </w:t>
+      </w:r>
+      <m:oMath>
+        <m:r>
+          <m:rPr>
+            <m:sty m:val="p"/>
+          </m:rPr>
+          <m:t>(</m:t>
+        </m:r>
+        <m:sSub>
+          <m:e>
+            <m:r>
+              <m:t>ρ</m:t>
+            </m:r>
+          </m:e>
+          <m:sub>
+            <m:r>
+              <m:t>s</m:t>
+            </m:r>
+          </m:sub>
+        </m:sSub>
+        <m:r>
+          <m:rPr>
+            <m:sty m:val="p"/>
+          </m:rPr>
+          <m:t>=</m:t>
+        </m:r>
+        <m:r>
+          <m:t>0.11</m:t>
+        </m:r>
+      </m:oMath>
+      <w:r>
+        <w:t xml:space="preserve">, against 0.97 for PRAG-GO). With five wells the effective sample of the 12 000-member ensemble falls to about 20, where re-weighting overestimates the information, so the best designs were re-estimated with 48 000 realizations: PRAG-GO then reaches 99.6–99.7 % of the best design and the area design 48–69 %. For the area goal every criterion reaches 98.8–99.2 % with three wells, because all designs share A3 and A10, which constrain the transmissivity of the coastal sector. Two of the published monitoring wells lie in the sector (A10, A13); as a pair they carry 69 % and 66 % of the information of the best pair, A3, A23.</w:t>
+      </w:r>
+    </w:p>
+    <w:p>
+      <w:pPr>
+        <w:spacing w:after="120" w:line="360"/>
+        <w:jc w:val="both"/>
+      </w:pPr>
+      <w:r>
+        <w:t xml:space="preserve">Because the two pumped wells belong to one field, the head criteria select the same designs as PRAG-GO. In the full-margin test, with supply wells 18 km apart in different halves of the plain, the head at A alone reached only 40 % of the optimum for "A or B" (Supplementary Section S7.1): the closed form of PRAG-GO matters when the receptors are several and weakly dependent, whereas here what decides the outcome is the target of the design, the supply wells or the intruded area. With </w:t>
+      </w:r>
+      <m:oMath>
+        <m:sSub>
+          <m:e>
+            <m:r>
+              <m:t>ρ</m:t>
+            </m:r>
+          </m:e>
+          <m:sub>
+            <m:r>
+              <m:t>F</m:t>
+            </m:r>
+          </m:sub>
+        </m:sSub>
+        <m:r>
+          <m:rPr>
+            <m:sty m:val="p"/>
+          </m:rPr>
+          <m:t>=</m:t>
+        </m:r>
+        <m:r>
+          <m:t>0.805</m:t>
+        </m:r>
+      </m:oMath>
+      <w:r>
+        <w:t xml:space="preserve"> the percentages change by a few points (Supplementary Table S12), and the MATLAB function fkcl_prag_go reproduces the exact EIG of every design from the same draws.</w:t>
+      </w:r>
+    </w:p>
+    <w:p>
+      <w:pPr>
+        <w:keepNext/>
+        <w:spacing w:after="80" w:before="200" w:line="276"/>
+      </w:pPr>
+      <w:r>
+        <w:rPr>
+          <w:b/>
+          <w:bCs/>
+          <w:sz w:val="20"/>
+          <w:szCs w:val="20"/>
+        </w:rPr>
+        <w:t xml:space="preserve">Table 6.</w:t>
+      </w:r>
+      <w:r>
+        <w:rPr>
+          <w:sz w:val="20"/>
+          <w:szCs w:val="20"/>
+        </w:rPr>
+        <w:t xml:space="preserve"> Threshold-risk monitoring at the Fushë-Kuqe well field (geolocated sea boundary; supply wells A1 and P10 pumped to a prior intrusion probability of </w:t>
+      </w:r>
+      <m:oMath>
+        <m:r>
+          <w:rPr>
+            <w:rFonts w:ascii="Cambria Math" w:hAnsi="Cambria Math"/>
+            <w:sz w:val="20"/>
+            <w:szCs w:val="20"/>
+          </w:rPr>
+          <m:t>1</m:t>
+        </m:r>
+        <m:r>
+          <m:rPr>
+            <m:sty m:val="p"/>
+          </m:rPr>
+          <w:rPr>
+            <w:rFonts w:ascii="Cambria Math" w:hAnsi="Cambria Math"/>
+            <w:sz w:val="20"/>
+            <w:szCs w:val="20"/>
+          </w:rPr>
+          <m:t>/</m:t>
+        </m:r>
+        <m:r>
+          <w:rPr>
+            <w:rFonts w:ascii="Cambria Math" w:hAnsi="Cambria Math"/>
+            <w:sz w:val="20"/>
+            <w:szCs w:val="20"/>
+          </w:rPr>
+          <m:t>2</m:t>
+        </m:r>
+      </m:oMath>
+      <w:r>
+        <w:rPr>
+          <w:sz w:val="20"/>
+          <w:szCs w:val="20"/>
+        </w:rPr>
+        <w:t xml:space="preserve"> each; 16 candidate wells, head error 0.2 m). Exact EIG of the design chosen by each criterion, in % of the exact optimum over all designs; </w:t>
+      </w:r>
+      <m:oMath>
+        <m:sSub>
+          <m:e>
+            <m:r>
+              <w:rPr>
+                <w:rFonts w:ascii="Cambria Math" w:hAnsi="Cambria Math"/>
+                <w:sz w:val="20"/>
+                <w:szCs w:val="20"/>
+              </w:rPr>
+              <m:t>ρ</m:t>
+            </m:r>
+          </m:e>
+          <m:sub>
+            <m:r>
+              <w:rPr>
+                <w:rFonts w:ascii="Cambria Math" w:hAnsi="Cambria Math"/>
+                <w:sz w:val="20"/>
+                <w:szCs w:val="20"/>
+              </w:rPr>
+              <m:t>s</m:t>
+            </m:r>
+          </m:sub>
+        </m:sSub>
+      </m:oMath>
+      <w:r>
+        <w:rPr>
+          <w:sz w:val="20"/>
+          <w:szCs w:val="20"/>
+        </w:rPr>
+        <w:t xml:space="preserve">: rank correlation of the criterion with the exact EIG over the 560 three-well designs for "A or B"; five wells re-estimated with 48 000 realizations (% of the best re-estimated design).</w:t>
+      </w:r>
+    </w:p>
+    <w:tbl>
+      <w:tblPr>
+        <w:tblW w:type="dxa" w:w="9070"/>
+        <w:tblBorders>
+          <w:top w:val="none" w:color="FFFFFF" w:sz="0"/>
+          <w:left w:val="none" w:color="FFFFFF" w:sz="0"/>
+          <w:bottom w:val="none" w:color="FFFFFF" w:sz="0"/>
+          <w:right w:val="none" w:color="FFFFFF" w:sz="0"/>
+          <w:insideH w:val="none" w:color="FFFFFF" w:sz="0"/>
+          <w:insideV w:val="none" w:color="FFFFFF" w:sz="0"/>
+        </w:tblBorders>
+        <w:tblLayout w:type="fixed"/>
+      </w:tblPr>
+      <w:tblGrid>
+        <w:gridCol w:w="2290"/>
+        <w:gridCol w:w="1500"/>
+        <w:gridCol w:w="700"/>
+        <w:gridCol w:w="800"/>
+        <w:gridCol w:w="1000"/>
+        <w:gridCol w:w="900"/>
+        <w:gridCol w:w="1080"/>
+        <w:gridCol w:w="800"/>
+      </w:tblGrid>
+      <w:tr>
+        <w:trPr>
+          <w:cantSplit/>
+          <w:tblHeader/>
+        </w:trPr>
+        <w:tc>
+          <w:tcPr>
+            <w:tcW w:type="dxa" w:w="2290"/>
+            <w:tcBorders>
+              <w:top w:val="single" w:color="000000" w:sz="6"/>
+              <w:left w:val="none" w:color="FFFFFF" w:sz="0"/>
+              <w:bottom w:val="single" w:color="000000" w:sz="6"/>
+              <w:right w:val="none" w:color="FFFFFF" w:sz="0"/>
+            </w:tcBorders>
+            <w:tcMar>
+              <w:top w:type="dxa" w:w="40"/>
+              <w:left w:type="dxa" w:w="80"/>
+              <w:bottom w:type="dxa" w:w="40"/>
+              <w:right w:type="dxa" w:w="80"/>
+            </w:tcMar>
+          </w:tcPr>
+          <w:p>
+            <w:pPr>
+              <w:spacing w:line="240"/>
+              <w:jc w:val="left"/>
+            </w:pPr>
+            <w:r>
+              <w:rPr>
+                <w:b/>
+                <w:bCs/>
+                <w:sz w:val="17"/>
+                <w:szCs w:val="17"/>
+              </w:rPr>
+              <w:t xml:space="preserve">Criterion</w:t>
+            </w:r>
+          </w:p>
+        </w:tc>
+        <w:tc>
+          <w:tcPr>
+            <w:tcW w:type="dxa" w:w="1500"/>
+            <w:tcBorders>
+              <w:top w:val="single" w:color="000000" w:sz="6"/>
+              <w:left w:val="none" w:color="FFFFFF" w:sz="0"/>
+              <w:bottom w:val="single" w:color="000000" w:sz="6"/>
+              <w:right w:val="none" w:color="FFFFFF" w:sz="0"/>
+            </w:tcBorders>
+            <w:tcMar>
+              <w:top w:type="dxa" w:w="40"/>
+              <w:left w:type="dxa" w:w="80"/>
+              <w:bottom w:type="dxa" w:w="40"/>
+              <w:right w:type="dxa" w:w="80"/>
+            </w:tcMar>
+          </w:tcPr>
+          <w:p>
+            <w:pPr>
+              <w:spacing w:line="240"/>
+              <w:jc w:val="left"/>
+            </w:pPr>
+            <w:r>
+              <w:rPr>
+                <w:b/>
+                <w:bCs/>
+                <w:sz w:val="17"/>
+                <w:szCs w:val="17"/>
+              </w:rPr>
+              <w:t xml:space="preserve">Three-well design</w:t>
+            </w:r>
+          </w:p>
+        </w:tc>
+        <w:tc>
+          <w:tcPr>
+            <w:tcW w:type="dxa" w:w="700"/>
+            <w:tcBorders>
+              <w:top w:val="single" w:color="000000" w:sz="6"/>
+              <w:left w:val="none" w:color="FFFFFF" w:sz="0"/>
+              <w:bottom w:val="single" w:color="000000" w:sz="6"/>
+              <w:right w:val="none" w:color="FFFFFF" w:sz="0"/>
+            </w:tcBorders>
+            <w:tcMar>
+              <w:top w:type="dxa" w:w="40"/>
+              <w:left w:type="dxa" w:w="80"/>
+              <w:bottom w:type="dxa" w:w="40"/>
+              <w:right w:type="dxa" w:w="80"/>
+            </w:tcMar>
+          </w:tcPr>
+          <w:p>
+            <w:pPr>
+              <w:spacing w:line="240"/>
+              <w:jc w:val="left"/>
+            </w:pPr>
+            <w:r>
+              <w:rPr>
+                <w:b/>
+                <w:bCs/>
+                <w:sz w:val="17"/>
+                <w:szCs w:val="17"/>
+              </w:rPr>
+              <w:t xml:space="preserve">A</w:t>
+            </w:r>
+          </w:p>
+        </w:tc>
+        <w:tc>
+          <w:tcPr>
+            <w:tcW w:type="dxa" w:w="800"/>
+            <w:tcBorders>
+              <w:top w:val="single" w:color="000000" w:sz="6"/>
+              <w:left w:val="none" w:color="FFFFFF" w:sz="0"/>
+              <w:bottom w:val="single" w:color="000000" w:sz="6"/>
+              <w:right w:val="none" w:color="FFFFFF" w:sz="0"/>
+            </w:tcBorders>
+            <w:tcMar>
+              <w:top w:type="dxa" w:w="40"/>
+              <w:left w:type="dxa" w:w="80"/>
+              <w:bottom w:type="dxa" w:w="40"/>
+              <w:right w:type="dxa" w:w="80"/>
+            </w:tcMar>
+          </w:tcPr>
+          <w:p>
+            <w:pPr>
+              <w:spacing w:line="240"/>
+              <w:jc w:val="left"/>
+            </w:pPr>
+            <w:r>
+              <w:rPr>
+                <w:b/>
+                <w:bCs/>
+                <w:sz w:val="17"/>
+                <w:szCs w:val="17"/>
+              </w:rPr>
+              <w:t xml:space="preserve">A or B</w:t>
+            </w:r>
+          </w:p>
+        </w:tc>
+        <w:tc>
+          <w:tcPr>
+            <w:tcW w:type="dxa" w:w="1000"/>
+            <w:tcBorders>
+              <w:top w:val="single" w:color="000000" w:sz="6"/>
+              <w:left w:val="none" w:color="FFFFFF" w:sz="0"/>
+              <w:bottom w:val="single" w:color="000000" w:sz="6"/>
+              <w:right w:val="none" w:color="FFFFFF" w:sz="0"/>
+            </w:tcBorders>
+            <w:tcMar>
+              <w:top w:type="dxa" w:w="40"/>
+              <w:left w:type="dxa" w:w="80"/>
+              <w:bottom w:type="dxa" w:w="40"/>
+              <w:right w:type="dxa" w:w="80"/>
+            </w:tcMar>
+          </w:tcPr>
+          <w:p>
+            <w:pPr>
+              <w:spacing w:line="240"/>
+              <w:jc w:val="left"/>
+            </w:pPr>
+            <w:r>
+              <w:rPr>
+                <w:b/>
+                <w:bCs/>
+                <w:sz w:val="17"/>
+                <w:szCs w:val="17"/>
+              </w:rPr>
+              <w:t xml:space="preserve">Area above 12 km²</w:t>
+            </w:r>
+          </w:p>
+        </w:tc>
+        <w:tc>
+          <w:tcPr>
+            <w:tcW w:type="dxa" w:w="900"/>
+            <w:tcBorders>
+              <w:top w:val="single" w:color="000000" w:sz="6"/>
+              <w:left w:val="none" w:color="FFFFFF" w:sz="0"/>
+              <w:bottom w:val="single" w:color="000000" w:sz="6"/>
+              <w:right w:val="none" w:color="FFFFFF" w:sz="0"/>
+            </w:tcBorders>
+            <w:tcMar>
+              <w:top w:type="dxa" w:w="40"/>
+              <w:left w:type="dxa" w:w="80"/>
+              <w:bottom w:type="dxa" w:w="40"/>
+              <w:right w:type="dxa" w:w="80"/>
+            </w:tcMar>
+          </w:tcPr>
+          <w:p>
+            <w:pPr>
+              <w:spacing w:line="240"/>
+              <w:jc w:val="left"/>
+            </w:pPr>
+            <m:oMath>
+              <m:sSub>
+                <m:e>
+                  <m:r>
+                    <m:rPr>
+                      <m:sty m:val="bi"/>
+                    </m:rPr>
+                    <w:rPr>
+                      <w:rFonts w:ascii="Cambria Math" w:hAnsi="Cambria Math"/>
+                      <w:sz w:val="17"/>
+                      <w:szCs w:val="17"/>
+                    </w:rPr>
+                    <m:t>ρ</m:t>
+                  </m:r>
+                </m:e>
+                <m:sub>
+                  <m:r>
+                    <m:rPr>
+                      <m:sty m:val="bi"/>
+                    </m:rPr>
+                    <w:rPr>
+                      <w:rFonts w:ascii="Cambria Math" w:hAnsi="Cambria Math"/>
+                      <w:sz w:val="17"/>
+                      <w:szCs w:val="17"/>
+                    </w:rPr>
+                    <m:t>s</m:t>
+                  </m:r>
+                </m:sub>
+              </m:sSub>
+            </m:oMath>
+            <w:r>
+              <w:rPr>
+                <w:b/>
+                <w:bCs/>
+                <w:sz w:val="17"/>
+                <w:szCs w:val="17"/>
+              </w:rPr>
+              <w:t xml:space="preserve">, A or B</w:t>
+            </w:r>
+          </w:p>
+        </w:tc>
+        <w:tc>
+          <w:tcPr>
+            <w:tcW w:type="dxa" w:w="1080"/>
+            <w:tcBorders>
+              <w:top w:val="single" w:color="000000" w:sz="6"/>
+              <w:left w:val="none" w:color="FFFFFF" w:sz="0"/>
+              <w:bottom w:val="single" w:color="000000" w:sz="6"/>
+              <w:right w:val="none" w:color="FFFFFF" w:sz="0"/>
+            </w:tcBorders>
+            <w:tcMar>
+              <w:top w:type="dxa" w:w="40"/>
+              <w:left w:type="dxa" w:w="80"/>
+              <w:bottom w:type="dxa" w:w="40"/>
+              <w:right w:type="dxa" w:w="80"/>
+            </w:tcMar>
+          </w:tcPr>
+          <w:p>
+            <w:pPr>
+              <w:spacing w:line="240"/>
+              <w:jc w:val="left"/>
+            </w:pPr>
+            <w:r>
+              <w:rPr>
+                <w:b/>
+                <w:bCs/>
+                <w:sz w:val="17"/>
+                <w:szCs w:val="17"/>
+              </w:rPr>
+              <w:t xml:space="preserve">Five wells: A</w:t>
+            </w:r>
+          </w:p>
+        </w:tc>
+        <w:tc>
+          <w:tcPr>
+            <w:tcW w:type="dxa" w:w="800"/>
+            <w:tcBorders>
+              <w:top w:val="single" w:color="000000" w:sz="6"/>
+              <w:left w:val="none" w:color="FFFFFF" w:sz="0"/>
+              <w:bottom w:val="single" w:color="000000" w:sz="6"/>
+              <w:right w:val="none" w:color="FFFFFF" w:sz="0"/>
+            </w:tcBorders>
+            <w:tcMar>
+              <w:top w:type="dxa" w:w="40"/>
+              <w:left w:type="dxa" w:w="80"/>
+              <w:bottom w:type="dxa" w:w="40"/>
+              <w:right w:type="dxa" w:w="80"/>
+            </w:tcMar>
+          </w:tcPr>
+          <w:p>
+            <w:pPr>
+              <w:spacing w:line="240"/>
+              <w:jc w:val="left"/>
+            </w:pPr>
+            <w:r>
+              <w:rPr>
+                <w:b/>
+                <w:bCs/>
+                <w:sz w:val="17"/>
+                <w:szCs w:val="17"/>
+              </w:rPr>
+              <w:t xml:space="preserve">A or B</w:t>
+            </w:r>
+          </w:p>
+        </w:tc>
+      </w:tr>
+      <w:tr>
+        <w:trPr>
+          <w:cantSplit/>
+        </w:trPr>
+        <w:tc>
+          <w:tcPr>
+            <w:tcW w:type="dxa" w:w="2290"/>
+            <w:tcBorders>
+              <w:top w:val="none" w:color="FFFFFF" w:sz="0"/>
+              <w:left w:val="none" w:color="FFFFFF" w:sz="0"/>
+              <w:bottom w:val="none" w:color="FFFFFF" w:sz="0"/>
+              <w:right w:val="none" w:color="FFFFFF" w:sz="0"/>
+            </w:tcBorders>
+            <w:tcMar>
+              <w:top w:type="dxa" w:w="40"/>
+              <w:left w:type="dxa" w:w="80"/>
+              <w:bottom w:type="dxa" w:w="40"/>
+              <w:right w:type="dxa" w:w="80"/>
+            </w:tcMar>
+          </w:tcPr>
+          <w:p>
+            <w:pPr>
+              <w:spacing w:line="240"/>
+              <w:jc w:val="left"/>
+            </w:pPr>
+            <w:r>
+              <w:rPr>
+                <w:b w:val="false"/>
+                <w:bCs w:val="false"/>
+                <w:sz w:val="17"/>
+                <w:szCs w:val="17"/>
+              </w:rPr>
+              <w:t xml:space="preserve">Exact optimum [nats]</w:t>
+            </w:r>
+          </w:p>
+        </w:tc>
+        <w:tc>
+          <w:tcPr>
+            <w:tcW w:type="dxa" w:w="1500"/>
+            <w:tcBorders>
+              <w:top w:val="none" w:color="FFFFFF" w:sz="0"/>
+              <w:left w:val="none" w:color="FFFFFF" w:sz="0"/>
+              <w:bottom w:val="none" w:color="FFFFFF" w:sz="0"/>
+              <w:right w:val="none" w:color="FFFFFF" w:sz="0"/>
+            </w:tcBorders>
+            <w:tcMar>
+              <w:top w:type="dxa" w:w="40"/>
+              <w:left w:type="dxa" w:w="80"/>
+              <w:bottom w:type="dxa" w:w="40"/>
+              <w:right w:type="dxa" w:w="80"/>
+            </w:tcMar>
+          </w:tcPr>
+          <w:p>
+            <w:pPr>
+              <w:spacing w:line="240"/>
+              <w:jc w:val="left"/>
+            </w:pPr>
+            <w:r>
+              <w:rPr>
+                <w:b w:val="false"/>
+                <w:bCs w:val="false"/>
+                <w:sz w:val="17"/>
+                <w:szCs w:val="17"/>
+              </w:rPr>
+              <w:t xml:space="preserve">A3, A10, A23</w:t>
+            </w:r>
+          </w:p>
+        </w:tc>
+        <w:tc>
+          <w:tcPr>
+            <w:tcW w:type="dxa" w:w="700"/>
+            <w:tcBorders>
+              <w:top w:val="none" w:color="FFFFFF" w:sz="0"/>
+              <w:left w:val="none" w:color="FFFFFF" w:sz="0"/>
+              <w:bottom w:val="none" w:color="FFFFFF" w:sz="0"/>
+              <w:right w:val="none" w:color="FFFFFF" w:sz="0"/>
+            </w:tcBorders>
+            <w:tcMar>
+              <w:top w:type="dxa" w:w="40"/>
+              <w:left w:type="dxa" w:w="80"/>
+              <w:bottom w:type="dxa" w:w="40"/>
+              <w:right w:type="dxa" w:w="80"/>
+            </w:tcMar>
+          </w:tcPr>
+          <w:p>
+            <w:pPr>
+              <w:spacing w:line="240"/>
+              <w:jc w:val="left"/>
+            </w:pPr>
+            <w:r>
+              <w:rPr>
+                <w:b w:val="false"/>
+                <w:bCs w:val="false"/>
+                <w:sz w:val="17"/>
+                <w:szCs w:val="17"/>
+              </w:rPr>
+              <w:t xml:space="preserve">0.428</w:t>
+            </w:r>
+          </w:p>
+        </w:tc>
+        <w:tc>
+          <w:tcPr>
+            <w:tcW w:type="dxa" w:w="800"/>
+            <w:tcBorders>
+              <w:top w:val="none" w:color="FFFFFF" w:sz="0"/>
+              <w:left w:val="none" w:color="FFFFFF" w:sz="0"/>
+              <w:bottom w:val="none" w:color="FFFFFF" w:sz="0"/>
+              <w:right w:val="none" w:color="FFFFFF" w:sz="0"/>
+            </w:tcBorders>
+            <w:tcMar>
+              <w:top w:type="dxa" w:w="40"/>
+              <w:left w:type="dxa" w:w="80"/>
+              <w:bottom w:type="dxa" w:w="40"/>
+              <w:right w:type="dxa" w:w="80"/>
+            </w:tcMar>
+          </w:tcPr>
+          <w:p>
+            <w:pPr>
+              <w:spacing w:line="240"/>
+              <w:jc w:val="left"/>
+            </w:pPr>
+            <w:r>
+              <w:rPr>
+                <w:b w:val="false"/>
+                <w:bCs w:val="false"/>
+                <w:sz w:val="17"/>
+                <w:szCs w:val="17"/>
+              </w:rPr>
+              <w:t xml:space="preserve">0.402</w:t>
+            </w:r>
+          </w:p>
+        </w:tc>
+        <w:tc>
+          <w:tcPr>
+            <w:tcW w:type="dxa" w:w="1000"/>
+            <w:tcBorders>
+              <w:top w:val="none" w:color="FFFFFF" w:sz="0"/>
+              <w:left w:val="none" w:color="FFFFFF" w:sz="0"/>
+              <w:bottom w:val="none" w:color="FFFFFF" w:sz="0"/>
+              <w:right w:val="none" w:color="FFFFFF" w:sz="0"/>
+            </w:tcBorders>
+            <w:tcMar>
+              <w:top w:type="dxa" w:w="40"/>
+              <w:left w:type="dxa" w:w="80"/>
+              <w:bottom w:type="dxa" w:w="40"/>
+              <w:right w:type="dxa" w:w="80"/>
+            </w:tcMar>
+          </w:tcPr>
+          <w:p>
+            <w:pPr>
+              <w:spacing w:line="240"/>
+              <w:jc w:val="left"/>
+            </w:pPr>
+            <w:r>
+              <w:rPr>
+                <w:b w:val="false"/>
+                <w:bCs w:val="false"/>
+                <w:sz w:val="17"/>
+                <w:szCs w:val="17"/>
+              </w:rPr>
+              <w:t xml:space="preserve">0.388</w:t>
+            </w:r>
+          </w:p>
+        </w:tc>
+        <w:tc>
+          <w:tcPr>
+            <w:tcW w:type="dxa" w:w="900"/>
+            <w:tcBorders>
+              <w:top w:val="none" w:color="FFFFFF" w:sz="0"/>
+              <w:left w:val="none" w:color="FFFFFF" w:sz="0"/>
+              <w:bottom w:val="none" w:color="FFFFFF" w:sz="0"/>
+              <w:right w:val="none" w:color="FFFFFF" w:sz="0"/>
+            </w:tcBorders>
+            <w:tcMar>
+              <w:top w:type="dxa" w:w="40"/>
+              <w:left w:type="dxa" w:w="80"/>
+              <w:bottom w:type="dxa" w:w="40"/>
+              <w:right w:type="dxa" w:w="80"/>
+            </w:tcMar>
+          </w:tcPr>
+          <w:p>
+            <w:pPr>
+              <w:spacing w:line="240"/>
+              <w:jc w:val="left"/>
+            </w:pPr>
+            <w:r>
+              <w:rPr>
+                <w:b w:val="false"/>
+                <w:bCs w:val="false"/>
+                <w:sz w:val="17"/>
+                <w:szCs w:val="17"/>
+              </w:rPr>
+              <w:t xml:space="preserve">–</w:t>
+            </w:r>
+          </w:p>
+        </w:tc>
+        <w:tc>
+          <w:tcPr>
+            <w:tcW w:type="dxa" w:w="1080"/>
+            <w:tcBorders>
+              <w:top w:val="none" w:color="FFFFFF" w:sz="0"/>
+              <w:left w:val="none" w:color="FFFFFF" w:sz="0"/>
+              <w:bottom w:val="none" w:color="FFFFFF" w:sz="0"/>
+              <w:right w:val="none" w:color="FFFFFF" w:sz="0"/>
+            </w:tcBorders>
+            <w:tcMar>
+              <w:top w:type="dxa" w:w="40"/>
+              <w:left w:type="dxa" w:w="80"/>
+              <w:bottom w:type="dxa" w:w="40"/>
+              <w:right w:type="dxa" w:w="80"/>
+            </w:tcMar>
+          </w:tcPr>
+          <w:p>
+            <w:pPr>
+              <w:spacing w:line="240"/>
+              <w:jc w:val="left"/>
+            </w:pPr>
+            <w:r>
+              <w:rPr>
+                <w:b w:val="false"/>
+                <w:bCs w:val="false"/>
+                <w:sz w:val="17"/>
+                <w:szCs w:val="17"/>
+              </w:rPr>
+              <w:t xml:space="preserve">0.455</w:t>
+            </w:r>
+          </w:p>
+        </w:tc>
+        <w:tc>
+          <w:tcPr>
+            <w:tcW w:type="dxa" w:w="800"/>
+            <w:tcBorders>
+              <w:top w:val="none" w:color="FFFFFF" w:sz="0"/>
+              <w:left w:val="none" w:color="FFFFFF" w:sz="0"/>
+              <w:bottom w:val="none" w:color="FFFFFF" w:sz="0"/>
+              <w:right w:val="none" w:color="FFFFFF" w:sz="0"/>
+            </w:tcBorders>
+            <w:tcMar>
+              <w:top w:type="dxa" w:w="40"/>
+              <w:left w:type="dxa" w:w="80"/>
+              <w:bottom w:type="dxa" w:w="40"/>
+              <w:right w:type="dxa" w:w="80"/>
+            </w:tcMar>
+          </w:tcPr>
+          <w:p>
+            <w:pPr>
+              <w:spacing w:line="240"/>
+              <w:jc w:val="left"/>
+            </w:pPr>
+            <w:r>
+              <w:rPr>
+                <w:b w:val="false"/>
+                <w:bCs w:val="false"/>
+                <w:sz w:val="17"/>
+                <w:szCs w:val="17"/>
+              </w:rPr>
+              <w:t xml:space="preserve">0.434</w:t>
+            </w:r>
+          </w:p>
+        </w:tc>
+      </w:tr>
+      <w:tr>
+        <w:trPr>
+          <w:cantSplit/>
+        </w:trPr>
+        <w:tc>
+          <w:tcPr>
+            <w:tcW w:type="dxa" w:w="2290"/>
+            <w:tcBorders>
+              <w:top w:val="none" w:color="FFFFFF" w:sz="0"/>
+              <w:left w:val="none" w:color="FFFFFF" w:sz="0"/>
+              <w:bottom w:val="none" w:color="FFFFFF" w:sz="0"/>
+              <w:right w:val="none" w:color="FFFFFF" w:sz="0"/>
+            </w:tcBorders>
+            <w:tcMar>
+              <w:top w:type="dxa" w:w="40"/>
+              <w:left w:type="dxa" w:w="80"/>
+              <w:bottom w:type="dxa" w:w="40"/>
+              <w:right w:type="dxa" w:w="80"/>
+            </w:tcMar>
+          </w:tcPr>
+          <w:p>
+            <w:pPr>
+              <w:spacing w:line="240"/>
+              <w:jc w:val="left"/>
+            </w:pPr>
+            <w:r>
+              <w:rPr>
+                <w:b w:val="false"/>
+                <w:bCs w:val="false"/>
+                <w:sz w:val="17"/>
+                <w:szCs w:val="17"/>
+              </w:rPr>
+              <w:t xml:space="preserve">Intruded area (published pipeline)</w:t>
+            </w:r>
+          </w:p>
+        </w:tc>
+        <w:tc>
+          <w:tcPr>
+            <w:tcW w:type="dxa" w:w="1500"/>
+            <w:tcBorders>
+              <w:top w:val="none" w:color="FFFFFF" w:sz="0"/>
+              <w:left w:val="none" w:color="FFFFFF" w:sz="0"/>
+              <w:bottom w:val="none" w:color="FFFFFF" w:sz="0"/>
+              <w:right w:val="none" w:color="FFFFFF" w:sz="0"/>
+            </w:tcBorders>
+            <w:tcMar>
+              <w:top w:type="dxa" w:w="40"/>
+              <w:left w:type="dxa" w:w="80"/>
+              <w:bottom w:type="dxa" w:w="40"/>
+              <w:right w:type="dxa" w:w="80"/>
+            </w:tcMar>
+          </w:tcPr>
+          <w:p>
+            <w:pPr>
+              <w:spacing w:line="240"/>
+              <w:jc w:val="left"/>
+            </w:pPr>
+            <w:r>
+              <w:rPr>
+                <w:b w:val="false"/>
+                <w:bCs w:val="false"/>
+                <w:sz w:val="17"/>
+                <w:szCs w:val="17"/>
+              </w:rPr>
+              <w:t xml:space="preserve">A3, A10, A28</w:t>
+            </w:r>
+          </w:p>
+        </w:tc>
+        <w:tc>
+          <w:tcPr>
+            <w:tcW w:type="dxa" w:w="700"/>
+            <w:tcBorders>
+              <w:top w:val="none" w:color="FFFFFF" w:sz="0"/>
+              <w:left w:val="none" w:color="FFFFFF" w:sz="0"/>
+              <w:bottom w:val="none" w:color="FFFFFF" w:sz="0"/>
+              <w:right w:val="none" w:color="FFFFFF" w:sz="0"/>
+            </w:tcBorders>
+            <w:tcMar>
+              <w:top w:type="dxa" w:w="40"/>
+              <w:left w:type="dxa" w:w="80"/>
+              <w:bottom w:type="dxa" w:w="40"/>
+              <w:right w:type="dxa" w:w="80"/>
+            </w:tcMar>
+          </w:tcPr>
+          <w:p>
+            <w:pPr>
+              <w:spacing w:line="240"/>
+              <w:jc w:val="left"/>
+            </w:pPr>
+            <w:r>
+              <w:rPr>
+                <w:b w:val="false"/>
+                <w:bCs w:val="false"/>
+                <w:sz w:val="17"/>
+                <w:szCs w:val="17"/>
+              </w:rPr>
+              <w:t xml:space="preserve">73.8</w:t>
+            </w:r>
+          </w:p>
+        </w:tc>
+        <w:tc>
+          <w:tcPr>
+            <w:tcW w:type="dxa" w:w="800"/>
+            <w:tcBorders>
+              <w:top w:val="none" w:color="FFFFFF" w:sz="0"/>
+              <w:left w:val="none" w:color="FFFFFF" w:sz="0"/>
+              <w:bottom w:val="none" w:color="FFFFFF" w:sz="0"/>
+              <w:right w:val="none" w:color="FFFFFF" w:sz="0"/>
+            </w:tcBorders>
+            <w:tcMar>
+              <w:top w:type="dxa" w:w="40"/>
+              <w:left w:type="dxa" w:w="80"/>
+              <w:bottom w:type="dxa" w:w="40"/>
+              <w:right w:type="dxa" w:w="80"/>
+            </w:tcMar>
+          </w:tcPr>
+          <w:p>
+            <w:pPr>
+              <w:spacing w:line="240"/>
+              <w:jc w:val="left"/>
+            </w:pPr>
+            <w:r>
+              <w:rPr>
+                <w:b w:val="false"/>
+                <w:bCs w:val="false"/>
+                <w:sz w:val="17"/>
+                <w:szCs w:val="17"/>
+              </w:rPr>
+              <w:t xml:space="preserve">52.0</w:t>
+            </w:r>
+          </w:p>
+        </w:tc>
+        <w:tc>
+          <w:tcPr>
+            <w:tcW w:type="dxa" w:w="1000"/>
+            <w:tcBorders>
+              <w:top w:val="none" w:color="FFFFFF" w:sz="0"/>
+              <w:left w:val="none" w:color="FFFFFF" w:sz="0"/>
+              <w:bottom w:val="none" w:color="FFFFFF" w:sz="0"/>
+              <w:right w:val="none" w:color="FFFFFF" w:sz="0"/>
+            </w:tcBorders>
+            <w:tcMar>
+              <w:top w:type="dxa" w:w="40"/>
+              <w:left w:type="dxa" w:w="80"/>
+              <w:bottom w:type="dxa" w:w="40"/>
+              <w:right w:type="dxa" w:w="80"/>
+            </w:tcMar>
+          </w:tcPr>
+          <w:p>
+            <w:pPr>
+              <w:spacing w:line="240"/>
+              <w:jc w:val="left"/>
+            </w:pPr>
+            <w:r>
+              <w:rPr>
+                <w:b w:val="false"/>
+                <w:bCs w:val="false"/>
+                <w:sz w:val="17"/>
+                <w:szCs w:val="17"/>
+              </w:rPr>
+              <w:t xml:space="preserve">98.8</w:t>
+            </w:r>
+          </w:p>
+        </w:tc>
+        <w:tc>
+          <w:tcPr>
+            <w:tcW w:type="dxa" w:w="900"/>
+            <w:tcBorders>
+              <w:top w:val="none" w:color="FFFFFF" w:sz="0"/>
+              <w:left w:val="none" w:color="FFFFFF" w:sz="0"/>
+              <w:bottom w:val="none" w:color="FFFFFF" w:sz="0"/>
+              <w:right w:val="none" w:color="FFFFFF" w:sz="0"/>
+            </w:tcBorders>
+            <w:tcMar>
+              <w:top w:type="dxa" w:w="40"/>
+              <w:left w:type="dxa" w:w="80"/>
+              <w:bottom w:type="dxa" w:w="40"/>
+              <w:right w:type="dxa" w:w="80"/>
+            </w:tcMar>
+          </w:tcPr>
+          <w:p>
+            <w:pPr>
+              <w:spacing w:line="240"/>
+              <w:jc w:val="left"/>
+            </w:pPr>
+            <w:r>
+              <w:rPr>
+                <w:b w:val="false"/>
+                <w:bCs w:val="false"/>
+                <w:sz w:val="17"/>
+                <w:szCs w:val="17"/>
+              </w:rPr>
+              <w:t xml:space="preserve">0.11</w:t>
+            </w:r>
+          </w:p>
+        </w:tc>
+        <w:tc>
+          <w:tcPr>
+            <w:tcW w:type="dxa" w:w="1080"/>
+            <w:tcBorders>
+              <w:top w:val="none" w:color="FFFFFF" w:sz="0"/>
+              <w:left w:val="none" w:color="FFFFFF" w:sz="0"/>
+              <w:bottom w:val="none" w:color="FFFFFF" w:sz="0"/>
+              <w:right w:val="none" w:color="FFFFFF" w:sz="0"/>
+            </w:tcBorders>
+            <w:tcMar>
+              <w:top w:type="dxa" w:w="40"/>
+              <w:left w:type="dxa" w:w="80"/>
+              <w:bottom w:type="dxa" w:w="40"/>
+              <w:right w:type="dxa" w:w="80"/>
+            </w:tcMar>
+          </w:tcPr>
+          <w:p>
+            <w:pPr>
+              <w:spacing w:line="240"/>
+              <w:jc w:val="left"/>
+            </w:pPr>
+            <w:r>
+              <w:rPr>
+                <w:b w:val="false"/>
+                <w:bCs w:val="false"/>
+                <w:sz w:val="17"/>
+                <w:szCs w:val="17"/>
+              </w:rPr>
+              <w:t xml:space="preserve">69.0</w:t>
+            </w:r>
+          </w:p>
+        </w:tc>
+        <w:tc>
+          <w:tcPr>
+            <w:tcW w:type="dxa" w:w="800"/>
+            <w:tcBorders>
+              <w:top w:val="none" w:color="FFFFFF" w:sz="0"/>
+              <w:left w:val="none" w:color="FFFFFF" w:sz="0"/>
+              <w:bottom w:val="none" w:color="FFFFFF" w:sz="0"/>
+              <w:right w:val="none" w:color="FFFFFF" w:sz="0"/>
+            </w:tcBorders>
+            <w:tcMar>
+              <w:top w:type="dxa" w:w="40"/>
+              <w:left w:type="dxa" w:w="80"/>
+              <w:bottom w:type="dxa" w:w="40"/>
+              <w:right w:type="dxa" w:w="80"/>
+            </w:tcMar>
+          </w:tcPr>
+          <w:p>
+            <w:pPr>
+              <w:spacing w:line="240"/>
+              <w:jc w:val="left"/>
+            </w:pPr>
+            <w:r>
+              <w:rPr>
+                <w:b w:val="false"/>
+                <w:bCs w:val="false"/>
+                <w:sz w:val="17"/>
+                <w:szCs w:val="17"/>
+              </w:rPr>
+              <w:t xml:space="preserve">47.7</w:t>
+            </w:r>
+          </w:p>
+        </w:tc>
+      </w:tr>
+      <w:tr>
+        <w:trPr>
+          <w:cantSplit/>
+        </w:trPr>
+        <w:tc>
+          <w:tcPr>
+            <w:tcW w:type="dxa" w:w="2290"/>
+            <w:tcBorders>
+              <w:top w:val="none" w:color="FFFFFF" w:sz="0"/>
+              <w:left w:val="none" w:color="FFFFFF" w:sz="0"/>
+              <w:bottom w:val="none" w:color="FFFFFF" w:sz="0"/>
+              <w:right w:val="none" w:color="FFFFFF" w:sz="0"/>
+            </w:tcBorders>
+            <w:tcMar>
+              <w:top w:type="dxa" w:w="40"/>
+              <w:left w:type="dxa" w:w="80"/>
+              <w:bottom w:type="dxa" w:w="40"/>
+              <w:right w:type="dxa" w:w="80"/>
+            </w:tcMar>
+          </w:tcPr>
+          <w:p>
+            <w:pPr>
+              <w:spacing w:line="240"/>
+              <w:jc w:val="left"/>
+            </w:pPr>
+            <w:r>
+              <w:rPr>
+                <w:b w:val="false"/>
+                <w:bCs w:val="false"/>
+                <w:sz w:val="17"/>
+                <w:szCs w:val="17"/>
+              </w:rPr>
+              <w:t xml:space="preserve">Head at A</w:t>
+            </w:r>
+          </w:p>
+        </w:tc>
+        <w:tc>
+          <w:tcPr>
+            <w:tcW w:type="dxa" w:w="1500"/>
+            <w:tcBorders>
+              <w:top w:val="none" w:color="FFFFFF" w:sz="0"/>
+              <w:left w:val="none" w:color="FFFFFF" w:sz="0"/>
+              <w:bottom w:val="none" w:color="FFFFFF" w:sz="0"/>
+              <w:right w:val="none" w:color="FFFFFF" w:sz="0"/>
+            </w:tcBorders>
+            <w:tcMar>
+              <w:top w:type="dxa" w:w="40"/>
+              <w:left w:type="dxa" w:w="80"/>
+              <w:bottom w:type="dxa" w:w="40"/>
+              <w:right w:type="dxa" w:w="80"/>
+            </w:tcMar>
+          </w:tcPr>
+          <w:p>
+            <w:pPr>
+              <w:spacing w:line="240"/>
+              <w:jc w:val="left"/>
+            </w:pPr>
+            <w:r>
+              <w:rPr>
+                <w:b w:val="false"/>
+                <w:bCs w:val="false"/>
+                <w:sz w:val="17"/>
+                <w:szCs w:val="17"/>
+              </w:rPr>
+              <w:t xml:space="preserve">A3, A10, A23</w:t>
+            </w:r>
+          </w:p>
+        </w:tc>
+        <w:tc>
+          <w:tcPr>
+            <w:tcW w:type="dxa" w:w="700"/>
+            <w:tcBorders>
+              <w:top w:val="none" w:color="FFFFFF" w:sz="0"/>
+              <w:left w:val="none" w:color="FFFFFF" w:sz="0"/>
+              <w:bottom w:val="none" w:color="FFFFFF" w:sz="0"/>
+              <w:right w:val="none" w:color="FFFFFF" w:sz="0"/>
+            </w:tcBorders>
+            <w:tcMar>
+              <w:top w:type="dxa" w:w="40"/>
+              <w:left w:type="dxa" w:w="80"/>
+              <w:bottom w:type="dxa" w:w="40"/>
+              <w:right w:type="dxa" w:w="80"/>
+            </w:tcMar>
+          </w:tcPr>
+          <w:p>
+            <w:pPr>
+              <w:spacing w:line="240"/>
+              <w:jc w:val="left"/>
+            </w:pPr>
+            <w:r>
+              <w:rPr>
+                <w:b w:val="false"/>
+                <w:bCs w:val="false"/>
+                <w:sz w:val="17"/>
+                <w:szCs w:val="17"/>
+              </w:rPr>
+              <w:t xml:space="preserve">100.0</w:t>
+            </w:r>
+          </w:p>
+        </w:tc>
+        <w:tc>
+          <w:tcPr>
+            <w:tcW w:type="dxa" w:w="800"/>
+            <w:tcBorders>
+              <w:top w:val="none" w:color="FFFFFF" w:sz="0"/>
+              <w:left w:val="none" w:color="FFFFFF" w:sz="0"/>
+              <w:bottom w:val="none" w:color="FFFFFF" w:sz="0"/>
+              <w:right w:val="none" w:color="FFFFFF" w:sz="0"/>
+            </w:tcBorders>
+            <w:tcMar>
+              <w:top w:type="dxa" w:w="40"/>
+              <w:left w:type="dxa" w:w="80"/>
+              <w:bottom w:type="dxa" w:w="40"/>
+              <w:right w:type="dxa" w:w="80"/>
+            </w:tcMar>
+          </w:tcPr>
+          <w:p>
+            <w:pPr>
+              <w:spacing w:line="240"/>
+              <w:jc w:val="left"/>
+            </w:pPr>
+            <w:r>
+              <w:rPr>
+                <w:b w:val="false"/>
+                <w:bCs w:val="false"/>
+                <w:sz w:val="17"/>
+                <w:szCs w:val="17"/>
+              </w:rPr>
+              <w:t xml:space="preserve">100.0</w:t>
+            </w:r>
+          </w:p>
+        </w:tc>
+        <w:tc>
+          <w:tcPr>
+            <w:tcW w:type="dxa" w:w="1000"/>
+            <w:tcBorders>
+              <w:top w:val="none" w:color="FFFFFF" w:sz="0"/>
+              <w:left w:val="none" w:color="FFFFFF" w:sz="0"/>
+              <w:bottom w:val="none" w:color="FFFFFF" w:sz="0"/>
+              <w:right w:val="none" w:color="FFFFFF" w:sz="0"/>
+            </w:tcBorders>
+            <w:tcMar>
+              <w:top w:type="dxa" w:w="40"/>
+              <w:left w:type="dxa" w:w="80"/>
+              <w:bottom w:type="dxa" w:w="40"/>
+              <w:right w:type="dxa" w:w="80"/>
+            </w:tcMar>
+          </w:tcPr>
+          <w:p>
+            <w:pPr>
+              <w:spacing w:line="240"/>
+              <w:jc w:val="left"/>
+            </w:pPr>
+            <w:r>
+              <w:rPr>
+                <w:b w:val="false"/>
+                <w:bCs w:val="false"/>
+                <w:sz w:val="17"/>
+                <w:szCs w:val="17"/>
+              </w:rPr>
+              <w:t xml:space="preserve">99.2</w:t>
+            </w:r>
+          </w:p>
+        </w:tc>
+        <w:tc>
+          <w:tcPr>
+            <w:tcW w:type="dxa" w:w="900"/>
+            <w:tcBorders>
+              <w:top w:val="none" w:color="FFFFFF" w:sz="0"/>
+              <w:left w:val="none" w:color="FFFFFF" w:sz="0"/>
+              <w:bottom w:val="none" w:color="FFFFFF" w:sz="0"/>
+              <w:right w:val="none" w:color="FFFFFF" w:sz="0"/>
+            </w:tcBorders>
+            <w:tcMar>
+              <w:top w:type="dxa" w:w="40"/>
+              <w:left w:type="dxa" w:w="80"/>
+              <w:bottom w:type="dxa" w:w="40"/>
+              <w:right w:type="dxa" w:w="80"/>
+            </w:tcMar>
+          </w:tcPr>
+          <w:p>
+            <w:pPr>
+              <w:spacing w:line="240"/>
+              <w:jc w:val="left"/>
+            </w:pPr>
+            <w:r>
+              <w:rPr>
+                <w:b w:val="false"/>
+                <w:bCs w:val="false"/>
+                <w:sz w:val="17"/>
+                <w:szCs w:val="17"/>
+              </w:rPr>
+              <w:t xml:space="preserve">0.48</w:t>
+            </w:r>
+          </w:p>
+        </w:tc>
+        <w:tc>
+          <w:tcPr>
+            <w:tcW w:type="dxa" w:w="1080"/>
+            <w:tcBorders>
+              <w:top w:val="none" w:color="FFFFFF" w:sz="0"/>
+              <w:left w:val="none" w:color="FFFFFF" w:sz="0"/>
+              <w:bottom w:val="none" w:color="FFFFFF" w:sz="0"/>
+              <w:right w:val="none" w:color="FFFFFF" w:sz="0"/>
+            </w:tcBorders>
+            <w:tcMar>
+              <w:top w:type="dxa" w:w="40"/>
+              <w:left w:type="dxa" w:w="80"/>
+              <w:bottom w:type="dxa" w:w="40"/>
+              <w:right w:type="dxa" w:w="80"/>
+            </w:tcMar>
+          </w:tcPr>
+          <w:p>
+            <w:pPr>
+              <w:spacing w:line="240"/>
+              <w:jc w:val="left"/>
+            </w:pPr>
+            <w:r>
+              <w:rPr>
+                <w:b w:val="false"/>
+                <w:bCs w:val="false"/>
+                <w:sz w:val="17"/>
+                <w:szCs w:val="17"/>
+              </w:rPr>
+              <w:t xml:space="preserve">99.7</w:t>
+            </w:r>
+          </w:p>
+        </w:tc>
+        <w:tc>
+          <w:tcPr>
+            <w:tcW w:type="dxa" w:w="800"/>
+            <w:tcBorders>
+              <w:top w:val="none" w:color="FFFFFF" w:sz="0"/>
+              <w:left w:val="none" w:color="FFFFFF" w:sz="0"/>
+              <w:bottom w:val="none" w:color="FFFFFF" w:sz="0"/>
+              <w:right w:val="none" w:color="FFFFFF" w:sz="0"/>
+            </w:tcBorders>
+            <w:tcMar>
+              <w:top w:type="dxa" w:w="40"/>
+              <w:left w:type="dxa" w:w="80"/>
+              <w:bottom w:type="dxa" w:w="40"/>
+              <w:right w:type="dxa" w:w="80"/>
+            </w:tcMar>
+          </w:tcPr>
+          <w:p>
+            <w:pPr>
+              <w:spacing w:line="240"/>
+              <w:jc w:val="left"/>
+            </w:pPr>
+            <w:r>
+              <w:rPr>
+                <w:b w:val="false"/>
+                <w:bCs w:val="false"/>
+                <w:sz w:val="17"/>
+                <w:szCs w:val="17"/>
+              </w:rPr>
+              <w:t xml:space="preserve">99.6</w:t>
+            </w:r>
+          </w:p>
+        </w:tc>
+      </w:tr>
+      <w:tr>
+        <w:trPr>
+          <w:cantSplit/>
+        </w:trPr>
+        <w:tc>
+          <w:tcPr>
+            <w:tcW w:type="dxa" w:w="2290"/>
+            <w:tcBorders>
+              <w:top w:val="none" w:color="FFFFFF" w:sz="0"/>
+              <w:left w:val="none" w:color="FFFFFF" w:sz="0"/>
+              <w:bottom w:val="none" w:color="FFFFFF" w:sz="0"/>
+              <w:right w:val="none" w:color="FFFFFF" w:sz="0"/>
+            </w:tcBorders>
+            <w:tcMar>
+              <w:top w:type="dxa" w:w="40"/>
+              <w:left w:type="dxa" w:w="80"/>
+              <w:bottom w:type="dxa" w:w="40"/>
+              <w:right w:type="dxa" w:w="80"/>
+            </w:tcMar>
+          </w:tcPr>
+          <w:p>
+            <w:pPr>
+              <w:spacing w:line="240"/>
+              <w:jc w:val="left"/>
+            </w:pPr>
+            <w:r>
+              <w:rPr>
+                <w:b w:val="false"/>
+                <w:bCs w:val="false"/>
+                <w:sz w:val="17"/>
+                <w:szCs w:val="17"/>
+              </w:rPr>
+              <w:t xml:space="preserve">Mean head at A and B</w:t>
+            </w:r>
+          </w:p>
+        </w:tc>
+        <w:tc>
+          <w:tcPr>
+            <w:tcW w:type="dxa" w:w="1500"/>
+            <w:tcBorders>
+              <w:top w:val="none" w:color="FFFFFF" w:sz="0"/>
+              <w:left w:val="none" w:color="FFFFFF" w:sz="0"/>
+              <w:bottom w:val="none" w:color="FFFFFF" w:sz="0"/>
+              <w:right w:val="none" w:color="FFFFFF" w:sz="0"/>
+            </w:tcBorders>
+            <w:tcMar>
+              <w:top w:type="dxa" w:w="40"/>
+              <w:left w:type="dxa" w:w="80"/>
+              <w:bottom w:type="dxa" w:w="40"/>
+              <w:right w:type="dxa" w:w="80"/>
+            </w:tcMar>
+          </w:tcPr>
+          <w:p>
+            <w:pPr>
+              <w:spacing w:line="240"/>
+              <w:jc w:val="left"/>
+            </w:pPr>
+            <w:r>
+              <w:rPr>
+                <w:b w:val="false"/>
+                <w:bCs w:val="false"/>
+                <w:sz w:val="17"/>
+                <w:szCs w:val="17"/>
+              </w:rPr>
+              <w:t xml:space="preserve">A3, A10, A23</w:t>
+            </w:r>
+          </w:p>
+        </w:tc>
+        <w:tc>
+          <w:tcPr>
+            <w:tcW w:type="dxa" w:w="700"/>
+            <w:tcBorders>
+              <w:top w:val="none" w:color="FFFFFF" w:sz="0"/>
+              <w:left w:val="none" w:color="FFFFFF" w:sz="0"/>
+              <w:bottom w:val="none" w:color="FFFFFF" w:sz="0"/>
+              <w:right w:val="none" w:color="FFFFFF" w:sz="0"/>
+            </w:tcBorders>
+            <w:tcMar>
+              <w:top w:type="dxa" w:w="40"/>
+              <w:left w:type="dxa" w:w="80"/>
+              <w:bottom w:type="dxa" w:w="40"/>
+              <w:right w:type="dxa" w:w="80"/>
+            </w:tcMar>
+          </w:tcPr>
+          <w:p>
+            <w:pPr>
+              <w:spacing w:line="240"/>
+              <w:jc w:val="left"/>
+            </w:pPr>
+            <w:r>
+              <w:rPr>
+                <w:b w:val="false"/>
+                <w:bCs w:val="false"/>
+                <w:sz w:val="17"/>
+                <w:szCs w:val="17"/>
+              </w:rPr>
+              <w:t xml:space="preserve">100.0</w:t>
+            </w:r>
+          </w:p>
+        </w:tc>
+        <w:tc>
+          <w:tcPr>
+            <w:tcW w:type="dxa" w:w="800"/>
+            <w:tcBorders>
+              <w:top w:val="none" w:color="FFFFFF" w:sz="0"/>
+              <w:left w:val="none" w:color="FFFFFF" w:sz="0"/>
+              <w:bottom w:val="none" w:color="FFFFFF" w:sz="0"/>
+              <w:right w:val="none" w:color="FFFFFF" w:sz="0"/>
+            </w:tcBorders>
+            <w:tcMar>
+              <w:top w:type="dxa" w:w="40"/>
+              <w:left w:type="dxa" w:w="80"/>
+              <w:bottom w:type="dxa" w:w="40"/>
+              <w:right w:type="dxa" w:w="80"/>
+            </w:tcMar>
+          </w:tcPr>
+          <w:p>
+            <w:pPr>
+              <w:spacing w:line="240"/>
+              <w:jc w:val="left"/>
+            </w:pPr>
+            <w:r>
+              <w:rPr>
+                <w:b w:val="false"/>
+                <w:bCs w:val="false"/>
+                <w:sz w:val="17"/>
+                <w:szCs w:val="17"/>
+              </w:rPr>
+              <w:t xml:space="preserve">100.0</w:t>
+            </w:r>
+          </w:p>
+        </w:tc>
+        <w:tc>
+          <w:tcPr>
+            <w:tcW w:type="dxa" w:w="1000"/>
+            <w:tcBorders>
+              <w:top w:val="none" w:color="FFFFFF" w:sz="0"/>
+              <w:left w:val="none" w:color="FFFFFF" w:sz="0"/>
+              <w:bottom w:val="none" w:color="FFFFFF" w:sz="0"/>
+              <w:right w:val="none" w:color="FFFFFF" w:sz="0"/>
+            </w:tcBorders>
+            <w:tcMar>
+              <w:top w:type="dxa" w:w="40"/>
+              <w:left w:type="dxa" w:w="80"/>
+              <w:bottom w:type="dxa" w:w="40"/>
+              <w:right w:type="dxa" w:w="80"/>
+            </w:tcMar>
+          </w:tcPr>
+          <w:p>
+            <w:pPr>
+              <w:spacing w:line="240"/>
+              <w:jc w:val="left"/>
+            </w:pPr>
+            <w:r>
+              <w:rPr>
+                <w:b w:val="false"/>
+                <w:bCs w:val="false"/>
+                <w:sz w:val="17"/>
+                <w:szCs w:val="17"/>
+              </w:rPr>
+              <w:t xml:space="preserve">99.2</w:t>
+            </w:r>
+          </w:p>
+        </w:tc>
+        <w:tc>
+          <w:tcPr>
+            <w:tcW w:type="dxa" w:w="900"/>
+            <w:tcBorders>
+              <w:top w:val="none" w:color="FFFFFF" w:sz="0"/>
+              <w:left w:val="none" w:color="FFFFFF" w:sz="0"/>
+              <w:bottom w:val="none" w:color="FFFFFF" w:sz="0"/>
+              <w:right w:val="none" w:color="FFFFFF" w:sz="0"/>
+            </w:tcBorders>
+            <w:tcMar>
+              <w:top w:type="dxa" w:w="40"/>
+              <w:left w:type="dxa" w:w="80"/>
+              <w:bottom w:type="dxa" w:w="40"/>
+              <w:right w:type="dxa" w:w="80"/>
+            </w:tcMar>
+          </w:tcPr>
+          <w:p>
+            <w:pPr>
+              <w:spacing w:line="240"/>
+              <w:jc w:val="left"/>
+            </w:pPr>
+            <w:r>
+              <w:rPr>
+                <w:b w:val="false"/>
+                <w:bCs w:val="false"/>
+                <w:sz w:val="17"/>
+                <w:szCs w:val="17"/>
+              </w:rPr>
+              <w:t xml:space="preserve">0.96</w:t>
+            </w:r>
+          </w:p>
+        </w:tc>
+        <w:tc>
+          <w:tcPr>
+            <w:tcW w:type="dxa" w:w="1080"/>
+            <w:tcBorders>
+              <w:top w:val="none" w:color="FFFFFF" w:sz="0"/>
+              <w:left w:val="none" w:color="FFFFFF" w:sz="0"/>
+              <w:bottom w:val="none" w:color="FFFFFF" w:sz="0"/>
+              <w:right w:val="none" w:color="FFFFFF" w:sz="0"/>
+            </w:tcBorders>
+            <w:tcMar>
+              <w:top w:type="dxa" w:w="40"/>
+              <w:left w:type="dxa" w:w="80"/>
+              <w:bottom w:type="dxa" w:w="40"/>
+              <w:right w:type="dxa" w:w="80"/>
+            </w:tcMar>
+          </w:tcPr>
+          <w:p>
+            <w:pPr>
+              <w:spacing w:line="240"/>
+              <w:jc w:val="left"/>
+            </w:pPr>
+            <w:r>
+              <w:rPr>
+                <w:b w:val="false"/>
+                <w:bCs w:val="false"/>
+                <w:sz w:val="17"/>
+                <w:szCs w:val="17"/>
+              </w:rPr>
+              <w:t xml:space="preserve">99.7</w:t>
+            </w:r>
+          </w:p>
+        </w:tc>
+        <w:tc>
+          <w:tcPr>
+            <w:tcW w:type="dxa" w:w="800"/>
+            <w:tcBorders>
+              <w:top w:val="none" w:color="FFFFFF" w:sz="0"/>
+              <w:left w:val="none" w:color="FFFFFF" w:sz="0"/>
+              <w:bottom w:val="none" w:color="FFFFFF" w:sz="0"/>
+              <w:right w:val="none" w:color="FFFFFF" w:sz="0"/>
+            </w:tcBorders>
+            <w:tcMar>
+              <w:top w:type="dxa" w:w="40"/>
+              <w:left w:type="dxa" w:w="80"/>
+              <w:bottom w:type="dxa" w:w="40"/>
+              <w:right w:type="dxa" w:w="80"/>
+            </w:tcMar>
+          </w:tcPr>
+          <w:p>
+            <w:pPr>
+              <w:spacing w:line="240"/>
+              <w:jc w:val="left"/>
+            </w:pPr>
+            <w:r>
+              <w:rPr>
+                <w:b w:val="false"/>
+                <w:bCs w:val="false"/>
+                <w:sz w:val="17"/>
+                <w:szCs w:val="17"/>
+              </w:rPr>
+              <w:t xml:space="preserve">99.6</w:t>
+            </w:r>
+          </w:p>
+        </w:tc>
+      </w:tr>
+      <w:tr>
+        <w:trPr>
+          <w:cantSplit/>
+        </w:trPr>
+        <w:tc>
+          <w:tcPr>
+            <w:tcW w:type="dxa" w:w="2290"/>
+            <w:tcBorders>
+              <w:top w:val="none" w:color="FFFFFF" w:sz="0"/>
+              <w:left w:val="none" w:color="FFFFFF" w:sz="0"/>
+              <w:bottom w:val="none" w:color="FFFFFF" w:sz="0"/>
+              <w:right w:val="none" w:color="FFFFFF" w:sz="0"/>
+            </w:tcBorders>
+            <w:tcMar>
+              <w:top w:type="dxa" w:w="40"/>
+              <w:left w:type="dxa" w:w="80"/>
+              <w:bottom w:type="dxa" w:w="40"/>
+              <w:right w:type="dxa" w:w="80"/>
+            </w:tcMar>
+          </w:tcPr>
+          <w:p>
+            <w:pPr>
+              <w:spacing w:line="240"/>
+              <w:jc w:val="left"/>
+            </w:pPr>
+            <w:r>
+              <w:rPr>
+                <w:b w:val="false"/>
+                <w:bCs w:val="false"/>
+                <w:sz w:val="17"/>
+                <w:szCs w:val="17"/>
+              </w:rPr>
+              <w:t xml:space="preserve">PRAG-GO, linear moments</w:t>
+            </w:r>
+          </w:p>
+        </w:tc>
+        <w:tc>
+          <w:tcPr>
+            <w:tcW w:type="dxa" w:w="1500"/>
+            <w:tcBorders>
+              <w:top w:val="none" w:color="FFFFFF" w:sz="0"/>
+              <w:left w:val="none" w:color="FFFFFF" w:sz="0"/>
+              <w:bottom w:val="none" w:color="FFFFFF" w:sz="0"/>
+              <w:right w:val="none" w:color="FFFFFF" w:sz="0"/>
+            </w:tcBorders>
+            <w:tcMar>
+              <w:top w:type="dxa" w:w="40"/>
+              <w:left w:type="dxa" w:w="80"/>
+              <w:bottom w:type="dxa" w:w="40"/>
+              <w:right w:type="dxa" w:w="80"/>
+            </w:tcMar>
+          </w:tcPr>
+          <w:p>
+            <w:pPr>
+              <w:spacing w:line="240"/>
+              <w:jc w:val="left"/>
+            </w:pPr>
+            <w:r>
+              <w:rPr>
+                <w:b w:val="false"/>
+                <w:bCs w:val="false"/>
+                <w:sz w:val="17"/>
+                <w:szCs w:val="17"/>
+              </w:rPr>
+              <w:t xml:space="preserve">A3, A10, A23</w:t>
+            </w:r>
+          </w:p>
+        </w:tc>
+        <w:tc>
+          <w:tcPr>
+            <w:tcW w:type="dxa" w:w="700"/>
+            <w:tcBorders>
+              <w:top w:val="none" w:color="FFFFFF" w:sz="0"/>
+              <w:left w:val="none" w:color="FFFFFF" w:sz="0"/>
+              <w:bottom w:val="none" w:color="FFFFFF" w:sz="0"/>
+              <w:right w:val="none" w:color="FFFFFF" w:sz="0"/>
+            </w:tcBorders>
+            <w:tcMar>
+              <w:top w:type="dxa" w:w="40"/>
+              <w:left w:type="dxa" w:w="80"/>
+              <w:bottom w:type="dxa" w:w="40"/>
+              <w:right w:type="dxa" w:w="80"/>
+            </w:tcMar>
+          </w:tcPr>
+          <w:p>
+            <w:pPr>
+              <w:spacing w:line="240"/>
+              <w:jc w:val="left"/>
+            </w:pPr>
+            <w:r>
+              <w:rPr>
+                <w:b w:val="false"/>
+                <w:bCs w:val="false"/>
+                <w:sz w:val="17"/>
+                <w:szCs w:val="17"/>
+              </w:rPr>
+              <w:t xml:space="preserve">100.0</w:t>
+            </w:r>
+          </w:p>
+        </w:tc>
+        <w:tc>
+          <w:tcPr>
+            <w:tcW w:type="dxa" w:w="800"/>
+            <w:tcBorders>
+              <w:top w:val="none" w:color="FFFFFF" w:sz="0"/>
+              <w:left w:val="none" w:color="FFFFFF" w:sz="0"/>
+              <w:bottom w:val="none" w:color="FFFFFF" w:sz="0"/>
+              <w:right w:val="none" w:color="FFFFFF" w:sz="0"/>
+            </w:tcBorders>
+            <w:tcMar>
+              <w:top w:type="dxa" w:w="40"/>
+              <w:left w:type="dxa" w:w="80"/>
+              <w:bottom w:type="dxa" w:w="40"/>
+              <w:right w:type="dxa" w:w="80"/>
+            </w:tcMar>
+          </w:tcPr>
+          <w:p>
+            <w:pPr>
+              <w:spacing w:line="240"/>
+              <w:jc w:val="left"/>
+            </w:pPr>
+            <w:r>
+              <w:rPr>
+                <w:b w:val="false"/>
+                <w:bCs w:val="false"/>
+                <w:sz w:val="17"/>
+                <w:szCs w:val="17"/>
+              </w:rPr>
+              <w:t xml:space="preserve">100.0</w:t>
+            </w:r>
+          </w:p>
+        </w:tc>
+        <w:tc>
+          <w:tcPr>
+            <w:tcW w:type="dxa" w:w="1000"/>
+            <w:tcBorders>
+              <w:top w:val="none" w:color="FFFFFF" w:sz="0"/>
+              <w:left w:val="none" w:color="FFFFFF" w:sz="0"/>
+              <w:bottom w:val="none" w:color="FFFFFF" w:sz="0"/>
+              <w:right w:val="none" w:color="FFFFFF" w:sz="0"/>
+            </w:tcBorders>
+            <w:tcMar>
+              <w:top w:type="dxa" w:w="40"/>
+              <w:left w:type="dxa" w:w="80"/>
+              <w:bottom w:type="dxa" w:w="40"/>
+              <w:right w:type="dxa" w:w="80"/>
+            </w:tcMar>
+          </w:tcPr>
+          <w:p>
+            <w:pPr>
+              <w:spacing w:line="240"/>
+              <w:jc w:val="left"/>
+            </w:pPr>
+            <w:r>
+              <w:rPr>
+                <w:b w:val="false"/>
+                <w:bCs w:val="false"/>
+                <w:sz w:val="17"/>
+                <w:szCs w:val="17"/>
+              </w:rPr>
+              <w:t xml:space="preserve">99.2</w:t>
+            </w:r>
+          </w:p>
+        </w:tc>
+        <w:tc>
+          <w:tcPr>
+            <w:tcW w:type="dxa" w:w="900"/>
+            <w:tcBorders>
+              <w:top w:val="none" w:color="FFFFFF" w:sz="0"/>
+              <w:left w:val="none" w:color="FFFFFF" w:sz="0"/>
+              <w:bottom w:val="none" w:color="FFFFFF" w:sz="0"/>
+              <w:right w:val="none" w:color="FFFFFF" w:sz="0"/>
+            </w:tcBorders>
+            <w:tcMar>
+              <w:top w:type="dxa" w:w="40"/>
+              <w:left w:type="dxa" w:w="80"/>
+              <w:bottom w:type="dxa" w:w="40"/>
+              <w:right w:type="dxa" w:w="80"/>
+            </w:tcMar>
+          </w:tcPr>
+          <w:p>
+            <w:pPr>
+              <w:spacing w:line="240"/>
+              <w:jc w:val="left"/>
+            </w:pPr>
+            <w:r>
+              <w:rPr>
+                <w:b w:val="false"/>
+                <w:bCs w:val="false"/>
+                <w:sz w:val="17"/>
+                <w:szCs w:val="17"/>
+              </w:rPr>
+              <w:t xml:space="preserve">0.97</w:t>
+            </w:r>
+          </w:p>
+        </w:tc>
+        <w:tc>
+          <w:tcPr>
+            <w:tcW w:type="dxa" w:w="1080"/>
+            <w:tcBorders>
+              <w:top w:val="none" w:color="FFFFFF" w:sz="0"/>
+              <w:left w:val="none" w:color="FFFFFF" w:sz="0"/>
+              <w:bottom w:val="none" w:color="FFFFFF" w:sz="0"/>
+              <w:right w:val="none" w:color="FFFFFF" w:sz="0"/>
+            </w:tcBorders>
+            <w:tcMar>
+              <w:top w:type="dxa" w:w="40"/>
+              <w:left w:type="dxa" w:w="80"/>
+              <w:bottom w:type="dxa" w:w="40"/>
+              <w:right w:type="dxa" w:w="80"/>
+            </w:tcMar>
+          </w:tcPr>
+          <w:p>
+            <w:pPr>
+              <w:spacing w:line="240"/>
+              <w:jc w:val="left"/>
+            </w:pPr>
+            <w:r>
+              <w:rPr>
+                <w:b w:val="false"/>
+                <w:bCs w:val="false"/>
+                <w:sz w:val="17"/>
+                <w:szCs w:val="17"/>
+              </w:rPr>
+              <w:t xml:space="preserve">99.7</w:t>
+            </w:r>
+          </w:p>
+        </w:tc>
+        <w:tc>
+          <w:tcPr>
+            <w:tcW w:type="dxa" w:w="800"/>
+            <w:tcBorders>
+              <w:top w:val="none" w:color="FFFFFF" w:sz="0"/>
+              <w:left w:val="none" w:color="FFFFFF" w:sz="0"/>
+              <w:bottom w:val="none" w:color="FFFFFF" w:sz="0"/>
+              <w:right w:val="none" w:color="FFFFFF" w:sz="0"/>
+            </w:tcBorders>
+            <w:tcMar>
+              <w:top w:type="dxa" w:w="40"/>
+              <w:left w:type="dxa" w:w="80"/>
+              <w:bottom w:type="dxa" w:w="40"/>
+              <w:right w:type="dxa" w:w="80"/>
+            </w:tcMar>
+          </w:tcPr>
+          <w:p>
+            <w:pPr>
+              <w:spacing w:line="240"/>
+              <w:jc w:val="left"/>
+            </w:pPr>
+            <w:r>
+              <w:rPr>
+                <w:b w:val="false"/>
+                <w:bCs w:val="false"/>
+                <w:sz w:val="17"/>
+                <w:szCs w:val="17"/>
+              </w:rPr>
+              <w:t xml:space="preserve">99.6</w:t>
+            </w:r>
+          </w:p>
+        </w:tc>
+      </w:tr>
+      <w:tr>
+        <w:trPr>
+          <w:cantSplit/>
+        </w:trPr>
+        <w:tc>
+          <w:tcPr>
+            <w:tcW w:type="dxa" w:w="2290"/>
+            <w:tcBorders>
+              <w:top w:val="none" w:color="FFFFFF" w:sz="0"/>
+              <w:left w:val="none" w:color="FFFFFF" w:sz="0"/>
+              <w:bottom w:val="single" w:color="000000" w:sz="6"/>
+              <w:right w:val="none" w:color="FFFFFF" w:sz="0"/>
+            </w:tcBorders>
+            <w:tcMar>
+              <w:top w:type="dxa" w:w="40"/>
+              <w:left w:type="dxa" w:w="80"/>
+              <w:bottom w:type="dxa" w:w="40"/>
+              <w:right w:type="dxa" w:w="80"/>
+            </w:tcMar>
+          </w:tcPr>
+          <w:p>
+            <w:pPr>
+              <w:spacing w:line="240"/>
+              <w:jc w:val="left"/>
+            </w:pPr>
+            <w:r>
+              <w:rPr>
+                <w:b w:val="false"/>
+                <w:bCs w:val="false"/>
+                <w:sz w:val="17"/>
+                <w:szCs w:val="17"/>
+              </w:rPr>
+              <w:t xml:space="preserve">PRAG-GO, normal scores</w:t>
+            </w:r>
+          </w:p>
+        </w:tc>
+        <w:tc>
+          <w:tcPr>
+            <w:tcW w:type="dxa" w:w="1500"/>
+            <w:tcBorders>
+              <w:top w:val="none" w:color="FFFFFF" w:sz="0"/>
+              <w:left w:val="none" w:color="FFFFFF" w:sz="0"/>
+              <w:bottom w:val="single" w:color="000000" w:sz="6"/>
+              <w:right w:val="none" w:color="FFFFFF" w:sz="0"/>
+            </w:tcBorders>
+            <w:tcMar>
+              <w:top w:type="dxa" w:w="40"/>
+              <w:left w:type="dxa" w:w="80"/>
+              <w:bottom w:type="dxa" w:w="40"/>
+              <w:right w:type="dxa" w:w="80"/>
+            </w:tcMar>
+          </w:tcPr>
+          <w:p>
+            <w:pPr>
+              <w:spacing w:line="240"/>
+              <w:jc w:val="left"/>
+            </w:pPr>
+            <w:r>
+              <w:rPr>
+                <w:b w:val="false"/>
+                <w:bCs w:val="false"/>
+                <w:sz w:val="17"/>
+                <w:szCs w:val="17"/>
+              </w:rPr>
+              <w:t xml:space="preserve">A3, A10, A23</w:t>
+            </w:r>
+          </w:p>
+        </w:tc>
+        <w:tc>
+          <w:tcPr>
+            <w:tcW w:type="dxa" w:w="700"/>
+            <w:tcBorders>
+              <w:top w:val="none" w:color="FFFFFF" w:sz="0"/>
+              <w:left w:val="none" w:color="FFFFFF" w:sz="0"/>
+              <w:bottom w:val="single" w:color="000000" w:sz="6"/>
+              <w:right w:val="none" w:color="FFFFFF" w:sz="0"/>
+            </w:tcBorders>
+            <w:tcMar>
+              <w:top w:type="dxa" w:w="40"/>
+              <w:left w:type="dxa" w:w="80"/>
+              <w:bottom w:type="dxa" w:w="40"/>
+              <w:right w:type="dxa" w:w="80"/>
+            </w:tcMar>
+          </w:tcPr>
+          <w:p>
+            <w:pPr>
+              <w:spacing w:line="240"/>
+              <w:jc w:val="left"/>
+            </w:pPr>
+            <w:r>
+              <w:rPr>
+                <w:b w:val="false"/>
+                <w:bCs w:val="false"/>
+                <w:sz w:val="17"/>
+                <w:szCs w:val="17"/>
+              </w:rPr>
+              <w:t xml:space="preserve">100.0</w:t>
+            </w:r>
+          </w:p>
+        </w:tc>
+        <w:tc>
+          <w:tcPr>
+            <w:tcW w:type="dxa" w:w="800"/>
+            <w:tcBorders>
+              <w:top w:val="none" w:color="FFFFFF" w:sz="0"/>
+              <w:left w:val="none" w:color="FFFFFF" w:sz="0"/>
+              <w:bottom w:val="single" w:color="000000" w:sz="6"/>
+              <w:right w:val="none" w:color="FFFFFF" w:sz="0"/>
+            </w:tcBorders>
+            <w:tcMar>
+              <w:top w:type="dxa" w:w="40"/>
+              <w:left w:type="dxa" w:w="80"/>
+              <w:bottom w:type="dxa" w:w="40"/>
+              <w:right w:type="dxa" w:w="80"/>
+            </w:tcMar>
+          </w:tcPr>
+          <w:p>
+            <w:pPr>
+              <w:spacing w:line="240"/>
+              <w:jc w:val="left"/>
+            </w:pPr>
+            <w:r>
+              <w:rPr>
+                <w:b w:val="false"/>
+                <w:bCs w:val="false"/>
+                <w:sz w:val="17"/>
+                <w:szCs w:val="17"/>
+              </w:rPr>
+              <w:t xml:space="preserve">100.0</w:t>
+            </w:r>
+          </w:p>
+        </w:tc>
+        <w:tc>
+          <w:tcPr>
+            <w:tcW w:type="dxa" w:w="1000"/>
+            <w:tcBorders>
+              <w:top w:val="none" w:color="FFFFFF" w:sz="0"/>
+              <w:left w:val="none" w:color="FFFFFF" w:sz="0"/>
+              <w:bottom w:val="single" w:color="000000" w:sz="6"/>
+              <w:right w:val="none" w:color="FFFFFF" w:sz="0"/>
+            </w:tcBorders>
+            <w:tcMar>
+              <w:top w:type="dxa" w:w="40"/>
+              <w:left w:type="dxa" w:w="80"/>
+              <w:bottom w:type="dxa" w:w="40"/>
+              <w:right w:type="dxa" w:w="80"/>
+            </w:tcMar>
+          </w:tcPr>
+          <w:p>
+            <w:pPr>
+              <w:spacing w:line="240"/>
+              <w:jc w:val="left"/>
+            </w:pPr>
+            <w:r>
+              <w:rPr>
+                <w:b w:val="false"/>
+                <w:bCs w:val="false"/>
+                <w:sz w:val="17"/>
+                <w:szCs w:val="17"/>
+              </w:rPr>
+              <w:t xml:space="preserve">99.2</w:t>
+            </w:r>
+          </w:p>
+        </w:tc>
+        <w:tc>
+          <w:tcPr>
+            <w:tcW w:type="dxa" w:w="900"/>
+            <w:tcBorders>
+              <w:top w:val="none" w:color="FFFFFF" w:sz="0"/>
+              <w:left w:val="none" w:color="FFFFFF" w:sz="0"/>
+              <w:bottom w:val="single" w:color="000000" w:sz="6"/>
+              <w:right w:val="none" w:color="FFFFFF" w:sz="0"/>
+            </w:tcBorders>
+            <w:tcMar>
+              <w:top w:type="dxa" w:w="40"/>
+              <w:left w:type="dxa" w:w="80"/>
+              <w:bottom w:type="dxa" w:w="40"/>
+              <w:right w:type="dxa" w:w="80"/>
+            </w:tcMar>
+          </w:tcPr>
+          <w:p>
+            <w:pPr>
+              <w:spacing w:line="240"/>
+              <w:jc w:val="left"/>
+            </w:pPr>
+            <w:r>
+              <w:rPr>
+                <w:b w:val="false"/>
+                <w:bCs w:val="false"/>
+                <w:sz w:val="17"/>
+                <w:szCs w:val="17"/>
+              </w:rPr>
+              <w:t xml:space="preserve">0.97</w:t>
+            </w:r>
+          </w:p>
+        </w:tc>
+        <w:tc>
+          <w:tcPr>
+            <w:tcW w:type="dxa" w:w="1080"/>
+            <w:tcBorders>
+              <w:top w:val="none" w:color="FFFFFF" w:sz="0"/>
+              <w:left w:val="none" w:color="FFFFFF" w:sz="0"/>
+              <w:bottom w:val="single" w:color="000000" w:sz="6"/>
+              <w:right w:val="none" w:color="FFFFFF" w:sz="0"/>
+            </w:tcBorders>
+            <w:tcMar>
+              <w:top w:type="dxa" w:w="40"/>
+              <w:left w:type="dxa" w:w="80"/>
+              <w:bottom w:type="dxa" w:w="40"/>
+              <w:right w:type="dxa" w:w="80"/>
+            </w:tcMar>
+          </w:tcPr>
+          <w:p>
+            <w:pPr>
+              <w:spacing w:line="240"/>
+              <w:jc w:val="left"/>
+            </w:pPr>
+            <w:r>
+              <w:rPr>
+                <w:b w:val="false"/>
+                <w:bCs w:val="false"/>
+                <w:sz w:val="17"/>
+                <w:szCs w:val="17"/>
+              </w:rPr>
+              <w:t xml:space="preserve">98.9</w:t>
+            </w:r>
+          </w:p>
+        </w:tc>
+        <w:tc>
+          <w:tcPr>
+            <w:tcW w:type="dxa" w:w="800"/>
+            <w:tcBorders>
+              <w:top w:val="none" w:color="FFFFFF" w:sz="0"/>
+              <w:left w:val="none" w:color="FFFFFF" w:sz="0"/>
+              <w:bottom w:val="single" w:color="000000" w:sz="6"/>
+              <w:right w:val="none" w:color="FFFFFF" w:sz="0"/>
+            </w:tcBorders>
+            <w:tcMar>
+              <w:top w:type="dxa" w:w="40"/>
+              <w:left w:type="dxa" w:w="80"/>
+              <w:bottom w:type="dxa" w:w="40"/>
+              <w:right w:type="dxa" w:w="80"/>
+            </w:tcMar>
+          </w:tcPr>
+          <w:p>
+            <w:pPr>
+              <w:spacing w:line="240"/>
+              <w:jc w:val="left"/>
+            </w:pPr>
+            <w:r>
+              <w:rPr>
+                <w:b w:val="false"/>
+                <w:bCs w:val="false"/>
+                <w:sz w:val="17"/>
+                <w:szCs w:val="17"/>
+              </w:rPr>
+              <w:t xml:space="preserve">99.3</w:t>
+            </w:r>
+          </w:p>
+        </w:tc>
+      </w:tr>
+    </w:tbl>
+    <w:p>
+      <w:pPr>
+        <w:spacing w:after="160"/>
+      </w:pPr>
+    </w:p>
+    <w:p>
+      <w:pPr>
+        <w:spacing w:after="120" w:line="360"/>
+        <w:jc w:val="both"/>
+      </w:pPr>
+      <w:r>
+        <w:t xml:space="preserve">For recharge (Table 7), three PRAG-MAR sites with 5000 m³/d each lower the probability that A or B is intruded from 0.56 to 0.06, close to the exact optimum of the ensemble (0.04). Sites chosen for the intruded area reach 0.30 and the published sites 0.53, because two of these lie outside the sector and the third acts on the northern coast. Each goal calls for its own sites. The area design is the best for the intruded area (mean 9.2 against 11.0 km² for PRAG-MAR), because it recharges the northern coastal strip where the intrusion is, whereas PRAG-MAR recharges next to the well field and up-gradient of it (Supplementary Fig. S1). The ranking holds at 2500 and 10 000 m³/d per site (PRAG-MAR 0.212 and 0.004, area design 0.427 and 0.153) and with one pumping rate at both wells, where PRAG-MAR equals the exact optimum (0.017, against 0.226 for the area design; Supplementary Table S10). The MATLAB function fkcl_prag_mar reproduces these probabilities exactly from the same prior draws.</w:t>
+      </w:r>
+    </w:p>
+    <w:p>
+      <w:pPr>
+        <w:keepNext/>
+        <w:spacing w:after="80" w:before="200" w:line="276"/>
+      </w:pPr>
+      <w:r>
+        <w:rPr>
+          <w:b/>
+          <w:bCs/>
+          <w:sz w:val="20"/>
+          <w:szCs w:val="20"/>
+        </w:rPr>
+        <w:t xml:space="preserve">Table 7.</w:t>
+      </w:r>
+      <w:r>
+        <w:rPr>
+          <w:sz w:val="20"/>
+          <w:szCs w:val="20"/>
+        </w:rPr>
+        <w:t xml:space="preserve"> Threshold-risk recharge at the Fushë-Kuqe well field: probability that supply well A (A1), B (P10) or either is intruded, and mean intruded area of the sector, for three recharge sites with 5000 m³/d each (2000 prior realizations). Sites: nearest well with a measured conductivity and cell coordinates in km; † outside the sector, no effect.</w:t>
+      </w:r>
+    </w:p>
+    <w:tbl>
+      <w:tblPr>
+        <w:tblW w:type="dxa" w:w="9070"/>
+        <w:tblBorders>
+          <w:top w:val="none" w:color="FFFFFF" w:sz="0"/>
+          <w:left w:val="none" w:color="FFFFFF" w:sz="0"/>
+          <w:bottom w:val="none" w:color="FFFFFF" w:sz="0"/>
+          <w:right w:val="none" w:color="FFFFFF" w:sz="0"/>
+          <w:insideH w:val="none" w:color="FFFFFF" w:sz="0"/>
+          <w:insideV w:val="none" w:color="FFFFFF" w:sz="0"/>
+        </w:tblBorders>
+        <w:tblLayout w:type="fixed"/>
+      </w:tblPr>
+      <w:tblGrid>
+        <w:gridCol w:w="1900"/>
+        <w:gridCol w:w="3770"/>
+        <w:gridCol w:w="800"/>
+        <w:gridCol w:w="800"/>
+        <w:gridCol w:w="900"/>
+        <w:gridCol w:w="900"/>
+      </w:tblGrid>
+      <w:tr>
+        <w:trPr>
+          <w:cantSplit/>
+          <w:tblHeader/>
+        </w:trPr>
+        <w:tc>
+          <w:tcPr>
+            <w:tcW w:type="dxa" w:w="1900"/>
+            <w:tcBorders>
+              <w:top w:val="single" w:color="000000" w:sz="6"/>
+              <w:left w:val="none" w:color="FFFFFF" w:sz="0"/>
+              <w:bottom w:val="single" w:color="000000" w:sz="6"/>
+              <w:right w:val="none" w:color="FFFFFF" w:sz="0"/>
+            </w:tcBorders>
+            <w:tcMar>
+              <w:top w:type="dxa" w:w="40"/>
+              <w:left w:type="dxa" w:w="80"/>
+              <w:bottom w:type="dxa" w:w="40"/>
+              <w:right w:type="dxa" w:w="80"/>
+            </w:tcMar>
+          </w:tcPr>
+          <w:p>
+            <w:pPr>
+              <w:spacing w:line="240"/>
+              <w:jc w:val="left"/>
+            </w:pPr>
+            <w:r>
+              <w:rPr>
+                <w:b/>
+                <w:bCs/>
+                <w:sz w:val="17"/>
+                <w:szCs w:val="17"/>
+              </w:rPr>
+              <w:t xml:space="preserve">Design</w:t>
+            </w:r>
+          </w:p>
+        </w:tc>
+        <w:tc>
+          <w:tcPr>
+            <w:tcW w:type="dxa" w:w="3770"/>
+            <w:tcBorders>
+              <w:top w:val="single" w:color="000000" w:sz="6"/>
+              <w:left w:val="none" w:color="FFFFFF" w:sz="0"/>
+              <w:bottom w:val="single" w:color="000000" w:sz="6"/>
+              <w:right w:val="none" w:color="FFFFFF" w:sz="0"/>
+            </w:tcBorders>
+            <w:tcMar>
+              <w:top w:type="dxa" w:w="40"/>
+              <w:left w:type="dxa" w:w="80"/>
+              <w:bottom w:type="dxa" w:w="40"/>
+              <w:right w:type="dxa" w:w="80"/>
+            </w:tcMar>
+          </w:tcPr>
+          <w:p>
+            <w:pPr>
+              <w:spacing w:line="240"/>
+              <w:jc w:val="left"/>
+            </w:pPr>
+            <w:r>
+              <w:rPr>
+                <w:b/>
+                <w:bCs/>
+                <w:sz w:val="17"/>
+                <w:szCs w:val="17"/>
+              </w:rPr>
+              <w:t xml:space="preserve">Recharge sites</w:t>
+            </w:r>
+          </w:p>
+        </w:tc>
+        <w:tc>
+          <w:tcPr>
+            <w:tcW w:type="dxa" w:w="800"/>
+            <w:tcBorders>
+              <w:top w:val="single" w:color="000000" w:sz="6"/>
+              <w:left w:val="none" w:color="FFFFFF" w:sz="0"/>
+              <w:bottom w:val="single" w:color="000000" w:sz="6"/>
+              <w:right w:val="none" w:color="FFFFFF" w:sz="0"/>
+            </w:tcBorders>
+            <w:tcMar>
+              <w:top w:type="dxa" w:w="40"/>
+              <w:left w:type="dxa" w:w="80"/>
+              <w:bottom w:type="dxa" w:w="40"/>
+              <w:right w:type="dxa" w:w="80"/>
+            </w:tcMar>
+          </w:tcPr>
+          <w:p>
+            <w:pPr>
+              <w:spacing w:line="240"/>
+              <w:jc w:val="left"/>
+            </w:pPr>
+            <w:r>
+              <w:rPr>
+                <w:b/>
+                <w:bCs/>
+                <w:sz w:val="17"/>
+                <w:szCs w:val="17"/>
+              </w:rPr>
+              <w:t xml:space="preserve">P(A)</w:t>
+            </w:r>
+          </w:p>
+        </w:tc>
+        <w:tc>
+          <w:tcPr>
+            <w:tcW w:type="dxa" w:w="800"/>
+            <w:tcBorders>
+              <w:top w:val="single" w:color="000000" w:sz="6"/>
+              <w:left w:val="none" w:color="FFFFFF" w:sz="0"/>
+              <w:bottom w:val="single" w:color="000000" w:sz="6"/>
+              <w:right w:val="none" w:color="FFFFFF" w:sz="0"/>
+            </w:tcBorders>
+            <w:tcMar>
+              <w:top w:type="dxa" w:w="40"/>
+              <w:left w:type="dxa" w:w="80"/>
+              <w:bottom w:type="dxa" w:w="40"/>
+              <w:right w:type="dxa" w:w="80"/>
+            </w:tcMar>
+          </w:tcPr>
+          <w:p>
+            <w:pPr>
+              <w:spacing w:line="240"/>
+              <w:jc w:val="left"/>
+            </w:pPr>
+            <w:r>
+              <w:rPr>
+                <w:b/>
+                <w:bCs/>
+                <w:sz w:val="17"/>
+                <w:szCs w:val="17"/>
+              </w:rPr>
+              <w:t xml:space="preserve">P(B)</w:t>
+            </w:r>
+          </w:p>
+        </w:tc>
+        <w:tc>
+          <w:tcPr>
+            <w:tcW w:type="dxa" w:w="900"/>
+            <w:tcBorders>
+              <w:top w:val="single" w:color="000000" w:sz="6"/>
+              <w:left w:val="none" w:color="FFFFFF" w:sz="0"/>
+              <w:bottom w:val="single" w:color="000000" w:sz="6"/>
+              <w:right w:val="none" w:color="FFFFFF" w:sz="0"/>
+            </w:tcBorders>
+            <w:tcMar>
+              <w:top w:type="dxa" w:w="40"/>
+              <w:left w:type="dxa" w:w="80"/>
+              <w:bottom w:type="dxa" w:w="40"/>
+              <w:right w:type="dxa" w:w="80"/>
+            </w:tcMar>
+          </w:tcPr>
+          <w:p>
+            <w:pPr>
+              <w:spacing w:line="240"/>
+              <w:jc w:val="left"/>
+            </w:pPr>
+            <w:r>
+              <w:rPr>
+                <w:b/>
+                <w:bCs/>
+                <w:sz w:val="17"/>
+                <w:szCs w:val="17"/>
+              </w:rPr>
+              <w:t xml:space="preserve">P(A or B)</w:t>
+            </w:r>
+          </w:p>
+        </w:tc>
+        <w:tc>
+          <w:tcPr>
+            <w:tcW w:type="dxa" w:w="900"/>
+            <w:tcBorders>
+              <w:top w:val="single" w:color="000000" w:sz="6"/>
+              <w:left w:val="none" w:color="FFFFFF" w:sz="0"/>
+              <w:bottom w:val="single" w:color="000000" w:sz="6"/>
+              <w:right w:val="none" w:color="FFFFFF" w:sz="0"/>
+            </w:tcBorders>
+            <w:tcMar>
+              <w:top w:type="dxa" w:w="40"/>
+              <w:left w:type="dxa" w:w="80"/>
+              <w:bottom w:type="dxa" w:w="40"/>
+              <w:right w:type="dxa" w:w="80"/>
+            </w:tcMar>
+          </w:tcPr>
+          <w:p>
+            <w:pPr>
+              <w:spacing w:line="240"/>
+              <w:jc w:val="left"/>
+            </w:pPr>
+            <w:r>
+              <w:rPr>
+                <w:b/>
+                <w:bCs/>
+                <w:sz w:val="17"/>
+                <w:szCs w:val="17"/>
+              </w:rPr>
+              <w:t xml:space="preserve">Area [km²]</w:t>
+            </w:r>
+          </w:p>
+        </w:tc>
+      </w:tr>
+      <w:tr>
+        <w:trPr>
+          <w:cantSplit/>
+        </w:trPr>
+        <w:tc>
+          <w:tcPr>
+            <w:tcW w:type="dxa" w:w="1900"/>
+            <w:tcBorders>
+              <w:top w:val="none" w:color="FFFFFF" w:sz="0"/>
+              <w:left w:val="none" w:color="FFFFFF" w:sz="0"/>
+              <w:bottom w:val="none" w:color="FFFFFF" w:sz="0"/>
+              <w:right w:val="none" w:color="FFFFFF" w:sz="0"/>
+            </w:tcBorders>
+            <w:tcMar>
+              <w:top w:type="dxa" w:w="40"/>
+              <w:left w:type="dxa" w:w="80"/>
+              <w:bottom w:type="dxa" w:w="40"/>
+              <w:right w:type="dxa" w:w="80"/>
+            </w:tcMar>
+          </w:tcPr>
+          <w:p>
+            <w:pPr>
+              <w:spacing w:line="240"/>
+              <w:jc w:val="left"/>
+            </w:pPr>
+            <w:r>
+              <w:rPr>
+                <w:b w:val="false"/>
+                <w:bCs w:val="false"/>
+                <w:sz w:val="17"/>
+                <w:szCs w:val="17"/>
+              </w:rPr>
+              <w:t xml:space="preserve">No recharge</w:t>
+            </w:r>
+          </w:p>
+        </w:tc>
+        <w:tc>
+          <w:tcPr>
+            <w:tcW w:type="dxa" w:w="3770"/>
+            <w:tcBorders>
+              <w:top w:val="none" w:color="FFFFFF" w:sz="0"/>
+              <w:left w:val="none" w:color="FFFFFF" w:sz="0"/>
+              <w:bottom w:val="none" w:color="FFFFFF" w:sz="0"/>
+              <w:right w:val="none" w:color="FFFFFF" w:sz="0"/>
+            </w:tcBorders>
+            <w:tcMar>
+              <w:top w:type="dxa" w:w="40"/>
+              <w:left w:type="dxa" w:w="80"/>
+              <w:bottom w:type="dxa" w:w="40"/>
+              <w:right w:type="dxa" w:w="80"/>
+            </w:tcMar>
+          </w:tcPr>
+          <w:p>
+            <w:pPr>
+              <w:spacing w:line="240"/>
+              <w:jc w:val="left"/>
+            </w:pPr>
+            <w:r>
+              <w:rPr>
+                <w:b w:val="false"/>
+                <w:bCs w:val="false"/>
+                <w:sz w:val="17"/>
+                <w:szCs w:val="17"/>
+              </w:rPr>
+              <w:t xml:space="preserve">–</w:t>
+            </w:r>
+          </w:p>
+        </w:tc>
+        <w:tc>
+          <w:tcPr>
+            <w:tcW w:type="dxa" w:w="800"/>
+            <w:tcBorders>
+              <w:top w:val="none" w:color="FFFFFF" w:sz="0"/>
+              <w:left w:val="none" w:color="FFFFFF" w:sz="0"/>
+              <w:bottom w:val="none" w:color="FFFFFF" w:sz="0"/>
+              <w:right w:val="none" w:color="FFFFFF" w:sz="0"/>
+            </w:tcBorders>
+            <w:tcMar>
+              <w:top w:type="dxa" w:w="40"/>
+              <w:left w:type="dxa" w:w="80"/>
+              <w:bottom w:type="dxa" w:w="40"/>
+              <w:right w:type="dxa" w:w="80"/>
+            </w:tcMar>
+          </w:tcPr>
+          <w:p>
+            <w:pPr>
+              <w:spacing w:line="240"/>
+              <w:jc w:val="left"/>
+            </w:pPr>
+            <w:r>
+              <w:rPr>
+                <w:b w:val="false"/>
+                <w:bCs w:val="false"/>
+                <w:sz w:val="17"/>
+                <w:szCs w:val="17"/>
+              </w:rPr>
+              <w:t xml:space="preserve">0.477</w:t>
+            </w:r>
+          </w:p>
+        </w:tc>
+        <w:tc>
+          <w:tcPr>
+            <w:tcW w:type="dxa" w:w="800"/>
+            <w:tcBorders>
+              <w:top w:val="none" w:color="FFFFFF" w:sz="0"/>
+              <w:left w:val="none" w:color="FFFFFF" w:sz="0"/>
+              <w:bottom w:val="none" w:color="FFFFFF" w:sz="0"/>
+              <w:right w:val="none" w:color="FFFFFF" w:sz="0"/>
+            </w:tcBorders>
+            <w:tcMar>
+              <w:top w:type="dxa" w:w="40"/>
+              <w:left w:type="dxa" w:w="80"/>
+              <w:bottom w:type="dxa" w:w="40"/>
+              <w:right w:type="dxa" w:w="80"/>
+            </w:tcMar>
+          </w:tcPr>
+          <w:p>
+            <w:pPr>
+              <w:spacing w:line="240"/>
+              <w:jc w:val="left"/>
+            </w:pPr>
+            <w:r>
+              <w:rPr>
+                <w:b w:val="false"/>
+                <w:bCs w:val="false"/>
+                <w:sz w:val="17"/>
+                <w:szCs w:val="17"/>
+              </w:rPr>
+              <w:t xml:space="preserve">0.474</w:t>
+            </w:r>
+          </w:p>
+        </w:tc>
+        <w:tc>
+          <w:tcPr>
+            <w:tcW w:type="dxa" w:w="900"/>
+            <w:tcBorders>
+              <w:top w:val="none" w:color="FFFFFF" w:sz="0"/>
+              <w:left w:val="none" w:color="FFFFFF" w:sz="0"/>
+              <w:bottom w:val="none" w:color="FFFFFF" w:sz="0"/>
+              <w:right w:val="none" w:color="FFFFFF" w:sz="0"/>
+            </w:tcBorders>
+            <w:tcMar>
+              <w:top w:type="dxa" w:w="40"/>
+              <w:left w:type="dxa" w:w="80"/>
+              <w:bottom w:type="dxa" w:w="40"/>
+              <w:right w:type="dxa" w:w="80"/>
+            </w:tcMar>
+          </w:tcPr>
+          <w:p>
+            <w:pPr>
+              <w:spacing w:line="240"/>
+              <w:jc w:val="left"/>
+            </w:pPr>
+            <w:r>
+              <w:rPr>
+                <w:b w:val="false"/>
+                <w:bCs w:val="false"/>
+                <w:sz w:val="17"/>
+                <w:szCs w:val="17"/>
+              </w:rPr>
+              <w:t xml:space="preserve">0.559</w:t>
+            </w:r>
+          </w:p>
+        </w:tc>
+        <w:tc>
+          <w:tcPr>
+            <w:tcW w:type="dxa" w:w="900"/>
+            <w:tcBorders>
+              <w:top w:val="none" w:color="FFFFFF" w:sz="0"/>
+              <w:left w:val="none" w:color="FFFFFF" w:sz="0"/>
+              <w:bottom w:val="none" w:color="FFFFFF" w:sz="0"/>
+              <w:right w:val="none" w:color="FFFFFF" w:sz="0"/>
+            </w:tcBorders>
+            <w:tcMar>
+              <w:top w:type="dxa" w:w="40"/>
+              <w:left w:type="dxa" w:w="80"/>
+              <w:bottom w:type="dxa" w:w="40"/>
+              <w:right w:type="dxa" w:w="80"/>
+            </w:tcMar>
+          </w:tcPr>
+          <w:p>
+            <w:pPr>
+              <w:spacing w:line="240"/>
+              <w:jc w:val="left"/>
+            </w:pPr>
+            <w:r>
+              <w:rPr>
+                <w:b w:val="false"/>
+                <w:bCs w:val="false"/>
+                <w:sz w:val="17"/>
+                <w:szCs w:val="17"/>
+              </w:rPr>
+              <w:t xml:space="preserve">12.9</w:t>
+            </w:r>
+          </w:p>
+        </w:tc>
+      </w:tr>
+      <w:tr>
+        <w:trPr>
+          <w:cantSplit/>
+        </w:trPr>
+        <w:tc>
+          <w:tcPr>
+            <w:tcW w:type="dxa" w:w="1900"/>
+            <w:tcBorders>
+              <w:top w:val="none" w:color="FFFFFF" w:sz="0"/>
+              <w:left w:val="none" w:color="FFFFFF" w:sz="0"/>
+              <w:bottom w:val="none" w:color="FFFFFF" w:sz="0"/>
+              <w:right w:val="none" w:color="FFFFFF" w:sz="0"/>
+            </w:tcBorders>
+            <w:tcMar>
+              <w:top w:type="dxa" w:w="40"/>
+              <w:left w:type="dxa" w:w="80"/>
+              <w:bottom w:type="dxa" w:w="40"/>
+              <w:right w:type="dxa" w:w="80"/>
+            </w:tcMar>
+          </w:tcPr>
+          <w:p>
+            <w:pPr>
+              <w:spacing w:line="240"/>
+              <w:jc w:val="left"/>
+            </w:pPr>
+            <w:r>
+              <w:rPr>
+                <w:b w:val="false"/>
+                <w:bCs w:val="false"/>
+                <w:sz w:val="17"/>
+                <w:szCs w:val="17"/>
+              </w:rPr>
+              <w:t xml:space="preserve">Published sites</w:t>
+            </w:r>
+          </w:p>
+        </w:tc>
+        <w:tc>
+          <w:tcPr>
+            <w:tcW w:type="dxa" w:w="3770"/>
+            <w:tcBorders>
+              <w:top w:val="none" w:color="FFFFFF" w:sz="0"/>
+              <w:left w:val="none" w:color="FFFFFF" w:sz="0"/>
+              <w:bottom w:val="none" w:color="FFFFFF" w:sz="0"/>
+              <w:right w:val="none" w:color="FFFFFF" w:sz="0"/>
+            </w:tcBorders>
+            <w:tcMar>
+              <w:top w:type="dxa" w:w="40"/>
+              <w:left w:type="dxa" w:w="80"/>
+              <w:bottom w:type="dxa" w:w="40"/>
+              <w:right w:type="dxa" w:w="80"/>
+            </w:tcMar>
+          </w:tcPr>
+          <w:p>
+            <w:pPr>
+              <w:spacing w:line="240"/>
+              <w:jc w:val="left"/>
+            </w:pPr>
+            <w:r>
+              <w:rPr>
+                <w:b w:val="false"/>
+                <w:bCs w:val="false"/>
+                <w:sz w:val="17"/>
+                <w:szCs w:val="17"/>
+              </w:rPr>
+              <w:t xml:space="preserve">A18 (12.3, 12.8)†; P21 (11.3, 18.8)†; P16 (6.5, 51.0)</w:t>
+            </w:r>
+          </w:p>
+        </w:tc>
+        <w:tc>
+          <w:tcPr>
+            <w:tcW w:type="dxa" w:w="800"/>
+            <w:tcBorders>
+              <w:top w:val="none" w:color="FFFFFF" w:sz="0"/>
+              <w:left w:val="none" w:color="FFFFFF" w:sz="0"/>
+              <w:bottom w:val="none" w:color="FFFFFF" w:sz="0"/>
+              <w:right w:val="none" w:color="FFFFFF" w:sz="0"/>
+            </w:tcBorders>
+            <w:tcMar>
+              <w:top w:type="dxa" w:w="40"/>
+              <w:left w:type="dxa" w:w="80"/>
+              <w:bottom w:type="dxa" w:w="40"/>
+              <w:right w:type="dxa" w:w="80"/>
+            </w:tcMar>
+          </w:tcPr>
+          <w:p>
+            <w:pPr>
+              <w:spacing w:line="240"/>
+              <w:jc w:val="left"/>
+            </w:pPr>
+            <w:r>
+              <w:rPr>
+                <w:b w:val="false"/>
+                <w:bCs w:val="false"/>
+                <w:sz w:val="17"/>
+                <w:szCs w:val="17"/>
+              </w:rPr>
+              <w:t xml:space="preserve">0.444</w:t>
+            </w:r>
+          </w:p>
+        </w:tc>
+        <w:tc>
+          <w:tcPr>
+            <w:tcW w:type="dxa" w:w="800"/>
+            <w:tcBorders>
+              <w:top w:val="none" w:color="FFFFFF" w:sz="0"/>
+              <w:left w:val="none" w:color="FFFFFF" w:sz="0"/>
+              <w:bottom w:val="none" w:color="FFFFFF" w:sz="0"/>
+              <w:right w:val="none" w:color="FFFFFF" w:sz="0"/>
+            </w:tcBorders>
+            <w:tcMar>
+              <w:top w:type="dxa" w:w="40"/>
+              <w:left w:type="dxa" w:w="80"/>
+              <w:bottom w:type="dxa" w:w="40"/>
+              <w:right w:type="dxa" w:w="80"/>
+            </w:tcMar>
+          </w:tcPr>
+          <w:p>
+            <w:pPr>
+              <w:spacing w:line="240"/>
+              <w:jc w:val="left"/>
+            </w:pPr>
+            <w:r>
+              <w:rPr>
+                <w:b w:val="false"/>
+                <w:bCs w:val="false"/>
+                <w:sz w:val="17"/>
+                <w:szCs w:val="17"/>
+              </w:rPr>
+              <w:t xml:space="preserve">0.440</w:t>
+            </w:r>
+          </w:p>
+        </w:tc>
+        <w:tc>
+          <w:tcPr>
+            <w:tcW w:type="dxa" w:w="900"/>
+            <w:tcBorders>
+              <w:top w:val="none" w:color="FFFFFF" w:sz="0"/>
+              <w:left w:val="none" w:color="FFFFFF" w:sz="0"/>
+              <w:bottom w:val="none" w:color="FFFFFF" w:sz="0"/>
+              <w:right w:val="none" w:color="FFFFFF" w:sz="0"/>
+            </w:tcBorders>
+            <w:tcMar>
+              <w:top w:type="dxa" w:w="40"/>
+              <w:left w:type="dxa" w:w="80"/>
+              <w:bottom w:type="dxa" w:w="40"/>
+              <w:right w:type="dxa" w:w="80"/>
+            </w:tcMar>
+          </w:tcPr>
+          <w:p>
+            <w:pPr>
+              <w:spacing w:line="240"/>
+              <w:jc w:val="left"/>
+            </w:pPr>
+            <w:r>
+              <w:rPr>
+                <w:b w:val="false"/>
+                <w:bCs w:val="false"/>
+                <w:sz w:val="17"/>
+                <w:szCs w:val="17"/>
+              </w:rPr>
+              <w:t xml:space="preserve">0.525</w:t>
+            </w:r>
+          </w:p>
+        </w:tc>
+        <w:tc>
+          <w:tcPr>
+            <w:tcW w:type="dxa" w:w="900"/>
+            <w:tcBorders>
+              <w:top w:val="none" w:color="FFFFFF" w:sz="0"/>
+              <w:left w:val="none" w:color="FFFFFF" w:sz="0"/>
+              <w:bottom w:val="none" w:color="FFFFFF" w:sz="0"/>
+              <w:right w:val="none" w:color="FFFFFF" w:sz="0"/>
+            </w:tcBorders>
+            <w:tcMar>
+              <w:top w:type="dxa" w:w="40"/>
+              <w:left w:type="dxa" w:w="80"/>
+              <w:bottom w:type="dxa" w:w="40"/>
+              <w:right w:type="dxa" w:w="80"/>
+            </w:tcMar>
+          </w:tcPr>
+          <w:p>
+            <w:pPr>
+              <w:spacing w:line="240"/>
+              <w:jc w:val="left"/>
+            </w:pPr>
+            <w:r>
+              <w:rPr>
+                <w:b w:val="false"/>
+                <w:bCs w:val="false"/>
+                <w:sz w:val="17"/>
+                <w:szCs w:val="17"/>
+              </w:rPr>
+              <w:t xml:space="preserve">11.0</w:t>
+            </w:r>
+          </w:p>
+        </w:tc>
+      </w:tr>
+      <w:tr>
+        <w:trPr>
+          <w:cantSplit/>
+        </w:trPr>
+        <w:tc>
+          <w:tcPr>
+            <w:tcW w:type="dxa" w:w="1900"/>
+            <w:tcBorders>
+              <w:top w:val="none" w:color="FFFFFF" w:sz="0"/>
+              <w:left w:val="none" w:color="FFFFFF" w:sz="0"/>
+              <w:bottom w:val="none" w:color="FFFFFF" w:sz="0"/>
+              <w:right w:val="none" w:color="FFFFFF" w:sz="0"/>
+            </w:tcBorders>
+            <w:tcMar>
+              <w:top w:type="dxa" w:w="40"/>
+              <w:left w:type="dxa" w:w="80"/>
+              <w:bottom w:type="dxa" w:w="40"/>
+              <w:right w:type="dxa" w:w="80"/>
+            </w:tcMar>
+          </w:tcPr>
+          <w:p>
+            <w:pPr>
+              <w:spacing w:line="240"/>
+              <w:jc w:val="left"/>
+            </w:pPr>
+            <w:r>
+              <w:rPr>
+                <w:b w:val="false"/>
+                <w:bCs w:val="false"/>
+                <w:sz w:val="17"/>
+                <w:szCs w:val="17"/>
+              </w:rPr>
+              <w:t xml:space="preserve">Area adjoint, recomputed</w:t>
+            </w:r>
+          </w:p>
+        </w:tc>
+        <w:tc>
+          <w:tcPr>
+            <w:tcW w:type="dxa" w:w="3770"/>
+            <w:tcBorders>
+              <w:top w:val="none" w:color="FFFFFF" w:sz="0"/>
+              <w:left w:val="none" w:color="FFFFFF" w:sz="0"/>
+              <w:bottom w:val="none" w:color="FFFFFF" w:sz="0"/>
+              <w:right w:val="none" w:color="FFFFFF" w:sz="0"/>
+            </w:tcBorders>
+            <w:tcMar>
+              <w:top w:type="dxa" w:w="40"/>
+              <w:left w:type="dxa" w:w="80"/>
+              <w:bottom w:type="dxa" w:w="40"/>
+              <w:right w:type="dxa" w:w="80"/>
+            </w:tcMar>
+          </w:tcPr>
+          <w:p>
+            <w:pPr>
+              <w:spacing w:line="240"/>
+              <w:jc w:val="left"/>
+            </w:pPr>
+            <w:r>
+              <w:rPr>
+                <w:b w:val="false"/>
+                <w:bCs w:val="false"/>
+                <w:sz w:val="17"/>
+                <w:szCs w:val="17"/>
+              </w:rPr>
+              <w:t xml:space="preserve">P16 (5.0, 52.0); P16 (5.0, 46.0); A3 (10.3, 40.0)</w:t>
+            </w:r>
+          </w:p>
+        </w:tc>
+        <w:tc>
+          <w:tcPr>
+            <w:tcW w:type="dxa" w:w="800"/>
+            <w:tcBorders>
+              <w:top w:val="none" w:color="FFFFFF" w:sz="0"/>
+              <w:left w:val="none" w:color="FFFFFF" w:sz="0"/>
+              <w:bottom w:val="none" w:color="FFFFFF" w:sz="0"/>
+              <w:right w:val="none" w:color="FFFFFF" w:sz="0"/>
+            </w:tcBorders>
+            <w:tcMar>
+              <w:top w:type="dxa" w:w="40"/>
+              <w:left w:type="dxa" w:w="80"/>
+              <w:bottom w:type="dxa" w:w="40"/>
+              <w:right w:type="dxa" w:w="80"/>
+            </w:tcMar>
+          </w:tcPr>
+          <w:p>
+            <w:pPr>
+              <w:spacing w:line="240"/>
+              <w:jc w:val="left"/>
+            </w:pPr>
+            <w:r>
+              <w:rPr>
+                <w:b w:val="false"/>
+                <w:bCs w:val="false"/>
+                <w:sz w:val="17"/>
+                <w:szCs w:val="17"/>
+              </w:rPr>
+              <w:t xml:space="preserve">0.214</w:t>
+            </w:r>
+          </w:p>
+        </w:tc>
+        <w:tc>
+          <w:tcPr>
+            <w:tcW w:type="dxa" w:w="800"/>
+            <w:tcBorders>
+              <w:top w:val="none" w:color="FFFFFF" w:sz="0"/>
+              <w:left w:val="none" w:color="FFFFFF" w:sz="0"/>
+              <w:bottom w:val="none" w:color="FFFFFF" w:sz="0"/>
+              <w:right w:val="none" w:color="FFFFFF" w:sz="0"/>
+            </w:tcBorders>
+            <w:tcMar>
+              <w:top w:type="dxa" w:w="40"/>
+              <w:left w:type="dxa" w:w="80"/>
+              <w:bottom w:type="dxa" w:w="40"/>
+              <w:right w:type="dxa" w:w="80"/>
+            </w:tcMar>
+          </w:tcPr>
+          <w:p>
+            <w:pPr>
+              <w:spacing w:line="240"/>
+              <w:jc w:val="left"/>
+            </w:pPr>
+            <w:r>
+              <w:rPr>
+                <w:b w:val="false"/>
+                <w:bCs w:val="false"/>
+                <w:sz w:val="17"/>
+                <w:szCs w:val="17"/>
+              </w:rPr>
+              <w:t xml:space="preserve">0.265</w:t>
+            </w:r>
+          </w:p>
+        </w:tc>
+        <w:tc>
+          <w:tcPr>
+            <w:tcW w:type="dxa" w:w="900"/>
+            <w:tcBorders>
+              <w:top w:val="none" w:color="FFFFFF" w:sz="0"/>
+              <w:left w:val="none" w:color="FFFFFF" w:sz="0"/>
+              <w:bottom w:val="none" w:color="FFFFFF" w:sz="0"/>
+              <w:right w:val="none" w:color="FFFFFF" w:sz="0"/>
+            </w:tcBorders>
+            <w:tcMar>
+              <w:top w:type="dxa" w:w="40"/>
+              <w:left w:type="dxa" w:w="80"/>
+              <w:bottom w:type="dxa" w:w="40"/>
+              <w:right w:type="dxa" w:w="80"/>
+            </w:tcMar>
+          </w:tcPr>
+          <w:p>
+            <w:pPr>
+              <w:spacing w:line="240"/>
+              <w:jc w:val="left"/>
+            </w:pPr>
+            <w:r>
+              <w:rPr>
+                <w:b w:val="false"/>
+                <w:bCs w:val="false"/>
+                <w:sz w:val="17"/>
+                <w:szCs w:val="17"/>
+              </w:rPr>
+              <w:t xml:space="preserve">0.305</w:t>
+            </w:r>
+          </w:p>
+        </w:tc>
+        <w:tc>
+          <w:tcPr>
+            <w:tcW w:type="dxa" w:w="900"/>
+            <w:tcBorders>
+              <w:top w:val="none" w:color="FFFFFF" w:sz="0"/>
+              <w:left w:val="none" w:color="FFFFFF" w:sz="0"/>
+              <w:bottom w:val="none" w:color="FFFFFF" w:sz="0"/>
+              <w:right w:val="none" w:color="FFFFFF" w:sz="0"/>
+            </w:tcBorders>
+            <w:tcMar>
+              <w:top w:type="dxa" w:w="40"/>
+              <w:left w:type="dxa" w:w="80"/>
+              <w:bottom w:type="dxa" w:w="40"/>
+              <w:right w:type="dxa" w:w="80"/>
+            </w:tcMar>
+          </w:tcPr>
+          <w:p>
+            <w:pPr>
+              <w:spacing w:line="240"/>
+              <w:jc w:val="left"/>
+            </w:pPr>
+            <w:r>
+              <w:rPr>
+                <w:b w:val="false"/>
+                <w:bCs w:val="false"/>
+                <w:sz w:val="17"/>
+                <w:szCs w:val="17"/>
+              </w:rPr>
+              <w:t xml:space="preserve">9.2</w:t>
+            </w:r>
+          </w:p>
+        </w:tc>
+      </w:tr>
+      <w:tr>
+        <w:trPr>
+          <w:cantSplit/>
+        </w:trPr>
+        <w:tc>
+          <w:tcPr>
+            <w:tcW w:type="dxa" w:w="1900"/>
+            <w:tcBorders>
+              <w:top w:val="none" w:color="FFFFFF" w:sz="0"/>
+              <w:left w:val="none" w:color="FFFFFF" w:sz="0"/>
+              <w:bottom w:val="none" w:color="FFFFFF" w:sz="0"/>
+              <w:right w:val="none" w:color="FFFFFF" w:sz="0"/>
+            </w:tcBorders>
+            <w:tcMar>
+              <w:top w:type="dxa" w:w="40"/>
+              <w:left w:type="dxa" w:w="80"/>
+              <w:bottom w:type="dxa" w:w="40"/>
+              <w:right w:type="dxa" w:w="80"/>
+            </w:tcMar>
+          </w:tcPr>
+          <w:p>
+            <w:pPr>
+              <w:spacing w:line="240"/>
+              <w:jc w:val="left"/>
+            </w:pPr>
+            <w:r>
+              <w:rPr>
+                <w:b w:val="false"/>
+                <w:bCs w:val="false"/>
+                <w:sz w:val="17"/>
+                <w:szCs w:val="17"/>
+              </w:rPr>
+              <w:t xml:space="preserve">PRAG-MAR</w:t>
+            </w:r>
+          </w:p>
+        </w:tc>
+        <w:tc>
+          <w:tcPr>
+            <w:tcW w:type="dxa" w:w="3770"/>
+            <w:tcBorders>
+              <w:top w:val="none" w:color="FFFFFF" w:sz="0"/>
+              <w:left w:val="none" w:color="FFFFFF" w:sz="0"/>
+              <w:bottom w:val="none" w:color="FFFFFF" w:sz="0"/>
+              <w:right w:val="none" w:color="FFFFFF" w:sz="0"/>
+            </w:tcBorders>
+            <w:tcMar>
+              <w:top w:type="dxa" w:w="40"/>
+              <w:left w:type="dxa" w:w="80"/>
+              <w:bottom w:type="dxa" w:w="40"/>
+              <w:right w:type="dxa" w:w="80"/>
+            </w:tcMar>
+          </w:tcPr>
+          <w:p>
+            <w:pPr>
+              <w:spacing w:line="240"/>
+              <w:jc w:val="left"/>
+            </w:pPr>
+            <w:r>
+              <w:rPr>
+                <w:b w:val="false"/>
+                <w:bCs w:val="false"/>
+                <w:sz w:val="17"/>
+                <w:szCs w:val="17"/>
+              </w:rPr>
+              <w:t xml:space="preserve">P9 (3.3, 34.3); A25 (8.8, 28.3); A3 (9.8, 40.3)</w:t>
+            </w:r>
+          </w:p>
+        </w:tc>
+        <w:tc>
+          <w:tcPr>
+            <w:tcW w:type="dxa" w:w="800"/>
+            <w:tcBorders>
+              <w:top w:val="none" w:color="FFFFFF" w:sz="0"/>
+              <w:left w:val="none" w:color="FFFFFF" w:sz="0"/>
+              <w:bottom w:val="none" w:color="FFFFFF" w:sz="0"/>
+              <w:right w:val="none" w:color="FFFFFF" w:sz="0"/>
+            </w:tcBorders>
+            <w:tcMar>
+              <w:top w:type="dxa" w:w="40"/>
+              <w:left w:type="dxa" w:w="80"/>
+              <w:bottom w:type="dxa" w:w="40"/>
+              <w:right w:type="dxa" w:w="80"/>
+            </w:tcMar>
+          </w:tcPr>
+          <w:p>
+            <w:pPr>
+              <w:spacing w:line="240"/>
+              <w:jc w:val="left"/>
+            </w:pPr>
+            <w:r>
+              <w:rPr>
+                <w:b w:val="false"/>
+                <w:bCs w:val="false"/>
+                <w:sz w:val="17"/>
+                <w:szCs w:val="17"/>
+              </w:rPr>
+              <w:t xml:space="preserve">0.054</w:t>
+            </w:r>
+          </w:p>
+        </w:tc>
+        <w:tc>
+          <w:tcPr>
+            <w:tcW w:type="dxa" w:w="800"/>
+            <w:tcBorders>
+              <w:top w:val="none" w:color="FFFFFF" w:sz="0"/>
+              <w:left w:val="none" w:color="FFFFFF" w:sz="0"/>
+              <w:bottom w:val="none" w:color="FFFFFF" w:sz="0"/>
+              <w:right w:val="none" w:color="FFFFFF" w:sz="0"/>
+            </w:tcBorders>
+            <w:tcMar>
+              <w:top w:type="dxa" w:w="40"/>
+              <w:left w:type="dxa" w:w="80"/>
+              <w:bottom w:type="dxa" w:w="40"/>
+              <w:right w:type="dxa" w:w="80"/>
+            </w:tcMar>
+          </w:tcPr>
+          <w:p>
+            <w:pPr>
+              <w:spacing w:line="240"/>
+              <w:jc w:val="left"/>
+            </w:pPr>
+            <w:r>
+              <w:rPr>
+                <w:b w:val="false"/>
+                <w:bCs w:val="false"/>
+                <w:sz w:val="17"/>
+                <w:szCs w:val="17"/>
+              </w:rPr>
+              <w:t xml:space="preserve">0.013</w:t>
+            </w:r>
+          </w:p>
+        </w:tc>
+        <w:tc>
+          <w:tcPr>
+            <w:tcW w:type="dxa" w:w="900"/>
+            <w:tcBorders>
+              <w:top w:val="none" w:color="FFFFFF" w:sz="0"/>
+              <w:left w:val="none" w:color="FFFFFF" w:sz="0"/>
+              <w:bottom w:val="none" w:color="FFFFFF" w:sz="0"/>
+              <w:right w:val="none" w:color="FFFFFF" w:sz="0"/>
+            </w:tcBorders>
+            <w:tcMar>
+              <w:top w:type="dxa" w:w="40"/>
+              <w:left w:type="dxa" w:w="80"/>
+              <w:bottom w:type="dxa" w:w="40"/>
+              <w:right w:type="dxa" w:w="80"/>
+            </w:tcMar>
+          </w:tcPr>
+          <w:p>
+            <w:pPr>
+              <w:spacing w:line="240"/>
+              <w:jc w:val="left"/>
+            </w:pPr>
+            <w:r>
+              <w:rPr>
+                <w:b w:val="false"/>
+                <w:bCs w:val="false"/>
+                <w:sz w:val="17"/>
+                <w:szCs w:val="17"/>
+              </w:rPr>
+              <w:t xml:space="preserve">0.058</w:t>
+            </w:r>
+          </w:p>
+        </w:tc>
+        <w:tc>
+          <w:tcPr>
+            <w:tcW w:type="dxa" w:w="900"/>
+            <w:tcBorders>
+              <w:top w:val="none" w:color="FFFFFF" w:sz="0"/>
+              <w:left w:val="none" w:color="FFFFFF" w:sz="0"/>
+              <w:bottom w:val="none" w:color="FFFFFF" w:sz="0"/>
+              <w:right w:val="none" w:color="FFFFFF" w:sz="0"/>
+            </w:tcBorders>
+            <w:tcMar>
+              <w:top w:type="dxa" w:w="40"/>
+              <w:left w:type="dxa" w:w="80"/>
+              <w:bottom w:type="dxa" w:w="40"/>
+              <w:right w:type="dxa" w:w="80"/>
+            </w:tcMar>
+          </w:tcPr>
+          <w:p>
+            <w:pPr>
+              <w:spacing w:line="240"/>
+              <w:jc w:val="left"/>
+            </w:pPr>
+            <w:r>
+              <w:rPr>
+                <w:b w:val="false"/>
+                <w:bCs w:val="false"/>
+                <w:sz w:val="17"/>
+                <w:szCs w:val="17"/>
+              </w:rPr>
+              <w:t xml:space="preserve">11.0</w:t>
+            </w:r>
+          </w:p>
+        </w:tc>
+      </w:tr>
+      <w:tr>
+        <w:trPr>
+          <w:cantSplit/>
+        </w:trPr>
+        <w:tc>
+          <w:tcPr>
+            <w:tcW w:type="dxa" w:w="1900"/>
+            <w:tcBorders>
+              <w:top w:val="none" w:color="FFFFFF" w:sz="0"/>
+              <w:left w:val="none" w:color="FFFFFF" w:sz="0"/>
+              <w:bottom w:val="single" w:color="000000" w:sz="6"/>
+              <w:right w:val="none" w:color="FFFFFF" w:sz="0"/>
+            </w:tcBorders>
+            <w:tcMar>
+              <w:top w:type="dxa" w:w="40"/>
+              <w:left w:type="dxa" w:w="80"/>
+              <w:bottom w:type="dxa" w:w="40"/>
+              <w:right w:type="dxa" w:w="80"/>
+            </w:tcMar>
+          </w:tcPr>
+          <w:p>
+            <w:pPr>
+              <w:spacing w:line="240"/>
+              <w:jc w:val="left"/>
+            </w:pPr>
+            <w:r>
+              <w:rPr>
+                <w:b w:val="false"/>
+                <w:bCs w:val="false"/>
+                <w:sz w:val="17"/>
+                <w:szCs w:val="17"/>
+              </w:rPr>
+              <w:t xml:space="preserve">Exact optimum (greedy)</w:t>
+            </w:r>
+          </w:p>
+        </w:tc>
+        <w:tc>
+          <w:tcPr>
+            <w:tcW w:type="dxa" w:w="3770"/>
+            <w:tcBorders>
+              <w:top w:val="none" w:color="FFFFFF" w:sz="0"/>
+              <w:left w:val="none" w:color="FFFFFF" w:sz="0"/>
+              <w:bottom w:val="single" w:color="000000" w:sz="6"/>
+              <w:right w:val="none" w:color="FFFFFF" w:sz="0"/>
+            </w:tcBorders>
+            <w:tcMar>
+              <w:top w:type="dxa" w:w="40"/>
+              <w:left w:type="dxa" w:w="80"/>
+              <w:bottom w:type="dxa" w:w="40"/>
+              <w:right w:type="dxa" w:w="80"/>
+            </w:tcMar>
+          </w:tcPr>
+          <w:p>
+            <w:pPr>
+              <w:spacing w:line="240"/>
+              <w:jc w:val="left"/>
+            </w:pPr>
+            <w:r>
+              <w:rPr>
+                <w:b w:val="false"/>
+                <w:bCs w:val="false"/>
+                <w:sz w:val="17"/>
+                <w:szCs w:val="17"/>
+              </w:rPr>
+              <w:t xml:space="preserve">A30 (4.0, 36.0); A25 (9.0, 30.0); A13 (10.0, 24.0)</w:t>
+            </w:r>
+          </w:p>
+        </w:tc>
+        <w:tc>
+          <w:tcPr>
+            <w:tcW w:type="dxa" w:w="800"/>
+            <w:tcBorders>
+              <w:top w:val="none" w:color="FFFFFF" w:sz="0"/>
+              <w:left w:val="none" w:color="FFFFFF" w:sz="0"/>
+              <w:bottom w:val="single" w:color="000000" w:sz="6"/>
+              <w:right w:val="none" w:color="FFFFFF" w:sz="0"/>
+            </w:tcBorders>
+            <w:tcMar>
+              <w:top w:type="dxa" w:w="40"/>
+              <w:left w:type="dxa" w:w="80"/>
+              <w:bottom w:type="dxa" w:w="40"/>
+              <w:right w:type="dxa" w:w="80"/>
+            </w:tcMar>
+          </w:tcPr>
+          <w:p>
+            <w:pPr>
+              <w:spacing w:line="240"/>
+              <w:jc w:val="left"/>
+            </w:pPr>
+            <w:r>
+              <w:rPr>
+                <w:b w:val="false"/>
+                <w:bCs w:val="false"/>
+                <w:sz w:val="17"/>
+                <w:szCs w:val="17"/>
+              </w:rPr>
+              <w:t xml:space="preserve">0.026</w:t>
+            </w:r>
+          </w:p>
+        </w:tc>
+        <w:tc>
+          <w:tcPr>
+            <w:tcW w:type="dxa" w:w="800"/>
+            <w:tcBorders>
+              <w:top w:val="none" w:color="FFFFFF" w:sz="0"/>
+              <w:left w:val="none" w:color="FFFFFF" w:sz="0"/>
+              <w:bottom w:val="single" w:color="000000" w:sz="6"/>
+              <w:right w:val="none" w:color="FFFFFF" w:sz="0"/>
+            </w:tcBorders>
+            <w:tcMar>
+              <w:top w:type="dxa" w:w="40"/>
+              <w:left w:type="dxa" w:w="80"/>
+              <w:bottom w:type="dxa" w:w="40"/>
+              <w:right w:type="dxa" w:w="80"/>
+            </w:tcMar>
+          </w:tcPr>
+          <w:p>
+            <w:pPr>
+              <w:spacing w:line="240"/>
+              <w:jc w:val="left"/>
+            </w:pPr>
+            <w:r>
+              <w:rPr>
+                <w:b w:val="false"/>
+                <w:bCs w:val="false"/>
+                <w:sz w:val="17"/>
+                <w:szCs w:val="17"/>
+              </w:rPr>
+              <w:t xml:space="preserve">0.018</w:t>
+            </w:r>
+          </w:p>
+        </w:tc>
+        <w:tc>
+          <w:tcPr>
+            <w:tcW w:type="dxa" w:w="900"/>
+            <w:tcBorders>
+              <w:top w:val="none" w:color="FFFFFF" w:sz="0"/>
+              <w:left w:val="none" w:color="FFFFFF" w:sz="0"/>
+              <w:bottom w:val="single" w:color="000000" w:sz="6"/>
+              <w:right w:val="none" w:color="FFFFFF" w:sz="0"/>
+            </w:tcBorders>
+            <w:tcMar>
+              <w:top w:type="dxa" w:w="40"/>
+              <w:left w:type="dxa" w:w="80"/>
+              <w:bottom w:type="dxa" w:w="40"/>
+              <w:right w:type="dxa" w:w="80"/>
+            </w:tcMar>
+          </w:tcPr>
+          <w:p>
+            <w:pPr>
+              <w:spacing w:line="240"/>
+              <w:jc w:val="left"/>
+            </w:pPr>
+            <w:r>
+              <w:rPr>
+                <w:b w:val="false"/>
+                <w:bCs w:val="false"/>
+                <w:sz w:val="17"/>
+                <w:szCs w:val="17"/>
+              </w:rPr>
+              <w:t xml:space="preserve">0.035</w:t>
+            </w:r>
+          </w:p>
+        </w:tc>
+        <w:tc>
+          <w:tcPr>
+            <w:tcW w:type="dxa" w:w="900"/>
+            <w:tcBorders>
+              <w:top w:val="none" w:color="FFFFFF" w:sz="0"/>
+              <w:left w:val="none" w:color="FFFFFF" w:sz="0"/>
+              <w:bottom w:val="single" w:color="000000" w:sz="6"/>
+              <w:right w:val="none" w:color="FFFFFF" w:sz="0"/>
+            </w:tcBorders>
+            <w:tcMar>
+              <w:top w:type="dxa" w:w="40"/>
+              <w:left w:type="dxa" w:w="80"/>
+              <w:bottom w:type="dxa" w:w="40"/>
+              <w:right w:type="dxa" w:w="80"/>
+            </w:tcMar>
+          </w:tcPr>
+          <w:p>
+            <w:pPr>
+              <w:spacing w:line="240"/>
+              <w:jc w:val="left"/>
+            </w:pPr>
+            <w:r>
+              <w:rPr>
+                <w:b w:val="false"/>
+                <w:bCs w:val="false"/>
+                <w:sz w:val="17"/>
+                <w:szCs w:val="17"/>
+              </w:rPr>
+              <w:t xml:space="preserve">11.3</w:t>
+            </w:r>
+          </w:p>
+        </w:tc>
+      </w:tr>
+    </w:tbl>
+    <w:p>
+      <w:pPr>
+        <w:spacing w:after="160"/>
+      </w:pPr>
+    </w:p>
+    <w:p>
+      <w:pPr>
+        <w:spacing w:after="120" w:line="360"/>
+        <w:jc w:val="both"/>
+      </w:pPr>
+      <w:r>
+        <w:t xml:space="preserve">Fig. 9 and Tables 6–7 thus repeat the conclusion of the companion test with the real coastline: for goals at the supply wells, designs aimed at the threshold risk outperform designs aimed at the intruded area, for monitoring as for recharge. What changes is where the information and the recharge go. The supply wells, monitoring wells and recharge sites of the full-margin test do not carry over, and its reduction of the risk from 0.79 to 0.04 (0.62 with the published sites; Supplementary Section S7.2) belonged to a model in which the southern plain was in contact with the sea (Section 5.2).</w:t>
+      </w:r>
+    </w:p>
+    <w:p>
+      <w:pPr>
         <w:pStyle w:val="Heading1"/>
         <w:keepNext/>
         <w:spacing w:after="120" w:before="300" w:line="360"/>
@@ -20878,7 +28163,7 @@
         <w:jc w:val="both"/>
       </w:pPr>
       <w:r>
-        <w:t xml:space="preserve">The geolocated shoreline refines the boundary of the companion study (Zeqiraj, 2026), which placed a seaward boundary along the whole western margin of the aquifer polygon. That choice was stated as an assumption, and it does not affect the methods of that paper (the discrete adjoint, the goal-oriented criterion and its closed form, the facies poolability), which are used again here. It does affect the site-specific design. Along the southern 29 km of the margin the aquifer meets the hills behind Lalëz Bay, not the sea, and the chloride maps show no intrusion there. Design recommendations of the companion study that rely on southern sea contact must be recomputed with the boundary of Section 2.3, and the recharge design shows why. With the full-margin boundary the companion model has an intruded area of 92.7 km² and supply wells at risk without any pumping. With the geolocated boundary and the same physics the intruded area is 10.1 km², confined to the northern coast, no well is at risk unless it is pumped, and two of the three published recharge sites lie in the southern plain, which has no sea contact. Recomputed for two pumped wells of the Fushë-Kuqe well field, the threshold-risk designs keep their advantage over designs for the intruded area, for monitoring as for recharge (Section 4.6), but their wells and sites move to the well field and to inland cells up-gradient of it (Supplementary Figs. S1 and S2). The chloride goal of this paper places the information in the north-western coastal strip instead (Section 4.5). The general lesson is that a goal-oriented design inherits every boundary assumption of the model, and the boundary should be checked against independent geographic data before a design is recommended.</w:t>
+        <w:t xml:space="preserve">The geolocated shoreline refines the boundary of the companion study (Zeqiraj, 2026), which placed a seaward boundary along the whole western margin of the aquifer polygon. That choice was stated as an assumption, and it does not affect the methods of that paper (the discrete adjoint, the goal-oriented criterion and its closed form, the facies poolability), which are used again here. It does affect the site-specific design. Along the southern 29 km of the margin the aquifer meets the hills behind Lalëz Bay, not the sea, and the chloride maps show no intrusion there. Design recommendations of the companion study that rely on southern sea contact must be recomputed with the boundary of Section 2.3, and the recharge design shows why (Fig. 9). With the full-margin boundary the companion model has an intruded area of 92.7 km² and supply wells at risk without any pumping. With the geolocated boundary and the same physics the intruded area is 10.1 km², confined to the northern coast, no well is at risk unless it is pumped, and two of the three published recharge sites lie in the southern plain, which has no sea contact. Recomputed for two pumped wells of the Fushë-Kuqe well field, the threshold-risk designs keep their advantage over designs for the intruded area, for monitoring as for recharge (Section 4.7, Tables 6 and 7), but their wells and sites move to the well field and to inland cells up-gradient of it (Fig. 9; Supplementary Figs. S1 and S2). The chloride goal of this paper places the information in the north-western coastal strip instead (Section 4.5). The general lesson is that a goal-oriented design inherits every boundary assumption of the model, and the boundary should be checked against independent geographic data before a design is recommended.</w:t>
       </w:r>
     </w:p>
     <w:p>
@@ -21274,7 +28559,7 @@
         <w:jc w:val="both"/>
       </w:pPr>
       <w:r>
-        <w:t xml:space="preserve">Twelve modules extend the goal-oriented principle from the state of the wedge to threshold risk, tipping, safe pumping, robust learning, attribution, regime risk, safe thresholds and the flow of information to the pumping decision. In every test the decision-targeted criterion outperformed the state-targeted one.</w:t>
+        <w:t xml:space="preserve">At the Fushë-Kuqe well field, where the geolocated boundary puts the risk on pumping, a three-well design aimed at the intrusion of two pumped supply wells carries all of the optimal information about it, against 52–74 % for the design aimed at the intruded area, and recharge sited by PRAG-MAR lowers the probability that either well is intruded from 0.56 to 0.06, against 0.30 for recharge sited on the intruded area.</w:t>
       </w:r>
     </w:p>
     <w:p>
@@ -21288,6 +28573,20 @@
         <w:jc w:val="both"/>
       </w:pPr>
       <w:r>
+        <w:t xml:space="preserve">Twelve modules extend the goal-oriented principle from the state of the wedge to threshold risk, tipping, safe pumping, robust learning, attribution, regime risk, safe thresholds and the flow of information to the pumping decision. In every test the decision-targeted criterion outperformed the state-targeted one.</w:t>
+      </w:r>
+    </w:p>
+    <w:p>
+      <w:pPr>
+        <w:pStyle w:val="ListParagraph"/>
+        <w:numPr>
+          <w:ilvl w:val="0"/>
+          <w:numId w:val="2"/>
+        </w:numPr>
+        <w:spacing w:after="60" w:line="360"/>
+        <w:jc w:val="both"/>
+      </w:pPr>
+      <w:r>
         <w:t xml:space="preserve">A MATLAB R2026b package reproduces every number and figure of the chloride study from the data workbook and agrees with an independent Python implementation to round-off.</w:t>
       </w:r>
     </w:p>
@@ -21413,7 +28712,7 @@
       <w:r>
         <w:t xml:space="preserve">The data workbook (aquifer polygon, well list, hydraulic conductivities, DRASTIC parameters and the compiled water chemistry) is the property of the Albanian Geological Survey and A. Beqiraj and is redistributed with their permission in the code repository; the water-chemistry data are published in Cenameri and Beqiraj (2016). The MATLAB and Python code, the derived inputs and all results are available at </w:t>
       </w:r>
-      <w:hyperlink w:history="1" r:id="rIdobioiongmxv1mqjkmo4om">
+      <w:hyperlink w:history="1" r:id="rIdosvrl0x9xn5t5qunbwi-8">
         <w:r>
           <w:rPr>
             <w:color w:val="1D4ED8"/>
@@ -21517,7 +28816,7 @@
         </w:rPr>
         <w:t xml:space="preserve">Abarca, E., Carrera, J., Sánchez-Vila, X., Dentz, M., 2007. Anisotropic dispersive Henry problem. Adv. Water Resour. 30 (4), 913–926. </w:t>
       </w:r>
-      <w:hyperlink w:history="1" r:id="rId3z0jg75wcvthtnzjvechj">
+      <w:hyperlink w:history="1" r:id="rIdap12m4nwhppt_uictebd7">
         <w:r>
           <w:rPr>
             <w:color w:val="1D4ED8"/>
@@ -21542,7 +28841,7 @@
         </w:rPr>
         <w:t xml:space="preserve">Alexanderian, A., 2021. Optimal experimental design for infinite-dimensional Bayesian inverse problems governed by PDEs: A review. Inverse Probl. 37 (4), 043001. </w:t>
       </w:r>
-      <w:hyperlink w:history="1" r:id="rIdt4dzltd_kx-qru6zj-wdw">
+      <w:hyperlink w:history="1" r:id="rIduiekf-iam59esyrsmgnbk">
         <w:r>
           <w:rPr>
             <w:color w:val="1D4ED8"/>
@@ -21581,7 +28880,7 @@
         </w:rPr>
         <w:t xml:space="preserve">Appelo, C.A.J., Postma, D., 2005. Geochemistry, Groundwater and Pollution, second ed. A.A. Balkema, Leiden. </w:t>
       </w:r>
-      <w:hyperlink w:history="1" r:id="rIduzdzumc27wug1kuwiegta">
+      <w:hyperlink w:history="1" r:id="rIdkxvek4butu4gflj9mv2ti">
         <w:r>
           <w:rPr>
             <w:color w:val="1D4ED8"/>
@@ -21606,7 +28905,7 @@
         </w:rPr>
         <w:t xml:space="preserve">Artegiani, A., Bregant, D., Paschini, E., Pinardi, N., Raicich, F., Russo, A., 1997. The Adriatic Sea general circulation. Part I: Air–sea interactions and water mass structure. J. Phys. Oceanogr. 27 (8), 1492–1514. </w:t>
       </w:r>
-      <w:hyperlink w:history="1" r:id="rIdwjqszyh8ncilt-h1gc4mr">
+      <w:hyperlink w:history="1" r:id="rIduezeypj_aufys1dbu-fxt">
         <w:r>
           <w:rPr>
             <w:color w:val="1D4ED8"/>
@@ -21631,7 +28930,7 @@
         </w:rPr>
         <w:t xml:space="preserve">Attia, A., Alexanderian, A., Saibaba, A.K., 2018. Goal-oriented optimal design of experiments for large-scale Bayesian linear inverse problems. Inverse Probl. 34 (9), 095009. </w:t>
       </w:r>
-      <w:hyperlink w:history="1" r:id="rIdpscmpyp2qv4bfvardpahy">
+      <w:hyperlink w:history="1" r:id="rIdb9w6zczb5ao_5asu3u-vn">
         <w:r>
           <w:rPr>
             <w:color w:val="1D4ED8"/>
@@ -21656,7 +28955,7 @@
         </w:rPr>
         <w:t xml:space="preserve">Ay, N., Polani, D., 2008. Information flows in causal networks. Adv. Complex Syst. 11 (1), 17–41. </w:t>
       </w:r>
-      <w:hyperlink w:history="1" r:id="rId6f5j0cgmipvbbpurs0mct">
+      <w:hyperlink w:history="1" r:id="rIdxa00dc2eylbtxxteaqtqj">
         <w:r>
           <w:rPr>
             <w:color w:val="1D4ED8"/>
@@ -21681,7 +28980,7 @@
         </w:rPr>
         <w:t xml:space="preserve">Bertschinger, N., Rauh, J., Olbrich, E., Jost, J., Ay, N., 2014. Quantifying unique information. Entropy 16 (4), 2161–2183. </w:t>
       </w:r>
-      <w:hyperlink w:history="1" r:id="rIdm4gqi7_5anorbfzbpvaol">
+      <w:hyperlink w:history="1" r:id="rIdakiu8uba8xevwicwhjg0g">
         <w:r>
           <w:rPr>
             <w:color w:val="1D4ED8"/>
@@ -21706,7 +29005,7 @@
         </w:rPr>
         <w:t xml:space="preserve">Cenameri, S., Beqiraj, A., 2016. Assessment of seawater intrusion in Fushe Kuqe aquifer, Albania. Bull. Geol. Soc. Greece 50 (2), 665–670. </w:t>
       </w:r>
-      <w:hyperlink w:history="1" r:id="rIdw_ckogxyxsi5hsru_lutd">
+      <w:hyperlink w:history="1" r:id="rIdutegaowvoj5yp2vad38fp">
         <w:r>
           <w:rPr>
             <w:color w:val="1D4ED8"/>
@@ -21731,7 +29030,7 @@
         </w:rPr>
         <w:t xml:space="preserve">Chaloner, K., Verdinelli, I., 1995. Bayesian experimental design: A review. Stat. Sci. 10 (3), 273–304. </w:t>
       </w:r>
-      <w:hyperlink w:history="1" r:id="rIdqpy_vwqggmwdofmec0vz-">
+      <w:hyperlink w:history="1" r:id="rId1hdnn08_nxtqg5biyhorp">
         <w:r>
           <w:rPr>
             <w:color w:val="1D4ED8"/>
@@ -21756,7 +29055,7 @@
         </w:rPr>
         <w:t xml:space="preserve">Custodio, E., 2010. Coastal aquifers of Europe: An overview. Hydrogeol. J. 18 (1), 269–280. </w:t>
       </w:r>
-      <w:hyperlink w:history="1" r:id="rIds7mkbqy2acs-2hewyv1dk">
+      <w:hyperlink w:history="1" r:id="rIdzk8zb90t_svak-axhnr9l">
         <w:r>
           <w:rPr>
             <w:color w:val="1D4ED8"/>
@@ -21823,7 +29122,7 @@
         </w:rPr>
         <w:t xml:space="preserve">Gelhar, L.W., Welty, C., Rehfeldt, K.R., 1992. A critical review of data on field-scale dispersion in aquifers. Water Resour. Res. 28 (7), 1955–1974. </w:t>
       </w:r>
-      <w:hyperlink w:history="1" r:id="rIdatrj6xuudykijb-kyoqjo">
+      <w:hyperlink w:history="1" r:id="rIdj8qhxerq_ofzdkxlcfxmq">
         <w:r>
           <w:rPr>
             <w:color w:val="1D4ED8"/>
@@ -21848,7 +29147,7 @@
         </w:rPr>
         <w:t xml:space="preserve">GLOBE Task Team and others (Hastings, D.A., Dunbar, P.K., Elphingstone, G.M., Bootz, M., Murakami, H., Maruyama, H., Masaharu, H., Holland, P., Payne, J., Bryant, N.A., Logan, T.L., Muller, J.-P., Schreier, G., MacDonald, J.S.), eds., 1999. The Global Land One-kilometer Base Elevation (GLOBE) Digital Elevation Model, Version 1.0. National Oceanic and Atmospheric Administration, National Geophysical Data Center, Boulder, Colorado. </w:t>
       </w:r>
-      <w:hyperlink w:history="1" r:id="rIdmxbgnfcoxjjuekookufdt">
+      <w:hyperlink w:history="1" r:id="rIdwvaoxgg2xajtdwc2lwpap">
         <w:r>
           <w:rPr>
             <w:color w:val="1D4ED8"/>
@@ -21873,7 +29172,7 @@
         </w:rPr>
         <w:t xml:space="preserve">Grünwald, P., van Ommen, T., 2017. Inconsistency of Bayesian inference for misspecified linear models, and a proposal for repairing it. Bayesian Anal. 12 (4), 1069–1103. </w:t>
       </w:r>
-      <w:hyperlink w:history="1" r:id="rIddbzz7blnuhvsvuo7ufegg">
+      <w:hyperlink w:history="1" r:id="rIdw5kuhsyis-h3ndqkaavao">
         <w:r>
           <w:rPr>
             <w:color w:val="1D4ED8"/>
@@ -21898,7 +29197,7 @@
         </w:rPr>
         <w:t xml:space="preserve">Hänggi, P., Talkner, P., Borkovec, M., 1990. Reaction-rate theory: Fifty years after Kramers. Rev. Mod. Phys. 62 (2), 251–341. </w:t>
       </w:r>
-      <w:hyperlink w:history="1" r:id="rIdbq35x1acm0v5khm1-ye9s">
+      <w:hyperlink w:history="1" r:id="rIdaf5z4rnqwnd3tn7ntocfz">
         <w:r>
           <w:rPr>
             <w:color w:val="1D4ED8"/>
@@ -21937,7 +29236,7 @@
         </w:rPr>
         <w:t xml:space="preserve">Huan, X., Jagalur, J., Marzouk, Y., 2024. Optimal experimental design: Formulations and computations. Acta Numer. 33, 715–840. </w:t>
       </w:r>
-      <w:hyperlink w:history="1" r:id="rIdal8grzvuk2vzh-85pk8on">
+      <w:hyperlink w:history="1" r:id="rIdrppzgwnkizyrhnvfxrwz8">
         <w:r>
           <w:rPr>
             <w:color w:val="1D4ED8"/>
@@ -21962,7 +29261,7 @@
         </w:rPr>
         <w:t xml:space="preserve">Ketabchi, H., Mahmoodzadeh, D., Ataie-Ashtiani, B., Simmons, C.T., 2016. Sea-level rise impacts on seawater intrusion in coastal aquifers: Review and integration. J. Hydrol. 535, 235–255. </w:t>
       </w:r>
-      <w:hyperlink w:history="1" r:id="rIdq28kw_pqhimfulol7xoxq">
+      <w:hyperlink w:history="1" r:id="rIdsjt5i4uodey8a6bswrrk1">
         <w:r>
           <w:rPr>
             <w:color w:val="1D4ED8"/>
@@ -21987,7 +29286,7 @@
         </w:rPr>
         <w:t xml:space="preserve">Kooi, H., Groen, J., Leijnse, A., 2000. Modes of seawater intrusion during transgressions. Water Resour. Res. 36 (12), 3581–3589. </w:t>
       </w:r>
-      <w:hyperlink w:history="1" r:id="rIddtx-dk7y0fizi50vr6wlc">
+      <w:hyperlink w:history="1" r:id="rIdhrwliz3l2cr_6tvvxf0ew">
         <w:r>
           <w:rPr>
             <w:color w:val="1D4ED8"/>
@@ -22012,7 +29311,7 @@
         </w:rPr>
         <w:t xml:space="preserve">Kramers, H.A., 1940. Brownian motion in a field of force and the diffusion model of chemical reactions. Physica 7 (4), 284–304. </w:t>
       </w:r>
-      <w:hyperlink w:history="1" r:id="rIdpbsovjnrdnqs7yjgqdo0b">
+      <w:hyperlink w:history="1" r:id="rIdhduo3t2jspijv3a1pitnn">
         <w:r>
           <w:rPr>
             <w:color w:val="1D4ED8"/>
@@ -22037,7 +29336,7 @@
         </w:rPr>
         <w:t xml:space="preserve">Kumanova, X., Marku, S., Fröjdö, S., Jacks, G., 2014. Recharge and sustainability of a coastal aquifer in northern Albania. Hydrogeol. J. 22, 883–892. </w:t>
       </w:r>
-      <w:hyperlink w:history="1" r:id="rIdf_wg-kwtrcgvmagiemc0a">
+      <w:hyperlink w:history="1" r:id="rIdgxmh_lg8bowuqkaveobjn">
         <w:r>
           <w:rPr>
             <w:color w:val="1D4ED8"/>
@@ -22062,7 +29361,7 @@
         </w:rPr>
         <w:t xml:space="preserve">Lal, A., Datta, B., 2019. Application of monitoring network design and feedback information for adaptive management of coastal groundwater resources. Int. J. Environ. Res. Public Health 16 (22), 4365. </w:t>
       </w:r>
-      <w:hyperlink w:history="1" r:id="rIdsm14uc2qaxv6w6dd6sh4o">
+      <w:hyperlink w:history="1" r:id="rIdefmvnuqrtqmrcx2uqkd1l">
         <w:r>
           <w:rPr>
             <w:color w:val="1D4ED8"/>
@@ -22087,7 +29386,7 @@
         </w:rPr>
         <w:t xml:space="preserve">Lindley, D.V., 1956. On a measure of the information provided by an experiment. Ann. Math. Stat. 27 (4), 986–1005. </w:t>
       </w:r>
-      <w:hyperlink w:history="1" r:id="rIdmgdxitosl-ap3wb0hgiiw">
+      <w:hyperlink w:history="1" r:id="rIdod13r6fnniy686we_mxky">
         <w:r>
           <w:rPr>
             <w:color w:val="1D4ED8"/>
@@ -22112,7 +29411,7 @@
         </w:rPr>
         <w:t xml:space="preserve">Lu, C., Werner, A.D., 2013. Timescales of seawater intrusion and retreat. Adv. Water Resour. 59, 39–51. </w:t>
       </w:r>
-      <w:hyperlink w:history="1" r:id="rIdshu4imuu0-dub1cwq_00d">
+      <w:hyperlink w:history="1" r:id="rIdcfip-toxkxmps9q2iikco">
         <w:r>
           <w:rPr>
             <w:color w:val="1D4ED8"/>
@@ -22137,7 +29436,7 @@
         </w:rPr>
         <w:t xml:space="preserve">Mantoglou, A., 2003. Pumping management of coastal aquifers using analytical models of saltwater intrusion. Water Resour. Res. 39 (12), 1335. </w:t>
       </w:r>
-      <w:hyperlink w:history="1" r:id="rIdsis34gsjcit05x4kpqpls">
+      <w:hyperlink w:history="1" r:id="rIdh_ulzqx8_cl7w3wf9zjc5">
         <w:r>
           <w:rPr>
             <w:color w:val="1D4ED8"/>
@@ -22176,7 +29475,7 @@
         </w:rPr>
         <w:t xml:space="preserve">Millero, F.J., Feistel, R., Wright, D.G., McDougall, T.J., 2008. The composition of Standard Seawater and the definition of the Reference-Composition Salinity Scale. Deep Sea Res. Part I Oceanogr. Res. Pap. 55 (1), 50–72. </w:t>
       </w:r>
-      <w:hyperlink w:history="1" r:id="rId6m8bbtrtoxw4xydy58zhs">
+      <w:hyperlink w:history="1" r:id="rIdcvuer-4hmuj_4kpxveumx">
         <w:r>
           <w:rPr>
             <w:color w:val="1D4ED8"/>
@@ -22201,7 +29500,7 @@
         </w:rPr>
         <w:t xml:space="preserve">Neuberger, J.N., Alexanderian, A., van Bloemen Waanders, B., 2025. Goal oriented optimal design of infinite-dimensional Bayesian inverse problems using quadratic approximations. J. Sci. Comput. 105 (2), 55. </w:t>
       </w:r>
-      <w:hyperlink w:history="1" r:id="rId6kwrg-uhhwyclajs_ecrz">
+      <w:hyperlink w:history="1" r:id="rIdkl_5yw7xgvj6zfedc0ppa">
         <w:r>
           <w:rPr>
             <w:color w:val="1D4ED8"/>
@@ -22226,7 +29525,7 @@
         </w:rPr>
         <w:t xml:space="preserve">Pearl, J., 2009. Causality: Models, Reasoning, and Inference, second ed. Cambridge University Press, Cambridge. </w:t>
       </w:r>
-      <w:hyperlink w:history="1" r:id="rIdgxd28n4byb9ibbb7u4olo">
+      <w:hyperlink w:history="1" r:id="rId9n6bzljn-psx_mgocctmb">
         <w:r>
           <w:rPr>
             <w:color w:val="1D4ED8"/>
@@ -22251,7 +29550,7 @@
         </w:rPr>
         <w:t xml:space="preserve">Pool, M., Carrera, J., 2011. A correction factor to account for mixing in Ghyben-Herzberg and critical pumping rate approximations of seawater intrusion in coastal aquifers. Water Resour. Res. 47 (5), W05506. </w:t>
       </w:r>
-      <w:hyperlink w:history="1" r:id="rIdtnka6nopkbrgrbngomert">
+      <w:hyperlink w:history="1" r:id="rIdreicmmqvrvqvx_hlhjzsv">
         <w:r>
           <w:rPr>
             <w:color w:val="1D4ED8"/>
@@ -22276,7 +29575,7 @@
         </w:rPr>
         <w:t xml:space="preserve">Rainforth, T., Foster, A., Ivanova, D.R., Bickford Smith, F., 2024. Modern Bayesian experimental design. Stat. Sci. 39 (1), 100–114. </w:t>
       </w:r>
-      <w:hyperlink w:history="1" r:id="rIdtcl9bxbqwtrczwa-lxxe2">
+      <w:hyperlink w:history="1" r:id="rIdsaqx5xy6ggbjtexztr_1d">
         <w:r>
           <w:rPr>
             <w:color w:val="1D4ED8"/>
@@ -22301,7 +29600,7 @@
         </w:rPr>
         <w:t xml:space="preserve">Revelle, R., 1941. Criteria for recognition of the sea water in ground-waters. Trans. Am. Geophys. Union 22 (3), 593–597. </w:t>
       </w:r>
-      <w:hyperlink w:history="1" r:id="rIdceeef9whrdnxnizcrivsa">
+      <w:hyperlink w:history="1" r:id="rIdbolmshs_y6z8xpnmab9cj">
         <w:r>
           <w:rPr>
             <w:color w:val="1D4ED8"/>
@@ -22326,7 +29625,7 @@
         </w:rPr>
         <w:t xml:space="preserve">Robins, J.M., Hernán, M.A., Brumback, B., 2000. Marginal structural models and causal inference in epidemiology. Epidemiology 11 (5), 550–560. </w:t>
       </w:r>
-      <w:hyperlink w:history="1" r:id="rIdmjw3w-63tytej6gfp3zrd">
+      <w:hyperlink w:history="1" r:id="rIdercygd9axkyw8mad3lh3q">
         <w:r>
           <w:rPr>
             <w:color w:val="1D4ED8"/>
@@ -22351,7 +29650,7 @@
         </w:rPr>
         <w:t xml:space="preserve">Rytgaard, H.C., Gerds, T.A., van der Laan, M.J., 2022. Continuous-time targeted minimum loss-based estimation of intervention-specific mean outcomes. Ann. Stat. 50 (5), 2469–2491. </w:t>
       </w:r>
-      <w:hyperlink w:history="1" r:id="rId7kc2pezfpqorq_1nuidoa">
+      <w:hyperlink w:history="1" r:id="rIdhs-hwur_wea0vear2xsbp">
         <w:r>
           <w:rPr>
             <w:color w:val="1D4ED8"/>
@@ -22376,7 +29675,7 @@
         </w:rPr>
         <w:t xml:space="preserve">Scheffer, M., Bascompte, J., Brock, W.A., Brovkin, V., Carpenter, S.R., Dakos, V., Held, H., van Nes, E.H., Rietkerk, M., Sugihara, G., 2009. Early-warning signals for critical transitions. Nature 461 (7260), 53–59. </w:t>
       </w:r>
-      <w:hyperlink w:history="1" r:id="rId4ecyt_cepmr_rtxpx1iac">
+      <w:hyperlink w:history="1" r:id="rIduzyifaw8gcqwk9yje-_co">
         <w:r>
           <w:rPr>
             <w:color w:val="1D4ED8"/>
@@ -22401,7 +29700,7 @@
         </w:rPr>
         <w:t xml:space="preserve">Schreiber, T., 2000. Measuring information transfer. Phys. Rev. Lett. 85 (2), 461–464. </w:t>
       </w:r>
-      <w:hyperlink w:history="1" r:id="rIdv9oh5tzbqphkof-dasrez">
+      <w:hyperlink w:history="1" r:id="rIdty-f8tuqe9vpusa-a4sdm">
         <w:r>
           <w:rPr>
             <w:color w:val="1D4ED8"/>
@@ -22426,7 +29725,7 @@
         </w:rPr>
         <w:t xml:space="preserve">Sreekanth, J., Datta, B., 2010. Multi-objective management of saltwater intrusion in coastal aquifers using genetic programming and modular neural network based surrogate models. J. Hydrol. 393 (3–4), 245–256. </w:t>
       </w:r>
-      <w:hyperlink w:history="1" r:id="rIdaytdlzibqfwlnduru62s9">
+      <w:hyperlink w:history="1" r:id="rIdcwxjaf37ruj_ij42o68kv">
         <w:r>
           <w:rPr>
             <w:color w:val="1D4ED8"/>
@@ -22451,7 +29750,7 @@
         </w:rPr>
         <w:t xml:space="preserve">Strack, O.D.L., 1976. A single-potential solution for regional interface problems in coastal aquifers. Water Resour. Res. 12 (6), 1165–1174. </w:t>
       </w:r>
-      <w:hyperlink w:history="1" r:id="rIdus8m_dyw9iawrm9v4zirw">
+      <w:hyperlink w:history="1" r:id="rIdcjegxf9ypyv2uf19ngva2">
         <w:r>
           <w:rPr>
             <w:color w:val="1D4ED8"/>
@@ -22490,7 +29789,7 @@
         </w:rPr>
         <w:t xml:space="preserve">Syring, N., Martin, R., 2019. Calibrating general posterior credible regions. Biometrika 106 (2), 479–486. </w:t>
       </w:r>
-      <w:hyperlink w:history="1" r:id="rIdydro03cx7dcklvvoeln04">
+      <w:hyperlink w:history="1" r:id="rIddb013lkfokp6zkzxzx7o8">
         <w:r>
           <w:rPr>
             <w:color w:val="1D4ED8"/>
@@ -22515,7 +29814,7 @@
         </w:rPr>
         <w:t xml:space="preserve">Tian, J., Pearl, J., 2000. Probabilities of causation: Bounds and identification. Ann. Math. Artif. Intell. 28, 287–313. </w:t>
       </w:r>
-      <w:hyperlink w:history="1" r:id="rIdfjhaaion2ejhqq1jf97sx">
+      <w:hyperlink w:history="1" r:id="rIdm-9fvcp0lfmlw8dd8mpoe">
         <w:r>
           <w:rPr>
             <w:color w:val="1D4ED8"/>
@@ -22540,7 +29839,7 @@
         </w:rPr>
         <w:t xml:space="preserve">van der Laan, M.J., Rose, S., 2011. Targeted Learning: Causal Inference for Observational and Experimental Data. Springer, New York. </w:t>
       </w:r>
-      <w:hyperlink w:history="1" r:id="rIdsulmr4n37pzmfnlgi509k">
+      <w:hyperlink w:history="1" r:id="rIduv3rbb3gbh-3n8m8dzfkf">
         <w:r>
           <w:rPr>
             <w:color w:val="1D4ED8"/>
@@ -22565,7 +29864,7 @@
         </w:rPr>
         <w:t xml:space="preserve">Werner, A.D., Bakker, M., Post, V.E.A., Vandenbohede, A., Lu, C., Ataie-Ashtiani, B., Simmons, C.T., Barry, D.A., 2013. Seawater intrusion processes, investigation and management: Recent advances and future challenges. Adv. Water Resour. 51, 3–26. </w:t>
       </w:r>
-      <w:hyperlink w:history="1" r:id="rIdk5gjhps8caq37ekbmomfu">
+      <w:hyperlink w:history="1" r:id="rIdgzqix0ke6xyn52agsnn5p">
         <w:r>
           <w:rPr>
             <w:color w:val="1D4ED8"/>
@@ -22590,7 +29889,7 @@
         </w:rPr>
         <w:t xml:space="preserve">Williams, P.L., Beer, R.D., 2010. Nonnegative decomposition of multivariate information. arXiv preprint arXiv:1004.2515. </w:t>
       </w:r>
-      <w:hyperlink w:history="1" r:id="rIdbvbfmigkhtxk-caa5-vui">
+      <w:hyperlink w:history="1" r:id="rIdnqap2xzfs3ob-huyscn-1">
         <w:r>
           <w:rPr>
             <w:color w:val="1D4ED8"/>
@@ -22629,7 +29928,7 @@
         </w:rPr>
         <w:t xml:space="preserve">Zeqiraj, D., 2026. Goal-oriented Bayesian experimental design for variable-density seawater intrusion: Adjoint expected information gain for joint monitoring and managed-aquifer-recharge placement. J. Hydrol. 680, 136559. </w:t>
       </w:r>
-      <w:hyperlink w:history="1" r:id="rId2yeztxhsz-0aszyiculuy">
+      <w:hyperlink w:history="1" r:id="rIdu5zpo_kwe9-q3b0ow7okv">
         <w:r>
           <w:rPr>
             <w:color w:val="1D4ED8"/>
